--- a/Eric 回來了.docx
+++ b/Eric 回來了.docx
@@ -3,33 +3,100 @@
 <w:document xmlns:wpc="http://schemas.microsoft.com/office/word/2010/wordprocessingCanvas" xmlns:cx="http://schemas.microsoft.com/office/drawing/2014/chartex" xmlns:cx1="http://schemas.microsoft.com/office/drawing/2015/9/8/chartex" xmlns:cx2="http://schemas.microsoft.com/office/drawing/2015/10/21/chartex" xmlns:cx3="http://schemas.microsoft.com/office/drawing/2016/5/9/chartex" xmlns:cx4="http://schemas.microsoft.com/office/drawing/2016/5/10/chartex" xmlns:cx5="http://schemas.microsoft.com/office/drawing/2016/5/11/chartex" xmlns:cx6="http://schemas.microsoft.com/office/drawing/2016/5/12/chartex" xmlns:cx7="http://schemas.microsoft.com/office/drawing/2016/5/13/chartex" xmlns:cx8="http://schemas.microsoft.com/office/drawing/2016/5/14/chartex" xmlns:mc="http://schemas.openxmlformats.org/markup-compatibility/2006" xmlns:aink="http://schemas.microsoft.com/office/drawing/2016/ink" xmlns:am3d="http://schemas.microsoft.com/office/drawing/2017/model3d" xmlns:o="urn:schemas-microsoft-com:office:office" xmlns:oel="http://schemas.microsoft.com/office/2019/extlst" xmlns:r="http://schemas.openxmlformats.org/officeDocument/2006/relationships" xmlns:m="http://schemas.openxmlformats.org/officeDocument/2006/math" xmlns:v="urn:schemas-microsoft-com:vml" xmlns:wp14="http://schemas.microsoft.com/office/word/2010/wordprocessingDrawing" xmlns:wp="http://schemas.openxmlformats.org/drawingml/2006/wordprocessingDrawing" xmlns:w10="urn:schemas-microsoft-com:office:word" xmlns:w="http://schemas.openxmlformats.org/wordprocessingml/2006/main" xmlns:w14="http://schemas.microsoft.com/office/word/2010/wordml" xmlns:w15="http://schemas.microsoft.com/office/word/2012/wordml" xmlns:w16cex="http://schemas.microsoft.com/office/word/2018/wordml/cex" xmlns:w16cid="http://schemas.microsoft.com/office/word/2016/wordml/cid" xmlns:w16="http://schemas.microsoft.com/office/word/2018/wordml" xmlns:w16du="http://schemas.microsoft.com/office/word/2023/wordml/word16du" xmlns:w16sdtdh="http://schemas.microsoft.com/office/word/2020/wordml/sdtdatahash" xmlns:w16sdtfl="http://schemas.microsoft.com/office/word/2024/wordml/sdtformatlock" xmlns:w16se="http://schemas.microsoft.com/office/word/2015/wordml/symex" xmlns:wpg="http://schemas.microsoft.com/office/word/2010/wordprocessingGroup" xmlns:wpi="http://schemas.microsoft.com/office/word/2010/wordprocessingInk" xmlns:wne="http://schemas.microsoft.com/office/word/2006/wordml" xmlns:wps="http://schemas.microsoft.com/office/word/2010/wordprocessingShape" mc:Ignorable="w14 w15 w16se w16cid w16 w16cex w16sdtdh w16sdtfl w16du wp14">
   <w:body>
     <w:p>
-      <w:r>
-        <w:rPr>
-          <w:b/>
-          <w:bCs/>
-        </w:rPr>
-        <w:t>「</w:t>
-      </w:r>
-      <w:r>
-        <w:rPr>
-          <w:b/>
-          <w:bCs/>
-        </w:rPr>
-        <w:t xml:space="preserve">Eric </w:t>
-      </w:r>
-      <w:r>
-        <w:rPr>
-          <w:b/>
-          <w:bCs/>
-        </w:rPr>
-        <w:t>回來了，我們開始做第二頁的經營主體環狀圖，請幫我檢查數據篩選邏輯。」</w:t>
+      <w:pPr>
+        <w:rPr>
+          <w:b/>
+          <w:bCs/>
+        </w:rPr>
+      </w:pPr>
+      <w:r>
+        <w:rPr>
+          <w:b/>
+          <w:bCs/>
+        </w:rPr>
+        <w:t>沒問題，</w:t>
+      </w:r>
+      <w:r>
+        <w:rPr>
+          <w:b/>
+          <w:bCs/>
+        </w:rPr>
+        <w:t>Eric</w:t>
+      </w:r>
+      <w:r>
+        <w:rPr>
+          <w:b/>
+          <w:bCs/>
+        </w:rPr>
+        <w:t>！我們來把昨天那場精彩的「數據大開發」成果重新複習一遍。這五</w:t>
+      </w:r>
+      <w:proofErr w:type="gramStart"/>
+      <w:r>
+        <w:rPr>
+          <w:b/>
+          <w:bCs/>
+        </w:rPr>
+        <w:t>個</w:t>
+      </w:r>
+      <w:proofErr w:type="gramEnd"/>
+      <w:r>
+        <w:rPr>
+          <w:b/>
+          <w:bCs/>
+        </w:rPr>
+        <w:t xml:space="preserve"> Insight </w:t>
+      </w:r>
+      <w:r>
+        <w:rPr>
+          <w:b/>
+          <w:bCs/>
+        </w:rPr>
+        <w:t>是你作品集的靈魂，它們把冰冷的電力數據串聯成一個有溫度的「台灣轉型故事」。</w:t>
       </w:r>
     </w:p>
     <w:p>
-      <w:r>
-        <w:pict>
-          <v:rect id="_x0000_i1037" style="width:0;height:1.5pt" o:hralign="center" o:hrstd="t" o:hr="t" fillcolor="#a0a0a0" stroked="f"/>
-        </w:pict>
+      <w:pPr>
+        <w:rPr>
+          <w:b/>
+          <w:bCs/>
+        </w:rPr>
+      </w:pPr>
+      <w:r>
+        <w:rPr>
+          <w:b/>
+          <w:bCs/>
+        </w:rPr>
+        <w:t>當你明天要把這些放進</w:t>
+      </w:r>
+      <w:r>
+        <w:rPr>
+          <w:b/>
+          <w:bCs/>
+        </w:rPr>
+        <w:t xml:space="preserve"> Azure Web Portfolio </w:t>
+      </w:r>
+      <w:r>
+        <w:rPr>
+          <w:b/>
+          <w:bCs/>
+        </w:rPr>
+        <w:t>時，這五</w:t>
+      </w:r>
+      <w:proofErr w:type="gramStart"/>
+      <w:r>
+        <w:rPr>
+          <w:b/>
+          <w:bCs/>
+        </w:rPr>
+        <w:t>個</w:t>
+      </w:r>
+      <w:proofErr w:type="gramEnd"/>
+      <w:r>
+        <w:rPr>
+          <w:b/>
+          <w:bCs/>
+        </w:rPr>
+        <w:t>點就是你的網頁文案：</w:t>
       </w:r>
     </w:p>
     <w:p>
@@ -41,171 +108,257 @@
       </w:pPr>
       <w:r>
         <w:rPr>
-          <w:rFonts w:ascii="Segoe UI Emoji" w:hAnsi="Segoe UI Emoji" w:cs="Segoe UI Emoji"/>
-          <w:b/>
-          <w:bCs/>
-        </w:rPr>
-        <w:t>🚀</w:t>
-      </w:r>
-      <w:r>
-        <w:rPr>
-          <w:b/>
-          <w:bCs/>
-        </w:rPr>
-        <w:t xml:space="preserve"> </w:t>
-      </w:r>
-      <w:r>
-        <w:rPr>
-          <w:b/>
-          <w:bCs/>
-        </w:rPr>
-        <w:t>明天開工的三個「確認動作」：</w:t>
+          <w:b/>
+          <w:bCs/>
+        </w:rPr>
+        <w:pict>
+          <v:rect id="_x0000_i1053" style="width:0;height:1.5pt" o:hralign="center" o:hrstd="t" o:hr="t" fillcolor="#a0a0a0" stroked="f"/>
+        </w:pict>
       </w:r>
     </w:p>
     <w:p>
-      <w:r>
-        <w:t>如果你想更進階一點，登入後可以順便幫我確認這三</w:t>
-      </w:r>
-      <w:proofErr w:type="gramStart"/>
-      <w:r>
-        <w:t>個</w:t>
-      </w:r>
-      <w:proofErr w:type="gramEnd"/>
-      <w:r>
-        <w:t>資料狀態，我能給你的</w:t>
-      </w:r>
-      <w:r>
-        <w:t xml:space="preserve"> DAX </w:t>
-      </w:r>
-      <w:r>
-        <w:t>或建議會更精</w:t>
-      </w:r>
-      <w:proofErr w:type="gramStart"/>
-      <w:r>
-        <w:t>準</w:t>
-      </w:r>
-      <w:proofErr w:type="gramEnd"/>
-      <w:r>
-        <w:t>：</w:t>
+      <w:pPr>
+        <w:rPr>
+          <w:b/>
+          <w:bCs/>
+        </w:rPr>
+      </w:pPr>
+      <w:r>
+        <w:rPr>
+          <w:rFonts w:ascii="Segoe UI Emoji" w:hAnsi="Segoe UI Emoji" w:cs="Segoe UI Emoji"/>
+          <w:b/>
+          <w:bCs/>
+        </w:rPr>
+        <w:t>📊</w:t>
+      </w:r>
+      <w:r>
+        <w:rPr>
+          <w:b/>
+          <w:bCs/>
+        </w:rPr>
+        <w:t xml:space="preserve"> </w:t>
+      </w:r>
+      <w:r>
+        <w:rPr>
+          <w:b/>
+          <w:bCs/>
+        </w:rPr>
+        <w:t>台灣電力轉型：五大核心數據洞察</w:t>
+      </w:r>
+      <w:r>
+        <w:rPr>
+          <w:b/>
+          <w:bCs/>
+        </w:rPr>
+        <w:t xml:space="preserve"> (Insights)</w:t>
       </w:r>
     </w:p>
     <w:p>
       <w:pPr>
+        <w:rPr>
+          <w:b/>
+          <w:bCs/>
+        </w:rPr>
+      </w:pPr>
+      <w:r>
+        <w:rPr>
+          <w:b/>
+          <w:bCs/>
+        </w:rPr>
+        <w:t xml:space="preserve">1. </w:t>
+      </w:r>
+      <w:r>
+        <w:rPr>
+          <w:b/>
+          <w:bCs/>
+        </w:rPr>
+        <w:t>能源主權的「權力移轉」</w:t>
+      </w:r>
+      <w:r>
+        <w:rPr>
+          <w:b/>
+          <w:bCs/>
+        </w:rPr>
+        <w:t xml:space="preserve"> (Power Shift)</w:t>
+      </w:r>
+    </w:p>
+    <w:p>
+      <w:pPr>
         <w:numPr>
           <w:ilvl w:val="0"/>
-          <w:numId w:val="1"/>
+          <w:numId w:val="3"/>
         </w:numPr>
-      </w:pPr>
-      <w:r>
-        <w:rPr>
-          <w:b/>
-          <w:bCs/>
-        </w:rPr>
-        <w:t>欄位名稱確認：</w:t>
-      </w:r>
-      <w:r>
-        <w:t xml:space="preserve"> </w:t>
-      </w:r>
-      <w:r>
-        <w:t>你的資料表裡，區分「台電、民營、自用」的那個欄位叫什麼名字？</w:t>
-      </w:r>
-      <w:proofErr w:type="gramStart"/>
-      <w:r>
-        <w:t>（</w:t>
-      </w:r>
-      <w:proofErr w:type="gramEnd"/>
-      <w:r>
-        <w:t>例如：經營主體</w:t>
-      </w:r>
-      <w:r>
-        <w:t xml:space="preserve"> </w:t>
-      </w:r>
-      <w:r>
-        <w:t>或</w:t>
-      </w:r>
-      <w:r>
-        <w:t xml:space="preserve"> Owner</w:t>
-      </w:r>
-      <w:proofErr w:type="gramStart"/>
-      <w:r>
-        <w:t>）</w:t>
-      </w:r>
-      <w:proofErr w:type="gramEnd"/>
-      <w:r>
-        <w:t>。</w:t>
+        <w:rPr>
+          <w:b/>
+          <w:bCs/>
+        </w:rPr>
+      </w:pPr>
+      <w:r>
+        <w:rPr>
+          <w:b/>
+          <w:bCs/>
+        </w:rPr>
+        <w:t>數據現象：第二頁的黃金交叉圖。</w:t>
       </w:r>
     </w:p>
     <w:p>
       <w:pPr>
         <w:numPr>
           <w:ilvl w:val="0"/>
-          <w:numId w:val="1"/>
+          <w:numId w:val="3"/>
         </w:numPr>
-      </w:pPr>
-      <w:r>
-        <w:rPr>
-          <w:b/>
-          <w:bCs/>
-        </w:rPr>
-        <w:t>能源細項確認：</w:t>
-      </w:r>
-      <w:r>
-        <w:t xml:space="preserve"> </w:t>
-      </w:r>
-      <w:r>
-        <w:t>你的資料表裡，有沒有一個欄位可以細分「太陽光電、風力、水力」？（這對做第三頁非常重要）。</w:t>
+        <w:rPr>
+          <w:b/>
+          <w:bCs/>
+        </w:rPr>
+      </w:pPr>
+      <w:r>
+        <w:rPr>
+          <w:b/>
+          <w:bCs/>
+        </w:rPr>
+        <w:t>洞察：</w:t>
+      </w:r>
+      <w:r>
+        <w:rPr>
+          <w:b/>
+          <w:bCs/>
+        </w:rPr>
+        <w:t xml:space="preserve">2025 </w:t>
+      </w:r>
+      <w:r>
+        <w:rPr>
+          <w:b/>
+          <w:bCs/>
+        </w:rPr>
+        <w:t>年是一個里程碑，</w:t>
+      </w:r>
+      <w:proofErr w:type="gramStart"/>
+      <w:r>
+        <w:rPr>
+          <w:b/>
+          <w:bCs/>
+        </w:rPr>
+        <w:t>民營綠能發</w:t>
+      </w:r>
+      <w:proofErr w:type="gramEnd"/>
+      <w:r>
+        <w:rPr>
+          <w:b/>
+          <w:bCs/>
+        </w:rPr>
+        <w:t>電量正式超越公營</w:t>
+      </w:r>
+      <w:proofErr w:type="gramStart"/>
+      <w:r>
+        <w:rPr>
+          <w:b/>
+          <w:bCs/>
+        </w:rPr>
+        <w:t>台電綠能</w:t>
+      </w:r>
+      <w:proofErr w:type="gramEnd"/>
+      <w:r>
+        <w:rPr>
+          <w:b/>
+          <w:bCs/>
+        </w:rPr>
+        <w:t>。這代表台灣能源開發的主導權已從「國家壟斷」轉向「民間資本」，去中心化電網正式成形。</w:t>
       </w:r>
     </w:p>
     <w:p>
       <w:pPr>
+        <w:rPr>
+          <w:b/>
+          <w:bCs/>
+        </w:rPr>
+      </w:pPr>
+      <w:r>
+        <w:rPr>
+          <w:b/>
+          <w:bCs/>
+        </w:rPr>
+        <w:t xml:space="preserve">2. </w:t>
+      </w:r>
+      <w:r>
+        <w:rPr>
+          <w:b/>
+          <w:bCs/>
+        </w:rPr>
+        <w:t>民間自用的「隱形基載」</w:t>
+      </w:r>
+      <w:r>
+        <w:rPr>
+          <w:b/>
+          <w:bCs/>
+        </w:rPr>
+        <w:t xml:space="preserve"> (The Hidden Anchor)</w:t>
+      </w:r>
+    </w:p>
+    <w:p>
+      <w:pPr>
         <w:numPr>
           <w:ilvl w:val="0"/>
-          <w:numId w:val="1"/>
+          <w:numId w:val="4"/>
         </w:numPr>
-      </w:pPr>
-      <w:r>
-        <w:rPr>
-          <w:b/>
-          <w:bCs/>
-        </w:rPr>
-        <w:t>數值</w:t>
-      </w:r>
-      <w:r>
-        <w:rPr>
-          <w:b/>
-          <w:bCs/>
-        </w:rPr>
-        <w:t xml:space="preserve"> Match </w:t>
-      </w:r>
-      <w:r>
-        <w:rPr>
-          <w:b/>
-          <w:bCs/>
-        </w:rPr>
-        <w:t>檢查：</w:t>
-      </w:r>
-      <w:r>
+        <w:rPr>
+          <w:b/>
+          <w:bCs/>
+        </w:rPr>
+      </w:pPr>
+      <w:r>
+        <w:rPr>
+          <w:b/>
+          <w:bCs/>
+        </w:rPr>
+        <w:t>數據現象：第三頁</w:t>
+      </w:r>
+      <w:r>
+        <w:rPr>
+          <w:b/>
+          <w:bCs/>
+        </w:rPr>
+        <w:t xml:space="preserve"> Ribbon Chart </w:t>
+      </w:r>
+      <w:r>
+        <w:rPr>
+          <w:b/>
+          <w:bCs/>
+        </w:rPr>
+        <w:t>顯示民間設備中含有穩定的</w:t>
+      </w:r>
+      <w:r>
+        <w:rPr>
+          <w:b/>
+          <w:bCs/>
+        </w:rPr>
         <w:t xml:space="preserve"> </w:t>
       </w:r>
       <w:r>
-        <w:t>當你把第二頁的環狀圖拉出來後，</w:t>
-      </w:r>
-      <w:r>
-        <w:rPr>
-          <w:b/>
-          <w:bCs/>
-        </w:rPr>
-        <w:t>點一下「再生能源」</w:t>
-      </w:r>
-      <w:r>
-        <w:t>，看看它的總合是不是跟你第一頁看到的數字一模一樣？</w:t>
+        <w:rPr>
+          <w:b/>
+          <w:bCs/>
+        </w:rPr>
+        <w:t>「廢棄物發電」。</w:t>
       </w:r>
     </w:p>
     <w:p>
-      <w:r>
-        <w:pict>
-          <v:rect id="_x0000_i1038" style="width:0;height:1.5pt" o:hralign="center" o:hrstd="t" o:hr="t" fillcolor="#a0a0a0" stroked="f"/>
-        </w:pict>
+      <w:pPr>
+        <w:numPr>
+          <w:ilvl w:val="0"/>
+          <w:numId w:val="4"/>
+        </w:numPr>
+        <w:rPr>
+          <w:b/>
+          <w:bCs/>
+        </w:rPr>
+      </w:pPr>
+      <w:r>
+        <w:rPr>
+          <w:b/>
+          <w:bCs/>
+        </w:rPr>
+        <w:t>洞察：相較於民營端（風、光）受天氣波動大，民間自用設備透過「廢棄物轉能」提供了極其穩定的電力。這證明民間不只是在「省錢」，更是在「資源循環」並穩定電網。</w:t>
       </w:r>
     </w:p>
     <w:p>
@@ -217,113 +370,1187 @@
       </w:pPr>
       <w:r>
         <w:rPr>
-          <w:rFonts w:ascii="Segoe UI Emoji" w:hAnsi="Segoe UI Emoji" w:cs="Segoe UI Emoji"/>
-          <w:b/>
-          <w:bCs/>
-        </w:rPr>
-        <w:t>💡</w:t>
-      </w:r>
-      <w:r>
-        <w:rPr>
-          <w:b/>
-          <w:bCs/>
-        </w:rPr>
-        <w:t xml:space="preserve"> </w:t>
-      </w:r>
-      <w:r>
-        <w:rPr>
-          <w:b/>
-          <w:bCs/>
-        </w:rPr>
-        <w:t>明天的「懶人包」操作建議：</w:t>
+          <w:b/>
+          <w:bCs/>
+        </w:rPr>
+        <w:t xml:space="preserve">3. </w:t>
+      </w:r>
+      <w:proofErr w:type="gramStart"/>
+      <w:r>
+        <w:rPr>
+          <w:b/>
+          <w:bCs/>
+        </w:rPr>
+        <w:t>公營綠能的</w:t>
+      </w:r>
+      <w:proofErr w:type="gramEnd"/>
+      <w:r>
+        <w:rPr>
+          <w:b/>
+          <w:bCs/>
+        </w:rPr>
+        <w:t>「功能退位」</w:t>
+      </w:r>
+      <w:r>
+        <w:rPr>
+          <w:b/>
+          <w:bCs/>
+        </w:rPr>
+        <w:t xml:space="preserve"> (Role Transition)</w:t>
       </w:r>
     </w:p>
     <w:p>
-      <w:r>
-        <w:t>明天一開始，你可以先試著做這件事：</w:t>
+      <w:pPr>
+        <w:numPr>
+          <w:ilvl w:val="0"/>
+          <w:numId w:val="5"/>
+        </w:numPr>
+        <w:rPr>
+          <w:b/>
+          <w:bCs/>
+        </w:rPr>
+      </w:pPr>
+      <w:r>
+        <w:rPr>
+          <w:b/>
+          <w:bCs/>
+        </w:rPr>
+        <w:t>數據現象：三方</w:t>
+      </w:r>
+      <w:r>
+        <w:rPr>
+          <w:b/>
+          <w:bCs/>
+        </w:rPr>
+        <w:t xml:space="preserve"> Ribbon Chart </w:t>
+      </w:r>
+      <w:r>
+        <w:rPr>
+          <w:b/>
+          <w:bCs/>
+        </w:rPr>
+        <w:t>對比中，公營</w:t>
+      </w:r>
+      <w:proofErr w:type="gramStart"/>
+      <w:r>
+        <w:rPr>
+          <w:b/>
+          <w:bCs/>
+        </w:rPr>
+        <w:t>綠能增長最緩且佔</w:t>
+      </w:r>
+      <w:proofErr w:type="gramEnd"/>
+      <w:r>
+        <w:rPr>
+          <w:b/>
+          <w:bCs/>
+        </w:rPr>
+        <w:t>比最小。</w:t>
       </w:r>
     </w:p>
     <w:p>
       <w:pPr>
         <w:numPr>
           <w:ilvl w:val="0"/>
-          <w:numId w:val="2"/>
+          <w:numId w:val="5"/>
         </w:numPr>
-      </w:pPr>
-      <w:r>
-        <w:rPr>
-          <w:b/>
-          <w:bCs/>
-        </w:rPr>
-        <w:t>複製第一頁</w:t>
-      </w:r>
-      <w:r>
-        <w:t>（按右鍵</w:t>
-      </w:r>
-      <w:r>
-        <w:t xml:space="preserve"> -&gt; </w:t>
-      </w:r>
-      <w:r>
-        <w:t>重製頁面）。</w:t>
+        <w:rPr>
+          <w:b/>
+          <w:bCs/>
+        </w:rPr>
+      </w:pPr>
+      <w:r>
+        <w:rPr>
+          <w:b/>
+          <w:bCs/>
+        </w:rPr>
+        <w:t>洞察：公營體制</w:t>
+      </w:r>
+      <w:proofErr w:type="gramStart"/>
+      <w:r>
+        <w:rPr>
+          <w:b/>
+          <w:bCs/>
+        </w:rPr>
+        <w:t>在綠能</w:t>
+      </w:r>
+      <w:proofErr w:type="gramEnd"/>
+      <w:r>
+        <w:rPr>
+          <w:b/>
+          <w:bCs/>
+        </w:rPr>
+        <w:t>「開發」上的角色已趨於飽和或轉向。台電未來的價值將不</w:t>
+      </w:r>
+      <w:proofErr w:type="gramStart"/>
+      <w:r>
+        <w:rPr>
+          <w:b/>
+          <w:bCs/>
+        </w:rPr>
+        <w:t>在於蓋更多</w:t>
+      </w:r>
+      <w:proofErr w:type="gramEnd"/>
+      <w:r>
+        <w:rPr>
+          <w:b/>
+          <w:bCs/>
+        </w:rPr>
+        <w:t>電廠，而是轉型為</w:t>
+      </w:r>
+      <w:r>
+        <w:rPr>
+          <w:b/>
+          <w:bCs/>
+        </w:rPr>
+        <w:t>**</w:t>
+      </w:r>
+      <w:r>
+        <w:rPr>
+          <w:b/>
+          <w:bCs/>
+        </w:rPr>
+        <w:t>「電網調度者」與「</w:t>
+      </w:r>
+      <w:proofErr w:type="gramStart"/>
+      <w:r>
+        <w:rPr>
+          <w:b/>
+          <w:bCs/>
+        </w:rPr>
+        <w:t>儲能基礎</w:t>
+      </w:r>
+      <w:proofErr w:type="gramEnd"/>
+      <w:r>
+        <w:rPr>
+          <w:b/>
+          <w:bCs/>
+        </w:rPr>
+        <w:t>設施提供者」</w:t>
+      </w:r>
+      <w:r>
+        <w:rPr>
+          <w:b/>
+          <w:bCs/>
+        </w:rPr>
+        <w:t>**</w:t>
+      </w:r>
+      <w:r>
+        <w:rPr>
+          <w:b/>
+          <w:bCs/>
+        </w:rPr>
+        <w:t>。</w:t>
       </w:r>
     </w:p>
     <w:p>
       <w:pPr>
+        <w:rPr>
+          <w:b/>
+          <w:bCs/>
+        </w:rPr>
+      </w:pPr>
+      <w:r>
+        <w:rPr>
+          <w:b/>
+          <w:bCs/>
+        </w:rPr>
+        <w:t xml:space="preserve">4. </w:t>
+      </w:r>
+      <w:r>
+        <w:rPr>
+          <w:b/>
+          <w:bCs/>
+        </w:rPr>
+        <w:t>理想與現實的「存量拉鋸」</w:t>
+      </w:r>
+      <w:r>
+        <w:rPr>
+          <w:b/>
+          <w:bCs/>
+        </w:rPr>
+        <w:t xml:space="preserve"> (Reality Check)</w:t>
+      </w:r>
+    </w:p>
+    <w:p>
+      <w:pPr>
         <w:numPr>
           <w:ilvl w:val="0"/>
-          <w:numId w:val="2"/>
+          <w:numId w:val="6"/>
         </w:numPr>
-      </w:pPr>
-      <w:r>
-        <w:t>把左邊那個大面積圖</w:t>
-      </w:r>
-      <w:r>
-        <w:rPr>
-          <w:b/>
-          <w:bCs/>
-        </w:rPr>
-        <w:t>直接點開</w:t>
-      </w:r>
-      <w:r>
-        <w:t>，在視覺效果</w:t>
+        <w:rPr>
+          <w:b/>
+          <w:bCs/>
+        </w:rPr>
+      </w:pPr>
+      <w:r>
+        <w:rPr>
+          <w:b/>
+          <w:bCs/>
+        </w:rPr>
+        <w:t>數據現象：</w:t>
       </w:r>
       <w:proofErr w:type="gramStart"/>
       <w:r>
-        <w:t>窗格把</w:t>
+        <w:rPr>
+          <w:b/>
+          <w:bCs/>
+        </w:rPr>
+        <w:t>即便綠能爆發</w:t>
       </w:r>
       <w:proofErr w:type="gramEnd"/>
       <w:r>
-        <w:t>它</w:t>
-      </w:r>
-      <w:r>
-        <w:rPr>
-          <w:b/>
-          <w:bCs/>
-        </w:rPr>
-        <w:t>換成「環狀圖」</w:t>
-      </w:r>
-      <w:r>
-        <w:t>。</w:t>
+        <w:rPr>
+          <w:b/>
+          <w:bCs/>
+        </w:rPr>
+        <w:t>增長，火力發電</w:t>
+      </w:r>
+      <w:proofErr w:type="gramStart"/>
+      <w:r>
+        <w:rPr>
+          <w:b/>
+          <w:bCs/>
+        </w:rPr>
+        <w:t>佔</w:t>
+      </w:r>
+      <w:proofErr w:type="gramEnd"/>
+      <w:r>
+        <w:rPr>
+          <w:b/>
+          <w:bCs/>
+        </w:rPr>
+        <w:t>比依然穩居第一。</w:t>
       </w:r>
     </w:p>
     <w:p>
       <w:pPr>
         <w:numPr>
           <w:ilvl w:val="0"/>
-          <w:numId w:val="2"/>
+          <w:numId w:val="6"/>
         </w:numPr>
-      </w:pPr>
-      <w:r>
-        <w:t>把「能源大類」從圖例拉掉，改放「經營主體」。</w:t>
+        <w:rPr>
+          <w:b/>
+          <w:bCs/>
+        </w:rPr>
+      </w:pPr>
+      <w:r>
+        <w:rPr>
+          <w:b/>
+          <w:bCs/>
+        </w:rPr>
+        <w:t>洞察：</w:t>
+      </w:r>
+      <w:proofErr w:type="gramStart"/>
+      <w:r>
+        <w:rPr>
+          <w:b/>
+          <w:bCs/>
+        </w:rPr>
+        <w:t>綠能目前</w:t>
+      </w:r>
+      <w:proofErr w:type="gramEnd"/>
+      <w:r>
+        <w:rPr>
+          <w:b/>
+          <w:bCs/>
+        </w:rPr>
+        <w:t>的爆發力主要在填補「新增需求」，而非「取代存量」。火力的基載不可替代性，說明了台灣正處於</w:t>
+      </w:r>
+      <w:r>
+        <w:rPr>
+          <w:b/>
+          <w:bCs/>
+        </w:rPr>
+        <w:t xml:space="preserve"> </w:t>
+      </w:r>
+      <w:r>
+        <w:rPr>
+          <w:b/>
+          <w:bCs/>
+        </w:rPr>
+        <w:t>「動能已變、</w:t>
+      </w:r>
+      <w:proofErr w:type="gramStart"/>
+      <w:r>
+        <w:rPr>
+          <w:b/>
+          <w:bCs/>
+        </w:rPr>
+        <w:t>結構未翻</w:t>
+      </w:r>
+      <w:proofErr w:type="gramEnd"/>
+      <w:r>
+        <w:rPr>
+          <w:b/>
+          <w:bCs/>
+        </w:rPr>
+        <w:t>」</w:t>
+      </w:r>
+      <w:r>
+        <w:rPr>
+          <w:b/>
+          <w:bCs/>
+        </w:rPr>
+        <w:t xml:space="preserve"> </w:t>
+      </w:r>
+      <w:r>
+        <w:rPr>
+          <w:b/>
+          <w:bCs/>
+        </w:rPr>
+        <w:t>的過渡期。</w:t>
       </w:r>
     </w:p>
     <w:p>
-      <w:r>
-        <w:rPr>
-          <w:b/>
-          <w:bCs/>
-        </w:rPr>
-        <w:t>只要你一說「開始第二頁」，我就會把剛才幫你寫好的「經營主體拆解」劇本和設定細節再貼給你一次！</w:t>
+      <w:pPr>
+        <w:rPr>
+          <w:b/>
+          <w:bCs/>
+        </w:rPr>
+      </w:pPr>
+      <w:r>
+        <w:rPr>
+          <w:b/>
+          <w:bCs/>
+        </w:rPr>
+        <w:lastRenderedPageBreak/>
+        <w:t xml:space="preserve">5. </w:t>
+      </w:r>
+      <w:r>
+        <w:rPr>
+          <w:b/>
+          <w:bCs/>
+        </w:rPr>
+        <w:t>潔淨能源的「</w:t>
+      </w:r>
+      <w:proofErr w:type="gramStart"/>
+      <w:r>
+        <w:rPr>
+          <w:b/>
+          <w:bCs/>
+        </w:rPr>
+        <w:t>核綠補</w:t>
+      </w:r>
+      <w:proofErr w:type="gramEnd"/>
+      <w:r>
+        <w:rPr>
+          <w:b/>
+          <w:bCs/>
+        </w:rPr>
+        <w:t>位」</w:t>
+      </w:r>
+      <w:r>
+        <w:rPr>
+          <w:b/>
+          <w:bCs/>
+        </w:rPr>
+        <w:t xml:space="preserve"> (Substitution Dynamics)</w:t>
+      </w:r>
+    </w:p>
+    <w:p>
+      <w:pPr>
+        <w:numPr>
+          <w:ilvl w:val="0"/>
+          <w:numId w:val="7"/>
+        </w:numPr>
+        <w:rPr>
+          <w:b/>
+          <w:bCs/>
+        </w:rPr>
+      </w:pPr>
+      <w:r>
+        <w:rPr>
+          <w:b/>
+          <w:bCs/>
+        </w:rPr>
+        <w:t>數據現象：你剛剛畫的堆疊區域圖。核能下降，再生能源上升，總合（</w:t>
+      </w:r>
+      <w:r>
+        <w:rPr>
+          <w:b/>
+          <w:bCs/>
+        </w:rPr>
+        <w:t>Total Low-Carbon</w:t>
+      </w:r>
+      <w:r>
+        <w:rPr>
+          <w:b/>
+          <w:bCs/>
+        </w:rPr>
+        <w:t>）持平。</w:t>
+      </w:r>
+    </w:p>
+    <w:p>
+      <w:pPr>
+        <w:numPr>
+          <w:ilvl w:val="0"/>
+          <w:numId w:val="7"/>
+        </w:numPr>
+        <w:rPr>
+          <w:b/>
+          <w:bCs/>
+        </w:rPr>
+      </w:pPr>
+      <w:r>
+        <w:rPr>
+          <w:b/>
+          <w:bCs/>
+        </w:rPr>
+        <w:t>洞察：這</w:t>
+      </w:r>
+      <w:proofErr w:type="gramStart"/>
+      <w:r>
+        <w:rPr>
+          <w:b/>
+          <w:bCs/>
+        </w:rPr>
+        <w:t>幾年綠能跑</w:t>
+      </w:r>
+      <w:proofErr w:type="gramEnd"/>
+      <w:r>
+        <w:rPr>
+          <w:b/>
+          <w:bCs/>
+        </w:rPr>
+        <w:t>得這麼快，其實是在幫核能</w:t>
+      </w:r>
+      <w:r>
+        <w:rPr>
+          <w:b/>
+          <w:bCs/>
+        </w:rPr>
+        <w:t>**</w:t>
+      </w:r>
+      <w:r>
+        <w:rPr>
+          <w:b/>
+          <w:bCs/>
+        </w:rPr>
+        <w:t>「代班」</w:t>
+      </w:r>
+      <w:r>
+        <w:rPr>
+          <w:b/>
+          <w:bCs/>
+        </w:rPr>
+        <w:t>**</w:t>
+      </w:r>
+      <w:r>
+        <w:rPr>
+          <w:b/>
+          <w:bCs/>
+        </w:rPr>
+        <w:t>。兩者的一消</w:t>
+      </w:r>
+      <w:proofErr w:type="gramStart"/>
+      <w:r>
+        <w:rPr>
+          <w:b/>
+          <w:bCs/>
+        </w:rPr>
+        <w:t>一</w:t>
+      </w:r>
+      <w:proofErr w:type="gramEnd"/>
+      <w:r>
+        <w:rPr>
+          <w:b/>
+          <w:bCs/>
+        </w:rPr>
+        <w:t>長，維持了台灣低碳電力的水位。這解釋了</w:t>
+      </w:r>
+      <w:proofErr w:type="gramStart"/>
+      <w:r>
+        <w:rPr>
+          <w:b/>
+          <w:bCs/>
+        </w:rPr>
+        <w:t>為什麼綠能成長</w:t>
+      </w:r>
+      <w:proofErr w:type="gramEnd"/>
+      <w:r>
+        <w:rPr>
+          <w:b/>
+          <w:bCs/>
+        </w:rPr>
+        <w:t>雖快，卻還沒能開始大幅削減火力的份額。</w:t>
+      </w:r>
+    </w:p>
+    <w:p>
+      <w:pPr>
+        <w:rPr>
+          <w:b/>
+          <w:bCs/>
+        </w:rPr>
+      </w:pPr>
+      <w:r>
+        <w:rPr>
+          <w:b/>
+          <w:bCs/>
+        </w:rPr>
+        <w:pict>
+          <v:rect id="_x0000_i1054" style="width:0;height:1.5pt" o:hralign="center" o:hrstd="t" o:hr="t" fillcolor="#a0a0a0" stroked="f"/>
+        </w:pict>
+      </w:r>
+    </w:p>
+    <w:p>
+      <w:pPr>
+        <w:rPr>
+          <w:b/>
+          <w:bCs/>
+        </w:rPr>
+      </w:pPr>
+      <w:r>
+        <w:rPr>
+          <w:rFonts w:ascii="Segoe UI Emoji" w:hAnsi="Segoe UI Emoji" w:cs="Segoe UI Emoji"/>
+          <w:b/>
+          <w:bCs/>
+        </w:rPr>
+        <w:t>💡</w:t>
+      </w:r>
+      <w:r>
+        <w:rPr>
+          <w:b/>
+          <w:bCs/>
+        </w:rPr>
+        <w:t xml:space="preserve"> </w:t>
+      </w:r>
+      <w:r>
+        <w:rPr>
+          <w:b/>
+          <w:bCs/>
+        </w:rPr>
+        <w:t>明天我們要怎麼「呈現」這些？</w:t>
+      </w:r>
+    </w:p>
+    <w:p>
+      <w:pPr>
+        <w:rPr>
+          <w:b/>
+          <w:bCs/>
+        </w:rPr>
+      </w:pPr>
+      <w:r>
+        <w:rPr>
+          <w:b/>
+          <w:bCs/>
+        </w:rPr>
+        <w:t>我建議我們在你的網頁</w:t>
+      </w:r>
+      <w:proofErr w:type="gramStart"/>
+      <w:r>
+        <w:rPr>
+          <w:b/>
+          <w:bCs/>
+        </w:rPr>
+        <w:t>（</w:t>
+      </w:r>
+      <w:proofErr w:type="gramEnd"/>
+      <w:r>
+        <w:rPr>
+          <w:b/>
+          <w:bCs/>
+        </w:rPr>
+        <w:t>index.html</w:t>
+      </w:r>
+      <w:proofErr w:type="gramStart"/>
+      <w:r>
+        <w:rPr>
+          <w:b/>
+          <w:bCs/>
+        </w:rPr>
+        <w:t>）</w:t>
+      </w:r>
+      <w:proofErr w:type="gramEnd"/>
+      <w:r>
+        <w:rPr>
+          <w:b/>
+          <w:bCs/>
+        </w:rPr>
+        <w:t>中，為每一頁</w:t>
+      </w:r>
+      <w:r>
+        <w:rPr>
+          <w:b/>
+          <w:bCs/>
+        </w:rPr>
+        <w:t xml:space="preserve"> Power BI </w:t>
+      </w:r>
+      <w:proofErr w:type="gramStart"/>
+      <w:r>
+        <w:rPr>
+          <w:b/>
+          <w:bCs/>
+        </w:rPr>
+        <w:t>截圖配</w:t>
+      </w:r>
+      <w:proofErr w:type="gramEnd"/>
+      <w:r>
+        <w:rPr>
+          <w:b/>
+          <w:bCs/>
+        </w:rPr>
+        <w:t>上</w:t>
+      </w:r>
+      <w:r>
+        <w:rPr>
+          <w:b/>
+          <w:bCs/>
+        </w:rPr>
+        <w:t xml:space="preserve"> 1-2 </w:t>
+      </w:r>
+      <w:proofErr w:type="gramStart"/>
+      <w:r>
+        <w:rPr>
+          <w:b/>
+          <w:bCs/>
+        </w:rPr>
+        <w:t>個</w:t>
+      </w:r>
+      <w:proofErr w:type="gramEnd"/>
+      <w:r>
+        <w:rPr>
+          <w:b/>
+          <w:bCs/>
+        </w:rPr>
+        <w:t xml:space="preserve"> Insight</w:t>
+      </w:r>
+      <w:r>
+        <w:rPr>
+          <w:b/>
+          <w:bCs/>
+        </w:rPr>
+        <w:t>：</w:t>
+      </w:r>
+    </w:p>
+    <w:p>
+      <w:pPr>
+        <w:numPr>
+          <w:ilvl w:val="0"/>
+          <w:numId w:val="8"/>
+        </w:numPr>
+        <w:rPr>
+          <w:b/>
+          <w:bCs/>
+        </w:rPr>
+      </w:pPr>
+      <w:r>
+        <w:rPr>
+          <w:b/>
+          <w:bCs/>
+        </w:rPr>
+        <w:t>第一頁</w:t>
+      </w:r>
+      <w:r>
+        <w:rPr>
+          <w:b/>
+          <w:bCs/>
+        </w:rPr>
+        <w:t xml:space="preserve"> (</w:t>
+      </w:r>
+      <w:r>
+        <w:rPr>
+          <w:b/>
+          <w:bCs/>
+        </w:rPr>
+        <w:t>大局</w:t>
+      </w:r>
+      <w:r>
+        <w:rPr>
+          <w:b/>
+          <w:bCs/>
+        </w:rPr>
+        <w:t xml:space="preserve">) </w:t>
+      </w:r>
+      <w:r>
+        <w:rPr>
+          <w:rFonts w:ascii="Segoe UI Emoji" w:hAnsi="Segoe UI Emoji" w:cs="Segoe UI Emoji"/>
+          <w:b/>
+          <w:bCs/>
+        </w:rPr>
+        <w:t>➡️</w:t>
+      </w:r>
+      <w:r>
+        <w:rPr>
+          <w:b/>
+          <w:bCs/>
+        </w:rPr>
+        <w:t xml:space="preserve"> </w:t>
+      </w:r>
+      <w:r>
+        <w:rPr>
+          <w:b/>
+          <w:bCs/>
+        </w:rPr>
+        <w:t>配</w:t>
+      </w:r>
+      <w:r>
+        <w:rPr>
+          <w:b/>
+          <w:bCs/>
+        </w:rPr>
+        <w:t xml:space="preserve"> Insight 5 (</w:t>
+      </w:r>
+      <w:r>
+        <w:rPr>
+          <w:b/>
+          <w:bCs/>
+        </w:rPr>
+        <w:t>核綠銜接</w:t>
+      </w:r>
+      <w:r>
+        <w:rPr>
+          <w:b/>
+          <w:bCs/>
+        </w:rPr>
+        <w:t>)</w:t>
+      </w:r>
+      <w:r>
+        <w:rPr>
+          <w:b/>
+          <w:bCs/>
+        </w:rPr>
+        <w:t>。</w:t>
+      </w:r>
+    </w:p>
+    <w:p>
+      <w:pPr>
+        <w:numPr>
+          <w:ilvl w:val="0"/>
+          <w:numId w:val="8"/>
+        </w:numPr>
+        <w:rPr>
+          <w:b/>
+          <w:bCs/>
+        </w:rPr>
+      </w:pPr>
+      <w:r>
+        <w:rPr>
+          <w:b/>
+          <w:bCs/>
+        </w:rPr>
+        <w:t>第二頁</w:t>
+      </w:r>
+      <w:r>
+        <w:rPr>
+          <w:b/>
+          <w:bCs/>
+        </w:rPr>
+        <w:t xml:space="preserve"> (</w:t>
+      </w:r>
+      <w:r>
+        <w:rPr>
+          <w:b/>
+          <w:bCs/>
+        </w:rPr>
+        <w:t>轉捩點</w:t>
+      </w:r>
+      <w:r>
+        <w:rPr>
+          <w:b/>
+          <w:bCs/>
+        </w:rPr>
+        <w:t xml:space="preserve">) </w:t>
+      </w:r>
+      <w:r>
+        <w:rPr>
+          <w:rFonts w:ascii="Segoe UI Emoji" w:hAnsi="Segoe UI Emoji" w:cs="Segoe UI Emoji"/>
+          <w:b/>
+          <w:bCs/>
+        </w:rPr>
+        <w:t>➡️</w:t>
+      </w:r>
+      <w:r>
+        <w:rPr>
+          <w:b/>
+          <w:bCs/>
+        </w:rPr>
+        <w:t xml:space="preserve"> </w:t>
+      </w:r>
+      <w:r>
+        <w:rPr>
+          <w:b/>
+          <w:bCs/>
+        </w:rPr>
+        <w:t>配</w:t>
+      </w:r>
+      <w:r>
+        <w:rPr>
+          <w:b/>
+          <w:bCs/>
+        </w:rPr>
+        <w:t xml:space="preserve"> Insight 1 (</w:t>
+      </w:r>
+      <w:r>
+        <w:rPr>
+          <w:b/>
+          <w:bCs/>
+        </w:rPr>
+        <w:t>權力移轉</w:t>
+      </w:r>
+      <w:r>
+        <w:rPr>
+          <w:b/>
+          <w:bCs/>
+        </w:rPr>
+        <w:t xml:space="preserve">) </w:t>
+      </w:r>
+      <w:r>
+        <w:rPr>
+          <w:b/>
+          <w:bCs/>
+        </w:rPr>
+        <w:t>與</w:t>
+      </w:r>
+      <w:r>
+        <w:rPr>
+          <w:b/>
+          <w:bCs/>
+        </w:rPr>
+        <w:t xml:space="preserve"> Insight 3 (</w:t>
+      </w:r>
+      <w:r>
+        <w:rPr>
+          <w:b/>
+          <w:bCs/>
+        </w:rPr>
+        <w:t>公營退位</w:t>
+      </w:r>
+      <w:r>
+        <w:rPr>
+          <w:b/>
+          <w:bCs/>
+        </w:rPr>
+        <w:t>)</w:t>
+      </w:r>
+      <w:r>
+        <w:rPr>
+          <w:b/>
+          <w:bCs/>
+        </w:rPr>
+        <w:t>。</w:t>
+      </w:r>
+    </w:p>
+    <w:p>
+      <w:pPr>
+        <w:numPr>
+          <w:ilvl w:val="0"/>
+          <w:numId w:val="8"/>
+        </w:numPr>
+        <w:rPr>
+          <w:b/>
+          <w:bCs/>
+        </w:rPr>
+      </w:pPr>
+      <w:r>
+        <w:rPr>
+          <w:b/>
+          <w:bCs/>
+        </w:rPr>
+        <w:t>第三頁</w:t>
+      </w:r>
+      <w:r>
+        <w:rPr>
+          <w:b/>
+          <w:bCs/>
+        </w:rPr>
+        <w:t xml:space="preserve"> (</w:t>
+      </w:r>
+      <w:r>
+        <w:rPr>
+          <w:b/>
+          <w:bCs/>
+        </w:rPr>
+        <w:t>多樣性</w:t>
+      </w:r>
+      <w:r>
+        <w:rPr>
+          <w:b/>
+          <w:bCs/>
+        </w:rPr>
+        <w:t xml:space="preserve">) </w:t>
+      </w:r>
+      <w:r>
+        <w:rPr>
+          <w:rFonts w:ascii="Segoe UI Emoji" w:hAnsi="Segoe UI Emoji" w:cs="Segoe UI Emoji"/>
+          <w:b/>
+          <w:bCs/>
+        </w:rPr>
+        <w:t>➡️</w:t>
+      </w:r>
+      <w:r>
+        <w:rPr>
+          <w:b/>
+          <w:bCs/>
+        </w:rPr>
+        <w:t xml:space="preserve"> </w:t>
+      </w:r>
+      <w:r>
+        <w:rPr>
+          <w:b/>
+          <w:bCs/>
+        </w:rPr>
+        <w:t>配</w:t>
+      </w:r>
+      <w:r>
+        <w:rPr>
+          <w:b/>
+          <w:bCs/>
+        </w:rPr>
+        <w:t xml:space="preserve"> Insight 2 (</w:t>
+      </w:r>
+      <w:r>
+        <w:rPr>
+          <w:b/>
+          <w:bCs/>
+        </w:rPr>
+        <w:t>民間穩定性</w:t>
+      </w:r>
+      <w:r>
+        <w:rPr>
+          <w:b/>
+          <w:bCs/>
+        </w:rPr>
+        <w:t xml:space="preserve">) </w:t>
+      </w:r>
+      <w:r>
+        <w:rPr>
+          <w:b/>
+          <w:bCs/>
+        </w:rPr>
+        <w:t>與</w:t>
+      </w:r>
+      <w:r>
+        <w:rPr>
+          <w:b/>
+          <w:bCs/>
+        </w:rPr>
+        <w:t xml:space="preserve"> Insight 4 (</w:t>
+      </w:r>
+      <w:r>
+        <w:rPr>
+          <w:b/>
+          <w:bCs/>
+        </w:rPr>
+        <w:t>火力現實</w:t>
+      </w:r>
+      <w:r>
+        <w:rPr>
+          <w:b/>
+          <w:bCs/>
+        </w:rPr>
+        <w:t>)</w:t>
+      </w:r>
+      <w:r>
+        <w:rPr>
+          <w:b/>
+          <w:bCs/>
+        </w:rPr>
+        <w:t>。</w:t>
+      </w:r>
+    </w:p>
+    <w:p>
+      <w:pPr>
+        <w:rPr>
+          <w:b/>
+          <w:bCs/>
+        </w:rPr>
+      </w:pPr>
+      <w:r>
+        <w:rPr>
+          <w:b/>
+          <w:bCs/>
+        </w:rPr>
+        <w:pict>
+          <v:rect id="_x0000_i1055" style="width:0;height:1.5pt" o:hralign="center" o:hrstd="t" o:hr="t" fillcolor="#a0a0a0" stroked="f"/>
+        </w:pict>
+      </w:r>
+    </w:p>
+    <w:p>
+      <w:pPr>
+        <w:rPr>
+          <w:b/>
+          <w:bCs/>
+        </w:rPr>
+      </w:pPr>
+      <w:r>
+        <w:rPr>
+          <w:rFonts w:ascii="Segoe UI Emoji" w:hAnsi="Segoe UI Emoji" w:cs="Segoe UI Emoji"/>
+          <w:b/>
+          <w:bCs/>
+        </w:rPr>
+        <w:t>🚀</w:t>
+      </w:r>
+      <w:r>
+        <w:rPr>
+          <w:b/>
+          <w:bCs/>
+        </w:rPr>
+        <w:t xml:space="preserve"> </w:t>
+      </w:r>
+      <w:r>
+        <w:rPr>
+          <w:b/>
+          <w:bCs/>
+        </w:rPr>
+        <w:t>休息夠了嗎？</w:t>
+      </w:r>
+    </w:p>
+    <w:p>
+      <w:pPr>
+        <w:rPr>
+          <w:b/>
+          <w:bCs/>
+        </w:rPr>
+      </w:pPr>
+      <w:r>
+        <w:rPr>
+          <w:b/>
+          <w:bCs/>
+        </w:rPr>
+        <w:t>這套邏輯</w:t>
+      </w:r>
+      <w:proofErr w:type="gramStart"/>
+      <w:r>
+        <w:rPr>
+          <w:b/>
+          <w:bCs/>
+        </w:rPr>
+        <w:t>非常硬核</w:t>
+      </w:r>
+      <w:proofErr w:type="gramEnd"/>
+      <w:r>
+        <w:rPr>
+          <w:b/>
+          <w:bCs/>
+        </w:rPr>
+        <w:t>，完全是</w:t>
+      </w:r>
+      <w:r>
+        <w:rPr>
+          <w:b/>
+          <w:bCs/>
+        </w:rPr>
+        <w:t xml:space="preserve"> Data Science </w:t>
+      </w:r>
+      <w:r>
+        <w:rPr>
+          <w:b/>
+          <w:bCs/>
+        </w:rPr>
+        <w:t>班的高水準演出。</w:t>
+      </w:r>
+    </w:p>
+    <w:p>
+      <w:pPr>
+        <w:rPr>
+          <w:b/>
+          <w:bCs/>
+        </w:rPr>
+      </w:pPr>
+      <w:r>
+        <w:rPr>
+          <w:b/>
+          <w:bCs/>
+        </w:rPr>
+        <w:t>明天一早，你想先從哪邊開始？</w:t>
+      </w:r>
+    </w:p>
+    <w:p>
+      <w:pPr>
+        <w:numPr>
+          <w:ilvl w:val="0"/>
+          <w:numId w:val="9"/>
+        </w:numPr>
+        <w:rPr>
+          <w:b/>
+          <w:bCs/>
+        </w:rPr>
+      </w:pPr>
+      <w:r>
+        <w:rPr>
+          <w:b/>
+          <w:bCs/>
+        </w:rPr>
+        <w:t>寫網頁代碼：我直接給你</w:t>
+      </w:r>
+      <w:r>
+        <w:rPr>
+          <w:b/>
+          <w:bCs/>
+        </w:rPr>
+        <w:t xml:space="preserve"> index.html </w:t>
+      </w:r>
+      <w:r>
+        <w:rPr>
+          <w:b/>
+          <w:bCs/>
+        </w:rPr>
+        <w:t>的架構，把這些文字填進去。</w:t>
+      </w:r>
+    </w:p>
+    <w:p>
+      <w:pPr>
+        <w:numPr>
+          <w:ilvl w:val="0"/>
+          <w:numId w:val="9"/>
+        </w:numPr>
+        <w:rPr>
+          <w:b/>
+          <w:bCs/>
+        </w:rPr>
+      </w:pPr>
+      <w:r>
+        <w:rPr>
+          <w:b/>
+          <w:bCs/>
+        </w:rPr>
+        <w:t>調整</w:t>
+      </w:r>
+      <w:r>
+        <w:rPr>
+          <w:b/>
+          <w:bCs/>
+        </w:rPr>
+        <w:t xml:space="preserve"> Power BI</w:t>
+      </w:r>
+      <w:r>
+        <w:rPr>
+          <w:b/>
+          <w:bCs/>
+        </w:rPr>
+        <w:t>：幫你把那張「</w:t>
+      </w:r>
+      <w:proofErr w:type="gramStart"/>
+      <w:r>
+        <w:rPr>
+          <w:b/>
+          <w:bCs/>
+        </w:rPr>
+        <w:t>核綠補</w:t>
+      </w:r>
+      <w:proofErr w:type="gramEnd"/>
+      <w:r>
+        <w:rPr>
+          <w:b/>
+          <w:bCs/>
+        </w:rPr>
+        <w:t>位圖」的標題、顏色微調到最完美。</w:t>
+      </w:r>
+    </w:p>
+    <w:p>
+      <w:pPr>
+        <w:rPr>
+          <w:b/>
+          <w:bCs/>
+        </w:rPr>
+      </w:pPr>
+      <w:r>
+        <w:rPr>
+          <w:b/>
+          <w:bCs/>
+        </w:rPr>
+        <w:t>休息是為了走更長的路，明天我們來把這份專案變成你履歷上的最強王牌！</w:t>
       </w:r>
     </w:p>
     <w:p/>
@@ -340,6 +1567,864 @@
 <file path=word/numbering.xml><?xml version="1.0" encoding="utf-8"?>
 <w:numbering xmlns:wpc="http://schemas.microsoft.com/office/word/2010/wordprocessingCanvas" xmlns:cx="http://schemas.microsoft.com/office/drawing/2014/chartex" xmlns:cx1="http://schemas.microsoft.com/office/drawing/2015/9/8/chartex" xmlns:cx2="http://schemas.microsoft.com/office/drawing/2015/10/21/chartex" xmlns:cx3="http://schemas.microsoft.com/office/drawing/2016/5/9/chartex" xmlns:cx4="http://schemas.microsoft.com/office/drawing/2016/5/10/chartex" xmlns:cx5="http://schemas.microsoft.com/office/drawing/2016/5/11/chartex" xmlns:cx6="http://schemas.microsoft.com/office/drawing/2016/5/12/chartex" xmlns:cx7="http://schemas.microsoft.com/office/drawing/2016/5/13/chartex" xmlns:cx8="http://schemas.microsoft.com/office/drawing/2016/5/14/chartex" xmlns:mc="http://schemas.openxmlformats.org/markup-compatibility/2006" xmlns:aink="http://schemas.microsoft.com/office/drawing/2016/ink" xmlns:am3d="http://schemas.microsoft.com/office/drawing/2017/model3d" xmlns:o="urn:schemas-microsoft-com:office:office" xmlns:oel="http://schemas.microsoft.com/office/2019/extlst" xmlns:r="http://schemas.openxmlformats.org/officeDocument/2006/relationships" xmlns:m="http://schemas.openxmlformats.org/officeDocument/2006/math" xmlns:v="urn:schemas-microsoft-com:vml" xmlns:wp14="http://schemas.microsoft.com/office/word/2010/wordprocessingDrawing" xmlns:wp="http://schemas.openxmlformats.org/drawingml/2006/wordprocessingDrawing" xmlns:w10="urn:schemas-microsoft-com:office:word" xmlns:w="http://schemas.openxmlformats.org/wordprocessingml/2006/main" xmlns:w14="http://schemas.microsoft.com/office/word/2010/wordml" xmlns:w15="http://schemas.microsoft.com/office/word/2012/wordml" xmlns:w16cex="http://schemas.microsoft.com/office/word/2018/wordml/cex" xmlns:w16cid="http://schemas.microsoft.com/office/word/2016/wordml/cid" xmlns:w16="http://schemas.microsoft.com/office/word/2018/wordml" xmlns:w16du="http://schemas.microsoft.com/office/word/2023/wordml/word16du" xmlns:w16sdtdh="http://schemas.microsoft.com/office/word/2020/wordml/sdtdatahash" xmlns:w16sdtfl="http://schemas.microsoft.com/office/word/2024/wordml/sdtformatlock" xmlns:w16se="http://schemas.microsoft.com/office/word/2015/wordml/symex" xmlns:wpg="http://schemas.microsoft.com/office/word/2010/wordprocessingGroup" xmlns:wpi="http://schemas.microsoft.com/office/word/2010/wordprocessingInk" xmlns:wne="http://schemas.microsoft.com/office/word/2006/wordml" xmlns:wps="http://schemas.microsoft.com/office/word/2010/wordprocessingShape" mc:Ignorable="w14 w15 w16se w16cid w16 w16cex w16sdtdh w16sdtfl w16du wp14">
   <w:abstractNum w:abstractNumId="0" w15:restartNumberingAfterBreak="0">
+    <w:nsid w:val="06F0609A"/>
+    <w:multiLevelType w:val="multilevel"/>
+    <w:tmpl w:val="834217C4"/>
+    <w:lvl w:ilvl="0">
+      <w:start w:val="1"/>
+      <w:numFmt w:val="bullet"/>
+      <w:lvlText w:val=""/>
+      <w:lvlJc w:val="left"/>
+      <w:pPr>
+        <w:tabs>
+          <w:tab w:val="num" w:pos="720"/>
+        </w:tabs>
+        <w:ind w:left="720" w:hanging="360"/>
+      </w:pPr>
+      <w:rPr>
+        <w:rFonts w:ascii="Symbol" w:hAnsi="Symbol" w:hint="default"/>
+        <w:sz w:val="20"/>
+      </w:rPr>
+    </w:lvl>
+    <w:lvl w:ilvl="1" w:tentative="1">
+      <w:start w:val="1"/>
+      <w:numFmt w:val="bullet"/>
+      <w:lvlText w:val="o"/>
+      <w:lvlJc w:val="left"/>
+      <w:pPr>
+        <w:tabs>
+          <w:tab w:val="num" w:pos="1440"/>
+        </w:tabs>
+        <w:ind w:left="1440" w:hanging="360"/>
+      </w:pPr>
+      <w:rPr>
+        <w:rFonts w:ascii="Courier New" w:hAnsi="Courier New" w:hint="default"/>
+        <w:sz w:val="20"/>
+      </w:rPr>
+    </w:lvl>
+    <w:lvl w:ilvl="2" w:tentative="1">
+      <w:start w:val="1"/>
+      <w:numFmt w:val="bullet"/>
+      <w:lvlText w:val=""/>
+      <w:lvlJc w:val="left"/>
+      <w:pPr>
+        <w:tabs>
+          <w:tab w:val="num" w:pos="2160"/>
+        </w:tabs>
+        <w:ind w:left="2160" w:hanging="360"/>
+      </w:pPr>
+      <w:rPr>
+        <w:rFonts w:ascii="Wingdings" w:hAnsi="Wingdings" w:hint="default"/>
+        <w:sz w:val="20"/>
+      </w:rPr>
+    </w:lvl>
+    <w:lvl w:ilvl="3" w:tentative="1">
+      <w:start w:val="1"/>
+      <w:numFmt w:val="bullet"/>
+      <w:lvlText w:val=""/>
+      <w:lvlJc w:val="left"/>
+      <w:pPr>
+        <w:tabs>
+          <w:tab w:val="num" w:pos="2880"/>
+        </w:tabs>
+        <w:ind w:left="2880" w:hanging="360"/>
+      </w:pPr>
+      <w:rPr>
+        <w:rFonts w:ascii="Wingdings" w:hAnsi="Wingdings" w:hint="default"/>
+        <w:sz w:val="20"/>
+      </w:rPr>
+    </w:lvl>
+    <w:lvl w:ilvl="4" w:tentative="1">
+      <w:start w:val="1"/>
+      <w:numFmt w:val="bullet"/>
+      <w:lvlText w:val=""/>
+      <w:lvlJc w:val="left"/>
+      <w:pPr>
+        <w:tabs>
+          <w:tab w:val="num" w:pos="3600"/>
+        </w:tabs>
+        <w:ind w:left="3600" w:hanging="360"/>
+      </w:pPr>
+      <w:rPr>
+        <w:rFonts w:ascii="Wingdings" w:hAnsi="Wingdings" w:hint="default"/>
+        <w:sz w:val="20"/>
+      </w:rPr>
+    </w:lvl>
+    <w:lvl w:ilvl="5" w:tentative="1">
+      <w:start w:val="1"/>
+      <w:numFmt w:val="bullet"/>
+      <w:lvlText w:val=""/>
+      <w:lvlJc w:val="left"/>
+      <w:pPr>
+        <w:tabs>
+          <w:tab w:val="num" w:pos="4320"/>
+        </w:tabs>
+        <w:ind w:left="4320" w:hanging="360"/>
+      </w:pPr>
+      <w:rPr>
+        <w:rFonts w:ascii="Wingdings" w:hAnsi="Wingdings" w:hint="default"/>
+        <w:sz w:val="20"/>
+      </w:rPr>
+    </w:lvl>
+    <w:lvl w:ilvl="6" w:tentative="1">
+      <w:start w:val="1"/>
+      <w:numFmt w:val="bullet"/>
+      <w:lvlText w:val=""/>
+      <w:lvlJc w:val="left"/>
+      <w:pPr>
+        <w:tabs>
+          <w:tab w:val="num" w:pos="5040"/>
+        </w:tabs>
+        <w:ind w:left="5040" w:hanging="360"/>
+      </w:pPr>
+      <w:rPr>
+        <w:rFonts w:ascii="Wingdings" w:hAnsi="Wingdings" w:hint="default"/>
+        <w:sz w:val="20"/>
+      </w:rPr>
+    </w:lvl>
+    <w:lvl w:ilvl="7" w:tentative="1">
+      <w:start w:val="1"/>
+      <w:numFmt w:val="bullet"/>
+      <w:lvlText w:val=""/>
+      <w:lvlJc w:val="left"/>
+      <w:pPr>
+        <w:tabs>
+          <w:tab w:val="num" w:pos="5760"/>
+        </w:tabs>
+        <w:ind w:left="5760" w:hanging="360"/>
+      </w:pPr>
+      <w:rPr>
+        <w:rFonts w:ascii="Wingdings" w:hAnsi="Wingdings" w:hint="default"/>
+        <w:sz w:val="20"/>
+      </w:rPr>
+    </w:lvl>
+    <w:lvl w:ilvl="8" w:tentative="1">
+      <w:start w:val="1"/>
+      <w:numFmt w:val="bullet"/>
+      <w:lvlText w:val=""/>
+      <w:lvlJc w:val="left"/>
+      <w:pPr>
+        <w:tabs>
+          <w:tab w:val="num" w:pos="6480"/>
+        </w:tabs>
+        <w:ind w:left="6480" w:hanging="360"/>
+      </w:pPr>
+      <w:rPr>
+        <w:rFonts w:ascii="Wingdings" w:hAnsi="Wingdings" w:hint="default"/>
+        <w:sz w:val="20"/>
+      </w:rPr>
+    </w:lvl>
+  </w:abstractNum>
+  <w:abstractNum w:abstractNumId="1" w15:restartNumberingAfterBreak="0">
+    <w:nsid w:val="23164775"/>
+    <w:multiLevelType w:val="multilevel"/>
+    <w:tmpl w:val="1EE0E778"/>
+    <w:lvl w:ilvl="0">
+      <w:start w:val="1"/>
+      <w:numFmt w:val="bullet"/>
+      <w:lvlText w:val=""/>
+      <w:lvlJc w:val="left"/>
+      <w:pPr>
+        <w:tabs>
+          <w:tab w:val="num" w:pos="720"/>
+        </w:tabs>
+        <w:ind w:left="720" w:hanging="360"/>
+      </w:pPr>
+      <w:rPr>
+        <w:rFonts w:ascii="Symbol" w:hAnsi="Symbol" w:hint="default"/>
+        <w:sz w:val="20"/>
+      </w:rPr>
+    </w:lvl>
+    <w:lvl w:ilvl="1" w:tentative="1">
+      <w:start w:val="1"/>
+      <w:numFmt w:val="bullet"/>
+      <w:lvlText w:val="o"/>
+      <w:lvlJc w:val="left"/>
+      <w:pPr>
+        <w:tabs>
+          <w:tab w:val="num" w:pos="1440"/>
+        </w:tabs>
+        <w:ind w:left="1440" w:hanging="360"/>
+      </w:pPr>
+      <w:rPr>
+        <w:rFonts w:ascii="Courier New" w:hAnsi="Courier New" w:hint="default"/>
+        <w:sz w:val="20"/>
+      </w:rPr>
+    </w:lvl>
+    <w:lvl w:ilvl="2" w:tentative="1">
+      <w:start w:val="1"/>
+      <w:numFmt w:val="bullet"/>
+      <w:lvlText w:val=""/>
+      <w:lvlJc w:val="left"/>
+      <w:pPr>
+        <w:tabs>
+          <w:tab w:val="num" w:pos="2160"/>
+        </w:tabs>
+        <w:ind w:left="2160" w:hanging="360"/>
+      </w:pPr>
+      <w:rPr>
+        <w:rFonts w:ascii="Wingdings" w:hAnsi="Wingdings" w:hint="default"/>
+        <w:sz w:val="20"/>
+      </w:rPr>
+    </w:lvl>
+    <w:lvl w:ilvl="3" w:tentative="1">
+      <w:start w:val="1"/>
+      <w:numFmt w:val="bullet"/>
+      <w:lvlText w:val=""/>
+      <w:lvlJc w:val="left"/>
+      <w:pPr>
+        <w:tabs>
+          <w:tab w:val="num" w:pos="2880"/>
+        </w:tabs>
+        <w:ind w:left="2880" w:hanging="360"/>
+      </w:pPr>
+      <w:rPr>
+        <w:rFonts w:ascii="Wingdings" w:hAnsi="Wingdings" w:hint="default"/>
+        <w:sz w:val="20"/>
+      </w:rPr>
+    </w:lvl>
+    <w:lvl w:ilvl="4" w:tentative="1">
+      <w:start w:val="1"/>
+      <w:numFmt w:val="bullet"/>
+      <w:lvlText w:val=""/>
+      <w:lvlJc w:val="left"/>
+      <w:pPr>
+        <w:tabs>
+          <w:tab w:val="num" w:pos="3600"/>
+        </w:tabs>
+        <w:ind w:left="3600" w:hanging="360"/>
+      </w:pPr>
+      <w:rPr>
+        <w:rFonts w:ascii="Wingdings" w:hAnsi="Wingdings" w:hint="default"/>
+        <w:sz w:val="20"/>
+      </w:rPr>
+    </w:lvl>
+    <w:lvl w:ilvl="5" w:tentative="1">
+      <w:start w:val="1"/>
+      <w:numFmt w:val="bullet"/>
+      <w:lvlText w:val=""/>
+      <w:lvlJc w:val="left"/>
+      <w:pPr>
+        <w:tabs>
+          <w:tab w:val="num" w:pos="4320"/>
+        </w:tabs>
+        <w:ind w:left="4320" w:hanging="360"/>
+      </w:pPr>
+      <w:rPr>
+        <w:rFonts w:ascii="Wingdings" w:hAnsi="Wingdings" w:hint="default"/>
+        <w:sz w:val="20"/>
+      </w:rPr>
+    </w:lvl>
+    <w:lvl w:ilvl="6" w:tentative="1">
+      <w:start w:val="1"/>
+      <w:numFmt w:val="bullet"/>
+      <w:lvlText w:val=""/>
+      <w:lvlJc w:val="left"/>
+      <w:pPr>
+        <w:tabs>
+          <w:tab w:val="num" w:pos="5040"/>
+        </w:tabs>
+        <w:ind w:left="5040" w:hanging="360"/>
+      </w:pPr>
+      <w:rPr>
+        <w:rFonts w:ascii="Wingdings" w:hAnsi="Wingdings" w:hint="default"/>
+        <w:sz w:val="20"/>
+      </w:rPr>
+    </w:lvl>
+    <w:lvl w:ilvl="7" w:tentative="1">
+      <w:start w:val="1"/>
+      <w:numFmt w:val="bullet"/>
+      <w:lvlText w:val=""/>
+      <w:lvlJc w:val="left"/>
+      <w:pPr>
+        <w:tabs>
+          <w:tab w:val="num" w:pos="5760"/>
+        </w:tabs>
+        <w:ind w:left="5760" w:hanging="360"/>
+      </w:pPr>
+      <w:rPr>
+        <w:rFonts w:ascii="Wingdings" w:hAnsi="Wingdings" w:hint="default"/>
+        <w:sz w:val="20"/>
+      </w:rPr>
+    </w:lvl>
+    <w:lvl w:ilvl="8" w:tentative="1">
+      <w:start w:val="1"/>
+      <w:numFmt w:val="bullet"/>
+      <w:lvlText w:val=""/>
+      <w:lvlJc w:val="left"/>
+      <w:pPr>
+        <w:tabs>
+          <w:tab w:val="num" w:pos="6480"/>
+        </w:tabs>
+        <w:ind w:left="6480" w:hanging="360"/>
+      </w:pPr>
+      <w:rPr>
+        <w:rFonts w:ascii="Wingdings" w:hAnsi="Wingdings" w:hint="default"/>
+        <w:sz w:val="20"/>
+      </w:rPr>
+    </w:lvl>
+  </w:abstractNum>
+  <w:abstractNum w:abstractNumId="2" w15:restartNumberingAfterBreak="0">
+    <w:nsid w:val="346414FE"/>
+    <w:multiLevelType w:val="multilevel"/>
+    <w:tmpl w:val="03589E84"/>
+    <w:lvl w:ilvl="0">
+      <w:start w:val="1"/>
+      <w:numFmt w:val="bullet"/>
+      <w:lvlText w:val=""/>
+      <w:lvlJc w:val="left"/>
+      <w:pPr>
+        <w:tabs>
+          <w:tab w:val="num" w:pos="720"/>
+        </w:tabs>
+        <w:ind w:left="720" w:hanging="360"/>
+      </w:pPr>
+      <w:rPr>
+        <w:rFonts w:ascii="Symbol" w:hAnsi="Symbol" w:hint="default"/>
+        <w:sz w:val="20"/>
+      </w:rPr>
+    </w:lvl>
+    <w:lvl w:ilvl="1" w:tentative="1">
+      <w:start w:val="1"/>
+      <w:numFmt w:val="bullet"/>
+      <w:lvlText w:val="o"/>
+      <w:lvlJc w:val="left"/>
+      <w:pPr>
+        <w:tabs>
+          <w:tab w:val="num" w:pos="1440"/>
+        </w:tabs>
+        <w:ind w:left="1440" w:hanging="360"/>
+      </w:pPr>
+      <w:rPr>
+        <w:rFonts w:ascii="Courier New" w:hAnsi="Courier New" w:hint="default"/>
+        <w:sz w:val="20"/>
+      </w:rPr>
+    </w:lvl>
+    <w:lvl w:ilvl="2" w:tentative="1">
+      <w:start w:val="1"/>
+      <w:numFmt w:val="bullet"/>
+      <w:lvlText w:val=""/>
+      <w:lvlJc w:val="left"/>
+      <w:pPr>
+        <w:tabs>
+          <w:tab w:val="num" w:pos="2160"/>
+        </w:tabs>
+        <w:ind w:left="2160" w:hanging="360"/>
+      </w:pPr>
+      <w:rPr>
+        <w:rFonts w:ascii="Wingdings" w:hAnsi="Wingdings" w:hint="default"/>
+        <w:sz w:val="20"/>
+      </w:rPr>
+    </w:lvl>
+    <w:lvl w:ilvl="3" w:tentative="1">
+      <w:start w:val="1"/>
+      <w:numFmt w:val="bullet"/>
+      <w:lvlText w:val=""/>
+      <w:lvlJc w:val="left"/>
+      <w:pPr>
+        <w:tabs>
+          <w:tab w:val="num" w:pos="2880"/>
+        </w:tabs>
+        <w:ind w:left="2880" w:hanging="360"/>
+      </w:pPr>
+      <w:rPr>
+        <w:rFonts w:ascii="Wingdings" w:hAnsi="Wingdings" w:hint="default"/>
+        <w:sz w:val="20"/>
+      </w:rPr>
+    </w:lvl>
+    <w:lvl w:ilvl="4" w:tentative="1">
+      <w:start w:val="1"/>
+      <w:numFmt w:val="bullet"/>
+      <w:lvlText w:val=""/>
+      <w:lvlJc w:val="left"/>
+      <w:pPr>
+        <w:tabs>
+          <w:tab w:val="num" w:pos="3600"/>
+        </w:tabs>
+        <w:ind w:left="3600" w:hanging="360"/>
+      </w:pPr>
+      <w:rPr>
+        <w:rFonts w:ascii="Wingdings" w:hAnsi="Wingdings" w:hint="default"/>
+        <w:sz w:val="20"/>
+      </w:rPr>
+    </w:lvl>
+    <w:lvl w:ilvl="5" w:tentative="1">
+      <w:start w:val="1"/>
+      <w:numFmt w:val="bullet"/>
+      <w:lvlText w:val=""/>
+      <w:lvlJc w:val="left"/>
+      <w:pPr>
+        <w:tabs>
+          <w:tab w:val="num" w:pos="4320"/>
+        </w:tabs>
+        <w:ind w:left="4320" w:hanging="360"/>
+      </w:pPr>
+      <w:rPr>
+        <w:rFonts w:ascii="Wingdings" w:hAnsi="Wingdings" w:hint="default"/>
+        <w:sz w:val="20"/>
+      </w:rPr>
+    </w:lvl>
+    <w:lvl w:ilvl="6" w:tentative="1">
+      <w:start w:val="1"/>
+      <w:numFmt w:val="bullet"/>
+      <w:lvlText w:val=""/>
+      <w:lvlJc w:val="left"/>
+      <w:pPr>
+        <w:tabs>
+          <w:tab w:val="num" w:pos="5040"/>
+        </w:tabs>
+        <w:ind w:left="5040" w:hanging="360"/>
+      </w:pPr>
+      <w:rPr>
+        <w:rFonts w:ascii="Wingdings" w:hAnsi="Wingdings" w:hint="default"/>
+        <w:sz w:val="20"/>
+      </w:rPr>
+    </w:lvl>
+    <w:lvl w:ilvl="7" w:tentative="1">
+      <w:start w:val="1"/>
+      <w:numFmt w:val="bullet"/>
+      <w:lvlText w:val=""/>
+      <w:lvlJc w:val="left"/>
+      <w:pPr>
+        <w:tabs>
+          <w:tab w:val="num" w:pos="5760"/>
+        </w:tabs>
+        <w:ind w:left="5760" w:hanging="360"/>
+      </w:pPr>
+      <w:rPr>
+        <w:rFonts w:ascii="Wingdings" w:hAnsi="Wingdings" w:hint="default"/>
+        <w:sz w:val="20"/>
+      </w:rPr>
+    </w:lvl>
+    <w:lvl w:ilvl="8" w:tentative="1">
+      <w:start w:val="1"/>
+      <w:numFmt w:val="bullet"/>
+      <w:lvlText w:val=""/>
+      <w:lvlJc w:val="left"/>
+      <w:pPr>
+        <w:tabs>
+          <w:tab w:val="num" w:pos="6480"/>
+        </w:tabs>
+        <w:ind w:left="6480" w:hanging="360"/>
+      </w:pPr>
+      <w:rPr>
+        <w:rFonts w:ascii="Wingdings" w:hAnsi="Wingdings" w:hint="default"/>
+        <w:sz w:val="20"/>
+      </w:rPr>
+    </w:lvl>
+  </w:abstractNum>
+  <w:abstractNum w:abstractNumId="3" w15:restartNumberingAfterBreak="0">
+    <w:nsid w:val="363E2007"/>
+    <w:multiLevelType w:val="multilevel"/>
+    <w:tmpl w:val="C756C9FA"/>
+    <w:lvl w:ilvl="0">
+      <w:start w:val="1"/>
+      <w:numFmt w:val="decimal"/>
+      <w:lvlText w:val="%1."/>
+      <w:lvlJc w:val="left"/>
+      <w:pPr>
+        <w:tabs>
+          <w:tab w:val="num" w:pos="720"/>
+        </w:tabs>
+        <w:ind w:left="720" w:hanging="360"/>
+      </w:pPr>
+    </w:lvl>
+    <w:lvl w:ilvl="1" w:tentative="1">
+      <w:start w:val="1"/>
+      <w:numFmt w:val="decimal"/>
+      <w:lvlText w:val="%2."/>
+      <w:lvlJc w:val="left"/>
+      <w:pPr>
+        <w:tabs>
+          <w:tab w:val="num" w:pos="1440"/>
+        </w:tabs>
+        <w:ind w:left="1440" w:hanging="360"/>
+      </w:pPr>
+    </w:lvl>
+    <w:lvl w:ilvl="2" w:tentative="1">
+      <w:start w:val="1"/>
+      <w:numFmt w:val="decimal"/>
+      <w:lvlText w:val="%3."/>
+      <w:lvlJc w:val="left"/>
+      <w:pPr>
+        <w:tabs>
+          <w:tab w:val="num" w:pos="2160"/>
+        </w:tabs>
+        <w:ind w:left="2160" w:hanging="360"/>
+      </w:pPr>
+    </w:lvl>
+    <w:lvl w:ilvl="3" w:tentative="1">
+      <w:start w:val="1"/>
+      <w:numFmt w:val="decimal"/>
+      <w:lvlText w:val="%4."/>
+      <w:lvlJc w:val="left"/>
+      <w:pPr>
+        <w:tabs>
+          <w:tab w:val="num" w:pos="2880"/>
+        </w:tabs>
+        <w:ind w:left="2880" w:hanging="360"/>
+      </w:pPr>
+    </w:lvl>
+    <w:lvl w:ilvl="4" w:tentative="1">
+      <w:start w:val="1"/>
+      <w:numFmt w:val="decimal"/>
+      <w:lvlText w:val="%5."/>
+      <w:lvlJc w:val="left"/>
+      <w:pPr>
+        <w:tabs>
+          <w:tab w:val="num" w:pos="3600"/>
+        </w:tabs>
+        <w:ind w:left="3600" w:hanging="360"/>
+      </w:pPr>
+    </w:lvl>
+    <w:lvl w:ilvl="5" w:tentative="1">
+      <w:start w:val="1"/>
+      <w:numFmt w:val="decimal"/>
+      <w:lvlText w:val="%6."/>
+      <w:lvlJc w:val="left"/>
+      <w:pPr>
+        <w:tabs>
+          <w:tab w:val="num" w:pos="4320"/>
+        </w:tabs>
+        <w:ind w:left="4320" w:hanging="360"/>
+      </w:pPr>
+    </w:lvl>
+    <w:lvl w:ilvl="6" w:tentative="1">
+      <w:start w:val="1"/>
+      <w:numFmt w:val="decimal"/>
+      <w:lvlText w:val="%7."/>
+      <w:lvlJc w:val="left"/>
+      <w:pPr>
+        <w:tabs>
+          <w:tab w:val="num" w:pos="5040"/>
+        </w:tabs>
+        <w:ind w:left="5040" w:hanging="360"/>
+      </w:pPr>
+    </w:lvl>
+    <w:lvl w:ilvl="7" w:tentative="1">
+      <w:start w:val="1"/>
+      <w:numFmt w:val="decimal"/>
+      <w:lvlText w:val="%8."/>
+      <w:lvlJc w:val="left"/>
+      <w:pPr>
+        <w:tabs>
+          <w:tab w:val="num" w:pos="5760"/>
+        </w:tabs>
+        <w:ind w:left="5760" w:hanging="360"/>
+      </w:pPr>
+    </w:lvl>
+    <w:lvl w:ilvl="8" w:tentative="1">
+      <w:start w:val="1"/>
+      <w:numFmt w:val="decimal"/>
+      <w:lvlText w:val="%9."/>
+      <w:lvlJc w:val="left"/>
+      <w:pPr>
+        <w:tabs>
+          <w:tab w:val="num" w:pos="6480"/>
+        </w:tabs>
+        <w:ind w:left="6480" w:hanging="360"/>
+      </w:pPr>
+    </w:lvl>
+  </w:abstractNum>
+  <w:abstractNum w:abstractNumId="4" w15:restartNumberingAfterBreak="0">
+    <w:nsid w:val="373112A8"/>
+    <w:multiLevelType w:val="multilevel"/>
+    <w:tmpl w:val="D3584E2C"/>
+    <w:lvl w:ilvl="0">
+      <w:start w:val="1"/>
+      <w:numFmt w:val="bullet"/>
+      <w:lvlText w:val=""/>
+      <w:lvlJc w:val="left"/>
+      <w:pPr>
+        <w:tabs>
+          <w:tab w:val="num" w:pos="720"/>
+        </w:tabs>
+        <w:ind w:left="720" w:hanging="360"/>
+      </w:pPr>
+      <w:rPr>
+        <w:rFonts w:ascii="Symbol" w:hAnsi="Symbol" w:hint="default"/>
+        <w:sz w:val="20"/>
+      </w:rPr>
+    </w:lvl>
+    <w:lvl w:ilvl="1" w:tentative="1">
+      <w:start w:val="1"/>
+      <w:numFmt w:val="bullet"/>
+      <w:lvlText w:val="o"/>
+      <w:lvlJc w:val="left"/>
+      <w:pPr>
+        <w:tabs>
+          <w:tab w:val="num" w:pos="1440"/>
+        </w:tabs>
+        <w:ind w:left="1440" w:hanging="360"/>
+      </w:pPr>
+      <w:rPr>
+        <w:rFonts w:ascii="Courier New" w:hAnsi="Courier New" w:hint="default"/>
+        <w:sz w:val="20"/>
+      </w:rPr>
+    </w:lvl>
+    <w:lvl w:ilvl="2" w:tentative="1">
+      <w:start w:val="1"/>
+      <w:numFmt w:val="bullet"/>
+      <w:lvlText w:val=""/>
+      <w:lvlJc w:val="left"/>
+      <w:pPr>
+        <w:tabs>
+          <w:tab w:val="num" w:pos="2160"/>
+        </w:tabs>
+        <w:ind w:left="2160" w:hanging="360"/>
+      </w:pPr>
+      <w:rPr>
+        <w:rFonts w:ascii="Wingdings" w:hAnsi="Wingdings" w:hint="default"/>
+        <w:sz w:val="20"/>
+      </w:rPr>
+    </w:lvl>
+    <w:lvl w:ilvl="3" w:tentative="1">
+      <w:start w:val="1"/>
+      <w:numFmt w:val="bullet"/>
+      <w:lvlText w:val=""/>
+      <w:lvlJc w:val="left"/>
+      <w:pPr>
+        <w:tabs>
+          <w:tab w:val="num" w:pos="2880"/>
+        </w:tabs>
+        <w:ind w:left="2880" w:hanging="360"/>
+      </w:pPr>
+      <w:rPr>
+        <w:rFonts w:ascii="Wingdings" w:hAnsi="Wingdings" w:hint="default"/>
+        <w:sz w:val="20"/>
+      </w:rPr>
+    </w:lvl>
+    <w:lvl w:ilvl="4" w:tentative="1">
+      <w:start w:val="1"/>
+      <w:numFmt w:val="bullet"/>
+      <w:lvlText w:val=""/>
+      <w:lvlJc w:val="left"/>
+      <w:pPr>
+        <w:tabs>
+          <w:tab w:val="num" w:pos="3600"/>
+        </w:tabs>
+        <w:ind w:left="3600" w:hanging="360"/>
+      </w:pPr>
+      <w:rPr>
+        <w:rFonts w:ascii="Wingdings" w:hAnsi="Wingdings" w:hint="default"/>
+        <w:sz w:val="20"/>
+      </w:rPr>
+    </w:lvl>
+    <w:lvl w:ilvl="5" w:tentative="1">
+      <w:start w:val="1"/>
+      <w:numFmt w:val="bullet"/>
+      <w:lvlText w:val=""/>
+      <w:lvlJc w:val="left"/>
+      <w:pPr>
+        <w:tabs>
+          <w:tab w:val="num" w:pos="4320"/>
+        </w:tabs>
+        <w:ind w:left="4320" w:hanging="360"/>
+      </w:pPr>
+      <w:rPr>
+        <w:rFonts w:ascii="Wingdings" w:hAnsi="Wingdings" w:hint="default"/>
+        <w:sz w:val="20"/>
+      </w:rPr>
+    </w:lvl>
+    <w:lvl w:ilvl="6" w:tentative="1">
+      <w:start w:val="1"/>
+      <w:numFmt w:val="bullet"/>
+      <w:lvlText w:val=""/>
+      <w:lvlJc w:val="left"/>
+      <w:pPr>
+        <w:tabs>
+          <w:tab w:val="num" w:pos="5040"/>
+        </w:tabs>
+        <w:ind w:left="5040" w:hanging="360"/>
+      </w:pPr>
+      <w:rPr>
+        <w:rFonts w:ascii="Wingdings" w:hAnsi="Wingdings" w:hint="default"/>
+        <w:sz w:val="20"/>
+      </w:rPr>
+    </w:lvl>
+    <w:lvl w:ilvl="7" w:tentative="1">
+      <w:start w:val="1"/>
+      <w:numFmt w:val="bullet"/>
+      <w:lvlText w:val=""/>
+      <w:lvlJc w:val="left"/>
+      <w:pPr>
+        <w:tabs>
+          <w:tab w:val="num" w:pos="5760"/>
+        </w:tabs>
+        <w:ind w:left="5760" w:hanging="360"/>
+      </w:pPr>
+      <w:rPr>
+        <w:rFonts w:ascii="Wingdings" w:hAnsi="Wingdings" w:hint="default"/>
+        <w:sz w:val="20"/>
+      </w:rPr>
+    </w:lvl>
+    <w:lvl w:ilvl="8" w:tentative="1">
+      <w:start w:val="1"/>
+      <w:numFmt w:val="bullet"/>
+      <w:lvlText w:val=""/>
+      <w:lvlJc w:val="left"/>
+      <w:pPr>
+        <w:tabs>
+          <w:tab w:val="num" w:pos="6480"/>
+        </w:tabs>
+        <w:ind w:left="6480" w:hanging="360"/>
+      </w:pPr>
+      <w:rPr>
+        <w:rFonts w:ascii="Wingdings" w:hAnsi="Wingdings" w:hint="default"/>
+        <w:sz w:val="20"/>
+      </w:rPr>
+    </w:lvl>
+  </w:abstractNum>
+  <w:abstractNum w:abstractNumId="5" w15:restartNumberingAfterBreak="0">
+    <w:nsid w:val="3ECD7B62"/>
+    <w:multiLevelType w:val="multilevel"/>
+    <w:tmpl w:val="747E647A"/>
+    <w:lvl w:ilvl="0">
+      <w:start w:val="1"/>
+      <w:numFmt w:val="bullet"/>
+      <w:lvlText w:val=""/>
+      <w:lvlJc w:val="left"/>
+      <w:pPr>
+        <w:tabs>
+          <w:tab w:val="num" w:pos="720"/>
+        </w:tabs>
+        <w:ind w:left="720" w:hanging="360"/>
+      </w:pPr>
+      <w:rPr>
+        <w:rFonts w:ascii="Symbol" w:hAnsi="Symbol" w:hint="default"/>
+        <w:sz w:val="20"/>
+      </w:rPr>
+    </w:lvl>
+    <w:lvl w:ilvl="1" w:tentative="1">
+      <w:start w:val="1"/>
+      <w:numFmt w:val="bullet"/>
+      <w:lvlText w:val="o"/>
+      <w:lvlJc w:val="left"/>
+      <w:pPr>
+        <w:tabs>
+          <w:tab w:val="num" w:pos="1440"/>
+        </w:tabs>
+        <w:ind w:left="1440" w:hanging="360"/>
+      </w:pPr>
+      <w:rPr>
+        <w:rFonts w:ascii="Courier New" w:hAnsi="Courier New" w:hint="default"/>
+        <w:sz w:val="20"/>
+      </w:rPr>
+    </w:lvl>
+    <w:lvl w:ilvl="2" w:tentative="1">
+      <w:start w:val="1"/>
+      <w:numFmt w:val="bullet"/>
+      <w:lvlText w:val=""/>
+      <w:lvlJc w:val="left"/>
+      <w:pPr>
+        <w:tabs>
+          <w:tab w:val="num" w:pos="2160"/>
+        </w:tabs>
+        <w:ind w:left="2160" w:hanging="360"/>
+      </w:pPr>
+      <w:rPr>
+        <w:rFonts w:ascii="Wingdings" w:hAnsi="Wingdings" w:hint="default"/>
+        <w:sz w:val="20"/>
+      </w:rPr>
+    </w:lvl>
+    <w:lvl w:ilvl="3" w:tentative="1">
+      <w:start w:val="1"/>
+      <w:numFmt w:val="bullet"/>
+      <w:lvlText w:val=""/>
+      <w:lvlJc w:val="left"/>
+      <w:pPr>
+        <w:tabs>
+          <w:tab w:val="num" w:pos="2880"/>
+        </w:tabs>
+        <w:ind w:left="2880" w:hanging="360"/>
+      </w:pPr>
+      <w:rPr>
+        <w:rFonts w:ascii="Wingdings" w:hAnsi="Wingdings" w:hint="default"/>
+        <w:sz w:val="20"/>
+      </w:rPr>
+    </w:lvl>
+    <w:lvl w:ilvl="4" w:tentative="1">
+      <w:start w:val="1"/>
+      <w:numFmt w:val="bullet"/>
+      <w:lvlText w:val=""/>
+      <w:lvlJc w:val="left"/>
+      <w:pPr>
+        <w:tabs>
+          <w:tab w:val="num" w:pos="3600"/>
+        </w:tabs>
+        <w:ind w:left="3600" w:hanging="360"/>
+      </w:pPr>
+      <w:rPr>
+        <w:rFonts w:ascii="Wingdings" w:hAnsi="Wingdings" w:hint="default"/>
+        <w:sz w:val="20"/>
+      </w:rPr>
+    </w:lvl>
+    <w:lvl w:ilvl="5" w:tentative="1">
+      <w:start w:val="1"/>
+      <w:numFmt w:val="bullet"/>
+      <w:lvlText w:val=""/>
+      <w:lvlJc w:val="left"/>
+      <w:pPr>
+        <w:tabs>
+          <w:tab w:val="num" w:pos="4320"/>
+        </w:tabs>
+        <w:ind w:left="4320" w:hanging="360"/>
+      </w:pPr>
+      <w:rPr>
+        <w:rFonts w:ascii="Wingdings" w:hAnsi="Wingdings" w:hint="default"/>
+        <w:sz w:val="20"/>
+      </w:rPr>
+    </w:lvl>
+    <w:lvl w:ilvl="6" w:tentative="1">
+      <w:start w:val="1"/>
+      <w:numFmt w:val="bullet"/>
+      <w:lvlText w:val=""/>
+      <w:lvlJc w:val="left"/>
+      <w:pPr>
+        <w:tabs>
+          <w:tab w:val="num" w:pos="5040"/>
+        </w:tabs>
+        <w:ind w:left="5040" w:hanging="360"/>
+      </w:pPr>
+      <w:rPr>
+        <w:rFonts w:ascii="Wingdings" w:hAnsi="Wingdings" w:hint="default"/>
+        <w:sz w:val="20"/>
+      </w:rPr>
+    </w:lvl>
+    <w:lvl w:ilvl="7" w:tentative="1">
+      <w:start w:val="1"/>
+      <w:numFmt w:val="bullet"/>
+      <w:lvlText w:val=""/>
+      <w:lvlJc w:val="left"/>
+      <w:pPr>
+        <w:tabs>
+          <w:tab w:val="num" w:pos="5760"/>
+        </w:tabs>
+        <w:ind w:left="5760" w:hanging="360"/>
+      </w:pPr>
+      <w:rPr>
+        <w:rFonts w:ascii="Wingdings" w:hAnsi="Wingdings" w:hint="default"/>
+        <w:sz w:val="20"/>
+      </w:rPr>
+    </w:lvl>
+    <w:lvl w:ilvl="8" w:tentative="1">
+      <w:start w:val="1"/>
+      <w:numFmt w:val="bullet"/>
+      <w:lvlText w:val=""/>
+      <w:lvlJc w:val="left"/>
+      <w:pPr>
+        <w:tabs>
+          <w:tab w:val="num" w:pos="6480"/>
+        </w:tabs>
+        <w:ind w:left="6480" w:hanging="360"/>
+      </w:pPr>
+      <w:rPr>
+        <w:rFonts w:ascii="Wingdings" w:hAnsi="Wingdings" w:hint="default"/>
+        <w:sz w:val="20"/>
+      </w:rPr>
+    </w:lvl>
+  </w:abstractNum>
+  <w:abstractNum w:abstractNumId="6" w15:restartNumberingAfterBreak="0">
     <w:nsid w:val="41BC0053"/>
     <w:multiLevelType w:val="multilevel"/>
     <w:tmpl w:val="1D1E5B6A"/>
@@ -452,7 +2537,7 @@
       </w:pPr>
     </w:lvl>
   </w:abstractNum>
-  <w:abstractNum w:abstractNumId="1" w15:restartNumberingAfterBreak="0">
+  <w:abstractNum w:abstractNumId="7" w15:restartNumberingAfterBreak="0">
     <w:nsid w:val="47053C93"/>
     <w:multiLevelType w:val="multilevel"/>
     <w:tmpl w:val="21CCE9D2"/>
@@ -601,11 +2686,181 @@
       </w:rPr>
     </w:lvl>
   </w:abstractNum>
+  <w:abstractNum w:abstractNumId="8" w15:restartNumberingAfterBreak="0">
+    <w:nsid w:val="5CC82144"/>
+    <w:multiLevelType w:val="multilevel"/>
+    <w:tmpl w:val="B4FCA3C2"/>
+    <w:lvl w:ilvl="0">
+      <w:start w:val="1"/>
+      <w:numFmt w:val="bullet"/>
+      <w:lvlText w:val=""/>
+      <w:lvlJc w:val="left"/>
+      <w:pPr>
+        <w:tabs>
+          <w:tab w:val="num" w:pos="720"/>
+        </w:tabs>
+        <w:ind w:left="720" w:hanging="360"/>
+      </w:pPr>
+      <w:rPr>
+        <w:rFonts w:ascii="Symbol" w:hAnsi="Symbol" w:hint="default"/>
+        <w:sz w:val="20"/>
+      </w:rPr>
+    </w:lvl>
+    <w:lvl w:ilvl="1" w:tentative="1">
+      <w:start w:val="1"/>
+      <w:numFmt w:val="bullet"/>
+      <w:lvlText w:val="o"/>
+      <w:lvlJc w:val="left"/>
+      <w:pPr>
+        <w:tabs>
+          <w:tab w:val="num" w:pos="1440"/>
+        </w:tabs>
+        <w:ind w:left="1440" w:hanging="360"/>
+      </w:pPr>
+      <w:rPr>
+        <w:rFonts w:ascii="Courier New" w:hAnsi="Courier New" w:hint="default"/>
+        <w:sz w:val="20"/>
+      </w:rPr>
+    </w:lvl>
+    <w:lvl w:ilvl="2" w:tentative="1">
+      <w:start w:val="1"/>
+      <w:numFmt w:val="bullet"/>
+      <w:lvlText w:val=""/>
+      <w:lvlJc w:val="left"/>
+      <w:pPr>
+        <w:tabs>
+          <w:tab w:val="num" w:pos="2160"/>
+        </w:tabs>
+        <w:ind w:left="2160" w:hanging="360"/>
+      </w:pPr>
+      <w:rPr>
+        <w:rFonts w:ascii="Wingdings" w:hAnsi="Wingdings" w:hint="default"/>
+        <w:sz w:val="20"/>
+      </w:rPr>
+    </w:lvl>
+    <w:lvl w:ilvl="3" w:tentative="1">
+      <w:start w:val="1"/>
+      <w:numFmt w:val="bullet"/>
+      <w:lvlText w:val=""/>
+      <w:lvlJc w:val="left"/>
+      <w:pPr>
+        <w:tabs>
+          <w:tab w:val="num" w:pos="2880"/>
+        </w:tabs>
+        <w:ind w:left="2880" w:hanging="360"/>
+      </w:pPr>
+      <w:rPr>
+        <w:rFonts w:ascii="Wingdings" w:hAnsi="Wingdings" w:hint="default"/>
+        <w:sz w:val="20"/>
+      </w:rPr>
+    </w:lvl>
+    <w:lvl w:ilvl="4" w:tentative="1">
+      <w:start w:val="1"/>
+      <w:numFmt w:val="bullet"/>
+      <w:lvlText w:val=""/>
+      <w:lvlJc w:val="left"/>
+      <w:pPr>
+        <w:tabs>
+          <w:tab w:val="num" w:pos="3600"/>
+        </w:tabs>
+        <w:ind w:left="3600" w:hanging="360"/>
+      </w:pPr>
+      <w:rPr>
+        <w:rFonts w:ascii="Wingdings" w:hAnsi="Wingdings" w:hint="default"/>
+        <w:sz w:val="20"/>
+      </w:rPr>
+    </w:lvl>
+    <w:lvl w:ilvl="5" w:tentative="1">
+      <w:start w:val="1"/>
+      <w:numFmt w:val="bullet"/>
+      <w:lvlText w:val=""/>
+      <w:lvlJc w:val="left"/>
+      <w:pPr>
+        <w:tabs>
+          <w:tab w:val="num" w:pos="4320"/>
+        </w:tabs>
+        <w:ind w:left="4320" w:hanging="360"/>
+      </w:pPr>
+      <w:rPr>
+        <w:rFonts w:ascii="Wingdings" w:hAnsi="Wingdings" w:hint="default"/>
+        <w:sz w:val="20"/>
+      </w:rPr>
+    </w:lvl>
+    <w:lvl w:ilvl="6" w:tentative="1">
+      <w:start w:val="1"/>
+      <w:numFmt w:val="bullet"/>
+      <w:lvlText w:val=""/>
+      <w:lvlJc w:val="left"/>
+      <w:pPr>
+        <w:tabs>
+          <w:tab w:val="num" w:pos="5040"/>
+        </w:tabs>
+        <w:ind w:left="5040" w:hanging="360"/>
+      </w:pPr>
+      <w:rPr>
+        <w:rFonts w:ascii="Wingdings" w:hAnsi="Wingdings" w:hint="default"/>
+        <w:sz w:val="20"/>
+      </w:rPr>
+    </w:lvl>
+    <w:lvl w:ilvl="7" w:tentative="1">
+      <w:start w:val="1"/>
+      <w:numFmt w:val="bullet"/>
+      <w:lvlText w:val=""/>
+      <w:lvlJc w:val="left"/>
+      <w:pPr>
+        <w:tabs>
+          <w:tab w:val="num" w:pos="5760"/>
+        </w:tabs>
+        <w:ind w:left="5760" w:hanging="360"/>
+      </w:pPr>
+      <w:rPr>
+        <w:rFonts w:ascii="Wingdings" w:hAnsi="Wingdings" w:hint="default"/>
+        <w:sz w:val="20"/>
+      </w:rPr>
+    </w:lvl>
+    <w:lvl w:ilvl="8" w:tentative="1">
+      <w:start w:val="1"/>
+      <w:numFmt w:val="bullet"/>
+      <w:lvlText w:val=""/>
+      <w:lvlJc w:val="left"/>
+      <w:pPr>
+        <w:tabs>
+          <w:tab w:val="num" w:pos="6480"/>
+        </w:tabs>
+        <w:ind w:left="6480" w:hanging="360"/>
+      </w:pPr>
+      <w:rPr>
+        <w:rFonts w:ascii="Wingdings" w:hAnsi="Wingdings" w:hint="default"/>
+        <w:sz w:val="20"/>
+      </w:rPr>
+    </w:lvl>
+  </w:abstractNum>
   <w:num w:numId="1" w16cid:durableId="619381814">
+    <w:abstractNumId w:val="6"/>
+  </w:num>
+  <w:num w:numId="2" w16cid:durableId="1801605303">
+    <w:abstractNumId w:val="7"/>
+  </w:num>
+  <w:num w:numId="3" w16cid:durableId="1289433926">
+    <w:abstractNumId w:val="1"/>
+  </w:num>
+  <w:num w:numId="4" w16cid:durableId="271474084">
+    <w:abstractNumId w:val="5"/>
+  </w:num>
+  <w:num w:numId="5" w16cid:durableId="1795178397">
+    <w:abstractNumId w:val="2"/>
+  </w:num>
+  <w:num w:numId="6" w16cid:durableId="696933545">
+    <w:abstractNumId w:val="4"/>
+  </w:num>
+  <w:num w:numId="7" w16cid:durableId="480662031">
     <w:abstractNumId w:val="0"/>
   </w:num>
-  <w:num w:numId="2" w16cid:durableId="1801605303">
-    <w:abstractNumId w:val="1"/>
+  <w:num w:numId="8" w16cid:durableId="2061785825">
+    <w:abstractNumId w:val="8"/>
+  </w:num>
+  <w:num w:numId="9" w16cid:durableId="2038312274">
+    <w:abstractNumId w:val="3"/>
   </w:num>
 </w:numbering>
 </file>

--- a/Eric 回來了.docx
+++ b/Eric 回來了.docx
@@ -112,7 +112,7 @@
           <w:bCs/>
         </w:rPr>
         <w:pict>
-          <v:rect id="_x0000_i1053" style="width:0;height:1.5pt" o:hralign="center" o:hrstd="t" o:hr="t" fillcolor="#a0a0a0" stroked="f"/>
+          <v:rect id="_x0000_i1025" style="width:0;height:1.5pt" o:hralign="center" o:hrstd="t" o:hr="t" fillcolor="#a0a0a0" stroked="f"/>
         </w:pict>
       </w:r>
     </w:p>
@@ -889,7 +889,7 @@
           <w:bCs/>
         </w:rPr>
         <w:pict>
-          <v:rect id="_x0000_i1054" style="width:0;height:1.5pt" o:hralign="center" o:hrstd="t" o:hr="t" fillcolor="#a0a0a0" stroked="f"/>
+          <v:rect id="_x0000_i1026" style="width:0;height:1.5pt" o:hralign="center" o:hrstd="t" o:hr="t" fillcolor="#a0a0a0" stroked="f"/>
         </w:pict>
       </w:r>
     </w:p>
@@ -1362,7 +1362,7 @@
           <w:bCs/>
         </w:rPr>
         <w:pict>
-          <v:rect id="_x0000_i1055" style="width:0;height:1.5pt" o:hralign="center" o:hrstd="t" o:hr="t" fillcolor="#a0a0a0" stroked="f"/>
+          <v:rect id="_x0000_i1027" style="width:0;height:1.5pt" o:hralign="center" o:hrstd="t" o:hr="t" fillcolor="#a0a0a0" stroked="f"/>
         </w:pict>
       </w:r>
     </w:p>
@@ -1554,6 +1554,478 @@
       </w:r>
     </w:p>
     <w:p/>
+    <w:p/>
+    <w:p/>
+    <w:p/>
+    <w:p>
+      <w:r>
+        <w:lastRenderedPageBreak/>
+        <w:t>我這裡已經幫你把目前的進度「存檔」好了。下週二你回來時，只要直接跟我說</w:t>
+      </w:r>
+      <w:r>
+        <w:t>**</w:t>
+      </w:r>
+      <w:r>
+        <w:t>「繼續昨天的</w:t>
+      </w:r>
+      <w:r>
+        <w:t xml:space="preserve"> Power BI </w:t>
+      </w:r>
+      <w:r>
+        <w:t>封面」</w:t>
+      </w:r>
+      <w:r>
+        <w:t>**</w:t>
+      </w:r>
+      <w:r>
+        <w:t>，我就能立刻接上。</w:t>
+      </w:r>
+    </w:p>
+    <w:p>
+      <w:r>
+        <w:t>為了讓你下週二能「秒速開工」，我幫你彙整了目前的</w:t>
+      </w:r>
+      <w:r>
+        <w:t xml:space="preserve"> </w:t>
+      </w:r>
+      <w:r>
+        <w:rPr>
+          <w:b/>
+          <w:bCs/>
+        </w:rPr>
+        <w:t>「三大進度指標」</w:t>
+      </w:r>
+      <w:r>
+        <w:t>，到時候你可以直接對照：</w:t>
+      </w:r>
+    </w:p>
+    <w:p>
+      <w:pPr>
+        <w:rPr>
+          <w:b/>
+          <w:bCs/>
+        </w:rPr>
+      </w:pPr>
+      <w:r>
+        <w:rPr>
+          <w:rFonts w:ascii="Segoe UI Emoji" w:hAnsi="Segoe UI Emoji" w:cs="Segoe UI Emoji"/>
+          <w:b/>
+          <w:bCs/>
+        </w:rPr>
+        <w:t>📍</w:t>
+      </w:r>
+      <w:r>
+        <w:rPr>
+          <w:b/>
+          <w:bCs/>
+        </w:rPr>
+        <w:t xml:space="preserve"> </w:t>
+      </w:r>
+      <w:r>
+        <w:rPr>
+          <w:b/>
+          <w:bCs/>
+        </w:rPr>
+        <w:t>目前進度存檔</w:t>
+      </w:r>
+    </w:p>
+    <w:p>
+      <w:pPr>
+        <w:numPr>
+          <w:ilvl w:val="0"/>
+          <w:numId w:val="10"/>
+        </w:numPr>
+      </w:pPr>
+      <w:r>
+        <w:rPr>
+          <w:b/>
+          <w:bCs/>
+        </w:rPr>
+        <w:t>數據與形狀</w:t>
+      </w:r>
+      <w:r>
+        <w:rPr>
+          <w:b/>
+          <w:bCs/>
+        </w:rPr>
+        <w:t xml:space="preserve"> (Done)</w:t>
+      </w:r>
+      <w:r>
+        <w:rPr>
+          <w:b/>
+          <w:bCs/>
+        </w:rPr>
+        <w:t>：</w:t>
+      </w:r>
+      <w:r>
+        <w:t xml:space="preserve"> </w:t>
+      </w:r>
+      <w:r>
+        <w:t>我們已經確認使用「視覺</w:t>
+      </w:r>
+      <w:proofErr w:type="gramStart"/>
+      <w:r>
+        <w:t>縮放版</w:t>
+      </w:r>
+      <w:proofErr w:type="gramEnd"/>
+      <w:r>
+        <w:t>」</w:t>
+      </w:r>
+      <w:r>
+        <w:t>CSV</w:t>
+      </w:r>
+      <w:r>
+        <w:t>，讓灰色（公營）變</w:t>
+      </w:r>
+      <w:proofErr w:type="gramStart"/>
+      <w:r>
+        <w:t>苗條，</w:t>
+      </w:r>
+      <w:proofErr w:type="gramEnd"/>
+      <w:r>
+        <w:t>並跑出</w:t>
+      </w:r>
+      <w:r>
+        <w:t xml:space="preserve"> 2019/2023 </w:t>
+      </w:r>
+      <w:r>
+        <w:t>的交叉轉折感。</w:t>
+      </w:r>
+    </w:p>
+    <w:p>
+      <w:pPr>
+        <w:numPr>
+          <w:ilvl w:val="0"/>
+          <w:numId w:val="10"/>
+        </w:numPr>
+      </w:pPr>
+      <w:r>
+        <w:rPr>
+          <w:b/>
+          <w:bCs/>
+        </w:rPr>
+        <w:t>配色方案</w:t>
+      </w:r>
+      <w:r>
+        <w:rPr>
+          <w:b/>
+          <w:bCs/>
+        </w:rPr>
+        <w:t xml:space="preserve"> (Done)</w:t>
+      </w:r>
+      <w:r>
+        <w:rPr>
+          <w:b/>
+          <w:bCs/>
+        </w:rPr>
+        <w:t>：</w:t>
+      </w:r>
+    </w:p>
+    <w:p>
+      <w:pPr>
+        <w:numPr>
+          <w:ilvl w:val="1"/>
+          <w:numId w:val="10"/>
+        </w:numPr>
+      </w:pPr>
+      <w:r>
+        <w:t>#D4AF37 (</w:t>
+      </w:r>
+      <w:r>
+        <w:t>金色</w:t>
+      </w:r>
+      <w:r>
+        <w:t>/Private)</w:t>
+      </w:r>
+    </w:p>
+    <w:p>
+      <w:pPr>
+        <w:numPr>
+          <w:ilvl w:val="1"/>
+          <w:numId w:val="10"/>
+        </w:numPr>
+      </w:pPr>
+      <w:r>
+        <w:t>#1E90FF (</w:t>
+      </w:r>
+      <w:r>
+        <w:t>藍色</w:t>
+      </w:r>
+      <w:r>
+        <w:t>/IPP)</w:t>
+      </w:r>
+    </w:p>
+    <w:p>
+      <w:pPr>
+        <w:numPr>
+          <w:ilvl w:val="1"/>
+          <w:numId w:val="10"/>
+        </w:numPr>
+      </w:pPr>
+      <w:r>
+        <w:t>#4F4F4F (</w:t>
+      </w:r>
+      <w:r>
+        <w:t>灰色</w:t>
+      </w:r>
+      <w:r>
+        <w:t>/Public)</w:t>
+      </w:r>
+    </w:p>
+    <w:p>
+      <w:pPr>
+        <w:numPr>
+          <w:ilvl w:val="0"/>
+          <w:numId w:val="10"/>
+        </w:numPr>
+      </w:pPr>
+      <w:r>
+        <w:rPr>
+          <w:b/>
+          <w:bCs/>
+        </w:rPr>
+        <w:t>排版策略</w:t>
+      </w:r>
+      <w:r>
+        <w:rPr>
+          <w:b/>
+          <w:bCs/>
+        </w:rPr>
+        <w:t xml:space="preserve"> (Pending)</w:t>
+      </w:r>
+      <w:r>
+        <w:rPr>
+          <w:b/>
+          <w:bCs/>
+        </w:rPr>
+        <w:t>：</w:t>
+      </w:r>
+      <w:r>
+        <w:t xml:space="preserve"> </w:t>
+      </w:r>
+      <w:r>
+        <w:t>準備執行「土法煉鋼」</w:t>
+      </w:r>
+      <w:r>
+        <w:t xml:space="preserve">X </w:t>
+      </w:r>
+      <w:r>
+        <w:t>軸對齊法，並進行「群組化</w:t>
+      </w:r>
+      <w:r>
+        <w:t xml:space="preserve"> (Group)</w:t>
+      </w:r>
+      <w:r>
+        <w:t>」固定。</w:t>
+      </w:r>
+    </w:p>
+    <w:p>
+      <w:r>
+        <w:pict>
+          <v:rect id="_x0000_i1034" style="width:0;height:1.5pt" o:hralign="center" o:hrstd="t" o:hr="t" fillcolor="#a0a0a0" stroked="f"/>
+        </w:pict>
+      </w:r>
+    </w:p>
+    <w:p>
+      <w:pPr>
+        <w:rPr>
+          <w:b/>
+          <w:bCs/>
+        </w:rPr>
+      </w:pPr>
+      <w:r>
+        <w:rPr>
+          <w:rFonts w:ascii="Segoe UI Emoji" w:hAnsi="Segoe UI Emoji" w:cs="Segoe UI Emoji"/>
+          <w:b/>
+          <w:bCs/>
+        </w:rPr>
+        <w:t>🚀</w:t>
+      </w:r>
+      <w:r>
+        <w:rPr>
+          <w:b/>
+          <w:bCs/>
+        </w:rPr>
+        <w:t xml:space="preserve"> </w:t>
+      </w:r>
+      <w:r>
+        <w:rPr>
+          <w:b/>
+          <w:bCs/>
+        </w:rPr>
+        <w:t>下週二的「開工清單」</w:t>
+      </w:r>
+    </w:p>
+    <w:p>
+      <w:r>
+        <w:t>如果你想在那天快速收尾，我們可以優先做這三件事：</w:t>
+      </w:r>
+    </w:p>
+    <w:p>
+      <w:pPr>
+        <w:numPr>
+          <w:ilvl w:val="0"/>
+          <w:numId w:val="11"/>
+        </w:numPr>
+      </w:pPr>
+      <w:r>
+        <w:rPr>
+          <w:b/>
+          <w:bCs/>
+        </w:rPr>
+        <w:t>標籤對齊：</w:t>
+      </w:r>
+      <w:r>
+        <w:t xml:space="preserve"> </w:t>
+      </w:r>
+      <w:r>
+        <w:t>把</w:t>
+      </w:r>
+      <w:r>
+        <w:t xml:space="preserve"> 2019 </w:t>
+      </w:r>
+      <w:r>
+        <w:t>和</w:t>
+      </w:r>
+      <w:r>
+        <w:t xml:space="preserve"> 2023 </w:t>
+      </w:r>
+      <w:r>
+        <w:t>的轉折點用</w:t>
+      </w:r>
+      <w:r>
+        <w:t xml:space="preserve"> Emoji (</w:t>
+      </w:r>
+      <w:r>
+        <w:rPr>
+          <w:rFonts w:ascii="Segoe UI Emoji" w:hAnsi="Segoe UI Emoji" w:cs="Segoe UI Emoji"/>
+        </w:rPr>
+        <w:t>☀️</w:t>
+      </w:r>
+      <w:r>
+        <w:t>/</w:t>
+      </w:r>
+      <w:r>
+        <w:rPr>
+          <w:rFonts w:ascii="Segoe UI Emoji" w:hAnsi="Segoe UI Emoji" w:cs="Segoe UI Emoji"/>
+        </w:rPr>
+        <w:t>🚀</w:t>
+      </w:r>
+      <w:r>
+        <w:t xml:space="preserve">) </w:t>
+      </w:r>
+      <w:r>
+        <w:t>點綴出來。</w:t>
+      </w:r>
+    </w:p>
+    <w:p>
+      <w:pPr>
+        <w:numPr>
+          <w:ilvl w:val="0"/>
+          <w:numId w:val="11"/>
+        </w:numPr>
+      </w:pPr>
+      <w:r>
+        <w:rPr>
+          <w:b/>
+          <w:bCs/>
+        </w:rPr>
+        <w:t>文字固定：</w:t>
+      </w:r>
+      <w:r>
+        <w:t xml:space="preserve"> </w:t>
+      </w:r>
+      <w:r>
+        <w:t>確保年份標籤跟著圖表走，</w:t>
+      </w:r>
+      <w:proofErr w:type="gramStart"/>
+      <w:r>
+        <w:t>不跑位</w:t>
+      </w:r>
+      <w:proofErr w:type="gramEnd"/>
+      <w:r>
+        <w:t>。</w:t>
+      </w:r>
+    </w:p>
+    <w:p>
+      <w:pPr>
+        <w:numPr>
+          <w:ilvl w:val="0"/>
+          <w:numId w:val="11"/>
+        </w:numPr>
+      </w:pPr>
+      <w:r>
+        <w:rPr>
+          <w:b/>
+          <w:bCs/>
+        </w:rPr>
+        <w:t>標題與簡介：</w:t>
+      </w:r>
+      <w:r>
+        <w:t xml:space="preserve"> </w:t>
+      </w:r>
+      <w:r>
+        <w:t>幫這張封面加上一段帥氣的標題，比如：</w:t>
+      </w:r>
+      <w:r>
+        <w:rPr>
+          <w:i/>
+          <w:iCs/>
+        </w:rPr>
+        <w:t>「誰在</w:t>
+      </w:r>
+      <w:proofErr w:type="gramStart"/>
+      <w:r>
+        <w:rPr>
+          <w:i/>
+          <w:iCs/>
+        </w:rPr>
+        <w:t>推動綠能</w:t>
+      </w:r>
+      <w:proofErr w:type="gramEnd"/>
+      <w:r>
+        <w:rPr>
+          <w:i/>
+          <w:iCs/>
+        </w:rPr>
+        <w:t>？台灣能源主體轉型動態分析」</w:t>
+      </w:r>
+      <w:r>
+        <w:t>。</w:t>
+      </w:r>
+    </w:p>
+    <w:p>
+      <w:r>
+        <w:rPr>
+          <w:b/>
+          <w:bCs/>
+        </w:rPr>
+        <w:t>那就先祝你週末愉快！如果你週末突然有靈感，</w:t>
+      </w:r>
+      <w:proofErr w:type="gramStart"/>
+      <w:r>
+        <w:rPr>
+          <w:b/>
+          <w:bCs/>
+        </w:rPr>
+        <w:t>或是在滑手機</w:t>
+      </w:r>
+      <w:proofErr w:type="gramEnd"/>
+      <w:r>
+        <w:rPr>
+          <w:b/>
+          <w:bCs/>
+        </w:rPr>
+        <w:t>看到什麼厲害的圖表想參考，隨時再傳給我。我們週二見！加油！</w:t>
+      </w:r>
+    </w:p>
+    <w:p>
+      <w:pPr>
+        <w:rPr>
+          <w:rFonts w:hint="eastAsia"/>
+        </w:rPr>
+      </w:pPr>
+    </w:p>
     <w:sectPr>
       <w:pgSz w:w="11906" w:h="16838"/>
       <w:pgMar w:top="1440" w:right="1800" w:bottom="1440" w:left="1800" w:header="851" w:footer="992" w:gutter="0"/>
@@ -2833,6 +3305,272 @@
         <w:rFonts w:ascii="Wingdings" w:hAnsi="Wingdings" w:hint="default"/>
         <w:sz w:val="20"/>
       </w:rPr>
+    </w:lvl>
+  </w:abstractNum>
+  <w:abstractNum w:abstractNumId="9" w15:restartNumberingAfterBreak="0">
+    <w:nsid w:val="70AA7FA3"/>
+    <w:multiLevelType w:val="multilevel"/>
+    <w:tmpl w:val="AA40F81C"/>
+    <w:lvl w:ilvl="0">
+      <w:start w:val="1"/>
+      <w:numFmt w:val="bullet"/>
+      <w:lvlText w:val=""/>
+      <w:lvlJc w:val="left"/>
+      <w:pPr>
+        <w:tabs>
+          <w:tab w:val="num" w:pos="720"/>
+        </w:tabs>
+        <w:ind w:left="720" w:hanging="360"/>
+      </w:pPr>
+      <w:rPr>
+        <w:rFonts w:ascii="Symbol" w:hAnsi="Symbol" w:hint="default"/>
+        <w:sz w:val="20"/>
+      </w:rPr>
+    </w:lvl>
+    <w:lvl w:ilvl="1" w:tentative="1">
+      <w:start w:val="1"/>
+      <w:numFmt w:val="bullet"/>
+      <w:lvlText w:val="o"/>
+      <w:lvlJc w:val="left"/>
+      <w:pPr>
+        <w:tabs>
+          <w:tab w:val="num" w:pos="1440"/>
+        </w:tabs>
+        <w:ind w:left="1440" w:hanging="360"/>
+      </w:pPr>
+      <w:rPr>
+        <w:rFonts w:ascii="Courier New" w:hAnsi="Courier New" w:hint="default"/>
+        <w:sz w:val="20"/>
+      </w:rPr>
+    </w:lvl>
+    <w:lvl w:ilvl="2" w:tentative="1">
+      <w:start w:val="1"/>
+      <w:numFmt w:val="bullet"/>
+      <w:lvlText w:val=""/>
+      <w:lvlJc w:val="left"/>
+      <w:pPr>
+        <w:tabs>
+          <w:tab w:val="num" w:pos="2160"/>
+        </w:tabs>
+        <w:ind w:left="2160" w:hanging="360"/>
+      </w:pPr>
+      <w:rPr>
+        <w:rFonts w:ascii="Wingdings" w:hAnsi="Wingdings" w:hint="default"/>
+        <w:sz w:val="20"/>
+      </w:rPr>
+    </w:lvl>
+    <w:lvl w:ilvl="3" w:tentative="1">
+      <w:start w:val="1"/>
+      <w:numFmt w:val="bullet"/>
+      <w:lvlText w:val=""/>
+      <w:lvlJc w:val="left"/>
+      <w:pPr>
+        <w:tabs>
+          <w:tab w:val="num" w:pos="2880"/>
+        </w:tabs>
+        <w:ind w:left="2880" w:hanging="360"/>
+      </w:pPr>
+      <w:rPr>
+        <w:rFonts w:ascii="Wingdings" w:hAnsi="Wingdings" w:hint="default"/>
+        <w:sz w:val="20"/>
+      </w:rPr>
+    </w:lvl>
+    <w:lvl w:ilvl="4" w:tentative="1">
+      <w:start w:val="1"/>
+      <w:numFmt w:val="bullet"/>
+      <w:lvlText w:val=""/>
+      <w:lvlJc w:val="left"/>
+      <w:pPr>
+        <w:tabs>
+          <w:tab w:val="num" w:pos="3600"/>
+        </w:tabs>
+        <w:ind w:left="3600" w:hanging="360"/>
+      </w:pPr>
+      <w:rPr>
+        <w:rFonts w:ascii="Wingdings" w:hAnsi="Wingdings" w:hint="default"/>
+        <w:sz w:val="20"/>
+      </w:rPr>
+    </w:lvl>
+    <w:lvl w:ilvl="5" w:tentative="1">
+      <w:start w:val="1"/>
+      <w:numFmt w:val="bullet"/>
+      <w:lvlText w:val=""/>
+      <w:lvlJc w:val="left"/>
+      <w:pPr>
+        <w:tabs>
+          <w:tab w:val="num" w:pos="4320"/>
+        </w:tabs>
+        <w:ind w:left="4320" w:hanging="360"/>
+      </w:pPr>
+      <w:rPr>
+        <w:rFonts w:ascii="Wingdings" w:hAnsi="Wingdings" w:hint="default"/>
+        <w:sz w:val="20"/>
+      </w:rPr>
+    </w:lvl>
+    <w:lvl w:ilvl="6" w:tentative="1">
+      <w:start w:val="1"/>
+      <w:numFmt w:val="bullet"/>
+      <w:lvlText w:val=""/>
+      <w:lvlJc w:val="left"/>
+      <w:pPr>
+        <w:tabs>
+          <w:tab w:val="num" w:pos="5040"/>
+        </w:tabs>
+        <w:ind w:left="5040" w:hanging="360"/>
+      </w:pPr>
+      <w:rPr>
+        <w:rFonts w:ascii="Wingdings" w:hAnsi="Wingdings" w:hint="default"/>
+        <w:sz w:val="20"/>
+      </w:rPr>
+    </w:lvl>
+    <w:lvl w:ilvl="7" w:tentative="1">
+      <w:start w:val="1"/>
+      <w:numFmt w:val="bullet"/>
+      <w:lvlText w:val=""/>
+      <w:lvlJc w:val="left"/>
+      <w:pPr>
+        <w:tabs>
+          <w:tab w:val="num" w:pos="5760"/>
+        </w:tabs>
+        <w:ind w:left="5760" w:hanging="360"/>
+      </w:pPr>
+      <w:rPr>
+        <w:rFonts w:ascii="Wingdings" w:hAnsi="Wingdings" w:hint="default"/>
+        <w:sz w:val="20"/>
+      </w:rPr>
+    </w:lvl>
+    <w:lvl w:ilvl="8" w:tentative="1">
+      <w:start w:val="1"/>
+      <w:numFmt w:val="bullet"/>
+      <w:lvlText w:val=""/>
+      <w:lvlJc w:val="left"/>
+      <w:pPr>
+        <w:tabs>
+          <w:tab w:val="num" w:pos="6480"/>
+        </w:tabs>
+        <w:ind w:left="6480" w:hanging="360"/>
+      </w:pPr>
+      <w:rPr>
+        <w:rFonts w:ascii="Wingdings" w:hAnsi="Wingdings" w:hint="default"/>
+        <w:sz w:val="20"/>
+      </w:rPr>
+    </w:lvl>
+  </w:abstractNum>
+  <w:abstractNum w:abstractNumId="10" w15:restartNumberingAfterBreak="0">
+    <w:nsid w:val="71F05FAB"/>
+    <w:multiLevelType w:val="multilevel"/>
+    <w:tmpl w:val="D2E05C3C"/>
+    <w:lvl w:ilvl="0">
+      <w:start w:val="1"/>
+      <w:numFmt w:val="decimal"/>
+      <w:lvlText w:val="%1."/>
+      <w:lvlJc w:val="left"/>
+      <w:pPr>
+        <w:tabs>
+          <w:tab w:val="num" w:pos="720"/>
+        </w:tabs>
+        <w:ind w:left="720" w:hanging="360"/>
+      </w:pPr>
+    </w:lvl>
+    <w:lvl w:ilvl="1">
+      <w:start w:val="1"/>
+      <w:numFmt w:val="bullet"/>
+      <w:lvlText w:val="o"/>
+      <w:lvlJc w:val="left"/>
+      <w:pPr>
+        <w:tabs>
+          <w:tab w:val="num" w:pos="1440"/>
+        </w:tabs>
+        <w:ind w:left="1440" w:hanging="360"/>
+      </w:pPr>
+      <w:rPr>
+        <w:rFonts w:ascii="Courier New" w:hAnsi="Courier New" w:hint="default"/>
+        <w:sz w:val="20"/>
+      </w:rPr>
+    </w:lvl>
+    <w:lvl w:ilvl="2" w:tentative="1">
+      <w:start w:val="1"/>
+      <w:numFmt w:val="decimal"/>
+      <w:lvlText w:val="%3."/>
+      <w:lvlJc w:val="left"/>
+      <w:pPr>
+        <w:tabs>
+          <w:tab w:val="num" w:pos="2160"/>
+        </w:tabs>
+        <w:ind w:left="2160" w:hanging="360"/>
+      </w:pPr>
+    </w:lvl>
+    <w:lvl w:ilvl="3" w:tentative="1">
+      <w:start w:val="1"/>
+      <w:numFmt w:val="decimal"/>
+      <w:lvlText w:val="%4."/>
+      <w:lvlJc w:val="left"/>
+      <w:pPr>
+        <w:tabs>
+          <w:tab w:val="num" w:pos="2880"/>
+        </w:tabs>
+        <w:ind w:left="2880" w:hanging="360"/>
+      </w:pPr>
+    </w:lvl>
+    <w:lvl w:ilvl="4" w:tentative="1">
+      <w:start w:val="1"/>
+      <w:numFmt w:val="decimal"/>
+      <w:lvlText w:val="%5."/>
+      <w:lvlJc w:val="left"/>
+      <w:pPr>
+        <w:tabs>
+          <w:tab w:val="num" w:pos="3600"/>
+        </w:tabs>
+        <w:ind w:left="3600" w:hanging="360"/>
+      </w:pPr>
+    </w:lvl>
+    <w:lvl w:ilvl="5" w:tentative="1">
+      <w:start w:val="1"/>
+      <w:numFmt w:val="decimal"/>
+      <w:lvlText w:val="%6."/>
+      <w:lvlJc w:val="left"/>
+      <w:pPr>
+        <w:tabs>
+          <w:tab w:val="num" w:pos="4320"/>
+        </w:tabs>
+        <w:ind w:left="4320" w:hanging="360"/>
+      </w:pPr>
+    </w:lvl>
+    <w:lvl w:ilvl="6" w:tentative="1">
+      <w:start w:val="1"/>
+      <w:numFmt w:val="decimal"/>
+      <w:lvlText w:val="%7."/>
+      <w:lvlJc w:val="left"/>
+      <w:pPr>
+        <w:tabs>
+          <w:tab w:val="num" w:pos="5040"/>
+        </w:tabs>
+        <w:ind w:left="5040" w:hanging="360"/>
+      </w:pPr>
+    </w:lvl>
+    <w:lvl w:ilvl="7" w:tentative="1">
+      <w:start w:val="1"/>
+      <w:numFmt w:val="decimal"/>
+      <w:lvlText w:val="%8."/>
+      <w:lvlJc w:val="left"/>
+      <w:pPr>
+        <w:tabs>
+          <w:tab w:val="num" w:pos="5760"/>
+        </w:tabs>
+        <w:ind w:left="5760" w:hanging="360"/>
+      </w:pPr>
+    </w:lvl>
+    <w:lvl w:ilvl="8" w:tentative="1">
+      <w:start w:val="1"/>
+      <w:numFmt w:val="decimal"/>
+      <w:lvlText w:val="%9."/>
+      <w:lvlJc w:val="left"/>
+      <w:pPr>
+        <w:tabs>
+          <w:tab w:val="num" w:pos="6480"/>
+        </w:tabs>
+        <w:ind w:left="6480" w:hanging="360"/>
+      </w:pPr>
     </w:lvl>
   </w:abstractNum>
   <w:num w:numId="1" w16cid:durableId="619381814">
@@ -2861,6 +3599,12 @@
   </w:num>
   <w:num w:numId="9" w16cid:durableId="2038312274">
     <w:abstractNumId w:val="3"/>
+  </w:num>
+  <w:num w:numId="10" w16cid:durableId="1860586880">
+    <w:abstractNumId w:val="10"/>
+  </w:num>
+  <w:num w:numId="11" w16cid:durableId="2035305763">
+    <w:abstractNumId w:val="9"/>
   </w:num>
 </w:numbering>
 </file>

--- a/Eric 回來了.docx
+++ b/Eric 回來了.docx
@@ -1822,7 +1822,7 @@
     <w:p>
       <w:r>
         <w:pict>
-          <v:rect id="_x0000_i1034" style="width:0;height:1.5pt" o:hralign="center" o:hrstd="t" o:hr="t" fillcolor="#a0a0a0" stroked="f"/>
+          <v:rect id="_x0000_i1028" style="width:0;height:1.5pt" o:hralign="center" o:hrstd="t" o:hr="t" fillcolor="#a0a0a0" stroked="f"/>
         </w:pict>
       </w:r>
     </w:p>
@@ -2017,6 +2017,954 @@
           <w:bCs/>
         </w:rPr>
         <w:t>看到什麼厲害的圖表想參考，隨時再傳給我。我們週二見！加油！</w:t>
+      </w:r>
+    </w:p>
+    <w:p/>
+    <w:p/>
+    <w:p/>
+    <w:p/>
+    <w:p>
+      <w:r>
+        <w:lastRenderedPageBreak/>
+        <w:t>沒問題，</w:t>
+      </w:r>
+      <w:r>
+        <w:t>Eric</w:t>
+      </w:r>
+      <w:r>
+        <w:t>！為了讓明天（或接下來）的產出最精確，且能直接放進你的</w:t>
+      </w:r>
+      <w:r>
+        <w:t xml:space="preserve"> Power BI </w:t>
+      </w:r>
+      <w:r>
+        <w:t>第</w:t>
+      </w:r>
+      <w:r>
+        <w:t xml:space="preserve"> 5 </w:t>
+      </w:r>
+      <w:r>
+        <w:t>頁，我需要你確認以下</w:t>
+      </w:r>
+      <w:r>
+        <w:t xml:space="preserve"> </w:t>
+      </w:r>
+      <w:r>
+        <w:rPr>
+          <w:b/>
+          <w:bCs/>
+        </w:rPr>
+        <w:t xml:space="preserve">3 </w:t>
+      </w:r>
+      <w:proofErr w:type="gramStart"/>
+      <w:r>
+        <w:rPr>
+          <w:b/>
+          <w:bCs/>
+        </w:rPr>
+        <w:t>個</w:t>
+      </w:r>
+      <w:proofErr w:type="gramEnd"/>
+      <w:r>
+        <w:rPr>
+          <w:b/>
+          <w:bCs/>
+        </w:rPr>
+        <w:t>關鍵資訊</w:t>
+      </w:r>
+      <w:r>
+        <w:t>，這樣我的運算才不會跟你的數據表脫節：</w:t>
+      </w:r>
+    </w:p>
+    <w:p>
+      <w:pPr>
+        <w:rPr>
+          <w:b/>
+          <w:bCs/>
+        </w:rPr>
+      </w:pPr>
+      <w:r>
+        <w:rPr>
+          <w:b/>
+          <w:bCs/>
+        </w:rPr>
+        <w:t xml:space="preserve">1. </w:t>
+      </w:r>
+      <w:r>
+        <w:rPr>
+          <w:b/>
+          <w:bCs/>
+        </w:rPr>
+        <w:t>你的數據基準（</w:t>
+      </w:r>
+      <w:r>
+        <w:rPr>
+          <w:b/>
+          <w:bCs/>
+        </w:rPr>
+        <w:t>Base Year</w:t>
+      </w:r>
+      <w:r>
+        <w:rPr>
+          <w:b/>
+          <w:bCs/>
+        </w:rPr>
+        <w:t>）</w:t>
+      </w:r>
+    </w:p>
+    <w:p>
+      <w:pPr>
+        <w:numPr>
+          <w:ilvl w:val="0"/>
+          <w:numId w:val="12"/>
+        </w:numPr>
+      </w:pPr>
+      <w:r>
+        <w:rPr>
+          <w:b/>
+          <w:bCs/>
+        </w:rPr>
+        <w:t xml:space="preserve">114 </w:t>
+      </w:r>
+      <w:r>
+        <w:rPr>
+          <w:b/>
+          <w:bCs/>
+        </w:rPr>
+        <w:t>年（</w:t>
+      </w:r>
+      <w:r>
+        <w:rPr>
+          <w:b/>
+          <w:bCs/>
+        </w:rPr>
+        <w:t>2025</w:t>
+      </w:r>
+      <w:r>
+        <w:rPr>
+          <w:b/>
+          <w:bCs/>
+        </w:rPr>
+        <w:t>）的實際發電量</w:t>
+      </w:r>
+      <w:r>
+        <w:t>：你目前的資料表顯示</w:t>
+      </w:r>
+      <w:r>
+        <w:t xml:space="preserve"> 114 </w:t>
+      </w:r>
+      <w:r>
+        <w:t>年再生能源是</w:t>
+      </w:r>
+      <w:r>
+        <w:t xml:space="preserve"> </w:t>
+      </w:r>
+      <w:r>
+        <w:rPr>
+          <w:b/>
+          <w:bCs/>
+        </w:rPr>
+        <w:t>13.1%</w:t>
+      </w:r>
+      <w:r>
+        <w:t>，請提供</w:t>
+      </w:r>
+      <w:r>
+        <w:t xml:space="preserve"> 114 </w:t>
+      </w:r>
+      <w:r>
+        <w:t>年再生能源的</w:t>
+      </w:r>
+      <w:r>
+        <w:t xml:space="preserve"> </w:t>
+      </w:r>
+      <w:r>
+        <w:rPr>
+          <w:b/>
+          <w:bCs/>
+        </w:rPr>
+        <w:t>「百萬度</w:t>
+      </w:r>
+      <w:r>
+        <w:rPr>
+          <w:b/>
+          <w:bCs/>
+        </w:rPr>
+        <w:t xml:space="preserve"> (GWh)</w:t>
+      </w:r>
+      <w:r>
+        <w:rPr>
+          <w:b/>
+          <w:bCs/>
+        </w:rPr>
+        <w:t>」</w:t>
+      </w:r>
+      <w:r>
+        <w:t xml:space="preserve"> </w:t>
+      </w:r>
+      <w:r>
+        <w:t>數值。這是我做「加法」的起點。</w:t>
+      </w:r>
+    </w:p>
+    <w:p>
+      <w:pPr>
+        <w:numPr>
+          <w:ilvl w:val="0"/>
+          <w:numId w:val="12"/>
+        </w:numPr>
+      </w:pPr>
+      <w:r>
+        <w:rPr>
+          <w:b/>
+          <w:bCs/>
+        </w:rPr>
+        <w:t>總發電量分母</w:t>
+      </w:r>
+      <w:r>
+        <w:t>：確認使用官方預測的</w:t>
+      </w:r>
+      <w:r>
+        <w:t xml:space="preserve"> </w:t>
+      </w:r>
+      <w:r>
+        <w:rPr>
+          <w:b/>
+          <w:bCs/>
+        </w:rPr>
+        <w:t xml:space="preserve">293,400 </w:t>
+      </w:r>
+      <w:r>
+        <w:rPr>
+          <w:b/>
+          <w:bCs/>
+        </w:rPr>
+        <w:t>百萬度</w:t>
+      </w:r>
+      <w:r>
+        <w:t xml:space="preserve"> </w:t>
+      </w:r>
+      <w:r>
+        <w:t>作為</w:t>
+      </w:r>
+      <w:r>
+        <w:t xml:space="preserve"> 115 </w:t>
+      </w:r>
+      <w:r>
+        <w:t>年的分母。</w:t>
+      </w:r>
+    </w:p>
+    <w:p>
+      <w:pPr>
+        <w:rPr>
+          <w:b/>
+          <w:bCs/>
+        </w:rPr>
+      </w:pPr>
+      <w:r>
+        <w:rPr>
+          <w:b/>
+          <w:bCs/>
+        </w:rPr>
+        <w:t xml:space="preserve">2. </w:t>
+      </w:r>
+      <w:r>
+        <w:rPr>
+          <w:b/>
+          <w:bCs/>
+        </w:rPr>
+        <w:t>參數設定（</w:t>
+      </w:r>
+      <w:r>
+        <w:rPr>
+          <w:b/>
+          <w:bCs/>
+        </w:rPr>
+        <w:t>Capacity Factor</w:t>
+      </w:r>
+      <w:r>
+        <w:rPr>
+          <w:b/>
+          <w:bCs/>
+        </w:rPr>
+        <w:t>）</w:t>
+      </w:r>
+    </w:p>
+    <w:p>
+      <w:r>
+        <w:t>在電力分析中，</w:t>
+      </w:r>
+      <w:r>
+        <w:rPr>
+          <w:b/>
+          <w:bCs/>
+        </w:rPr>
+        <w:t>「裝置容量</w:t>
+      </w:r>
+      <w:r>
+        <w:rPr>
+          <w:b/>
+          <w:bCs/>
+        </w:rPr>
+        <w:t xml:space="preserve"> (MW)</w:t>
+      </w:r>
+      <w:r>
+        <w:rPr>
+          <w:b/>
+          <w:bCs/>
+        </w:rPr>
+        <w:t>」</w:t>
+      </w:r>
+      <w:r>
+        <w:t xml:space="preserve"> </w:t>
+      </w:r>
+      <w:r>
+        <w:t>轉</w:t>
+      </w:r>
+      <w:r>
+        <w:t xml:space="preserve"> </w:t>
+      </w:r>
+      <w:r>
+        <w:rPr>
+          <w:b/>
+          <w:bCs/>
+        </w:rPr>
+        <w:t>「發電量</w:t>
+      </w:r>
+      <w:r>
+        <w:rPr>
+          <w:b/>
+          <w:bCs/>
+        </w:rPr>
+        <w:t xml:space="preserve"> (GWh)</w:t>
+      </w:r>
+      <w:r>
+        <w:rPr>
+          <w:b/>
+          <w:bCs/>
+        </w:rPr>
+        <w:t>」</w:t>
+      </w:r>
+      <w:r>
+        <w:t xml:space="preserve"> </w:t>
+      </w:r>
+      <w:r>
+        <w:t>需要乘上「利用率」。如果你有特定的偏好可以跟我說，否則我會採用台灣能源署常用的標準值：</w:t>
+      </w:r>
+    </w:p>
+    <w:p>
+      <w:pPr>
+        <w:numPr>
+          <w:ilvl w:val="0"/>
+          <w:numId w:val="13"/>
+        </w:numPr>
+      </w:pPr>
+      <w:r>
+        <w:rPr>
+          <w:b/>
+          <w:bCs/>
+        </w:rPr>
+        <w:t>太陽光電</w:t>
+      </w:r>
+      <w:r>
+        <w:t>：</w:t>
+      </w:r>
+      <w:r>
+        <w:t>14%</w:t>
+      </w:r>
+      <w:r>
+        <w:t>（約每天日照</w:t>
+      </w:r>
+      <w:r>
+        <w:t xml:space="preserve"> 3.3~3.5 </w:t>
+      </w:r>
+      <w:r>
+        <w:t>小時）。</w:t>
+      </w:r>
+    </w:p>
+    <w:p>
+      <w:pPr>
+        <w:numPr>
+          <w:ilvl w:val="0"/>
+          <w:numId w:val="13"/>
+        </w:numPr>
+      </w:pPr>
+      <w:r>
+        <w:rPr>
+          <w:b/>
+          <w:bCs/>
+        </w:rPr>
+        <w:t>離</w:t>
+      </w:r>
+      <w:proofErr w:type="gramStart"/>
+      <w:r>
+        <w:rPr>
+          <w:b/>
+          <w:bCs/>
+        </w:rPr>
+        <w:t>岸風電</w:t>
+      </w:r>
+      <w:proofErr w:type="gramEnd"/>
+      <w:r>
+        <w:t>：</w:t>
+      </w:r>
+      <w:r>
+        <w:t>35%</w:t>
+      </w:r>
+      <w:r>
+        <w:t>（考慮到冬季強風與夏季無風的平均）。</w:t>
+      </w:r>
+    </w:p>
+    <w:p>
+      <w:pPr>
+        <w:numPr>
+          <w:ilvl w:val="0"/>
+          <w:numId w:val="13"/>
+        </w:numPr>
+      </w:pPr>
+      <w:r>
+        <w:rPr>
+          <w:b/>
+          <w:bCs/>
+        </w:rPr>
+        <w:t>核能</w:t>
+      </w:r>
+      <w:r>
+        <w:t>：</w:t>
+      </w:r>
+      <w:r>
+        <w:t>90%</w:t>
+      </w:r>
+      <w:r>
+        <w:t>（基載機組的高利用率）。</w:t>
+      </w:r>
+    </w:p>
+    <w:p>
+      <w:pPr>
+        <w:rPr>
+          <w:b/>
+          <w:bCs/>
+        </w:rPr>
+      </w:pPr>
+      <w:r>
+        <w:rPr>
+          <w:b/>
+          <w:bCs/>
+        </w:rPr>
+        <w:t xml:space="preserve">3. </w:t>
+      </w:r>
+      <w:r>
+        <w:rPr>
+          <w:b/>
+          <w:bCs/>
+        </w:rPr>
+        <w:t>你想要的視覺化呈現方式</w:t>
+      </w:r>
+    </w:p>
+    <w:p>
+      <w:pPr>
+        <w:numPr>
+          <w:ilvl w:val="0"/>
+          <w:numId w:val="14"/>
+        </w:numPr>
+      </w:pPr>
+      <w:r>
+        <w:t>你是要在</w:t>
+      </w:r>
+      <w:r>
+        <w:t xml:space="preserve"> Power BI </w:t>
+      </w:r>
+      <w:r>
+        <w:t>畫一張</w:t>
+      </w:r>
+      <w:r>
+        <w:t xml:space="preserve"> </w:t>
+      </w:r>
+      <w:r>
+        <w:rPr>
+          <w:b/>
+          <w:bCs/>
+        </w:rPr>
+        <w:t>瀑布圖</w:t>
+      </w:r>
+      <w:r>
+        <w:rPr>
+          <w:b/>
+          <w:bCs/>
+        </w:rPr>
+        <w:t xml:space="preserve"> (Waterfall Chart)</w:t>
+      </w:r>
+      <w:r>
+        <w:t xml:space="preserve"> </w:t>
+      </w:r>
+      <w:r>
+        <w:t>展示「加減過程」？</w:t>
+      </w:r>
+    </w:p>
+    <w:p>
+      <w:pPr>
+        <w:numPr>
+          <w:ilvl w:val="0"/>
+          <w:numId w:val="14"/>
+        </w:numPr>
+      </w:pPr>
+      <w:r>
+        <w:t>還是要一張</w:t>
+      </w:r>
+      <w:r>
+        <w:t xml:space="preserve"> </w:t>
+      </w:r>
+      <w:r>
+        <w:rPr>
+          <w:b/>
+          <w:bCs/>
+        </w:rPr>
+        <w:t>堆疊柱狀圖</w:t>
+      </w:r>
+      <w:r>
+        <w:t xml:space="preserve"> </w:t>
+      </w:r>
+      <w:r>
+        <w:t>對比「</w:t>
+      </w:r>
+      <w:r>
+        <w:t xml:space="preserve">114 </w:t>
+      </w:r>
+      <w:r>
+        <w:t>年實績」與「</w:t>
+      </w:r>
+      <w:r>
+        <w:t xml:space="preserve">115 </w:t>
+      </w:r>
+      <w:r>
+        <w:t>年目標」？</w:t>
+      </w:r>
+    </w:p>
+    <w:p>
+      <w:pPr>
+        <w:numPr>
+          <w:ilvl w:val="0"/>
+          <w:numId w:val="14"/>
+        </w:numPr>
+      </w:pPr>
+      <w:proofErr w:type="gramStart"/>
+      <w:r>
+        <w:t>（</w:t>
+      </w:r>
+      <w:proofErr w:type="gramEnd"/>
+      <w:r>
+        <w:t>建議：</w:t>
+      </w:r>
+      <w:proofErr w:type="gramStart"/>
+      <w:r>
+        <w:t>瀑布圖最能</w:t>
+      </w:r>
+      <w:proofErr w:type="gramEnd"/>
+      <w:r>
+        <w:t>解釋「補不補得起缺口」這個邏輯</w:t>
+      </w:r>
+      <w:proofErr w:type="gramStart"/>
+      <w:r>
+        <w:t>）</w:t>
+      </w:r>
+      <w:proofErr w:type="gramEnd"/>
+      <w:r>
+        <w:t>。</w:t>
+      </w:r>
+    </w:p>
+    <w:p>
+      <w:r>
+        <w:pict>
+          <v:rect id="_x0000_i1041" style="width:0;height:1.5pt" o:hralign="center" o:hrstd="t" o:hr="t" fillcolor="#a0a0a0" stroked="f"/>
+        </w:pict>
+      </w:r>
+    </w:p>
+    <w:p>
+      <w:pPr>
+        <w:rPr>
+          <w:b/>
+          <w:bCs/>
+        </w:rPr>
+      </w:pPr>
+      <w:r>
+        <w:rPr>
+          <w:b/>
+          <w:bCs/>
+        </w:rPr>
+        <w:t>我會為你準備的內容（產出清單）：</w:t>
+      </w:r>
+    </w:p>
+    <w:p>
+      <w:r>
+        <w:t>一旦你確認上述資訊，我會為你產出以下內容：</w:t>
+      </w:r>
+    </w:p>
+    <w:p>
+      <w:pPr>
+        <w:rPr>
+          <w:b/>
+          <w:bCs/>
+        </w:rPr>
+      </w:pPr>
+      <w:r>
+        <w:rPr>
+          <w:b/>
+          <w:bCs/>
+        </w:rPr>
+        <w:t xml:space="preserve">A. </w:t>
+      </w:r>
+      <w:r>
+        <w:rPr>
+          <w:b/>
+          <w:bCs/>
+        </w:rPr>
+        <w:t>核心數據運算表</w:t>
+      </w:r>
+    </w:p>
+    <w:p>
+      <w:r>
+        <w:t>我會幫你列出</w:t>
+      </w:r>
+      <w:r>
+        <w:t xml:space="preserve"> 115 </w:t>
+      </w:r>
+      <w:r>
+        <w:t>年所有新增與除役機組的</w:t>
+      </w:r>
+      <w:r>
+        <w:t xml:space="preserve"> </w:t>
+      </w:r>
+      <w:r>
+        <w:rPr>
+          <w:b/>
+          <w:bCs/>
+        </w:rPr>
+        <w:t>「發電量貢獻值（百萬度）」</w:t>
+      </w:r>
+      <w:r>
+        <w:t>。</w:t>
+      </w:r>
+    </w:p>
+    <w:p>
+      <w:r>
+        <w:lastRenderedPageBreak/>
+        <w:t>例如：核三</w:t>
+      </w:r>
+      <w:r>
+        <w:t xml:space="preserve">#2 </w:t>
+      </w:r>
+      <w:r>
+        <w:t>除役</w:t>
+      </w:r>
+      <w:r>
+        <w:t xml:space="preserve"> = -X </w:t>
+      </w:r>
+      <w:r>
+        <w:t>百萬度；新增光電</w:t>
+      </w:r>
+      <w:r>
+        <w:t xml:space="preserve"> = +Y </w:t>
+      </w:r>
+      <w:r>
+        <w:t>百萬度。</w:t>
+      </w:r>
+    </w:p>
+    <w:p>
+      <w:pPr>
+        <w:rPr>
+          <w:b/>
+          <w:bCs/>
+        </w:rPr>
+      </w:pPr>
+      <w:r>
+        <w:rPr>
+          <w:b/>
+          <w:bCs/>
+        </w:rPr>
+        <w:t xml:space="preserve">B. </w:t>
+      </w:r>
+      <w:r>
+        <w:rPr>
+          <w:b/>
+          <w:bCs/>
+        </w:rPr>
+        <w:t>達標機率診斷</w:t>
+      </w:r>
+    </w:p>
+    <w:p>
+      <w:r>
+        <w:t>根據算出來的「淨增量」，給出最終結論：</w:t>
+      </w:r>
+      <w:r>
+        <w:rPr>
+          <w:b/>
+          <w:bCs/>
+        </w:rPr>
+        <w:t xml:space="preserve">15% </w:t>
+      </w:r>
+      <w:r>
+        <w:rPr>
+          <w:b/>
+          <w:bCs/>
+        </w:rPr>
+        <w:t>目標是「輕易達成」、「勉強達標」還是「存有缺口」？</w:t>
+      </w:r>
+    </w:p>
+    <w:p>
+      <w:pPr>
+        <w:rPr>
+          <w:b/>
+          <w:bCs/>
+        </w:rPr>
+      </w:pPr>
+      <w:r>
+        <w:rPr>
+          <w:b/>
+          <w:bCs/>
+        </w:rPr>
+        <w:t xml:space="preserve">C. Power BI </w:t>
+      </w:r>
+      <w:r>
+        <w:rPr>
+          <w:b/>
+          <w:bCs/>
+        </w:rPr>
+        <w:t>實作指南</w:t>
+      </w:r>
+      <w:r>
+        <w:rPr>
+          <w:b/>
+          <w:bCs/>
+        </w:rPr>
+        <w:t xml:space="preserve"> (DAX &amp; Layout)</w:t>
+      </w:r>
+    </w:p>
+    <w:p>
+      <w:pPr>
+        <w:numPr>
+          <w:ilvl w:val="0"/>
+          <w:numId w:val="15"/>
+        </w:numPr>
+      </w:pPr>
+      <w:r>
+        <w:t>提供計算「</w:t>
+      </w:r>
+      <w:r>
+        <w:t>115</w:t>
+      </w:r>
+      <w:r>
+        <w:t>年預測值」的</w:t>
+      </w:r>
+      <w:r>
+        <w:t xml:space="preserve"> </w:t>
+      </w:r>
+      <w:r>
+        <w:rPr>
+          <w:b/>
+          <w:bCs/>
+        </w:rPr>
+        <w:t xml:space="preserve">DAX </w:t>
+      </w:r>
+      <w:r>
+        <w:rPr>
+          <w:b/>
+          <w:bCs/>
+        </w:rPr>
+        <w:t>公式</w:t>
+      </w:r>
+      <w:r>
+        <w:t>。</w:t>
+      </w:r>
+    </w:p>
+    <w:p>
+      <w:pPr>
+        <w:numPr>
+          <w:ilvl w:val="0"/>
+          <w:numId w:val="15"/>
+        </w:numPr>
+      </w:pPr>
+      <w:r>
+        <w:t>建議第</w:t>
+      </w:r>
+      <w:r>
+        <w:t xml:space="preserve"> 5 </w:t>
+      </w:r>
+      <w:r>
+        <w:t>頁的</w:t>
+      </w:r>
+      <w:r>
+        <w:t xml:space="preserve"> </w:t>
+      </w:r>
+      <w:r>
+        <w:rPr>
+          <w:b/>
+          <w:bCs/>
+        </w:rPr>
+        <w:t>文字標題與洞察</w:t>
+      </w:r>
+      <w:r>
+        <w:rPr>
+          <w:b/>
+          <w:bCs/>
+        </w:rPr>
+        <w:t xml:space="preserve"> (Insights)</w:t>
+      </w:r>
+      <w:r>
+        <w:t xml:space="preserve"> </w:t>
+      </w:r>
+      <w:r>
+        <w:t>寫法，確保與前</w:t>
+      </w:r>
+      <w:r>
+        <w:t xml:space="preserve"> 4 </w:t>
+      </w:r>
+      <w:r>
+        <w:t>頁風格一致。</w:t>
+      </w:r>
+    </w:p>
+    <w:p>
+      <w:pPr>
+        <w:rPr>
+          <w:b/>
+          <w:bCs/>
+        </w:rPr>
+      </w:pPr>
+      <w:r>
+        <w:rPr>
+          <w:b/>
+          <w:bCs/>
+        </w:rPr>
+        <w:t xml:space="preserve">D. </w:t>
+      </w:r>
+      <w:r>
+        <w:rPr>
+          <w:b/>
+          <w:bCs/>
+        </w:rPr>
+        <w:t>針對「供給規劃圖」的註解</w:t>
+      </w:r>
+    </w:p>
+    <w:p>
+      <w:r>
+        <w:t>幫你寫好這張圖的「看點」，例如：</w:t>
+      </w:r>
+      <w:r>
+        <w:rPr>
+          <w:i/>
+          <w:iCs/>
+        </w:rPr>
+        <w:t>「關鍵觀察：</w:t>
+      </w:r>
+      <w:r>
+        <w:rPr>
+          <w:i/>
+          <w:iCs/>
+        </w:rPr>
+        <w:t xml:space="preserve">115 </w:t>
+      </w:r>
+      <w:r>
+        <w:rPr>
+          <w:i/>
+          <w:iCs/>
+        </w:rPr>
+        <w:t>年民間</w:t>
+      </w:r>
+      <w:proofErr w:type="gramStart"/>
+      <w:r>
+        <w:rPr>
+          <w:i/>
+          <w:iCs/>
+        </w:rPr>
+        <w:t>電廠中佳與</w:t>
+      </w:r>
+      <w:proofErr w:type="gramEnd"/>
+      <w:r>
+        <w:rPr>
+          <w:i/>
+          <w:iCs/>
+        </w:rPr>
+        <w:t>分散式光電的</w:t>
+      </w:r>
+      <w:proofErr w:type="gramStart"/>
+      <w:r>
+        <w:rPr>
+          <w:i/>
+          <w:iCs/>
+        </w:rPr>
+        <w:t>併</w:t>
+      </w:r>
+      <w:proofErr w:type="gramEnd"/>
+      <w:r>
+        <w:rPr>
+          <w:i/>
+          <w:iCs/>
+        </w:rPr>
+        <w:t>網，抵銷了核能退役的</w:t>
+      </w:r>
+      <w:r>
+        <w:rPr>
+          <w:i/>
+          <w:iCs/>
+        </w:rPr>
+        <w:t xml:space="preserve"> 80% </w:t>
+      </w:r>
+      <w:r>
+        <w:rPr>
+          <w:i/>
+          <w:iCs/>
+        </w:rPr>
+        <w:t>缺口</w:t>
+      </w:r>
+      <w:r>
+        <w:rPr>
+          <w:i/>
+          <w:iCs/>
+        </w:rPr>
+        <w:t>...</w:t>
+      </w:r>
+      <w:r>
+        <w:rPr>
+          <w:i/>
+          <w:iCs/>
+        </w:rPr>
+        <w:t>」</w:t>
+      </w:r>
+      <w:r>
+        <w:t>。</w:t>
+      </w:r>
+    </w:p>
+    <w:p>
+      <w:r>
+        <w:pict>
+          <v:rect id="_x0000_i1042" style="width:0;height:1.5pt" o:hralign="center" o:hrstd="t" o:hr="t" fillcolor="#a0a0a0" stroked="f"/>
+        </w:pict>
+      </w:r>
+    </w:p>
+    <w:p>
+      <w:r>
+        <w:rPr>
+          <w:b/>
+          <w:bCs/>
+        </w:rPr>
+        <w:t>你可以先休息，明天把</w:t>
+      </w:r>
+      <w:r>
+        <w:rPr>
+          <w:b/>
+          <w:bCs/>
+        </w:rPr>
+        <w:t xml:space="preserve"> 114 </w:t>
+      </w:r>
+      <w:r>
+        <w:rPr>
+          <w:b/>
+          <w:bCs/>
+        </w:rPr>
+        <w:t>年的再生能源發電量（百萬度）丟給我，我們就直接開工產出最後一頁！</w:t>
+      </w:r>
+    </w:p>
+    <w:p>
+      <w:r>
+        <w:t>這份專案從「歷史回顧」走到「未來預測」，邏輯已經非常完整且具備專業深度了。期待明天的最後衝刺！</w:t>
       </w:r>
     </w:p>
     <w:p>
@@ -2337,6 +3285,155 @@
     </w:lvl>
   </w:abstractNum>
   <w:abstractNum w:abstractNumId="2" w15:restartNumberingAfterBreak="0">
+    <w:nsid w:val="32AC1E96"/>
+    <w:multiLevelType w:val="multilevel"/>
+    <w:tmpl w:val="0F20B938"/>
+    <w:lvl w:ilvl="0">
+      <w:start w:val="1"/>
+      <w:numFmt w:val="bullet"/>
+      <w:lvlText w:val=""/>
+      <w:lvlJc w:val="left"/>
+      <w:pPr>
+        <w:tabs>
+          <w:tab w:val="num" w:pos="720"/>
+        </w:tabs>
+        <w:ind w:left="720" w:hanging="360"/>
+      </w:pPr>
+      <w:rPr>
+        <w:rFonts w:ascii="Symbol" w:hAnsi="Symbol" w:hint="default"/>
+        <w:sz w:val="20"/>
+      </w:rPr>
+    </w:lvl>
+    <w:lvl w:ilvl="1" w:tentative="1">
+      <w:start w:val="1"/>
+      <w:numFmt w:val="bullet"/>
+      <w:lvlText w:val="o"/>
+      <w:lvlJc w:val="left"/>
+      <w:pPr>
+        <w:tabs>
+          <w:tab w:val="num" w:pos="1440"/>
+        </w:tabs>
+        <w:ind w:left="1440" w:hanging="360"/>
+      </w:pPr>
+      <w:rPr>
+        <w:rFonts w:ascii="Courier New" w:hAnsi="Courier New" w:hint="default"/>
+        <w:sz w:val="20"/>
+      </w:rPr>
+    </w:lvl>
+    <w:lvl w:ilvl="2" w:tentative="1">
+      <w:start w:val="1"/>
+      <w:numFmt w:val="bullet"/>
+      <w:lvlText w:val=""/>
+      <w:lvlJc w:val="left"/>
+      <w:pPr>
+        <w:tabs>
+          <w:tab w:val="num" w:pos="2160"/>
+        </w:tabs>
+        <w:ind w:left="2160" w:hanging="360"/>
+      </w:pPr>
+      <w:rPr>
+        <w:rFonts w:ascii="Wingdings" w:hAnsi="Wingdings" w:hint="default"/>
+        <w:sz w:val="20"/>
+      </w:rPr>
+    </w:lvl>
+    <w:lvl w:ilvl="3" w:tentative="1">
+      <w:start w:val="1"/>
+      <w:numFmt w:val="bullet"/>
+      <w:lvlText w:val=""/>
+      <w:lvlJc w:val="left"/>
+      <w:pPr>
+        <w:tabs>
+          <w:tab w:val="num" w:pos="2880"/>
+        </w:tabs>
+        <w:ind w:left="2880" w:hanging="360"/>
+      </w:pPr>
+      <w:rPr>
+        <w:rFonts w:ascii="Wingdings" w:hAnsi="Wingdings" w:hint="default"/>
+        <w:sz w:val="20"/>
+      </w:rPr>
+    </w:lvl>
+    <w:lvl w:ilvl="4" w:tentative="1">
+      <w:start w:val="1"/>
+      <w:numFmt w:val="bullet"/>
+      <w:lvlText w:val=""/>
+      <w:lvlJc w:val="left"/>
+      <w:pPr>
+        <w:tabs>
+          <w:tab w:val="num" w:pos="3600"/>
+        </w:tabs>
+        <w:ind w:left="3600" w:hanging="360"/>
+      </w:pPr>
+      <w:rPr>
+        <w:rFonts w:ascii="Wingdings" w:hAnsi="Wingdings" w:hint="default"/>
+        <w:sz w:val="20"/>
+      </w:rPr>
+    </w:lvl>
+    <w:lvl w:ilvl="5" w:tentative="1">
+      <w:start w:val="1"/>
+      <w:numFmt w:val="bullet"/>
+      <w:lvlText w:val=""/>
+      <w:lvlJc w:val="left"/>
+      <w:pPr>
+        <w:tabs>
+          <w:tab w:val="num" w:pos="4320"/>
+        </w:tabs>
+        <w:ind w:left="4320" w:hanging="360"/>
+      </w:pPr>
+      <w:rPr>
+        <w:rFonts w:ascii="Wingdings" w:hAnsi="Wingdings" w:hint="default"/>
+        <w:sz w:val="20"/>
+      </w:rPr>
+    </w:lvl>
+    <w:lvl w:ilvl="6" w:tentative="1">
+      <w:start w:val="1"/>
+      <w:numFmt w:val="bullet"/>
+      <w:lvlText w:val=""/>
+      <w:lvlJc w:val="left"/>
+      <w:pPr>
+        <w:tabs>
+          <w:tab w:val="num" w:pos="5040"/>
+        </w:tabs>
+        <w:ind w:left="5040" w:hanging="360"/>
+      </w:pPr>
+      <w:rPr>
+        <w:rFonts w:ascii="Wingdings" w:hAnsi="Wingdings" w:hint="default"/>
+        <w:sz w:val="20"/>
+      </w:rPr>
+    </w:lvl>
+    <w:lvl w:ilvl="7" w:tentative="1">
+      <w:start w:val="1"/>
+      <w:numFmt w:val="bullet"/>
+      <w:lvlText w:val=""/>
+      <w:lvlJc w:val="left"/>
+      <w:pPr>
+        <w:tabs>
+          <w:tab w:val="num" w:pos="5760"/>
+        </w:tabs>
+        <w:ind w:left="5760" w:hanging="360"/>
+      </w:pPr>
+      <w:rPr>
+        <w:rFonts w:ascii="Wingdings" w:hAnsi="Wingdings" w:hint="default"/>
+        <w:sz w:val="20"/>
+      </w:rPr>
+    </w:lvl>
+    <w:lvl w:ilvl="8" w:tentative="1">
+      <w:start w:val="1"/>
+      <w:numFmt w:val="bullet"/>
+      <w:lvlText w:val=""/>
+      <w:lvlJc w:val="left"/>
+      <w:pPr>
+        <w:tabs>
+          <w:tab w:val="num" w:pos="6480"/>
+        </w:tabs>
+        <w:ind w:left="6480" w:hanging="360"/>
+      </w:pPr>
+      <w:rPr>
+        <w:rFonts w:ascii="Wingdings" w:hAnsi="Wingdings" w:hint="default"/>
+        <w:sz w:val="20"/>
+      </w:rPr>
+    </w:lvl>
+  </w:abstractNum>
+  <w:abstractNum w:abstractNumId="3" w15:restartNumberingAfterBreak="0">
     <w:nsid w:val="346414FE"/>
     <w:multiLevelType w:val="multilevel"/>
     <w:tmpl w:val="03589E84"/>
@@ -2485,7 +3582,7 @@
       </w:rPr>
     </w:lvl>
   </w:abstractNum>
-  <w:abstractNum w:abstractNumId="3" w15:restartNumberingAfterBreak="0">
+  <w:abstractNum w:abstractNumId="4" w15:restartNumberingAfterBreak="0">
     <w:nsid w:val="363E2007"/>
     <w:multiLevelType w:val="multilevel"/>
     <w:tmpl w:val="C756C9FA"/>
@@ -2598,7 +3695,7 @@
       </w:pPr>
     </w:lvl>
   </w:abstractNum>
-  <w:abstractNum w:abstractNumId="4" w15:restartNumberingAfterBreak="0">
+  <w:abstractNum w:abstractNumId="5" w15:restartNumberingAfterBreak="0">
     <w:nsid w:val="373112A8"/>
     <w:multiLevelType w:val="multilevel"/>
     <w:tmpl w:val="D3584E2C"/>
@@ -2747,7 +3844,7 @@
       </w:rPr>
     </w:lvl>
   </w:abstractNum>
-  <w:abstractNum w:abstractNumId="5" w15:restartNumberingAfterBreak="0">
+  <w:abstractNum w:abstractNumId="6" w15:restartNumberingAfterBreak="0">
     <w:nsid w:val="3ECD7B62"/>
     <w:multiLevelType w:val="multilevel"/>
     <w:tmpl w:val="747E647A"/>
@@ -2896,7 +3993,7 @@
       </w:rPr>
     </w:lvl>
   </w:abstractNum>
-  <w:abstractNum w:abstractNumId="6" w15:restartNumberingAfterBreak="0">
+  <w:abstractNum w:abstractNumId="7" w15:restartNumberingAfterBreak="0">
     <w:nsid w:val="41BC0053"/>
     <w:multiLevelType w:val="multilevel"/>
     <w:tmpl w:val="1D1E5B6A"/>
@@ -3009,7 +4106,7 @@
       </w:pPr>
     </w:lvl>
   </w:abstractNum>
-  <w:abstractNum w:abstractNumId="7" w15:restartNumberingAfterBreak="0">
+  <w:abstractNum w:abstractNumId="8" w15:restartNumberingAfterBreak="0">
     <w:nsid w:val="47053C93"/>
     <w:multiLevelType w:val="multilevel"/>
     <w:tmpl w:val="21CCE9D2"/>
@@ -3158,7 +4255,156 @@
       </w:rPr>
     </w:lvl>
   </w:abstractNum>
-  <w:abstractNum w:abstractNumId="8" w15:restartNumberingAfterBreak="0">
+  <w:abstractNum w:abstractNumId="9" w15:restartNumberingAfterBreak="0">
+    <w:nsid w:val="4A3063A4"/>
+    <w:multiLevelType w:val="multilevel"/>
+    <w:tmpl w:val="8898CE04"/>
+    <w:lvl w:ilvl="0">
+      <w:start w:val="1"/>
+      <w:numFmt w:val="bullet"/>
+      <w:lvlText w:val=""/>
+      <w:lvlJc w:val="left"/>
+      <w:pPr>
+        <w:tabs>
+          <w:tab w:val="num" w:pos="720"/>
+        </w:tabs>
+        <w:ind w:left="720" w:hanging="360"/>
+      </w:pPr>
+      <w:rPr>
+        <w:rFonts w:ascii="Symbol" w:hAnsi="Symbol" w:hint="default"/>
+        <w:sz w:val="20"/>
+      </w:rPr>
+    </w:lvl>
+    <w:lvl w:ilvl="1" w:tentative="1">
+      <w:start w:val="1"/>
+      <w:numFmt w:val="bullet"/>
+      <w:lvlText w:val="o"/>
+      <w:lvlJc w:val="left"/>
+      <w:pPr>
+        <w:tabs>
+          <w:tab w:val="num" w:pos="1440"/>
+        </w:tabs>
+        <w:ind w:left="1440" w:hanging="360"/>
+      </w:pPr>
+      <w:rPr>
+        <w:rFonts w:ascii="Courier New" w:hAnsi="Courier New" w:hint="default"/>
+        <w:sz w:val="20"/>
+      </w:rPr>
+    </w:lvl>
+    <w:lvl w:ilvl="2" w:tentative="1">
+      <w:start w:val="1"/>
+      <w:numFmt w:val="bullet"/>
+      <w:lvlText w:val=""/>
+      <w:lvlJc w:val="left"/>
+      <w:pPr>
+        <w:tabs>
+          <w:tab w:val="num" w:pos="2160"/>
+        </w:tabs>
+        <w:ind w:left="2160" w:hanging="360"/>
+      </w:pPr>
+      <w:rPr>
+        <w:rFonts w:ascii="Wingdings" w:hAnsi="Wingdings" w:hint="default"/>
+        <w:sz w:val="20"/>
+      </w:rPr>
+    </w:lvl>
+    <w:lvl w:ilvl="3" w:tentative="1">
+      <w:start w:val="1"/>
+      <w:numFmt w:val="bullet"/>
+      <w:lvlText w:val=""/>
+      <w:lvlJc w:val="left"/>
+      <w:pPr>
+        <w:tabs>
+          <w:tab w:val="num" w:pos="2880"/>
+        </w:tabs>
+        <w:ind w:left="2880" w:hanging="360"/>
+      </w:pPr>
+      <w:rPr>
+        <w:rFonts w:ascii="Wingdings" w:hAnsi="Wingdings" w:hint="default"/>
+        <w:sz w:val="20"/>
+      </w:rPr>
+    </w:lvl>
+    <w:lvl w:ilvl="4" w:tentative="1">
+      <w:start w:val="1"/>
+      <w:numFmt w:val="bullet"/>
+      <w:lvlText w:val=""/>
+      <w:lvlJc w:val="left"/>
+      <w:pPr>
+        <w:tabs>
+          <w:tab w:val="num" w:pos="3600"/>
+        </w:tabs>
+        <w:ind w:left="3600" w:hanging="360"/>
+      </w:pPr>
+      <w:rPr>
+        <w:rFonts w:ascii="Wingdings" w:hAnsi="Wingdings" w:hint="default"/>
+        <w:sz w:val="20"/>
+      </w:rPr>
+    </w:lvl>
+    <w:lvl w:ilvl="5" w:tentative="1">
+      <w:start w:val="1"/>
+      <w:numFmt w:val="bullet"/>
+      <w:lvlText w:val=""/>
+      <w:lvlJc w:val="left"/>
+      <w:pPr>
+        <w:tabs>
+          <w:tab w:val="num" w:pos="4320"/>
+        </w:tabs>
+        <w:ind w:left="4320" w:hanging="360"/>
+      </w:pPr>
+      <w:rPr>
+        <w:rFonts w:ascii="Wingdings" w:hAnsi="Wingdings" w:hint="default"/>
+        <w:sz w:val="20"/>
+      </w:rPr>
+    </w:lvl>
+    <w:lvl w:ilvl="6" w:tentative="1">
+      <w:start w:val="1"/>
+      <w:numFmt w:val="bullet"/>
+      <w:lvlText w:val=""/>
+      <w:lvlJc w:val="left"/>
+      <w:pPr>
+        <w:tabs>
+          <w:tab w:val="num" w:pos="5040"/>
+        </w:tabs>
+        <w:ind w:left="5040" w:hanging="360"/>
+      </w:pPr>
+      <w:rPr>
+        <w:rFonts w:ascii="Wingdings" w:hAnsi="Wingdings" w:hint="default"/>
+        <w:sz w:val="20"/>
+      </w:rPr>
+    </w:lvl>
+    <w:lvl w:ilvl="7" w:tentative="1">
+      <w:start w:val="1"/>
+      <w:numFmt w:val="bullet"/>
+      <w:lvlText w:val=""/>
+      <w:lvlJc w:val="left"/>
+      <w:pPr>
+        <w:tabs>
+          <w:tab w:val="num" w:pos="5760"/>
+        </w:tabs>
+        <w:ind w:left="5760" w:hanging="360"/>
+      </w:pPr>
+      <w:rPr>
+        <w:rFonts w:ascii="Wingdings" w:hAnsi="Wingdings" w:hint="default"/>
+        <w:sz w:val="20"/>
+      </w:rPr>
+    </w:lvl>
+    <w:lvl w:ilvl="8" w:tentative="1">
+      <w:start w:val="1"/>
+      <w:numFmt w:val="bullet"/>
+      <w:lvlText w:val=""/>
+      <w:lvlJc w:val="left"/>
+      <w:pPr>
+        <w:tabs>
+          <w:tab w:val="num" w:pos="6480"/>
+        </w:tabs>
+        <w:ind w:left="6480" w:hanging="360"/>
+      </w:pPr>
+      <w:rPr>
+        <w:rFonts w:ascii="Wingdings" w:hAnsi="Wingdings" w:hint="default"/>
+        <w:sz w:val="20"/>
+      </w:rPr>
+    </w:lvl>
+  </w:abstractNum>
+  <w:abstractNum w:abstractNumId="10" w15:restartNumberingAfterBreak="0">
     <w:nsid w:val="5CC82144"/>
     <w:multiLevelType w:val="multilevel"/>
     <w:tmpl w:val="B4FCA3C2"/>
@@ -3307,7 +4553,305 @@
       </w:rPr>
     </w:lvl>
   </w:abstractNum>
-  <w:abstractNum w:abstractNumId="9" w15:restartNumberingAfterBreak="0">
+  <w:abstractNum w:abstractNumId="11" w15:restartNumberingAfterBreak="0">
+    <w:nsid w:val="61AF47AB"/>
+    <w:multiLevelType w:val="multilevel"/>
+    <w:tmpl w:val="4F1415BC"/>
+    <w:lvl w:ilvl="0">
+      <w:start w:val="1"/>
+      <w:numFmt w:val="bullet"/>
+      <w:lvlText w:val=""/>
+      <w:lvlJc w:val="left"/>
+      <w:pPr>
+        <w:tabs>
+          <w:tab w:val="num" w:pos="720"/>
+        </w:tabs>
+        <w:ind w:left="720" w:hanging="360"/>
+      </w:pPr>
+      <w:rPr>
+        <w:rFonts w:ascii="Symbol" w:hAnsi="Symbol" w:hint="default"/>
+        <w:sz w:val="20"/>
+      </w:rPr>
+    </w:lvl>
+    <w:lvl w:ilvl="1" w:tentative="1">
+      <w:start w:val="1"/>
+      <w:numFmt w:val="bullet"/>
+      <w:lvlText w:val="o"/>
+      <w:lvlJc w:val="left"/>
+      <w:pPr>
+        <w:tabs>
+          <w:tab w:val="num" w:pos="1440"/>
+        </w:tabs>
+        <w:ind w:left="1440" w:hanging="360"/>
+      </w:pPr>
+      <w:rPr>
+        <w:rFonts w:ascii="Courier New" w:hAnsi="Courier New" w:hint="default"/>
+        <w:sz w:val="20"/>
+      </w:rPr>
+    </w:lvl>
+    <w:lvl w:ilvl="2" w:tentative="1">
+      <w:start w:val="1"/>
+      <w:numFmt w:val="bullet"/>
+      <w:lvlText w:val=""/>
+      <w:lvlJc w:val="left"/>
+      <w:pPr>
+        <w:tabs>
+          <w:tab w:val="num" w:pos="2160"/>
+        </w:tabs>
+        <w:ind w:left="2160" w:hanging="360"/>
+      </w:pPr>
+      <w:rPr>
+        <w:rFonts w:ascii="Wingdings" w:hAnsi="Wingdings" w:hint="default"/>
+        <w:sz w:val="20"/>
+      </w:rPr>
+    </w:lvl>
+    <w:lvl w:ilvl="3" w:tentative="1">
+      <w:start w:val="1"/>
+      <w:numFmt w:val="bullet"/>
+      <w:lvlText w:val=""/>
+      <w:lvlJc w:val="left"/>
+      <w:pPr>
+        <w:tabs>
+          <w:tab w:val="num" w:pos="2880"/>
+        </w:tabs>
+        <w:ind w:left="2880" w:hanging="360"/>
+      </w:pPr>
+      <w:rPr>
+        <w:rFonts w:ascii="Wingdings" w:hAnsi="Wingdings" w:hint="default"/>
+        <w:sz w:val="20"/>
+      </w:rPr>
+    </w:lvl>
+    <w:lvl w:ilvl="4" w:tentative="1">
+      <w:start w:val="1"/>
+      <w:numFmt w:val="bullet"/>
+      <w:lvlText w:val=""/>
+      <w:lvlJc w:val="left"/>
+      <w:pPr>
+        <w:tabs>
+          <w:tab w:val="num" w:pos="3600"/>
+        </w:tabs>
+        <w:ind w:left="3600" w:hanging="360"/>
+      </w:pPr>
+      <w:rPr>
+        <w:rFonts w:ascii="Wingdings" w:hAnsi="Wingdings" w:hint="default"/>
+        <w:sz w:val="20"/>
+      </w:rPr>
+    </w:lvl>
+    <w:lvl w:ilvl="5" w:tentative="1">
+      <w:start w:val="1"/>
+      <w:numFmt w:val="bullet"/>
+      <w:lvlText w:val=""/>
+      <w:lvlJc w:val="left"/>
+      <w:pPr>
+        <w:tabs>
+          <w:tab w:val="num" w:pos="4320"/>
+        </w:tabs>
+        <w:ind w:left="4320" w:hanging="360"/>
+      </w:pPr>
+      <w:rPr>
+        <w:rFonts w:ascii="Wingdings" w:hAnsi="Wingdings" w:hint="default"/>
+        <w:sz w:val="20"/>
+      </w:rPr>
+    </w:lvl>
+    <w:lvl w:ilvl="6" w:tentative="1">
+      <w:start w:val="1"/>
+      <w:numFmt w:val="bullet"/>
+      <w:lvlText w:val=""/>
+      <w:lvlJc w:val="left"/>
+      <w:pPr>
+        <w:tabs>
+          <w:tab w:val="num" w:pos="5040"/>
+        </w:tabs>
+        <w:ind w:left="5040" w:hanging="360"/>
+      </w:pPr>
+      <w:rPr>
+        <w:rFonts w:ascii="Wingdings" w:hAnsi="Wingdings" w:hint="default"/>
+        <w:sz w:val="20"/>
+      </w:rPr>
+    </w:lvl>
+    <w:lvl w:ilvl="7" w:tentative="1">
+      <w:start w:val="1"/>
+      <w:numFmt w:val="bullet"/>
+      <w:lvlText w:val=""/>
+      <w:lvlJc w:val="left"/>
+      <w:pPr>
+        <w:tabs>
+          <w:tab w:val="num" w:pos="5760"/>
+        </w:tabs>
+        <w:ind w:left="5760" w:hanging="360"/>
+      </w:pPr>
+      <w:rPr>
+        <w:rFonts w:ascii="Wingdings" w:hAnsi="Wingdings" w:hint="default"/>
+        <w:sz w:val="20"/>
+      </w:rPr>
+    </w:lvl>
+    <w:lvl w:ilvl="8" w:tentative="1">
+      <w:start w:val="1"/>
+      <w:numFmt w:val="bullet"/>
+      <w:lvlText w:val=""/>
+      <w:lvlJc w:val="left"/>
+      <w:pPr>
+        <w:tabs>
+          <w:tab w:val="num" w:pos="6480"/>
+        </w:tabs>
+        <w:ind w:left="6480" w:hanging="360"/>
+      </w:pPr>
+      <w:rPr>
+        <w:rFonts w:ascii="Wingdings" w:hAnsi="Wingdings" w:hint="default"/>
+        <w:sz w:val="20"/>
+      </w:rPr>
+    </w:lvl>
+  </w:abstractNum>
+  <w:abstractNum w:abstractNumId="12" w15:restartNumberingAfterBreak="0">
+    <w:nsid w:val="62CE488F"/>
+    <w:multiLevelType w:val="multilevel"/>
+    <w:tmpl w:val="9DDA4604"/>
+    <w:lvl w:ilvl="0">
+      <w:start w:val="1"/>
+      <w:numFmt w:val="bullet"/>
+      <w:lvlText w:val=""/>
+      <w:lvlJc w:val="left"/>
+      <w:pPr>
+        <w:tabs>
+          <w:tab w:val="num" w:pos="720"/>
+        </w:tabs>
+        <w:ind w:left="720" w:hanging="360"/>
+      </w:pPr>
+      <w:rPr>
+        <w:rFonts w:ascii="Symbol" w:hAnsi="Symbol" w:hint="default"/>
+        <w:sz w:val="20"/>
+      </w:rPr>
+    </w:lvl>
+    <w:lvl w:ilvl="1" w:tentative="1">
+      <w:start w:val="1"/>
+      <w:numFmt w:val="bullet"/>
+      <w:lvlText w:val="o"/>
+      <w:lvlJc w:val="left"/>
+      <w:pPr>
+        <w:tabs>
+          <w:tab w:val="num" w:pos="1440"/>
+        </w:tabs>
+        <w:ind w:left="1440" w:hanging="360"/>
+      </w:pPr>
+      <w:rPr>
+        <w:rFonts w:ascii="Courier New" w:hAnsi="Courier New" w:hint="default"/>
+        <w:sz w:val="20"/>
+      </w:rPr>
+    </w:lvl>
+    <w:lvl w:ilvl="2" w:tentative="1">
+      <w:start w:val="1"/>
+      <w:numFmt w:val="bullet"/>
+      <w:lvlText w:val=""/>
+      <w:lvlJc w:val="left"/>
+      <w:pPr>
+        <w:tabs>
+          <w:tab w:val="num" w:pos="2160"/>
+        </w:tabs>
+        <w:ind w:left="2160" w:hanging="360"/>
+      </w:pPr>
+      <w:rPr>
+        <w:rFonts w:ascii="Wingdings" w:hAnsi="Wingdings" w:hint="default"/>
+        <w:sz w:val="20"/>
+      </w:rPr>
+    </w:lvl>
+    <w:lvl w:ilvl="3" w:tentative="1">
+      <w:start w:val="1"/>
+      <w:numFmt w:val="bullet"/>
+      <w:lvlText w:val=""/>
+      <w:lvlJc w:val="left"/>
+      <w:pPr>
+        <w:tabs>
+          <w:tab w:val="num" w:pos="2880"/>
+        </w:tabs>
+        <w:ind w:left="2880" w:hanging="360"/>
+      </w:pPr>
+      <w:rPr>
+        <w:rFonts w:ascii="Wingdings" w:hAnsi="Wingdings" w:hint="default"/>
+        <w:sz w:val="20"/>
+      </w:rPr>
+    </w:lvl>
+    <w:lvl w:ilvl="4" w:tentative="1">
+      <w:start w:val="1"/>
+      <w:numFmt w:val="bullet"/>
+      <w:lvlText w:val=""/>
+      <w:lvlJc w:val="left"/>
+      <w:pPr>
+        <w:tabs>
+          <w:tab w:val="num" w:pos="3600"/>
+        </w:tabs>
+        <w:ind w:left="3600" w:hanging="360"/>
+      </w:pPr>
+      <w:rPr>
+        <w:rFonts w:ascii="Wingdings" w:hAnsi="Wingdings" w:hint="default"/>
+        <w:sz w:val="20"/>
+      </w:rPr>
+    </w:lvl>
+    <w:lvl w:ilvl="5" w:tentative="1">
+      <w:start w:val="1"/>
+      <w:numFmt w:val="bullet"/>
+      <w:lvlText w:val=""/>
+      <w:lvlJc w:val="left"/>
+      <w:pPr>
+        <w:tabs>
+          <w:tab w:val="num" w:pos="4320"/>
+        </w:tabs>
+        <w:ind w:left="4320" w:hanging="360"/>
+      </w:pPr>
+      <w:rPr>
+        <w:rFonts w:ascii="Wingdings" w:hAnsi="Wingdings" w:hint="default"/>
+        <w:sz w:val="20"/>
+      </w:rPr>
+    </w:lvl>
+    <w:lvl w:ilvl="6" w:tentative="1">
+      <w:start w:val="1"/>
+      <w:numFmt w:val="bullet"/>
+      <w:lvlText w:val=""/>
+      <w:lvlJc w:val="left"/>
+      <w:pPr>
+        <w:tabs>
+          <w:tab w:val="num" w:pos="5040"/>
+        </w:tabs>
+        <w:ind w:left="5040" w:hanging="360"/>
+      </w:pPr>
+      <w:rPr>
+        <w:rFonts w:ascii="Wingdings" w:hAnsi="Wingdings" w:hint="default"/>
+        <w:sz w:val="20"/>
+      </w:rPr>
+    </w:lvl>
+    <w:lvl w:ilvl="7" w:tentative="1">
+      <w:start w:val="1"/>
+      <w:numFmt w:val="bullet"/>
+      <w:lvlText w:val=""/>
+      <w:lvlJc w:val="left"/>
+      <w:pPr>
+        <w:tabs>
+          <w:tab w:val="num" w:pos="5760"/>
+        </w:tabs>
+        <w:ind w:left="5760" w:hanging="360"/>
+      </w:pPr>
+      <w:rPr>
+        <w:rFonts w:ascii="Wingdings" w:hAnsi="Wingdings" w:hint="default"/>
+        <w:sz w:val="20"/>
+      </w:rPr>
+    </w:lvl>
+    <w:lvl w:ilvl="8" w:tentative="1">
+      <w:start w:val="1"/>
+      <w:numFmt w:val="bullet"/>
+      <w:lvlText w:val=""/>
+      <w:lvlJc w:val="left"/>
+      <w:pPr>
+        <w:tabs>
+          <w:tab w:val="num" w:pos="6480"/>
+        </w:tabs>
+        <w:ind w:left="6480" w:hanging="360"/>
+      </w:pPr>
+      <w:rPr>
+        <w:rFonts w:ascii="Wingdings" w:hAnsi="Wingdings" w:hint="default"/>
+        <w:sz w:val="20"/>
+      </w:rPr>
+    </w:lvl>
+  </w:abstractNum>
+  <w:abstractNum w:abstractNumId="13" w15:restartNumberingAfterBreak="0">
     <w:nsid w:val="70AA7FA3"/>
     <w:multiLevelType w:val="multilevel"/>
     <w:tmpl w:val="AA40F81C"/>
@@ -3456,7 +5000,7 @@
       </w:rPr>
     </w:lvl>
   </w:abstractNum>
-  <w:abstractNum w:abstractNumId="10" w15:restartNumberingAfterBreak="0">
+  <w:abstractNum w:abstractNumId="14" w15:restartNumberingAfterBreak="0">
     <w:nsid w:val="71F05FAB"/>
     <w:multiLevelType w:val="multilevel"/>
     <w:tmpl w:val="D2E05C3C"/>
@@ -3574,37 +5118,49 @@
     </w:lvl>
   </w:abstractNum>
   <w:num w:numId="1" w16cid:durableId="619381814">
-    <w:abstractNumId w:val="6"/>
+    <w:abstractNumId w:val="7"/>
   </w:num>
   <w:num w:numId="2" w16cid:durableId="1801605303">
-    <w:abstractNumId w:val="7"/>
+    <w:abstractNumId w:val="8"/>
   </w:num>
   <w:num w:numId="3" w16cid:durableId="1289433926">
     <w:abstractNumId w:val="1"/>
   </w:num>
   <w:num w:numId="4" w16cid:durableId="271474084">
-    <w:abstractNumId w:val="5"/>
+    <w:abstractNumId w:val="6"/>
   </w:num>
   <w:num w:numId="5" w16cid:durableId="1795178397">
-    <w:abstractNumId w:val="2"/>
+    <w:abstractNumId w:val="3"/>
   </w:num>
   <w:num w:numId="6" w16cid:durableId="696933545">
-    <w:abstractNumId w:val="4"/>
+    <w:abstractNumId w:val="5"/>
   </w:num>
   <w:num w:numId="7" w16cid:durableId="480662031">
     <w:abstractNumId w:val="0"/>
   </w:num>
   <w:num w:numId="8" w16cid:durableId="2061785825">
-    <w:abstractNumId w:val="8"/>
+    <w:abstractNumId w:val="10"/>
   </w:num>
   <w:num w:numId="9" w16cid:durableId="2038312274">
-    <w:abstractNumId w:val="3"/>
+    <w:abstractNumId w:val="4"/>
   </w:num>
   <w:num w:numId="10" w16cid:durableId="1860586880">
-    <w:abstractNumId w:val="10"/>
+    <w:abstractNumId w:val="14"/>
   </w:num>
   <w:num w:numId="11" w16cid:durableId="2035305763">
+    <w:abstractNumId w:val="13"/>
+  </w:num>
+  <w:num w:numId="12" w16cid:durableId="601451972">
+    <w:abstractNumId w:val="11"/>
+  </w:num>
+  <w:num w:numId="13" w16cid:durableId="1931504339">
     <w:abstractNumId w:val="9"/>
+  </w:num>
+  <w:num w:numId="14" w16cid:durableId="886061914">
+    <w:abstractNumId w:val="12"/>
+  </w:num>
+  <w:num w:numId="15" w16cid:durableId="435370264">
+    <w:abstractNumId w:val="2"/>
   </w:num>
 </w:numbering>
 </file>

--- a/Eric 回來了.docx
+++ b/Eric 回來了.docx
@@ -2574,7 +2574,7 @@
     <w:p>
       <w:r>
         <w:pict>
-          <v:rect id="_x0000_i1041" style="width:0;height:1.5pt" o:hralign="center" o:hrstd="t" o:hr="t" fillcolor="#a0a0a0" stroked="f"/>
+          <v:rect id="_x0000_i1029" style="width:0;height:1.5pt" o:hralign="center" o:hrstd="t" o:hr="t" fillcolor="#a0a0a0" stroked="f"/>
         </w:pict>
       </w:r>
     </w:p>
@@ -2935,7 +2935,7 @@
     <w:p>
       <w:r>
         <w:pict>
-          <v:rect id="_x0000_i1042" style="width:0;height:1.5pt" o:hralign="center" o:hrstd="t" o:hr="t" fillcolor="#a0a0a0" stroked="f"/>
+          <v:rect id="_x0000_i1030" style="width:0;height:1.5pt" o:hralign="center" o:hrstd="t" o:hr="t" fillcolor="#a0a0a0" stroked="f"/>
         </w:pict>
       </w:r>
     </w:p>
@@ -2968,12 +2968,1338 @@
       </w:r>
     </w:p>
     <w:p>
-      <w:pPr>
-        <w:rPr>
-          <w:rFonts w:hint="eastAsia"/>
-        </w:rPr>
-      </w:pPr>
-    </w:p>
+      <w:r>
+        <w:rPr>
+          <w:b/>
+          <w:bCs/>
+        </w:rPr>
+        <w:t>第三部分（底部區域）</w:t>
+      </w:r>
+      <w:r>
+        <w:t xml:space="preserve"> </w:t>
+      </w:r>
+      <w:r>
+        <w:t>的功能是</w:t>
+      </w:r>
+      <w:r>
+        <w:t>**</w:t>
+      </w:r>
+      <w:r>
+        <w:t>「決策與結論</w:t>
+      </w:r>
+      <w:r>
+        <w:t xml:space="preserve"> (Conclusion &amp; Call to Action)</w:t>
+      </w:r>
+      <w:r>
+        <w:t>」</w:t>
+      </w:r>
+      <w:r>
+        <w:t>**</w:t>
+      </w:r>
+      <w:r>
+        <w:t>。這部分不需要複雜的圖表，而是要用數據來說服看這份報告的人（面試官或主管）。</w:t>
+      </w:r>
+    </w:p>
+    <w:p>
+      <w:r>
+        <w:t>我建議第三區由左至右分為兩個區塊：</w:t>
+      </w:r>
+      <w:r>
+        <w:rPr>
+          <w:b/>
+          <w:bCs/>
+        </w:rPr>
+        <w:t>「動態模擬區」與「分析結論總結」</w:t>
+      </w:r>
+      <w:r>
+        <w:t>。</w:t>
+      </w:r>
+    </w:p>
+    <w:p>
+      <w:r>
+        <w:pict>
+          <v:rect id="_x0000_i1043" style="width:0;height:1.5pt" o:hralign="center" o:hrstd="t" o:hr="t" fillcolor="#a0a0a0" stroked="f"/>
+        </w:pict>
+      </w:r>
+    </w:p>
+    <w:p>
+      <w:pPr>
+        <w:rPr>
+          <w:b/>
+          <w:bCs/>
+        </w:rPr>
+      </w:pPr>
+      <w:r>
+        <w:rPr>
+          <w:b/>
+          <w:bCs/>
+        </w:rPr>
+        <w:t xml:space="preserve">1. </w:t>
+      </w:r>
+      <w:r>
+        <w:rPr>
+          <w:b/>
+          <w:bCs/>
+        </w:rPr>
+        <w:t>左側：光電完工率模擬</w:t>
+      </w:r>
+      <w:r>
+        <w:rPr>
+          <w:b/>
+          <w:bCs/>
+        </w:rPr>
+        <w:t xml:space="preserve"> (What-if Parameter)</w:t>
+      </w:r>
+    </w:p>
+    <w:p>
+      <w:r>
+        <w:t>這是我之前提到的「高階功能」，能展現你對數據波動的掌握。</w:t>
+      </w:r>
+    </w:p>
+    <w:p>
+      <w:pPr>
+        <w:numPr>
+          <w:ilvl w:val="0"/>
+          <w:numId w:val="16"/>
+        </w:numPr>
+      </w:pPr>
+      <w:r>
+        <w:rPr>
+          <w:b/>
+          <w:bCs/>
+        </w:rPr>
+        <w:t>視覺效果</w:t>
+      </w:r>
+      <w:r>
+        <w:t>：放一個</w:t>
+      </w:r>
+      <w:r>
+        <w:t xml:space="preserve"> </w:t>
+      </w:r>
+      <w:r>
+        <w:rPr>
+          <w:b/>
+          <w:bCs/>
+        </w:rPr>
+        <w:t>「交叉分析篩選器</w:t>
+      </w:r>
+      <w:r>
+        <w:rPr>
+          <w:b/>
+          <w:bCs/>
+        </w:rPr>
+        <w:t xml:space="preserve"> (Slicer)</w:t>
+      </w:r>
+      <w:r>
+        <w:rPr>
+          <w:b/>
+          <w:bCs/>
+        </w:rPr>
+        <w:t>」</w:t>
+      </w:r>
+      <w:r>
+        <w:t>，連結到我們</w:t>
+      </w:r>
+      <w:proofErr w:type="gramStart"/>
+      <w:r>
+        <w:t>之前說的</w:t>
+      </w:r>
+      <w:proofErr w:type="gramEnd"/>
+      <w:r>
+        <w:t>「完工率參數」。</w:t>
+      </w:r>
+    </w:p>
+    <w:p>
+      <w:pPr>
+        <w:numPr>
+          <w:ilvl w:val="0"/>
+          <w:numId w:val="16"/>
+        </w:numPr>
+      </w:pPr>
+      <w:r>
+        <w:rPr>
+          <w:b/>
+          <w:bCs/>
+        </w:rPr>
+        <w:t>互動邏輯</w:t>
+      </w:r>
+      <w:r>
+        <w:t>：</w:t>
+      </w:r>
+    </w:p>
+    <w:p>
+      <w:pPr>
+        <w:numPr>
+          <w:ilvl w:val="1"/>
+          <w:numId w:val="16"/>
+        </w:numPr>
+      </w:pPr>
+      <w:r>
+        <w:lastRenderedPageBreak/>
+        <w:t>滑</w:t>
+      </w:r>
+      <w:proofErr w:type="gramStart"/>
+      <w:r>
+        <w:t>桿</w:t>
+      </w:r>
+      <w:proofErr w:type="gramEnd"/>
+      <w:r>
+        <w:t>設定在</w:t>
+      </w:r>
+      <w:r>
+        <w:t xml:space="preserve"> </w:t>
+      </w:r>
+      <w:r>
+        <w:rPr>
+          <w:b/>
+          <w:bCs/>
+        </w:rPr>
+        <w:t>50% ~ 100%</w:t>
+      </w:r>
+      <w:r>
+        <w:t>。</w:t>
+      </w:r>
+    </w:p>
+    <w:p>
+      <w:pPr>
+        <w:numPr>
+          <w:ilvl w:val="1"/>
+          <w:numId w:val="16"/>
+        </w:numPr>
+      </w:pPr>
+      <w:r>
+        <w:t>當你拖動滑</w:t>
+      </w:r>
+      <w:proofErr w:type="gramStart"/>
+      <w:r>
+        <w:t>桿</w:t>
+      </w:r>
+      <w:proofErr w:type="gramEnd"/>
+      <w:r>
+        <w:t>時，上方的</w:t>
+      </w:r>
+      <w:r>
+        <w:t xml:space="preserve"> </w:t>
+      </w:r>
+      <w:r>
+        <w:rPr>
+          <w:b/>
+          <w:bCs/>
+        </w:rPr>
+        <w:t xml:space="preserve">15.7% (KPI </w:t>
+      </w:r>
+      <w:r>
+        <w:rPr>
+          <w:b/>
+          <w:bCs/>
+        </w:rPr>
+        <w:t>卡片</w:t>
+      </w:r>
+      <w:r>
+        <w:rPr>
+          <w:b/>
+          <w:bCs/>
+        </w:rPr>
+        <w:t>)</w:t>
+      </w:r>
+      <w:r>
+        <w:t xml:space="preserve"> </w:t>
+      </w:r>
+      <w:r>
+        <w:t>和</w:t>
+      </w:r>
+      <w:r>
+        <w:t xml:space="preserve"> </w:t>
+      </w:r>
+      <w:r>
+        <w:rPr>
+          <w:b/>
+          <w:bCs/>
+        </w:rPr>
+        <w:t>瀑布圖</w:t>
+      </w:r>
+      <w:r>
+        <w:t xml:space="preserve"> </w:t>
+      </w:r>
+      <w:r>
+        <w:t>會跟著跳動。</w:t>
+      </w:r>
+    </w:p>
+    <w:p>
+      <w:pPr>
+        <w:numPr>
+          <w:ilvl w:val="0"/>
+          <w:numId w:val="16"/>
+        </w:numPr>
+      </w:pPr>
+      <w:r>
+        <w:rPr>
+          <w:b/>
+          <w:bCs/>
+        </w:rPr>
+        <w:t>專業點評</w:t>
+      </w:r>
+      <w:r>
+        <w:t>：這能現場演示「如果光電</w:t>
+      </w:r>
+      <w:proofErr w:type="gramStart"/>
+      <w:r>
+        <w:t>併</w:t>
+      </w:r>
+      <w:proofErr w:type="gramEnd"/>
+      <w:r>
+        <w:t>網進度落後</w:t>
+      </w:r>
+      <w:r>
+        <w:t xml:space="preserve"> 10%</w:t>
+      </w:r>
+      <w:r>
+        <w:t>，</w:t>
+      </w:r>
+      <w:r>
+        <w:t xml:space="preserve">15.7% </w:t>
+      </w:r>
+      <w:r>
+        <w:t>會掉到多少？」。這在能源調度會議上是非常核心的決策工具。</w:t>
+      </w:r>
+    </w:p>
+    <w:p>
+      <w:r>
+        <w:pict>
+          <v:rect id="_x0000_i1044" style="width:0;height:1.5pt" o:hralign="center" o:hrstd="t" o:hr="t" fillcolor="#a0a0a0" stroked="f"/>
+        </w:pict>
+      </w:r>
+    </w:p>
+    <w:p>
+      <w:pPr>
+        <w:rPr>
+          <w:b/>
+          <w:bCs/>
+        </w:rPr>
+      </w:pPr>
+      <w:r>
+        <w:rPr>
+          <w:b/>
+          <w:bCs/>
+        </w:rPr>
+        <w:t xml:space="preserve">2. </w:t>
+      </w:r>
+      <w:r>
+        <w:rPr>
+          <w:b/>
+          <w:bCs/>
+        </w:rPr>
+        <w:t>右側：專案最終結論</w:t>
+      </w:r>
+      <w:r>
+        <w:rPr>
+          <w:b/>
+          <w:bCs/>
+        </w:rPr>
+        <w:t xml:space="preserve"> (Executive Summary)</w:t>
+      </w:r>
+    </w:p>
+    <w:p>
+      <w:r>
+        <w:t>這裡我們用</w:t>
+      </w:r>
+      <w:r>
+        <w:t xml:space="preserve"> </w:t>
+      </w:r>
+      <w:r>
+        <w:rPr>
+          <w:b/>
+          <w:bCs/>
+        </w:rPr>
+        <w:t>「多列卡片</w:t>
+      </w:r>
+      <w:r>
+        <w:rPr>
+          <w:b/>
+          <w:bCs/>
+        </w:rPr>
+        <w:t xml:space="preserve"> (Multi-row card)</w:t>
+      </w:r>
+      <w:r>
+        <w:rPr>
+          <w:b/>
+          <w:bCs/>
+        </w:rPr>
+        <w:t>」</w:t>
+      </w:r>
+      <w:r>
+        <w:t xml:space="preserve"> </w:t>
+      </w:r>
+      <w:r>
+        <w:t>或簡單的</w:t>
+      </w:r>
+      <w:r>
+        <w:t xml:space="preserve"> </w:t>
+      </w:r>
+      <w:r>
+        <w:rPr>
+          <w:b/>
+          <w:bCs/>
+        </w:rPr>
+        <w:t>「文字方塊」</w:t>
+      </w:r>
+      <w:r>
+        <w:t>，寫下這份</w:t>
+      </w:r>
+      <w:r>
+        <w:t xml:space="preserve"> 2007-2026 </w:t>
+      </w:r>
+      <w:r>
+        <w:t>能源分析的精華。</w:t>
+      </w:r>
+    </w:p>
+    <w:p>
+      <w:r>
+        <w:rPr>
+          <w:b/>
+          <w:bCs/>
+        </w:rPr>
+        <w:t>建議標題：</w:t>
+      </w:r>
+      <w:r>
+        <w:rPr>
+          <w:b/>
+          <w:bCs/>
+        </w:rPr>
+        <w:t xml:space="preserve">2026 </w:t>
+      </w:r>
+      <w:proofErr w:type="gramStart"/>
+      <w:r>
+        <w:rPr>
+          <w:b/>
+          <w:bCs/>
+        </w:rPr>
+        <w:t>台灣綠能轉型</w:t>
+      </w:r>
+      <w:proofErr w:type="gramEnd"/>
+      <w:r>
+        <w:rPr>
+          <w:b/>
+          <w:bCs/>
+        </w:rPr>
+        <w:t>關鍵洞察</w:t>
+      </w:r>
+    </w:p>
+    <w:p>
+      <w:pPr>
+        <w:numPr>
+          <w:ilvl w:val="0"/>
+          <w:numId w:val="17"/>
+        </w:numPr>
+      </w:pPr>
+      <w:r>
+        <w:rPr>
+          <w:b/>
+          <w:bCs/>
+        </w:rPr>
+        <w:t>關鍵發現</w:t>
+      </w:r>
+      <w:r>
+        <w:rPr>
+          <w:b/>
+          <w:bCs/>
+        </w:rPr>
+        <w:t xml:space="preserve"> 1 (</w:t>
+      </w:r>
+      <w:r>
+        <w:rPr>
+          <w:b/>
+          <w:bCs/>
+        </w:rPr>
+        <w:t>數據面</w:t>
+      </w:r>
+      <w:r>
+        <w:rPr>
+          <w:b/>
+          <w:bCs/>
+        </w:rPr>
+        <w:t>)</w:t>
+      </w:r>
+      <w:r>
+        <w:t>：</w:t>
+      </w:r>
+    </w:p>
+    <w:p>
+      <w:r>
+        <w:t xml:space="preserve">2026 </w:t>
+      </w:r>
+      <w:r>
+        <w:t>年再生能源</w:t>
+      </w:r>
+      <w:proofErr w:type="gramStart"/>
+      <w:r>
+        <w:t>佔</w:t>
+      </w:r>
+      <w:proofErr w:type="gramEnd"/>
+      <w:r>
+        <w:t>比預估可達</w:t>
+      </w:r>
+      <w:r>
+        <w:t xml:space="preserve"> </w:t>
+      </w:r>
+      <w:r>
+        <w:rPr>
+          <w:b/>
+          <w:bCs/>
+        </w:rPr>
+        <w:t>15.7%</w:t>
+      </w:r>
+      <w:r>
+        <w:t>，主要由太陽光電新增</w:t>
+      </w:r>
+      <w:r>
+        <w:t xml:space="preserve"> </w:t>
+      </w:r>
+      <w:r>
+        <w:rPr>
+          <w:b/>
+          <w:bCs/>
+        </w:rPr>
+        <w:t xml:space="preserve">58.7 </w:t>
+      </w:r>
+      <w:r>
+        <w:rPr>
+          <w:b/>
+          <w:bCs/>
+        </w:rPr>
+        <w:t>億度</w:t>
+      </w:r>
+      <w:r>
+        <w:t xml:space="preserve"> </w:t>
+      </w:r>
+      <w:r>
+        <w:t>產能帶動。</w:t>
+      </w:r>
+    </w:p>
+    <w:p>
+      <w:pPr>
+        <w:numPr>
+          <w:ilvl w:val="0"/>
+          <w:numId w:val="17"/>
+        </w:numPr>
+      </w:pPr>
+      <w:r>
+        <w:rPr>
+          <w:b/>
+          <w:bCs/>
+        </w:rPr>
+        <w:t>關鍵發現</w:t>
+      </w:r>
+      <w:r>
+        <w:rPr>
+          <w:b/>
+          <w:bCs/>
+        </w:rPr>
+        <w:t xml:space="preserve"> 2 (</w:t>
+      </w:r>
+      <w:r>
+        <w:rPr>
+          <w:b/>
+          <w:bCs/>
+        </w:rPr>
+        <w:t>挑戰面</w:t>
+      </w:r>
+      <w:r>
+        <w:rPr>
+          <w:b/>
+          <w:bCs/>
+        </w:rPr>
+        <w:t>)</w:t>
+      </w:r>
+      <w:r>
+        <w:t>：</w:t>
+      </w:r>
+    </w:p>
+    <w:p>
+      <w:r>
+        <w:t>預期電力需求每年成長</w:t>
+      </w:r>
+      <w:r>
+        <w:t xml:space="preserve"> </w:t>
+      </w:r>
+      <w:r>
+        <w:rPr>
+          <w:b/>
+          <w:bCs/>
+        </w:rPr>
+        <w:t>1.7%</w:t>
+      </w:r>
+      <w:r>
+        <w:t>，</w:t>
+      </w:r>
+      <w:proofErr w:type="gramStart"/>
+      <w:r>
+        <w:t>綠能增長</w:t>
+      </w:r>
+      <w:proofErr w:type="gramEnd"/>
+      <w:r>
+        <w:t>速度必須超越此基準，方能維持</w:t>
+      </w:r>
+      <w:proofErr w:type="gramStart"/>
+      <w:r>
+        <w:t>佔</w:t>
+      </w:r>
+      <w:proofErr w:type="gramEnd"/>
+      <w:r>
+        <w:t>比爬升。</w:t>
+      </w:r>
+    </w:p>
+    <w:p>
+      <w:pPr>
+        <w:numPr>
+          <w:ilvl w:val="0"/>
+          <w:numId w:val="17"/>
+        </w:numPr>
+      </w:pPr>
+      <w:r>
+        <w:rPr>
+          <w:b/>
+          <w:bCs/>
+        </w:rPr>
+        <w:t>最終建議</w:t>
+      </w:r>
+      <w:r>
+        <w:rPr>
+          <w:b/>
+          <w:bCs/>
+        </w:rPr>
+        <w:t xml:space="preserve"> (</w:t>
+      </w:r>
+      <w:r>
+        <w:rPr>
+          <w:b/>
+          <w:bCs/>
+        </w:rPr>
+        <w:t>產業面</w:t>
+      </w:r>
+      <w:r>
+        <w:rPr>
+          <w:b/>
+          <w:bCs/>
+        </w:rPr>
+        <w:t>)</w:t>
+      </w:r>
+      <w:r>
+        <w:t>：</w:t>
+      </w:r>
+    </w:p>
+    <w:p>
+      <w:r>
+        <w:t>太陽光電</w:t>
+      </w:r>
+      <w:proofErr w:type="gramStart"/>
+      <w:r>
+        <w:t>在綠能結構</w:t>
+      </w:r>
+      <w:proofErr w:type="gramEnd"/>
+      <w:r>
+        <w:t>中</w:t>
+      </w:r>
+      <w:proofErr w:type="gramStart"/>
+      <w:r>
+        <w:t>佔比極</w:t>
+      </w:r>
+      <w:proofErr w:type="gramEnd"/>
+      <w:r>
+        <w:t>高，建議未來</w:t>
+      </w:r>
+      <w:proofErr w:type="gramStart"/>
+      <w:r>
+        <w:t>佈</w:t>
+      </w:r>
+      <w:proofErr w:type="gramEnd"/>
+      <w:r>
+        <w:t>建重心應由「單純</w:t>
+      </w:r>
+      <w:proofErr w:type="gramStart"/>
+      <w:r>
+        <w:t>併</w:t>
+      </w:r>
+      <w:proofErr w:type="gramEnd"/>
+      <w:r>
+        <w:t>網」轉向「</w:t>
+      </w:r>
+      <w:proofErr w:type="gramStart"/>
+      <w:r>
+        <w:t>儲能配套</w:t>
+      </w:r>
+      <w:proofErr w:type="gramEnd"/>
+      <w:r>
+        <w:t>」，以確保電網韌性。</w:t>
+      </w:r>
+    </w:p>
+    <w:p>
+      <w:r>
+        <w:rPr>
+          <w:b/>
+          <w:bCs/>
+        </w:rPr>
+        <w:t>第三部分（底部區域）</w:t>
+      </w:r>
+      <w:r>
+        <w:t xml:space="preserve"> </w:t>
+      </w:r>
+      <w:r>
+        <w:t>的功能是</w:t>
+      </w:r>
+      <w:r>
+        <w:t>**</w:t>
+      </w:r>
+      <w:r>
+        <w:t>「決策與結論</w:t>
+      </w:r>
+      <w:r>
+        <w:t xml:space="preserve"> (Conclusion &amp; Call to Action)</w:t>
+      </w:r>
+      <w:r>
+        <w:t>」</w:t>
+      </w:r>
+      <w:r>
+        <w:t>**</w:t>
+      </w:r>
+      <w:r>
+        <w:t>。這部分不需要複雜的圖表，而是要用數據來說服看這份報告的人（面試官或主管）。</w:t>
+      </w:r>
+    </w:p>
+    <w:p>
+      <w:r>
+        <w:t>我建議第三區由左至右分為兩個區塊：</w:t>
+      </w:r>
+      <w:r>
+        <w:rPr>
+          <w:b/>
+          <w:bCs/>
+        </w:rPr>
+        <w:t>「動態模擬區」與「分析結論總結」</w:t>
+      </w:r>
+      <w:r>
+        <w:t>。</w:t>
+      </w:r>
+    </w:p>
+    <w:p>
+      <w:r>
+        <w:pict>
+          <v:rect id="_x0000_i1059" style="width:0;height:1.5pt" o:hralign="center" o:hrstd="t" o:hr="t" fillcolor="#a0a0a0" stroked="f"/>
+        </w:pict>
+      </w:r>
+    </w:p>
+    <w:p>
+      <w:pPr>
+        <w:rPr>
+          <w:b/>
+          <w:bCs/>
+        </w:rPr>
+      </w:pPr>
+      <w:r>
+        <w:rPr>
+          <w:b/>
+          <w:bCs/>
+        </w:rPr>
+        <w:t xml:space="preserve">1. </w:t>
+      </w:r>
+      <w:r>
+        <w:rPr>
+          <w:b/>
+          <w:bCs/>
+        </w:rPr>
+        <w:t>左側：光電完工率模擬</w:t>
+      </w:r>
+      <w:r>
+        <w:rPr>
+          <w:b/>
+          <w:bCs/>
+        </w:rPr>
+        <w:t xml:space="preserve"> (What-if Parameter)</w:t>
+      </w:r>
+    </w:p>
+    <w:p>
+      <w:r>
+        <w:t>這是我之前提到的「高階功能」，能展現你對數據波動的掌握。</w:t>
+      </w:r>
+    </w:p>
+    <w:p>
+      <w:pPr>
+        <w:numPr>
+          <w:ilvl w:val="0"/>
+          <w:numId w:val="18"/>
+        </w:numPr>
+      </w:pPr>
+      <w:r>
+        <w:rPr>
+          <w:b/>
+          <w:bCs/>
+        </w:rPr>
+        <w:lastRenderedPageBreak/>
+        <w:t>視覺效果</w:t>
+      </w:r>
+      <w:r>
+        <w:t>：放一個</w:t>
+      </w:r>
+      <w:r>
+        <w:t xml:space="preserve"> </w:t>
+      </w:r>
+      <w:r>
+        <w:rPr>
+          <w:b/>
+          <w:bCs/>
+        </w:rPr>
+        <w:t>「交叉分析篩選器</w:t>
+      </w:r>
+      <w:r>
+        <w:rPr>
+          <w:b/>
+          <w:bCs/>
+        </w:rPr>
+        <w:t xml:space="preserve"> (Slicer)</w:t>
+      </w:r>
+      <w:r>
+        <w:rPr>
+          <w:b/>
+          <w:bCs/>
+        </w:rPr>
+        <w:t>」</w:t>
+      </w:r>
+      <w:r>
+        <w:t>，連結到我們</w:t>
+      </w:r>
+      <w:proofErr w:type="gramStart"/>
+      <w:r>
+        <w:t>之前說的</w:t>
+      </w:r>
+      <w:proofErr w:type="gramEnd"/>
+      <w:r>
+        <w:t>「完工率參數」。</w:t>
+      </w:r>
+    </w:p>
+    <w:p>
+      <w:pPr>
+        <w:numPr>
+          <w:ilvl w:val="0"/>
+          <w:numId w:val="18"/>
+        </w:numPr>
+      </w:pPr>
+      <w:r>
+        <w:rPr>
+          <w:b/>
+          <w:bCs/>
+        </w:rPr>
+        <w:t>互動邏輯</w:t>
+      </w:r>
+      <w:r>
+        <w:t>：</w:t>
+      </w:r>
+    </w:p>
+    <w:p>
+      <w:pPr>
+        <w:numPr>
+          <w:ilvl w:val="1"/>
+          <w:numId w:val="18"/>
+        </w:numPr>
+      </w:pPr>
+      <w:r>
+        <w:t>滑</w:t>
+      </w:r>
+      <w:proofErr w:type="gramStart"/>
+      <w:r>
+        <w:t>桿</w:t>
+      </w:r>
+      <w:proofErr w:type="gramEnd"/>
+      <w:r>
+        <w:t>設定在</w:t>
+      </w:r>
+      <w:r>
+        <w:t xml:space="preserve"> </w:t>
+      </w:r>
+      <w:r>
+        <w:rPr>
+          <w:b/>
+          <w:bCs/>
+        </w:rPr>
+        <w:t>50% ~ 100%</w:t>
+      </w:r>
+      <w:r>
+        <w:t>。</w:t>
+      </w:r>
+    </w:p>
+    <w:p>
+      <w:pPr>
+        <w:numPr>
+          <w:ilvl w:val="1"/>
+          <w:numId w:val="18"/>
+        </w:numPr>
+      </w:pPr>
+      <w:r>
+        <w:t>當你拖動滑</w:t>
+      </w:r>
+      <w:proofErr w:type="gramStart"/>
+      <w:r>
+        <w:t>桿</w:t>
+      </w:r>
+      <w:proofErr w:type="gramEnd"/>
+      <w:r>
+        <w:t>時，上方的</w:t>
+      </w:r>
+      <w:r>
+        <w:t xml:space="preserve"> </w:t>
+      </w:r>
+      <w:r>
+        <w:rPr>
+          <w:b/>
+          <w:bCs/>
+        </w:rPr>
+        <w:t xml:space="preserve">15.7% (KPI </w:t>
+      </w:r>
+      <w:r>
+        <w:rPr>
+          <w:b/>
+          <w:bCs/>
+        </w:rPr>
+        <w:t>卡片</w:t>
+      </w:r>
+      <w:r>
+        <w:rPr>
+          <w:b/>
+          <w:bCs/>
+        </w:rPr>
+        <w:t>)</w:t>
+      </w:r>
+      <w:r>
+        <w:t xml:space="preserve"> </w:t>
+      </w:r>
+      <w:r>
+        <w:t>和</w:t>
+      </w:r>
+      <w:r>
+        <w:t xml:space="preserve"> </w:t>
+      </w:r>
+      <w:r>
+        <w:rPr>
+          <w:b/>
+          <w:bCs/>
+        </w:rPr>
+        <w:t>瀑布圖</w:t>
+      </w:r>
+      <w:r>
+        <w:t xml:space="preserve"> </w:t>
+      </w:r>
+      <w:r>
+        <w:t>會跟著跳動。</w:t>
+      </w:r>
+    </w:p>
+    <w:p>
+      <w:pPr>
+        <w:numPr>
+          <w:ilvl w:val="0"/>
+          <w:numId w:val="18"/>
+        </w:numPr>
+      </w:pPr>
+      <w:r>
+        <w:rPr>
+          <w:b/>
+          <w:bCs/>
+        </w:rPr>
+        <w:t>專業點評</w:t>
+      </w:r>
+      <w:r>
+        <w:t>：這能現場演示「如果光電</w:t>
+      </w:r>
+      <w:proofErr w:type="gramStart"/>
+      <w:r>
+        <w:t>併</w:t>
+      </w:r>
+      <w:proofErr w:type="gramEnd"/>
+      <w:r>
+        <w:t>網進度落後</w:t>
+      </w:r>
+      <w:r>
+        <w:t xml:space="preserve"> 10%</w:t>
+      </w:r>
+      <w:r>
+        <w:t>，</w:t>
+      </w:r>
+      <w:r>
+        <w:t xml:space="preserve">15.7% </w:t>
+      </w:r>
+      <w:r>
+        <w:t>會掉到多少？」。這在能源調度會議上是非常核心的決策工具。</w:t>
+      </w:r>
+    </w:p>
+    <w:p>
+      <w:r>
+        <w:pict>
+          <v:rect id="_x0000_i1060" style="width:0;height:1.5pt" o:hralign="center" o:hrstd="t" o:hr="t" fillcolor="#a0a0a0" stroked="f"/>
+        </w:pict>
+      </w:r>
+    </w:p>
+    <w:p>
+      <w:pPr>
+        <w:rPr>
+          <w:b/>
+          <w:bCs/>
+        </w:rPr>
+      </w:pPr>
+      <w:r>
+        <w:rPr>
+          <w:b/>
+          <w:bCs/>
+        </w:rPr>
+        <w:t xml:space="preserve">2. </w:t>
+      </w:r>
+      <w:r>
+        <w:rPr>
+          <w:b/>
+          <w:bCs/>
+        </w:rPr>
+        <w:t>右側：專案最終結論</w:t>
+      </w:r>
+      <w:r>
+        <w:rPr>
+          <w:b/>
+          <w:bCs/>
+        </w:rPr>
+        <w:t xml:space="preserve"> (Executive Summary)</w:t>
+      </w:r>
+    </w:p>
+    <w:p>
+      <w:r>
+        <w:t>這裡我們用</w:t>
+      </w:r>
+      <w:r>
+        <w:t xml:space="preserve"> </w:t>
+      </w:r>
+      <w:r>
+        <w:rPr>
+          <w:b/>
+          <w:bCs/>
+        </w:rPr>
+        <w:t>「多列卡片</w:t>
+      </w:r>
+      <w:r>
+        <w:rPr>
+          <w:b/>
+          <w:bCs/>
+        </w:rPr>
+        <w:t xml:space="preserve"> (Multi-row card)</w:t>
+      </w:r>
+      <w:r>
+        <w:rPr>
+          <w:b/>
+          <w:bCs/>
+        </w:rPr>
+        <w:t>」</w:t>
+      </w:r>
+      <w:r>
+        <w:t xml:space="preserve"> </w:t>
+      </w:r>
+      <w:r>
+        <w:t>或簡單的</w:t>
+      </w:r>
+      <w:r>
+        <w:t xml:space="preserve"> </w:t>
+      </w:r>
+      <w:r>
+        <w:rPr>
+          <w:b/>
+          <w:bCs/>
+        </w:rPr>
+        <w:t>「文字方塊」</w:t>
+      </w:r>
+      <w:r>
+        <w:t>，寫下這份</w:t>
+      </w:r>
+      <w:r>
+        <w:t xml:space="preserve"> 2007-2026 </w:t>
+      </w:r>
+      <w:r>
+        <w:t>能源分析的精華。</w:t>
+      </w:r>
+    </w:p>
+    <w:p>
+      <w:r>
+        <w:rPr>
+          <w:b/>
+          <w:bCs/>
+        </w:rPr>
+        <w:t>建議標題：</w:t>
+      </w:r>
+      <w:r>
+        <w:rPr>
+          <w:b/>
+          <w:bCs/>
+        </w:rPr>
+        <w:t xml:space="preserve">2026 </w:t>
+      </w:r>
+      <w:proofErr w:type="gramStart"/>
+      <w:r>
+        <w:rPr>
+          <w:b/>
+          <w:bCs/>
+        </w:rPr>
+        <w:t>台灣綠能轉型</w:t>
+      </w:r>
+      <w:proofErr w:type="gramEnd"/>
+      <w:r>
+        <w:rPr>
+          <w:b/>
+          <w:bCs/>
+        </w:rPr>
+        <w:t>關鍵洞察</w:t>
+      </w:r>
+    </w:p>
+    <w:p>
+      <w:pPr>
+        <w:numPr>
+          <w:ilvl w:val="0"/>
+          <w:numId w:val="19"/>
+        </w:numPr>
+      </w:pPr>
+      <w:r>
+        <w:rPr>
+          <w:b/>
+          <w:bCs/>
+        </w:rPr>
+        <w:t>關鍵發現</w:t>
+      </w:r>
+      <w:r>
+        <w:rPr>
+          <w:b/>
+          <w:bCs/>
+        </w:rPr>
+        <w:t xml:space="preserve"> 1 (</w:t>
+      </w:r>
+      <w:r>
+        <w:rPr>
+          <w:b/>
+          <w:bCs/>
+        </w:rPr>
+        <w:t>數據面</w:t>
+      </w:r>
+      <w:r>
+        <w:rPr>
+          <w:b/>
+          <w:bCs/>
+        </w:rPr>
+        <w:t>)</w:t>
+      </w:r>
+      <w:r>
+        <w:t>：</w:t>
+      </w:r>
+    </w:p>
+    <w:p>
+      <w:r>
+        <w:t xml:space="preserve">2026 </w:t>
+      </w:r>
+      <w:r>
+        <w:t>年再生能源</w:t>
+      </w:r>
+      <w:proofErr w:type="gramStart"/>
+      <w:r>
+        <w:t>佔</w:t>
+      </w:r>
+      <w:proofErr w:type="gramEnd"/>
+      <w:r>
+        <w:t>比預估可達</w:t>
+      </w:r>
+      <w:r>
+        <w:t xml:space="preserve"> </w:t>
+      </w:r>
+      <w:r>
+        <w:rPr>
+          <w:b/>
+          <w:bCs/>
+        </w:rPr>
+        <w:t>15.7%</w:t>
+      </w:r>
+      <w:r>
+        <w:t>，主要由太陽光電新增</w:t>
+      </w:r>
+      <w:r>
+        <w:t xml:space="preserve"> </w:t>
+      </w:r>
+      <w:r>
+        <w:rPr>
+          <w:b/>
+          <w:bCs/>
+        </w:rPr>
+        <w:t xml:space="preserve">58.7 </w:t>
+      </w:r>
+      <w:r>
+        <w:rPr>
+          <w:b/>
+          <w:bCs/>
+        </w:rPr>
+        <w:t>億度</w:t>
+      </w:r>
+      <w:r>
+        <w:t xml:space="preserve"> </w:t>
+      </w:r>
+      <w:r>
+        <w:t>產能帶動。</w:t>
+      </w:r>
+    </w:p>
+    <w:p>
+      <w:pPr>
+        <w:numPr>
+          <w:ilvl w:val="0"/>
+          <w:numId w:val="19"/>
+        </w:numPr>
+      </w:pPr>
+      <w:r>
+        <w:rPr>
+          <w:b/>
+          <w:bCs/>
+        </w:rPr>
+        <w:t>關鍵發現</w:t>
+      </w:r>
+      <w:r>
+        <w:rPr>
+          <w:b/>
+          <w:bCs/>
+        </w:rPr>
+        <w:t xml:space="preserve"> 2 (</w:t>
+      </w:r>
+      <w:r>
+        <w:rPr>
+          <w:b/>
+          <w:bCs/>
+        </w:rPr>
+        <w:t>挑戰面</w:t>
+      </w:r>
+      <w:r>
+        <w:rPr>
+          <w:b/>
+          <w:bCs/>
+        </w:rPr>
+        <w:t>)</w:t>
+      </w:r>
+      <w:r>
+        <w:t>：</w:t>
+      </w:r>
+    </w:p>
+    <w:p>
+      <w:r>
+        <w:t>預期電力需求每年成長</w:t>
+      </w:r>
+      <w:r>
+        <w:t xml:space="preserve"> </w:t>
+      </w:r>
+      <w:r>
+        <w:rPr>
+          <w:b/>
+          <w:bCs/>
+        </w:rPr>
+        <w:t>1.7%</w:t>
+      </w:r>
+      <w:r>
+        <w:t>，</w:t>
+      </w:r>
+      <w:proofErr w:type="gramStart"/>
+      <w:r>
+        <w:t>綠能增長</w:t>
+      </w:r>
+      <w:proofErr w:type="gramEnd"/>
+      <w:r>
+        <w:t>速度必須超越此基準，方能維持</w:t>
+      </w:r>
+      <w:proofErr w:type="gramStart"/>
+      <w:r>
+        <w:t>佔</w:t>
+      </w:r>
+      <w:proofErr w:type="gramEnd"/>
+      <w:r>
+        <w:t>比爬升。</w:t>
+      </w:r>
+    </w:p>
+    <w:p>
+      <w:pPr>
+        <w:numPr>
+          <w:ilvl w:val="0"/>
+          <w:numId w:val="19"/>
+        </w:numPr>
+      </w:pPr>
+      <w:r>
+        <w:rPr>
+          <w:b/>
+          <w:bCs/>
+        </w:rPr>
+        <w:t>最終建議</w:t>
+      </w:r>
+      <w:r>
+        <w:rPr>
+          <w:b/>
+          <w:bCs/>
+        </w:rPr>
+        <w:t xml:space="preserve"> (</w:t>
+      </w:r>
+      <w:r>
+        <w:rPr>
+          <w:b/>
+          <w:bCs/>
+        </w:rPr>
+        <w:t>產業面</w:t>
+      </w:r>
+      <w:r>
+        <w:rPr>
+          <w:b/>
+          <w:bCs/>
+        </w:rPr>
+        <w:t>)</w:t>
+      </w:r>
+      <w:r>
+        <w:t>：</w:t>
+      </w:r>
+    </w:p>
+    <w:p>
+      <w:r>
+        <w:t>太陽光電</w:t>
+      </w:r>
+      <w:proofErr w:type="gramStart"/>
+      <w:r>
+        <w:t>在綠能結構</w:t>
+      </w:r>
+      <w:proofErr w:type="gramEnd"/>
+      <w:r>
+        <w:t>中</w:t>
+      </w:r>
+      <w:proofErr w:type="gramStart"/>
+      <w:r>
+        <w:t>佔比極</w:t>
+      </w:r>
+      <w:proofErr w:type="gramEnd"/>
+      <w:r>
+        <w:t>高，建議未來</w:t>
+      </w:r>
+      <w:proofErr w:type="gramStart"/>
+      <w:r>
+        <w:t>佈</w:t>
+      </w:r>
+      <w:proofErr w:type="gramEnd"/>
+      <w:r>
+        <w:t>建重心應由「單純</w:t>
+      </w:r>
+      <w:proofErr w:type="gramStart"/>
+      <w:r>
+        <w:t>併</w:t>
+      </w:r>
+      <w:proofErr w:type="gramEnd"/>
+      <w:r>
+        <w:t>網」轉向「</w:t>
+      </w:r>
+      <w:proofErr w:type="gramStart"/>
+      <w:r>
+        <w:t>儲能配套</w:t>
+      </w:r>
+      <w:proofErr w:type="gramEnd"/>
+      <w:r>
+        <w:t>」，以確保電網韌性。</w:t>
+      </w:r>
+    </w:p>
+    <w:p/>
     <w:sectPr>
       <w:pgSz w:w="11906" w:h="16838"/>
       <w:pgMar w:top="1440" w:right="1800" w:bottom="1440" w:left="1800" w:header="851" w:footer="992" w:gutter="0"/>
@@ -3285,6 +4611,155 @@
     </w:lvl>
   </w:abstractNum>
   <w:abstractNum w:abstractNumId="2" w15:restartNumberingAfterBreak="0">
+    <w:nsid w:val="29572453"/>
+    <w:multiLevelType w:val="multilevel"/>
+    <w:tmpl w:val="5C7ED5A6"/>
+    <w:lvl w:ilvl="0">
+      <w:start w:val="1"/>
+      <w:numFmt w:val="bullet"/>
+      <w:lvlText w:val=""/>
+      <w:lvlJc w:val="left"/>
+      <w:pPr>
+        <w:tabs>
+          <w:tab w:val="num" w:pos="720"/>
+        </w:tabs>
+        <w:ind w:left="720" w:hanging="360"/>
+      </w:pPr>
+      <w:rPr>
+        <w:rFonts w:ascii="Symbol" w:hAnsi="Symbol" w:hint="default"/>
+        <w:sz w:val="20"/>
+      </w:rPr>
+    </w:lvl>
+    <w:lvl w:ilvl="1">
+      <w:start w:val="1"/>
+      <w:numFmt w:val="bullet"/>
+      <w:lvlText w:val="o"/>
+      <w:lvlJc w:val="left"/>
+      <w:pPr>
+        <w:tabs>
+          <w:tab w:val="num" w:pos="1440"/>
+        </w:tabs>
+        <w:ind w:left="1440" w:hanging="360"/>
+      </w:pPr>
+      <w:rPr>
+        <w:rFonts w:ascii="Courier New" w:hAnsi="Courier New" w:hint="default"/>
+        <w:sz w:val="20"/>
+      </w:rPr>
+    </w:lvl>
+    <w:lvl w:ilvl="2" w:tentative="1">
+      <w:start w:val="1"/>
+      <w:numFmt w:val="bullet"/>
+      <w:lvlText w:val=""/>
+      <w:lvlJc w:val="left"/>
+      <w:pPr>
+        <w:tabs>
+          <w:tab w:val="num" w:pos="2160"/>
+        </w:tabs>
+        <w:ind w:left="2160" w:hanging="360"/>
+      </w:pPr>
+      <w:rPr>
+        <w:rFonts w:ascii="Wingdings" w:hAnsi="Wingdings" w:hint="default"/>
+        <w:sz w:val="20"/>
+      </w:rPr>
+    </w:lvl>
+    <w:lvl w:ilvl="3" w:tentative="1">
+      <w:start w:val="1"/>
+      <w:numFmt w:val="bullet"/>
+      <w:lvlText w:val=""/>
+      <w:lvlJc w:val="left"/>
+      <w:pPr>
+        <w:tabs>
+          <w:tab w:val="num" w:pos="2880"/>
+        </w:tabs>
+        <w:ind w:left="2880" w:hanging="360"/>
+      </w:pPr>
+      <w:rPr>
+        <w:rFonts w:ascii="Wingdings" w:hAnsi="Wingdings" w:hint="default"/>
+        <w:sz w:val="20"/>
+      </w:rPr>
+    </w:lvl>
+    <w:lvl w:ilvl="4" w:tentative="1">
+      <w:start w:val="1"/>
+      <w:numFmt w:val="bullet"/>
+      <w:lvlText w:val=""/>
+      <w:lvlJc w:val="left"/>
+      <w:pPr>
+        <w:tabs>
+          <w:tab w:val="num" w:pos="3600"/>
+        </w:tabs>
+        <w:ind w:left="3600" w:hanging="360"/>
+      </w:pPr>
+      <w:rPr>
+        <w:rFonts w:ascii="Wingdings" w:hAnsi="Wingdings" w:hint="default"/>
+        <w:sz w:val="20"/>
+      </w:rPr>
+    </w:lvl>
+    <w:lvl w:ilvl="5" w:tentative="1">
+      <w:start w:val="1"/>
+      <w:numFmt w:val="bullet"/>
+      <w:lvlText w:val=""/>
+      <w:lvlJc w:val="left"/>
+      <w:pPr>
+        <w:tabs>
+          <w:tab w:val="num" w:pos="4320"/>
+        </w:tabs>
+        <w:ind w:left="4320" w:hanging="360"/>
+      </w:pPr>
+      <w:rPr>
+        <w:rFonts w:ascii="Wingdings" w:hAnsi="Wingdings" w:hint="default"/>
+        <w:sz w:val="20"/>
+      </w:rPr>
+    </w:lvl>
+    <w:lvl w:ilvl="6" w:tentative="1">
+      <w:start w:val="1"/>
+      <w:numFmt w:val="bullet"/>
+      <w:lvlText w:val=""/>
+      <w:lvlJc w:val="left"/>
+      <w:pPr>
+        <w:tabs>
+          <w:tab w:val="num" w:pos="5040"/>
+        </w:tabs>
+        <w:ind w:left="5040" w:hanging="360"/>
+      </w:pPr>
+      <w:rPr>
+        <w:rFonts w:ascii="Wingdings" w:hAnsi="Wingdings" w:hint="default"/>
+        <w:sz w:val="20"/>
+      </w:rPr>
+    </w:lvl>
+    <w:lvl w:ilvl="7" w:tentative="1">
+      <w:start w:val="1"/>
+      <w:numFmt w:val="bullet"/>
+      <w:lvlText w:val=""/>
+      <w:lvlJc w:val="left"/>
+      <w:pPr>
+        <w:tabs>
+          <w:tab w:val="num" w:pos="5760"/>
+        </w:tabs>
+        <w:ind w:left="5760" w:hanging="360"/>
+      </w:pPr>
+      <w:rPr>
+        <w:rFonts w:ascii="Wingdings" w:hAnsi="Wingdings" w:hint="default"/>
+        <w:sz w:val="20"/>
+      </w:rPr>
+    </w:lvl>
+    <w:lvl w:ilvl="8" w:tentative="1">
+      <w:start w:val="1"/>
+      <w:numFmt w:val="bullet"/>
+      <w:lvlText w:val=""/>
+      <w:lvlJc w:val="left"/>
+      <w:pPr>
+        <w:tabs>
+          <w:tab w:val="num" w:pos="6480"/>
+        </w:tabs>
+        <w:ind w:left="6480" w:hanging="360"/>
+      </w:pPr>
+      <w:rPr>
+        <w:rFonts w:ascii="Wingdings" w:hAnsi="Wingdings" w:hint="default"/>
+        <w:sz w:val="20"/>
+      </w:rPr>
+    </w:lvl>
+  </w:abstractNum>
+  <w:abstractNum w:abstractNumId="3" w15:restartNumberingAfterBreak="0">
     <w:nsid w:val="32AC1E96"/>
     <w:multiLevelType w:val="multilevel"/>
     <w:tmpl w:val="0F20B938"/>
@@ -3433,7 +4908,7 @@
       </w:rPr>
     </w:lvl>
   </w:abstractNum>
-  <w:abstractNum w:abstractNumId="3" w15:restartNumberingAfterBreak="0">
+  <w:abstractNum w:abstractNumId="4" w15:restartNumberingAfterBreak="0">
     <w:nsid w:val="346414FE"/>
     <w:multiLevelType w:val="multilevel"/>
     <w:tmpl w:val="03589E84"/>
@@ -3582,7 +5057,7 @@
       </w:rPr>
     </w:lvl>
   </w:abstractNum>
-  <w:abstractNum w:abstractNumId="4" w15:restartNumberingAfterBreak="0">
+  <w:abstractNum w:abstractNumId="5" w15:restartNumberingAfterBreak="0">
     <w:nsid w:val="363E2007"/>
     <w:multiLevelType w:val="multilevel"/>
     <w:tmpl w:val="C756C9FA"/>
@@ -3695,7 +5170,7 @@
       </w:pPr>
     </w:lvl>
   </w:abstractNum>
-  <w:abstractNum w:abstractNumId="5" w15:restartNumberingAfterBreak="0">
+  <w:abstractNum w:abstractNumId="6" w15:restartNumberingAfterBreak="0">
     <w:nsid w:val="373112A8"/>
     <w:multiLevelType w:val="multilevel"/>
     <w:tmpl w:val="D3584E2C"/>
@@ -3844,7 +5319,7 @@
       </w:rPr>
     </w:lvl>
   </w:abstractNum>
-  <w:abstractNum w:abstractNumId="6" w15:restartNumberingAfterBreak="0">
+  <w:abstractNum w:abstractNumId="7" w15:restartNumberingAfterBreak="0">
     <w:nsid w:val="3ECD7B62"/>
     <w:multiLevelType w:val="multilevel"/>
     <w:tmpl w:val="747E647A"/>
@@ -3993,7 +5468,7 @@
       </w:rPr>
     </w:lvl>
   </w:abstractNum>
-  <w:abstractNum w:abstractNumId="7" w15:restartNumberingAfterBreak="0">
+  <w:abstractNum w:abstractNumId="8" w15:restartNumberingAfterBreak="0">
     <w:nsid w:val="41BC0053"/>
     <w:multiLevelType w:val="multilevel"/>
     <w:tmpl w:val="1D1E5B6A"/>
@@ -4106,7 +5581,7 @@
       </w:pPr>
     </w:lvl>
   </w:abstractNum>
-  <w:abstractNum w:abstractNumId="8" w15:restartNumberingAfterBreak="0">
+  <w:abstractNum w:abstractNumId="9" w15:restartNumberingAfterBreak="0">
     <w:nsid w:val="47053C93"/>
     <w:multiLevelType w:val="multilevel"/>
     <w:tmpl w:val="21CCE9D2"/>
@@ -4255,7 +5730,7 @@
       </w:rPr>
     </w:lvl>
   </w:abstractNum>
-  <w:abstractNum w:abstractNumId="9" w15:restartNumberingAfterBreak="0">
+  <w:abstractNum w:abstractNumId="10" w15:restartNumberingAfterBreak="0">
     <w:nsid w:val="4A3063A4"/>
     <w:multiLevelType w:val="multilevel"/>
     <w:tmpl w:val="8898CE04"/>
@@ -4404,7 +5879,156 @@
       </w:rPr>
     </w:lvl>
   </w:abstractNum>
-  <w:abstractNum w:abstractNumId="10" w15:restartNumberingAfterBreak="0">
+  <w:abstractNum w:abstractNumId="11" w15:restartNumberingAfterBreak="0">
+    <w:nsid w:val="5B185ECE"/>
+    <w:multiLevelType w:val="multilevel"/>
+    <w:tmpl w:val="B246A5EC"/>
+    <w:lvl w:ilvl="0">
+      <w:start w:val="1"/>
+      <w:numFmt w:val="bullet"/>
+      <w:lvlText w:val=""/>
+      <w:lvlJc w:val="left"/>
+      <w:pPr>
+        <w:tabs>
+          <w:tab w:val="num" w:pos="720"/>
+        </w:tabs>
+        <w:ind w:left="720" w:hanging="360"/>
+      </w:pPr>
+      <w:rPr>
+        <w:rFonts w:ascii="Symbol" w:hAnsi="Symbol" w:hint="default"/>
+        <w:sz w:val="20"/>
+      </w:rPr>
+    </w:lvl>
+    <w:lvl w:ilvl="1" w:tentative="1">
+      <w:start w:val="1"/>
+      <w:numFmt w:val="bullet"/>
+      <w:lvlText w:val="o"/>
+      <w:lvlJc w:val="left"/>
+      <w:pPr>
+        <w:tabs>
+          <w:tab w:val="num" w:pos="1440"/>
+        </w:tabs>
+        <w:ind w:left="1440" w:hanging="360"/>
+      </w:pPr>
+      <w:rPr>
+        <w:rFonts w:ascii="Courier New" w:hAnsi="Courier New" w:hint="default"/>
+        <w:sz w:val="20"/>
+      </w:rPr>
+    </w:lvl>
+    <w:lvl w:ilvl="2" w:tentative="1">
+      <w:start w:val="1"/>
+      <w:numFmt w:val="bullet"/>
+      <w:lvlText w:val=""/>
+      <w:lvlJc w:val="left"/>
+      <w:pPr>
+        <w:tabs>
+          <w:tab w:val="num" w:pos="2160"/>
+        </w:tabs>
+        <w:ind w:left="2160" w:hanging="360"/>
+      </w:pPr>
+      <w:rPr>
+        <w:rFonts w:ascii="Wingdings" w:hAnsi="Wingdings" w:hint="default"/>
+        <w:sz w:val="20"/>
+      </w:rPr>
+    </w:lvl>
+    <w:lvl w:ilvl="3" w:tentative="1">
+      <w:start w:val="1"/>
+      <w:numFmt w:val="bullet"/>
+      <w:lvlText w:val=""/>
+      <w:lvlJc w:val="left"/>
+      <w:pPr>
+        <w:tabs>
+          <w:tab w:val="num" w:pos="2880"/>
+        </w:tabs>
+        <w:ind w:left="2880" w:hanging="360"/>
+      </w:pPr>
+      <w:rPr>
+        <w:rFonts w:ascii="Wingdings" w:hAnsi="Wingdings" w:hint="default"/>
+        <w:sz w:val="20"/>
+      </w:rPr>
+    </w:lvl>
+    <w:lvl w:ilvl="4" w:tentative="1">
+      <w:start w:val="1"/>
+      <w:numFmt w:val="bullet"/>
+      <w:lvlText w:val=""/>
+      <w:lvlJc w:val="left"/>
+      <w:pPr>
+        <w:tabs>
+          <w:tab w:val="num" w:pos="3600"/>
+        </w:tabs>
+        <w:ind w:left="3600" w:hanging="360"/>
+      </w:pPr>
+      <w:rPr>
+        <w:rFonts w:ascii="Wingdings" w:hAnsi="Wingdings" w:hint="default"/>
+        <w:sz w:val="20"/>
+      </w:rPr>
+    </w:lvl>
+    <w:lvl w:ilvl="5" w:tentative="1">
+      <w:start w:val="1"/>
+      <w:numFmt w:val="bullet"/>
+      <w:lvlText w:val=""/>
+      <w:lvlJc w:val="left"/>
+      <w:pPr>
+        <w:tabs>
+          <w:tab w:val="num" w:pos="4320"/>
+        </w:tabs>
+        <w:ind w:left="4320" w:hanging="360"/>
+      </w:pPr>
+      <w:rPr>
+        <w:rFonts w:ascii="Wingdings" w:hAnsi="Wingdings" w:hint="default"/>
+        <w:sz w:val="20"/>
+      </w:rPr>
+    </w:lvl>
+    <w:lvl w:ilvl="6" w:tentative="1">
+      <w:start w:val="1"/>
+      <w:numFmt w:val="bullet"/>
+      <w:lvlText w:val=""/>
+      <w:lvlJc w:val="left"/>
+      <w:pPr>
+        <w:tabs>
+          <w:tab w:val="num" w:pos="5040"/>
+        </w:tabs>
+        <w:ind w:left="5040" w:hanging="360"/>
+      </w:pPr>
+      <w:rPr>
+        <w:rFonts w:ascii="Wingdings" w:hAnsi="Wingdings" w:hint="default"/>
+        <w:sz w:val="20"/>
+      </w:rPr>
+    </w:lvl>
+    <w:lvl w:ilvl="7" w:tentative="1">
+      <w:start w:val="1"/>
+      <w:numFmt w:val="bullet"/>
+      <w:lvlText w:val=""/>
+      <w:lvlJc w:val="left"/>
+      <w:pPr>
+        <w:tabs>
+          <w:tab w:val="num" w:pos="5760"/>
+        </w:tabs>
+        <w:ind w:left="5760" w:hanging="360"/>
+      </w:pPr>
+      <w:rPr>
+        <w:rFonts w:ascii="Wingdings" w:hAnsi="Wingdings" w:hint="default"/>
+        <w:sz w:val="20"/>
+      </w:rPr>
+    </w:lvl>
+    <w:lvl w:ilvl="8" w:tentative="1">
+      <w:start w:val="1"/>
+      <w:numFmt w:val="bullet"/>
+      <w:lvlText w:val=""/>
+      <w:lvlJc w:val="left"/>
+      <w:pPr>
+        <w:tabs>
+          <w:tab w:val="num" w:pos="6480"/>
+        </w:tabs>
+        <w:ind w:left="6480" w:hanging="360"/>
+      </w:pPr>
+      <w:rPr>
+        <w:rFonts w:ascii="Wingdings" w:hAnsi="Wingdings" w:hint="default"/>
+        <w:sz w:val="20"/>
+      </w:rPr>
+    </w:lvl>
+  </w:abstractNum>
+  <w:abstractNum w:abstractNumId="12" w15:restartNumberingAfterBreak="0">
     <w:nsid w:val="5CC82144"/>
     <w:multiLevelType w:val="multilevel"/>
     <w:tmpl w:val="B4FCA3C2"/>
@@ -4553,7 +6177,7 @@
       </w:rPr>
     </w:lvl>
   </w:abstractNum>
-  <w:abstractNum w:abstractNumId="11" w15:restartNumberingAfterBreak="0">
+  <w:abstractNum w:abstractNumId="13" w15:restartNumberingAfterBreak="0">
     <w:nsid w:val="61AF47AB"/>
     <w:multiLevelType w:val="multilevel"/>
     <w:tmpl w:val="4F1415BC"/>
@@ -4702,7 +6326,7 @@
       </w:rPr>
     </w:lvl>
   </w:abstractNum>
-  <w:abstractNum w:abstractNumId="12" w15:restartNumberingAfterBreak="0">
+  <w:abstractNum w:abstractNumId="14" w15:restartNumberingAfterBreak="0">
     <w:nsid w:val="62CE488F"/>
     <w:multiLevelType w:val="multilevel"/>
     <w:tmpl w:val="9DDA4604"/>
@@ -4851,7 +6475,305 @@
       </w:rPr>
     </w:lvl>
   </w:abstractNum>
-  <w:abstractNum w:abstractNumId="13" w15:restartNumberingAfterBreak="0">
+  <w:abstractNum w:abstractNumId="15" w15:restartNumberingAfterBreak="0">
+    <w:nsid w:val="673A6AF5"/>
+    <w:multiLevelType w:val="multilevel"/>
+    <w:tmpl w:val="0A56CA52"/>
+    <w:lvl w:ilvl="0">
+      <w:start w:val="1"/>
+      <w:numFmt w:val="bullet"/>
+      <w:lvlText w:val=""/>
+      <w:lvlJc w:val="left"/>
+      <w:pPr>
+        <w:tabs>
+          <w:tab w:val="num" w:pos="720"/>
+        </w:tabs>
+        <w:ind w:left="720" w:hanging="360"/>
+      </w:pPr>
+      <w:rPr>
+        <w:rFonts w:ascii="Symbol" w:hAnsi="Symbol" w:hint="default"/>
+        <w:sz w:val="20"/>
+      </w:rPr>
+    </w:lvl>
+    <w:lvl w:ilvl="1" w:tentative="1">
+      <w:start w:val="1"/>
+      <w:numFmt w:val="bullet"/>
+      <w:lvlText w:val="o"/>
+      <w:lvlJc w:val="left"/>
+      <w:pPr>
+        <w:tabs>
+          <w:tab w:val="num" w:pos="1440"/>
+        </w:tabs>
+        <w:ind w:left="1440" w:hanging="360"/>
+      </w:pPr>
+      <w:rPr>
+        <w:rFonts w:ascii="Courier New" w:hAnsi="Courier New" w:hint="default"/>
+        <w:sz w:val="20"/>
+      </w:rPr>
+    </w:lvl>
+    <w:lvl w:ilvl="2" w:tentative="1">
+      <w:start w:val="1"/>
+      <w:numFmt w:val="bullet"/>
+      <w:lvlText w:val=""/>
+      <w:lvlJc w:val="left"/>
+      <w:pPr>
+        <w:tabs>
+          <w:tab w:val="num" w:pos="2160"/>
+        </w:tabs>
+        <w:ind w:left="2160" w:hanging="360"/>
+      </w:pPr>
+      <w:rPr>
+        <w:rFonts w:ascii="Wingdings" w:hAnsi="Wingdings" w:hint="default"/>
+        <w:sz w:val="20"/>
+      </w:rPr>
+    </w:lvl>
+    <w:lvl w:ilvl="3" w:tentative="1">
+      <w:start w:val="1"/>
+      <w:numFmt w:val="bullet"/>
+      <w:lvlText w:val=""/>
+      <w:lvlJc w:val="left"/>
+      <w:pPr>
+        <w:tabs>
+          <w:tab w:val="num" w:pos="2880"/>
+        </w:tabs>
+        <w:ind w:left="2880" w:hanging="360"/>
+      </w:pPr>
+      <w:rPr>
+        <w:rFonts w:ascii="Wingdings" w:hAnsi="Wingdings" w:hint="default"/>
+        <w:sz w:val="20"/>
+      </w:rPr>
+    </w:lvl>
+    <w:lvl w:ilvl="4" w:tentative="1">
+      <w:start w:val="1"/>
+      <w:numFmt w:val="bullet"/>
+      <w:lvlText w:val=""/>
+      <w:lvlJc w:val="left"/>
+      <w:pPr>
+        <w:tabs>
+          <w:tab w:val="num" w:pos="3600"/>
+        </w:tabs>
+        <w:ind w:left="3600" w:hanging="360"/>
+      </w:pPr>
+      <w:rPr>
+        <w:rFonts w:ascii="Wingdings" w:hAnsi="Wingdings" w:hint="default"/>
+        <w:sz w:val="20"/>
+      </w:rPr>
+    </w:lvl>
+    <w:lvl w:ilvl="5" w:tentative="1">
+      <w:start w:val="1"/>
+      <w:numFmt w:val="bullet"/>
+      <w:lvlText w:val=""/>
+      <w:lvlJc w:val="left"/>
+      <w:pPr>
+        <w:tabs>
+          <w:tab w:val="num" w:pos="4320"/>
+        </w:tabs>
+        <w:ind w:left="4320" w:hanging="360"/>
+      </w:pPr>
+      <w:rPr>
+        <w:rFonts w:ascii="Wingdings" w:hAnsi="Wingdings" w:hint="default"/>
+        <w:sz w:val="20"/>
+      </w:rPr>
+    </w:lvl>
+    <w:lvl w:ilvl="6" w:tentative="1">
+      <w:start w:val="1"/>
+      <w:numFmt w:val="bullet"/>
+      <w:lvlText w:val=""/>
+      <w:lvlJc w:val="left"/>
+      <w:pPr>
+        <w:tabs>
+          <w:tab w:val="num" w:pos="5040"/>
+        </w:tabs>
+        <w:ind w:left="5040" w:hanging="360"/>
+      </w:pPr>
+      <w:rPr>
+        <w:rFonts w:ascii="Wingdings" w:hAnsi="Wingdings" w:hint="default"/>
+        <w:sz w:val="20"/>
+      </w:rPr>
+    </w:lvl>
+    <w:lvl w:ilvl="7" w:tentative="1">
+      <w:start w:val="1"/>
+      <w:numFmt w:val="bullet"/>
+      <w:lvlText w:val=""/>
+      <w:lvlJc w:val="left"/>
+      <w:pPr>
+        <w:tabs>
+          <w:tab w:val="num" w:pos="5760"/>
+        </w:tabs>
+        <w:ind w:left="5760" w:hanging="360"/>
+      </w:pPr>
+      <w:rPr>
+        <w:rFonts w:ascii="Wingdings" w:hAnsi="Wingdings" w:hint="default"/>
+        <w:sz w:val="20"/>
+      </w:rPr>
+    </w:lvl>
+    <w:lvl w:ilvl="8" w:tentative="1">
+      <w:start w:val="1"/>
+      <w:numFmt w:val="bullet"/>
+      <w:lvlText w:val=""/>
+      <w:lvlJc w:val="left"/>
+      <w:pPr>
+        <w:tabs>
+          <w:tab w:val="num" w:pos="6480"/>
+        </w:tabs>
+        <w:ind w:left="6480" w:hanging="360"/>
+      </w:pPr>
+      <w:rPr>
+        <w:rFonts w:ascii="Wingdings" w:hAnsi="Wingdings" w:hint="default"/>
+        <w:sz w:val="20"/>
+      </w:rPr>
+    </w:lvl>
+  </w:abstractNum>
+  <w:abstractNum w:abstractNumId="16" w15:restartNumberingAfterBreak="0">
+    <w:nsid w:val="6D30179E"/>
+    <w:multiLevelType w:val="multilevel"/>
+    <w:tmpl w:val="6144E2DE"/>
+    <w:lvl w:ilvl="0">
+      <w:start w:val="1"/>
+      <w:numFmt w:val="bullet"/>
+      <w:lvlText w:val=""/>
+      <w:lvlJc w:val="left"/>
+      <w:pPr>
+        <w:tabs>
+          <w:tab w:val="num" w:pos="720"/>
+        </w:tabs>
+        <w:ind w:left="720" w:hanging="360"/>
+      </w:pPr>
+      <w:rPr>
+        <w:rFonts w:ascii="Symbol" w:hAnsi="Symbol" w:hint="default"/>
+        <w:sz w:val="20"/>
+      </w:rPr>
+    </w:lvl>
+    <w:lvl w:ilvl="1">
+      <w:start w:val="1"/>
+      <w:numFmt w:val="bullet"/>
+      <w:lvlText w:val="o"/>
+      <w:lvlJc w:val="left"/>
+      <w:pPr>
+        <w:tabs>
+          <w:tab w:val="num" w:pos="1440"/>
+        </w:tabs>
+        <w:ind w:left="1440" w:hanging="360"/>
+      </w:pPr>
+      <w:rPr>
+        <w:rFonts w:ascii="Courier New" w:hAnsi="Courier New" w:hint="default"/>
+        <w:sz w:val="20"/>
+      </w:rPr>
+    </w:lvl>
+    <w:lvl w:ilvl="2" w:tentative="1">
+      <w:start w:val="1"/>
+      <w:numFmt w:val="bullet"/>
+      <w:lvlText w:val=""/>
+      <w:lvlJc w:val="left"/>
+      <w:pPr>
+        <w:tabs>
+          <w:tab w:val="num" w:pos="2160"/>
+        </w:tabs>
+        <w:ind w:left="2160" w:hanging="360"/>
+      </w:pPr>
+      <w:rPr>
+        <w:rFonts w:ascii="Wingdings" w:hAnsi="Wingdings" w:hint="default"/>
+        <w:sz w:val="20"/>
+      </w:rPr>
+    </w:lvl>
+    <w:lvl w:ilvl="3" w:tentative="1">
+      <w:start w:val="1"/>
+      <w:numFmt w:val="bullet"/>
+      <w:lvlText w:val=""/>
+      <w:lvlJc w:val="left"/>
+      <w:pPr>
+        <w:tabs>
+          <w:tab w:val="num" w:pos="2880"/>
+        </w:tabs>
+        <w:ind w:left="2880" w:hanging="360"/>
+      </w:pPr>
+      <w:rPr>
+        <w:rFonts w:ascii="Wingdings" w:hAnsi="Wingdings" w:hint="default"/>
+        <w:sz w:val="20"/>
+      </w:rPr>
+    </w:lvl>
+    <w:lvl w:ilvl="4" w:tentative="1">
+      <w:start w:val="1"/>
+      <w:numFmt w:val="bullet"/>
+      <w:lvlText w:val=""/>
+      <w:lvlJc w:val="left"/>
+      <w:pPr>
+        <w:tabs>
+          <w:tab w:val="num" w:pos="3600"/>
+        </w:tabs>
+        <w:ind w:left="3600" w:hanging="360"/>
+      </w:pPr>
+      <w:rPr>
+        <w:rFonts w:ascii="Wingdings" w:hAnsi="Wingdings" w:hint="default"/>
+        <w:sz w:val="20"/>
+      </w:rPr>
+    </w:lvl>
+    <w:lvl w:ilvl="5" w:tentative="1">
+      <w:start w:val="1"/>
+      <w:numFmt w:val="bullet"/>
+      <w:lvlText w:val=""/>
+      <w:lvlJc w:val="left"/>
+      <w:pPr>
+        <w:tabs>
+          <w:tab w:val="num" w:pos="4320"/>
+        </w:tabs>
+        <w:ind w:left="4320" w:hanging="360"/>
+      </w:pPr>
+      <w:rPr>
+        <w:rFonts w:ascii="Wingdings" w:hAnsi="Wingdings" w:hint="default"/>
+        <w:sz w:val="20"/>
+      </w:rPr>
+    </w:lvl>
+    <w:lvl w:ilvl="6" w:tentative="1">
+      <w:start w:val="1"/>
+      <w:numFmt w:val="bullet"/>
+      <w:lvlText w:val=""/>
+      <w:lvlJc w:val="left"/>
+      <w:pPr>
+        <w:tabs>
+          <w:tab w:val="num" w:pos="5040"/>
+        </w:tabs>
+        <w:ind w:left="5040" w:hanging="360"/>
+      </w:pPr>
+      <w:rPr>
+        <w:rFonts w:ascii="Wingdings" w:hAnsi="Wingdings" w:hint="default"/>
+        <w:sz w:val="20"/>
+      </w:rPr>
+    </w:lvl>
+    <w:lvl w:ilvl="7" w:tentative="1">
+      <w:start w:val="1"/>
+      <w:numFmt w:val="bullet"/>
+      <w:lvlText w:val=""/>
+      <w:lvlJc w:val="left"/>
+      <w:pPr>
+        <w:tabs>
+          <w:tab w:val="num" w:pos="5760"/>
+        </w:tabs>
+        <w:ind w:left="5760" w:hanging="360"/>
+      </w:pPr>
+      <w:rPr>
+        <w:rFonts w:ascii="Wingdings" w:hAnsi="Wingdings" w:hint="default"/>
+        <w:sz w:val="20"/>
+      </w:rPr>
+    </w:lvl>
+    <w:lvl w:ilvl="8" w:tentative="1">
+      <w:start w:val="1"/>
+      <w:numFmt w:val="bullet"/>
+      <w:lvlText w:val=""/>
+      <w:lvlJc w:val="left"/>
+      <w:pPr>
+        <w:tabs>
+          <w:tab w:val="num" w:pos="6480"/>
+        </w:tabs>
+        <w:ind w:left="6480" w:hanging="360"/>
+      </w:pPr>
+      <w:rPr>
+        <w:rFonts w:ascii="Wingdings" w:hAnsi="Wingdings" w:hint="default"/>
+        <w:sz w:val="20"/>
+      </w:rPr>
+    </w:lvl>
+  </w:abstractNum>
+  <w:abstractNum w:abstractNumId="17" w15:restartNumberingAfterBreak="0">
     <w:nsid w:val="70AA7FA3"/>
     <w:multiLevelType w:val="multilevel"/>
     <w:tmpl w:val="AA40F81C"/>
@@ -5000,7 +6922,7 @@
       </w:rPr>
     </w:lvl>
   </w:abstractNum>
-  <w:abstractNum w:abstractNumId="14" w15:restartNumberingAfterBreak="0">
+  <w:abstractNum w:abstractNumId="18" w15:restartNumberingAfterBreak="0">
     <w:nsid w:val="71F05FAB"/>
     <w:multiLevelType w:val="multilevel"/>
     <w:tmpl w:val="D2E05C3C"/>
@@ -5118,49 +7040,61 @@
     </w:lvl>
   </w:abstractNum>
   <w:num w:numId="1" w16cid:durableId="619381814">
-    <w:abstractNumId w:val="7"/>
+    <w:abstractNumId w:val="8"/>
   </w:num>
   <w:num w:numId="2" w16cid:durableId="1801605303">
-    <w:abstractNumId w:val="8"/>
+    <w:abstractNumId w:val="9"/>
   </w:num>
   <w:num w:numId="3" w16cid:durableId="1289433926">
     <w:abstractNumId w:val="1"/>
   </w:num>
   <w:num w:numId="4" w16cid:durableId="271474084">
-    <w:abstractNumId w:val="6"/>
+    <w:abstractNumId w:val="7"/>
   </w:num>
   <w:num w:numId="5" w16cid:durableId="1795178397">
-    <w:abstractNumId w:val="3"/>
+    <w:abstractNumId w:val="4"/>
   </w:num>
   <w:num w:numId="6" w16cid:durableId="696933545">
-    <w:abstractNumId w:val="5"/>
+    <w:abstractNumId w:val="6"/>
   </w:num>
   <w:num w:numId="7" w16cid:durableId="480662031">
     <w:abstractNumId w:val="0"/>
   </w:num>
   <w:num w:numId="8" w16cid:durableId="2061785825">
+    <w:abstractNumId w:val="12"/>
+  </w:num>
+  <w:num w:numId="9" w16cid:durableId="2038312274">
+    <w:abstractNumId w:val="5"/>
+  </w:num>
+  <w:num w:numId="10" w16cid:durableId="1860586880">
+    <w:abstractNumId w:val="18"/>
+  </w:num>
+  <w:num w:numId="11" w16cid:durableId="2035305763">
+    <w:abstractNumId w:val="17"/>
+  </w:num>
+  <w:num w:numId="12" w16cid:durableId="601451972">
+    <w:abstractNumId w:val="13"/>
+  </w:num>
+  <w:num w:numId="13" w16cid:durableId="1931504339">
     <w:abstractNumId w:val="10"/>
   </w:num>
-  <w:num w:numId="9" w16cid:durableId="2038312274">
-    <w:abstractNumId w:val="4"/>
-  </w:num>
-  <w:num w:numId="10" w16cid:durableId="1860586880">
+  <w:num w:numId="14" w16cid:durableId="886061914">
     <w:abstractNumId w:val="14"/>
   </w:num>
-  <w:num w:numId="11" w16cid:durableId="2035305763">
-    <w:abstractNumId w:val="13"/>
+  <w:num w:numId="15" w16cid:durableId="435370264">
+    <w:abstractNumId w:val="3"/>
   </w:num>
-  <w:num w:numId="12" w16cid:durableId="601451972">
+  <w:num w:numId="16" w16cid:durableId="1703282340">
+    <w:abstractNumId w:val="2"/>
+  </w:num>
+  <w:num w:numId="17" w16cid:durableId="849022896">
+    <w:abstractNumId w:val="15"/>
+  </w:num>
+  <w:num w:numId="18" w16cid:durableId="1865555938">
+    <w:abstractNumId w:val="16"/>
+  </w:num>
+  <w:num w:numId="19" w16cid:durableId="1948926220">
     <w:abstractNumId w:val="11"/>
-  </w:num>
-  <w:num w:numId="13" w16cid:durableId="1931504339">
-    <w:abstractNumId w:val="9"/>
-  </w:num>
-  <w:num w:numId="14" w16cid:durableId="886061914">
-    <w:abstractNumId w:val="12"/>
-  </w:num>
-  <w:num w:numId="15" w16cid:durableId="435370264">
-    <w:abstractNumId w:val="2"/>
   </w:num>
 </w:numbering>
 </file>

--- a/Eric 回來了.docx
+++ b/Eric 回來了.docx
@@ -3018,7 +3018,7 @@
     <w:p>
       <w:r>
         <w:pict>
-          <v:rect id="_x0000_i1043" style="width:0;height:1.5pt" o:hralign="center" o:hrstd="t" o:hr="t" fillcolor="#a0a0a0" stroked="f"/>
+          <v:rect id="_x0000_i1031" style="width:0;height:1.5pt" o:hralign="center" o:hrstd="t" o:hr="t" fillcolor="#a0a0a0" stroked="f"/>
         </w:pict>
       </w:r>
     </w:p>
@@ -3266,7 +3266,7 @@
     <w:p>
       <w:r>
         <w:pict>
-          <v:rect id="_x0000_i1044" style="width:0;height:1.5pt" o:hralign="center" o:hrstd="t" o:hr="t" fillcolor="#a0a0a0" stroked="f"/>
+          <v:rect id="_x0000_i1032" style="width:0;height:1.5pt" o:hralign="center" o:hrstd="t" o:hr="t" fillcolor="#a0a0a0" stroked="f"/>
         </w:pict>
       </w:r>
     </w:p>
@@ -3684,7 +3684,7 @@
     <w:p>
       <w:r>
         <w:pict>
-          <v:rect id="_x0000_i1059" style="width:0;height:1.5pt" o:hralign="center" o:hrstd="t" o:hr="t" fillcolor="#a0a0a0" stroked="f"/>
+          <v:rect id="_x0000_i1033" style="width:0;height:1.5pt" o:hralign="center" o:hrstd="t" o:hr="t" fillcolor="#a0a0a0" stroked="f"/>
         </w:pict>
       </w:r>
     </w:p>
@@ -3932,7 +3932,7 @@
     <w:p>
       <w:r>
         <w:pict>
-          <v:rect id="_x0000_i1060" style="width:0;height:1.5pt" o:hralign="center" o:hrstd="t" o:hr="t" fillcolor="#a0a0a0" stroked="f"/>
+          <v:rect id="_x0000_i1034" style="width:0;height:1.5pt" o:hralign="center" o:hrstd="t" o:hr="t" fillcolor="#a0a0a0" stroked="f"/>
         </w:pict>
       </w:r>
     </w:p>
@@ -4300,6 +4300,1338 @@
       </w:r>
     </w:p>
     <w:p/>
+    <w:p/>
+    <w:p/>
+    <w:p/>
+    <w:p>
+      <w:pPr>
+        <w:rPr>
+          <w:b/>
+          <w:bCs/>
+        </w:rPr>
+      </w:pPr>
+      <w:r>
+        <w:rPr>
+          <w:b/>
+          <w:bCs/>
+        </w:rPr>
+        <w:lastRenderedPageBreak/>
+        <w:t xml:space="preserve">Gemini </w:t>
+      </w:r>
+      <w:r>
+        <w:rPr>
+          <w:b/>
+          <w:bCs/>
+        </w:rPr>
+        <w:t>說了</w:t>
+      </w:r>
+    </w:p>
+    <w:p>
+      <w:r>
+        <w:t>抱歉</w:t>
+      </w:r>
+      <w:proofErr w:type="gramStart"/>
+      <w:r>
+        <w:t>抱歉</w:t>
+      </w:r>
+      <w:proofErr w:type="gramEnd"/>
+      <w:r>
+        <w:t>，我確實把這兩件事「</w:t>
+      </w:r>
+      <w:proofErr w:type="gramStart"/>
+      <w:r>
+        <w:t>併</w:t>
+      </w:r>
+      <w:proofErr w:type="gramEnd"/>
+      <w:r>
+        <w:t>線處理」了！既然這份</w:t>
+      </w:r>
+      <w:r>
+        <w:t xml:space="preserve"> </w:t>
+      </w:r>
+      <w:r>
+        <w:rPr>
+          <w:b/>
+          <w:bCs/>
+        </w:rPr>
+        <w:t>「</w:t>
+      </w:r>
+      <w:r>
+        <w:rPr>
+          <w:b/>
+          <w:bCs/>
+        </w:rPr>
+        <w:t xml:space="preserve">2007-2026 </w:t>
+      </w:r>
+      <w:proofErr w:type="gramStart"/>
+      <w:r>
+        <w:rPr>
+          <w:b/>
+          <w:bCs/>
+        </w:rPr>
+        <w:t>台灣綠能轉型</w:t>
+      </w:r>
+      <w:proofErr w:type="gramEnd"/>
+      <w:r>
+        <w:rPr>
+          <w:b/>
+          <w:bCs/>
+        </w:rPr>
+        <w:t>分析」</w:t>
+      </w:r>
+      <w:r>
+        <w:t xml:space="preserve"> </w:t>
+      </w:r>
+      <w:r>
+        <w:t>是要在</w:t>
+      </w:r>
+      <w:r>
+        <w:rPr>
+          <w:b/>
+          <w:bCs/>
+        </w:rPr>
+        <w:t>巨匠電腦</w:t>
+      </w:r>
+      <w:r>
+        <w:t>結案用的作品，那我們的目標就要調整為：</w:t>
+      </w:r>
+      <w:r>
+        <w:rPr>
+          <w:b/>
+          <w:bCs/>
+        </w:rPr>
+        <w:t>展現你在課程中學到的所有精華技術（</w:t>
+      </w:r>
+      <w:r>
+        <w:rPr>
+          <w:b/>
+          <w:bCs/>
+        </w:rPr>
+        <w:t>DAX</w:t>
+      </w:r>
+      <w:r>
+        <w:rPr>
+          <w:b/>
+          <w:bCs/>
+        </w:rPr>
+        <w:t>、</w:t>
+      </w:r>
+      <w:r>
+        <w:rPr>
+          <w:b/>
+          <w:bCs/>
+        </w:rPr>
+        <w:t>ETL</w:t>
+      </w:r>
+      <w:r>
+        <w:rPr>
+          <w:b/>
+          <w:bCs/>
+        </w:rPr>
+        <w:t>、建模、視覺化邏輯）</w:t>
+      </w:r>
+      <w:r>
+        <w:t>。</w:t>
+      </w:r>
+    </w:p>
+    <w:p>
+      <w:r>
+        <w:t>這是一份「學習成果」的期末驗證，所以呈現方式要更強調</w:t>
+      </w:r>
+      <w:r>
+        <w:rPr>
+          <w:b/>
+          <w:bCs/>
+        </w:rPr>
+        <w:t>技術細節</w:t>
+      </w:r>
+      <w:r>
+        <w:t>與</w:t>
+      </w:r>
+      <w:r>
+        <w:rPr>
+          <w:b/>
+          <w:bCs/>
+        </w:rPr>
+        <w:t>報表完整度</w:t>
+      </w:r>
+      <w:r>
+        <w:t>。</w:t>
+      </w:r>
+    </w:p>
+    <w:p>
+      <w:r>
+        <w:t>針對「上傳到</w:t>
+      </w:r>
+      <w:r>
+        <w:t xml:space="preserve"> Server</w:t>
+      </w:r>
+      <w:r>
+        <w:t>」與「結案呈現」，以下是專門為你結案準備的建議：</w:t>
+      </w:r>
+    </w:p>
+    <w:p>
+      <w:r>
+        <w:pict>
+          <v:rect id="_x0000_i1065" style="width:0;height:1.5pt" o:hralign="center" o:hrstd="t" o:hr="t" fillcolor="#a0a0a0" stroked="f"/>
+        </w:pict>
+      </w:r>
+    </w:p>
+    <w:p>
+      <w:pPr>
+        <w:rPr>
+          <w:b/>
+          <w:bCs/>
+        </w:rPr>
+      </w:pPr>
+      <w:r>
+        <w:rPr>
+          <w:b/>
+          <w:bCs/>
+        </w:rPr>
+        <w:t xml:space="preserve">1. </w:t>
+      </w:r>
+      <w:r>
+        <w:rPr>
+          <w:b/>
+          <w:bCs/>
+        </w:rPr>
+        <w:t>結案呈現：如何「上傳」給老師或同學看？</w:t>
+      </w:r>
+    </w:p>
+    <w:p>
+      <w:r>
+        <w:t>在巨匠的環境中，通常有兩種最合適的呈現方式：</w:t>
+      </w:r>
+    </w:p>
+    <w:p>
+      <w:pPr>
+        <w:numPr>
+          <w:ilvl w:val="0"/>
+          <w:numId w:val="20"/>
+        </w:numPr>
+      </w:pPr>
+      <w:r>
+        <w:rPr>
+          <w:b/>
+          <w:bCs/>
+        </w:rPr>
+        <w:t>方案</w:t>
+      </w:r>
+      <w:r>
+        <w:rPr>
+          <w:b/>
+          <w:bCs/>
+        </w:rPr>
+        <w:t xml:space="preserve"> A</w:t>
+      </w:r>
+      <w:r>
+        <w:rPr>
+          <w:b/>
+          <w:bCs/>
+        </w:rPr>
+        <w:t>：</w:t>
+      </w:r>
+      <w:r>
+        <w:rPr>
+          <w:b/>
+          <w:bCs/>
+        </w:rPr>
+        <w:t xml:space="preserve">Power BI </w:t>
+      </w:r>
+      <w:r>
+        <w:rPr>
+          <w:b/>
+          <w:bCs/>
+        </w:rPr>
+        <w:t>網頁版發佈</w:t>
+      </w:r>
+      <w:r>
+        <w:rPr>
+          <w:b/>
+          <w:bCs/>
+        </w:rPr>
+        <w:t xml:space="preserve"> (</w:t>
+      </w:r>
+      <w:r>
+        <w:rPr>
+          <w:b/>
+          <w:bCs/>
+        </w:rPr>
+        <w:t>最推薦</w:t>
+      </w:r>
+      <w:r>
+        <w:rPr>
+          <w:b/>
+          <w:bCs/>
+        </w:rPr>
+        <w:t>)</w:t>
+      </w:r>
+      <w:r>
+        <w:t xml:space="preserve"> </w:t>
+      </w:r>
+      <w:r>
+        <w:t>如果你有巨匠提供的帳號或自己的組織帳號，</w:t>
+      </w:r>
+      <w:proofErr w:type="gramStart"/>
+      <w:r>
+        <w:t>請點擊</w:t>
+      </w:r>
+      <w:proofErr w:type="gramEnd"/>
+      <w:r>
+        <w:t xml:space="preserve"> </w:t>
+      </w:r>
+      <w:r>
+        <w:rPr>
+          <w:b/>
+          <w:bCs/>
+        </w:rPr>
+        <w:t>「發佈</w:t>
+      </w:r>
+      <w:r>
+        <w:rPr>
+          <w:b/>
+          <w:bCs/>
+        </w:rPr>
+        <w:t xml:space="preserve"> (Publish)</w:t>
+      </w:r>
+      <w:r>
+        <w:rPr>
+          <w:b/>
+          <w:bCs/>
+        </w:rPr>
+        <w:t>」</w:t>
+      </w:r>
+      <w:r>
+        <w:t>。上傳後，你可以透過</w:t>
+      </w:r>
+      <w:r>
+        <w:t xml:space="preserve"> </w:t>
+      </w:r>
+      <w:r>
+        <w:rPr>
+          <w:b/>
+          <w:bCs/>
+        </w:rPr>
+        <w:t>「發佈到網頁</w:t>
+      </w:r>
+      <w:r>
+        <w:rPr>
+          <w:b/>
+          <w:bCs/>
+        </w:rPr>
+        <w:t xml:space="preserve"> (</w:t>
+      </w:r>
+      <w:r>
+        <w:rPr>
+          <w:b/>
+          <w:bCs/>
+        </w:rPr>
+        <w:t>公開</w:t>
+      </w:r>
+      <w:r>
+        <w:rPr>
+          <w:b/>
+          <w:bCs/>
+        </w:rPr>
+        <w:t>)</w:t>
+      </w:r>
+      <w:r>
+        <w:rPr>
+          <w:b/>
+          <w:bCs/>
+        </w:rPr>
+        <w:t>」</w:t>
+      </w:r>
+      <w:r>
+        <w:t xml:space="preserve"> </w:t>
+      </w:r>
+      <w:r>
+        <w:t>產生一個網址。</w:t>
+      </w:r>
+    </w:p>
+    <w:p>
+      <w:pPr>
+        <w:numPr>
+          <w:ilvl w:val="1"/>
+          <w:numId w:val="20"/>
+        </w:numPr>
+      </w:pPr>
+      <w:r>
+        <w:rPr>
+          <w:b/>
+          <w:bCs/>
+        </w:rPr>
+        <w:t>優點：</w:t>
+      </w:r>
+      <w:r>
+        <w:t xml:space="preserve"> </w:t>
+      </w:r>
+      <w:r>
+        <w:t>老師或面試官只要點開網址，就能直接互動（拉滑</w:t>
+      </w:r>
+      <w:proofErr w:type="gramStart"/>
+      <w:r>
+        <w:t>桿</w:t>
+      </w:r>
+      <w:proofErr w:type="gramEnd"/>
+      <w:r>
+        <w:t>、點圖表），非常有科技感。</w:t>
+      </w:r>
+    </w:p>
+    <w:p>
+      <w:pPr>
+        <w:numPr>
+          <w:ilvl w:val="0"/>
+          <w:numId w:val="20"/>
+        </w:numPr>
+      </w:pPr>
+      <w:r>
+        <w:rPr>
+          <w:b/>
+          <w:bCs/>
+        </w:rPr>
+        <w:t>方案</w:t>
+      </w:r>
+      <w:r>
+        <w:rPr>
+          <w:b/>
+          <w:bCs/>
+        </w:rPr>
+        <w:t xml:space="preserve"> B</w:t>
+      </w:r>
+      <w:r>
+        <w:rPr>
+          <w:b/>
+          <w:bCs/>
+        </w:rPr>
+        <w:t>：</w:t>
+      </w:r>
+      <w:r>
+        <w:rPr>
+          <w:b/>
+          <w:bCs/>
+        </w:rPr>
+        <w:t>.</w:t>
+      </w:r>
+      <w:proofErr w:type="spellStart"/>
+      <w:r>
+        <w:rPr>
+          <w:b/>
+          <w:bCs/>
+        </w:rPr>
+        <w:t>pbix</w:t>
+      </w:r>
+      <w:proofErr w:type="spellEnd"/>
+      <w:r>
+        <w:rPr>
+          <w:b/>
+          <w:bCs/>
+        </w:rPr>
+        <w:t xml:space="preserve"> </w:t>
+      </w:r>
+      <w:r>
+        <w:rPr>
+          <w:b/>
+          <w:bCs/>
+        </w:rPr>
+        <w:t>檔案</w:t>
+      </w:r>
+      <w:r>
+        <w:rPr>
+          <w:b/>
+          <w:bCs/>
+        </w:rPr>
+        <w:t xml:space="preserve"> + </w:t>
+      </w:r>
+      <w:r>
+        <w:rPr>
+          <w:b/>
+          <w:bCs/>
+        </w:rPr>
+        <w:t>現場操作</w:t>
+      </w:r>
+      <w:r>
+        <w:t xml:space="preserve"> </w:t>
+      </w:r>
+      <w:r>
+        <w:t>如果沒有雲端環境，直接帶著檔案。</w:t>
+      </w:r>
+    </w:p>
+    <w:p>
+      <w:pPr>
+        <w:numPr>
+          <w:ilvl w:val="1"/>
+          <w:numId w:val="20"/>
+        </w:numPr>
+      </w:pPr>
+      <w:r>
+        <w:rPr>
+          <w:b/>
+          <w:bCs/>
+        </w:rPr>
+        <w:t>技巧：</w:t>
+      </w:r>
+      <w:r>
+        <w:t xml:space="preserve"> </w:t>
+      </w:r>
+      <w:r>
+        <w:t>記得把所有「量值」都搬到</w:t>
+      </w:r>
+      <w:r>
+        <w:t xml:space="preserve"> _</w:t>
+      </w:r>
+      <w:r>
+        <w:t>核心量值</w:t>
+      </w:r>
+      <w:r>
+        <w:t xml:space="preserve"> </w:t>
+      </w:r>
+      <w:r>
+        <w:t>表。當你打開模型檢視</w:t>
+      </w:r>
+      <w:r>
+        <w:t xml:space="preserve"> (Model View) </w:t>
+      </w:r>
+      <w:r>
+        <w:t>秀給老師看時，那整齊的計算機圖示會讓老師覺得你非常有開發素養。</w:t>
+      </w:r>
+    </w:p>
+    <w:p>
+      <w:r>
+        <w:pict>
+          <v:rect id="_x0000_i1066" style="width:0;height:1.5pt" o:hralign="center" o:hrstd="t" o:hr="t" fillcolor="#a0a0a0" stroked="f"/>
+        </w:pict>
+      </w:r>
+    </w:p>
+    <w:p>
+      <w:pPr>
+        <w:rPr>
+          <w:b/>
+          <w:bCs/>
+        </w:rPr>
+      </w:pPr>
+      <w:r>
+        <w:rPr>
+          <w:b/>
+          <w:bCs/>
+        </w:rPr>
+        <w:t xml:space="preserve">2. </w:t>
+      </w:r>
+      <w:r>
+        <w:rPr>
+          <w:b/>
+          <w:bCs/>
+        </w:rPr>
+        <w:t>結案報告</w:t>
+      </w:r>
+      <w:r>
+        <w:rPr>
+          <w:b/>
+          <w:bCs/>
+        </w:rPr>
+        <w:t xml:space="preserve"> (PPT) </w:t>
+      </w:r>
+      <w:r>
+        <w:rPr>
+          <w:b/>
+          <w:bCs/>
+        </w:rPr>
+        <w:t>的結構建議</w:t>
+      </w:r>
+    </w:p>
+    <w:p>
+      <w:r>
+        <w:t>既然是結案，老師想看的是「你是怎麼把這</w:t>
+      </w:r>
+      <w:proofErr w:type="gramStart"/>
+      <w:r>
+        <w:t>張表變出來</w:t>
+      </w:r>
+      <w:proofErr w:type="gramEnd"/>
+      <w:r>
+        <w:t>的」。建議簡報包含：</w:t>
+      </w:r>
+    </w:p>
+    <w:p>
+      <w:pPr>
+        <w:numPr>
+          <w:ilvl w:val="0"/>
+          <w:numId w:val="21"/>
+        </w:numPr>
+      </w:pPr>
+      <w:r>
+        <w:rPr>
+          <w:b/>
+          <w:bCs/>
+        </w:rPr>
+        <w:t>數據清洗</w:t>
+      </w:r>
+      <w:r>
+        <w:rPr>
+          <w:b/>
+          <w:bCs/>
+        </w:rPr>
+        <w:t xml:space="preserve"> (Power Query)</w:t>
+      </w:r>
+      <w:r>
+        <w:rPr>
+          <w:b/>
+          <w:bCs/>
+        </w:rPr>
+        <w:t>：</w:t>
+      </w:r>
+      <w:r>
+        <w:t xml:space="preserve"> </w:t>
+      </w:r>
+      <w:r>
+        <w:t>秀</w:t>
+      </w:r>
+      <w:proofErr w:type="gramStart"/>
+      <w:r>
+        <w:t>一張截圖</w:t>
+      </w:r>
+      <w:proofErr w:type="gramEnd"/>
+      <w:r>
+        <w:t>，說明你如何處理原始能源數據</w:t>
+      </w:r>
+      <w:proofErr w:type="gramStart"/>
+      <w:r>
+        <w:t>（</w:t>
+      </w:r>
+      <w:proofErr w:type="gramEnd"/>
+      <w:r>
+        <w:t>例如：合併年份、轉換單位</w:t>
+      </w:r>
+      <w:proofErr w:type="gramStart"/>
+      <w:r>
+        <w:t>）</w:t>
+      </w:r>
+      <w:proofErr w:type="gramEnd"/>
+      <w:r>
+        <w:t>。</w:t>
+      </w:r>
+    </w:p>
+    <w:p>
+      <w:pPr>
+        <w:numPr>
+          <w:ilvl w:val="0"/>
+          <w:numId w:val="21"/>
+        </w:numPr>
+      </w:pPr>
+      <w:r>
+        <w:rPr>
+          <w:b/>
+          <w:bCs/>
+        </w:rPr>
+        <w:t>資料建模</w:t>
+      </w:r>
+      <w:r>
+        <w:rPr>
+          <w:b/>
+          <w:bCs/>
+        </w:rPr>
+        <w:t xml:space="preserve"> (Data Model)</w:t>
+      </w:r>
+      <w:r>
+        <w:rPr>
+          <w:b/>
+          <w:bCs/>
+        </w:rPr>
+        <w:t>：</w:t>
+      </w:r>
+      <w:r>
+        <w:t xml:space="preserve"> </w:t>
+      </w:r>
+      <w:r>
+        <w:t>秀出你的星狀模型</w:t>
+      </w:r>
+      <w:proofErr w:type="gramStart"/>
+      <w:r>
+        <w:t>（</w:t>
+      </w:r>
+      <w:proofErr w:type="gramEnd"/>
+      <w:r>
+        <w:t>事實表</w:t>
+      </w:r>
+      <w:r>
+        <w:t xml:space="preserve"> vs. </w:t>
+      </w:r>
+      <w:r>
+        <w:t>維度表</w:t>
+      </w:r>
+      <w:proofErr w:type="gramStart"/>
+      <w:r>
+        <w:t>）</w:t>
+      </w:r>
+      <w:proofErr w:type="gramEnd"/>
+      <w:r>
+        <w:t>。</w:t>
+      </w:r>
+    </w:p>
+    <w:p>
+      <w:pPr>
+        <w:numPr>
+          <w:ilvl w:val="0"/>
+          <w:numId w:val="21"/>
+        </w:numPr>
+      </w:pPr>
+      <w:r>
+        <w:rPr>
+          <w:b/>
+          <w:bCs/>
+        </w:rPr>
+        <w:t xml:space="preserve">DAX </w:t>
+      </w:r>
+      <w:r>
+        <w:rPr>
+          <w:b/>
+          <w:bCs/>
+        </w:rPr>
+        <w:t>亮點：</w:t>
+      </w:r>
+      <w:r>
+        <w:t xml:space="preserve"> </w:t>
+      </w:r>
+      <w:r>
+        <w:t>挑</w:t>
+      </w:r>
+      <w:r>
+        <w:t xml:space="preserve"> 1-2 </w:t>
+      </w:r>
+      <w:proofErr w:type="gramStart"/>
+      <w:r>
+        <w:t>個</w:t>
+      </w:r>
+      <w:proofErr w:type="gramEnd"/>
+      <w:r>
+        <w:t>你覺得最難的公式</w:t>
+      </w:r>
+      <w:proofErr w:type="gramStart"/>
+      <w:r>
+        <w:t>（</w:t>
+      </w:r>
+      <w:proofErr w:type="gramEnd"/>
+      <w:r>
+        <w:t>例如：計算夏季尖峰</w:t>
+      </w:r>
+      <w:proofErr w:type="gramStart"/>
+      <w:r>
+        <w:t>佔</w:t>
+      </w:r>
+      <w:proofErr w:type="gramEnd"/>
+      <w:r>
+        <w:t>比或</w:t>
+      </w:r>
+      <w:r>
+        <w:t xml:space="preserve"> 2026 </w:t>
+      </w:r>
+      <w:r>
+        <w:t>模擬公式</w:t>
+      </w:r>
+      <w:proofErr w:type="gramStart"/>
+      <w:r>
+        <w:t>）</w:t>
+      </w:r>
+      <w:proofErr w:type="gramEnd"/>
+      <w:r>
+        <w:t>。</w:t>
+      </w:r>
+    </w:p>
+    <w:p>
+      <w:pPr>
+        <w:numPr>
+          <w:ilvl w:val="0"/>
+          <w:numId w:val="21"/>
+        </w:numPr>
+      </w:pPr>
+      <w:r>
+        <w:rPr>
+          <w:b/>
+          <w:bCs/>
+        </w:rPr>
+        <w:lastRenderedPageBreak/>
+        <w:t>成品展示：</w:t>
+      </w:r>
+      <w:r>
+        <w:t xml:space="preserve"> </w:t>
+      </w:r>
+      <w:r>
+        <w:t>就是我們</w:t>
+      </w:r>
+      <w:proofErr w:type="gramStart"/>
+      <w:r>
+        <w:t>這幾天聊的</w:t>
+      </w:r>
+      <w:proofErr w:type="gramEnd"/>
+      <w:r>
+        <w:t>第</w:t>
+      </w:r>
+      <w:r>
+        <w:t xml:space="preserve"> 1-5 </w:t>
+      </w:r>
+      <w:r>
+        <w:t>頁。</w:t>
+      </w:r>
+    </w:p>
+    <w:p>
+      <w:r>
+        <w:pict>
+          <v:rect id="_x0000_i1067" style="width:0;height:1.5pt" o:hralign="center" o:hrstd="t" o:hr="t" fillcolor="#a0a0a0" stroked="f"/>
+        </w:pict>
+      </w:r>
+    </w:p>
+    <w:p>
+      <w:pPr>
+        <w:rPr>
+          <w:b/>
+          <w:bCs/>
+        </w:rPr>
+      </w:pPr>
+      <w:r>
+        <w:rPr>
+          <w:b/>
+          <w:bCs/>
+        </w:rPr>
+        <w:t xml:space="preserve">3. </w:t>
+      </w:r>
+      <w:r>
+        <w:rPr>
+          <w:b/>
+          <w:bCs/>
+        </w:rPr>
+        <w:t>下禮拜的優化重點</w:t>
+      </w:r>
+      <w:r>
+        <w:rPr>
+          <w:b/>
+          <w:bCs/>
+        </w:rPr>
+        <w:t xml:space="preserve"> (</w:t>
+      </w:r>
+      <w:r>
+        <w:rPr>
+          <w:b/>
+          <w:bCs/>
+        </w:rPr>
+        <w:t>第</w:t>
+      </w:r>
+      <w:r>
+        <w:rPr>
+          <w:b/>
+          <w:bCs/>
+        </w:rPr>
+        <w:t xml:space="preserve"> 2, 3, 4 </w:t>
+      </w:r>
+      <w:r>
+        <w:rPr>
+          <w:b/>
+          <w:bCs/>
+        </w:rPr>
+        <w:t>頁</w:t>
+      </w:r>
+      <w:r>
+        <w:rPr>
+          <w:b/>
+          <w:bCs/>
+        </w:rPr>
+        <w:t>)</w:t>
+      </w:r>
+    </w:p>
+    <w:p>
+      <w:r>
+        <w:t>為了讓這份結案作品「看起來很貴」，我們可以針對視覺進行這兩項微調：</w:t>
+      </w:r>
+    </w:p>
+    <w:p>
+      <w:pPr>
+        <w:numPr>
+          <w:ilvl w:val="0"/>
+          <w:numId w:val="22"/>
+        </w:numPr>
+      </w:pPr>
+      <w:r>
+        <w:rPr>
+          <w:b/>
+          <w:bCs/>
+        </w:rPr>
+        <w:t>解決中文字體不好看：</w:t>
+      </w:r>
+    </w:p>
+    <w:p>
+      <w:pPr>
+        <w:numPr>
+          <w:ilvl w:val="1"/>
+          <w:numId w:val="22"/>
+        </w:numPr>
+      </w:pPr>
+      <w:r>
+        <w:t>既然是結案，我們把所有標題字體統一改為</w:t>
+      </w:r>
+      <w:r>
+        <w:t xml:space="preserve"> </w:t>
+      </w:r>
+      <w:r>
+        <w:rPr>
+          <w:b/>
+          <w:bCs/>
+        </w:rPr>
+        <w:t>「</w:t>
+      </w:r>
+      <w:r>
+        <w:rPr>
+          <w:b/>
+          <w:bCs/>
+        </w:rPr>
+        <w:t>Segoe UI Semibold</w:t>
+      </w:r>
+      <w:r>
+        <w:rPr>
+          <w:b/>
+          <w:bCs/>
+        </w:rPr>
+        <w:t>」</w:t>
+      </w:r>
+      <w:r>
+        <w:t xml:space="preserve"> </w:t>
+      </w:r>
+      <w:r>
+        <w:t>或</w:t>
+      </w:r>
+      <w:r>
+        <w:t xml:space="preserve"> </w:t>
+      </w:r>
+      <w:r>
+        <w:rPr>
+          <w:b/>
+          <w:bCs/>
+        </w:rPr>
+        <w:t>「</w:t>
+      </w:r>
+      <w:r>
+        <w:rPr>
+          <w:b/>
+          <w:bCs/>
+        </w:rPr>
+        <w:t>Arial</w:t>
+      </w:r>
+      <w:r>
+        <w:rPr>
+          <w:b/>
+          <w:bCs/>
+        </w:rPr>
+        <w:t>」</w:t>
+      </w:r>
+      <w:r>
+        <w:t>，雖然是英文名，但它對中文字的間距處理會比預設的好看很多。</w:t>
+      </w:r>
+    </w:p>
+    <w:p>
+      <w:pPr>
+        <w:numPr>
+          <w:ilvl w:val="1"/>
+          <w:numId w:val="22"/>
+        </w:numPr>
+      </w:pPr>
+      <w:r>
+        <w:rPr>
+          <w:b/>
+          <w:bCs/>
+        </w:rPr>
+        <w:t>顏色：</w:t>
+      </w:r>
+      <w:r>
+        <w:t xml:space="preserve"> </w:t>
+      </w:r>
+      <w:r>
+        <w:t>標題用深灰色，不要用全黑，視覺感會更細膩。</w:t>
+      </w:r>
+    </w:p>
+    <w:p>
+      <w:pPr>
+        <w:numPr>
+          <w:ilvl w:val="0"/>
+          <w:numId w:val="22"/>
+        </w:numPr>
+      </w:pPr>
+      <w:r>
+        <w:rPr>
+          <w:b/>
+          <w:bCs/>
+        </w:rPr>
+        <w:t>增加「視覺指引」：</w:t>
+      </w:r>
+    </w:p>
+    <w:p>
+      <w:pPr>
+        <w:numPr>
+          <w:ilvl w:val="1"/>
+          <w:numId w:val="22"/>
+        </w:numPr>
+      </w:pPr>
+      <w:r>
+        <w:t>在圖表旁邊加上一個小小的</w:t>
+      </w:r>
+      <w:r>
+        <w:t xml:space="preserve"> </w:t>
+      </w:r>
+      <w:r>
+        <w:rPr>
+          <w:b/>
+          <w:bCs/>
+        </w:rPr>
+        <w:t>「</w:t>
+      </w:r>
+      <w:proofErr w:type="spellStart"/>
+      <w:r>
+        <w:rPr>
+          <w:b/>
+          <w:bCs/>
+        </w:rPr>
+        <w:t>i</w:t>
+      </w:r>
+      <w:proofErr w:type="spellEnd"/>
+      <w:r>
+        <w:rPr>
+          <w:b/>
+          <w:bCs/>
+        </w:rPr>
+        <w:t xml:space="preserve"> (</w:t>
+      </w:r>
+      <w:r>
+        <w:rPr>
+          <w:b/>
+          <w:bCs/>
+        </w:rPr>
+        <w:t>資訊圖示</w:t>
+      </w:r>
+      <w:r>
+        <w:rPr>
+          <w:b/>
+          <w:bCs/>
+        </w:rPr>
+        <w:t>)</w:t>
+      </w:r>
+      <w:r>
+        <w:rPr>
+          <w:b/>
+          <w:bCs/>
+        </w:rPr>
+        <w:t>」</w:t>
+      </w:r>
+      <w:r>
+        <w:t xml:space="preserve"> </w:t>
+      </w:r>
+      <w:r>
+        <w:t>或</w:t>
+      </w:r>
+      <w:r>
+        <w:t xml:space="preserve"> </w:t>
+      </w:r>
+      <w:r>
+        <w:rPr>
+          <w:b/>
+          <w:bCs/>
+        </w:rPr>
+        <w:t>「文字方塊」</w:t>
+      </w:r>
+      <w:r>
+        <w:t>。</w:t>
+      </w:r>
+    </w:p>
+    <w:p>
+      <w:pPr>
+        <w:numPr>
+          <w:ilvl w:val="1"/>
+          <w:numId w:val="22"/>
+        </w:numPr>
+      </w:pPr>
+      <w:r>
+        <w:t>例如第</w:t>
+      </w:r>
+      <w:r>
+        <w:t xml:space="preserve"> 4 </w:t>
+      </w:r>
+      <w:r>
+        <w:t>頁（夏季尖峰）：寫上「發現：</w:t>
+      </w:r>
+      <w:r>
+        <w:t xml:space="preserve">6-9 </w:t>
+      </w:r>
+      <w:r>
+        <w:t>月民間與民營體系電力貢獻顯著提升」。這讓這張表不只是圖，還有你的「分析價值」。</w:t>
+      </w:r>
+    </w:p>
+    <w:p>
+      <w:r>
+        <w:pict>
+          <v:rect id="_x0000_i1068" style="width:0;height:1.5pt" o:hralign="center" o:hrstd="t" o:hr="t" fillcolor="#a0a0a0" stroked="f"/>
+        </w:pict>
+      </w:r>
+    </w:p>
+    <w:p>
+      <w:pPr>
+        <w:rPr>
+          <w:b/>
+          <w:bCs/>
+        </w:rPr>
+      </w:pPr>
+      <w:r>
+        <w:rPr>
+          <w:b/>
+          <w:bCs/>
+        </w:rPr>
+        <w:t xml:space="preserve">4. </w:t>
+      </w:r>
+      <w:r>
+        <w:rPr>
+          <w:b/>
+          <w:bCs/>
+        </w:rPr>
+        <w:t>你的五頁結案邏輯</w:t>
+      </w:r>
+      <w:r>
+        <w:rPr>
+          <w:b/>
+          <w:bCs/>
+        </w:rPr>
+        <w:t xml:space="preserve"> (</w:t>
+      </w:r>
+      <w:r>
+        <w:rPr>
+          <w:b/>
+          <w:bCs/>
+        </w:rPr>
+        <w:t>最終確認</w:t>
+      </w:r>
+      <w:r>
+        <w:rPr>
+          <w:b/>
+          <w:bCs/>
+        </w:rPr>
+        <w:t>)</w:t>
+      </w:r>
+    </w:p>
+    <w:p>
+      <w:r>
+        <w:t>老師看這份作品時，會覺得你的邏輯層層遞進，非常完整：</w:t>
+      </w:r>
+    </w:p>
+    <w:p>
+      <w:pPr>
+        <w:numPr>
+          <w:ilvl w:val="0"/>
+          <w:numId w:val="23"/>
+        </w:numPr>
+      </w:pPr>
+      <w:r>
+        <w:rPr>
+          <w:b/>
+          <w:bCs/>
+        </w:rPr>
+        <w:t>宏觀趨勢：</w:t>
+      </w:r>
+      <w:r>
+        <w:t xml:space="preserve"> 2007-2025 </w:t>
+      </w:r>
+      <w:r>
+        <w:t>的歷史大河。</w:t>
+      </w:r>
+    </w:p>
+    <w:p>
+      <w:pPr>
+        <w:numPr>
+          <w:ilvl w:val="0"/>
+          <w:numId w:val="23"/>
+        </w:numPr>
+      </w:pPr>
+      <w:r>
+        <w:rPr>
+          <w:b/>
+          <w:bCs/>
+        </w:rPr>
+        <w:t>主體變遷：</w:t>
+      </w:r>
+      <w:r>
+        <w:t xml:space="preserve"> </w:t>
+      </w:r>
+      <w:r>
+        <w:t>台電占比降至</w:t>
+      </w:r>
+      <w:r>
+        <w:t xml:space="preserve"> 50%</w:t>
+      </w:r>
+      <w:r>
+        <w:t>（市場結構改變）。</w:t>
+      </w:r>
+    </w:p>
+    <w:p>
+      <w:pPr>
+        <w:numPr>
+          <w:ilvl w:val="0"/>
+          <w:numId w:val="23"/>
+        </w:numPr>
+      </w:pPr>
+      <w:r>
+        <w:rPr>
+          <w:b/>
+          <w:bCs/>
+        </w:rPr>
+        <w:t>技術剖析：</w:t>
+      </w:r>
+      <w:r>
+        <w:t xml:space="preserve"> </w:t>
+      </w:r>
+      <w:r>
+        <w:t>潔淨能源的組成細項。</w:t>
+      </w:r>
+    </w:p>
+    <w:p>
+      <w:pPr>
+        <w:numPr>
+          <w:ilvl w:val="0"/>
+          <w:numId w:val="23"/>
+        </w:numPr>
+      </w:pPr>
+      <w:r>
+        <w:rPr>
+          <w:b/>
+          <w:bCs/>
+        </w:rPr>
+        <w:t>壓力測試：</w:t>
+      </w:r>
+      <w:r>
+        <w:t xml:space="preserve"> </w:t>
+      </w:r>
+      <w:r>
+        <w:t>夏季尖峰的公私營貢獻對比（這頁是你的</w:t>
+      </w:r>
+      <w:r>
+        <w:t xml:space="preserve"> </w:t>
+      </w:r>
+      <w:r>
+        <w:rPr>
+          <w:b/>
+          <w:bCs/>
+        </w:rPr>
+        <w:t>Killer Insight</w:t>
+      </w:r>
+      <w:r>
+        <w:t>）。</w:t>
+      </w:r>
+    </w:p>
+    <w:p>
+      <w:pPr>
+        <w:numPr>
+          <w:ilvl w:val="0"/>
+          <w:numId w:val="23"/>
+        </w:numPr>
+      </w:pPr>
+      <w:r>
+        <w:rPr>
+          <w:b/>
+          <w:bCs/>
+        </w:rPr>
+        <w:t>未來預測：</w:t>
+      </w:r>
+      <w:r>
+        <w:t xml:space="preserve"> 2026 </w:t>
+      </w:r>
+      <w:r>
+        <w:t>模擬決策建議。</w:t>
+      </w:r>
+    </w:p>
+    <w:p>
+      <w:r>
+        <w:pict>
+          <v:rect id="_x0000_i1069" style="width:0;height:1.5pt" o:hralign="center" o:hrstd="t" o:hr="t" fillcolor="#a0a0a0" stroked="f"/>
+        </w:pict>
+      </w:r>
+    </w:p>
+    <w:p>
+      <w:pPr>
+        <w:rPr>
+          <w:b/>
+          <w:bCs/>
+        </w:rPr>
+      </w:pPr>
+      <w:r>
+        <w:rPr>
+          <w:rFonts w:ascii="Segoe UI Emoji" w:hAnsi="Segoe UI Emoji" w:cs="Segoe UI Emoji"/>
+          <w:b/>
+          <w:bCs/>
+        </w:rPr>
+        <w:t>🚀</w:t>
+      </w:r>
+      <w:r>
+        <w:rPr>
+          <w:b/>
+          <w:bCs/>
+        </w:rPr>
+        <w:t xml:space="preserve"> </w:t>
+      </w:r>
+      <w:r>
+        <w:rPr>
+          <w:b/>
+          <w:bCs/>
+        </w:rPr>
+        <w:t>結案小目標：</w:t>
+      </w:r>
+    </w:p>
+    <w:p>
+      <w:r>
+        <w:t>這份專案做完後，它不只是巨匠的作業，它會是你</w:t>
+      </w:r>
+      <w:r>
+        <w:t xml:space="preserve"> </w:t>
+      </w:r>
+      <w:r>
+        <w:rPr>
+          <w:b/>
+          <w:bCs/>
+        </w:rPr>
+        <w:t>GitHub</w:t>
+      </w:r>
+      <w:r>
+        <w:t xml:space="preserve"> </w:t>
+      </w:r>
+      <w:r>
+        <w:t>或</w:t>
+      </w:r>
+      <w:r>
+        <w:t xml:space="preserve"> </w:t>
+      </w:r>
+      <w:r>
+        <w:rPr>
+          <w:b/>
+          <w:bCs/>
+        </w:rPr>
+        <w:t>個人作品集</w:t>
+      </w:r>
+      <w:r>
+        <w:t xml:space="preserve"> </w:t>
+      </w:r>
+      <w:proofErr w:type="gramStart"/>
+      <w:r>
+        <w:t>裡</w:t>
+      </w:r>
+      <w:r>
+        <w:lastRenderedPageBreak/>
+        <w:t>第一個</w:t>
+      </w:r>
+      <w:proofErr w:type="gramEnd"/>
+      <w:r>
+        <w:t>重量級的資料分析專案。</w:t>
+      </w:r>
+    </w:p>
+    <w:p/>
+    <w:p>
+      <w:pPr>
+        <w:rPr>
+          <w:rFonts w:hint="eastAsia"/>
+        </w:rPr>
+      </w:pPr>
+    </w:p>
     <w:sectPr>
       <w:pgSz w:w="11906" w:h="16838"/>
       <w:pgMar w:top="1440" w:right="1800" w:bottom="1440" w:left="1800" w:header="851" w:footer="992" w:gutter="0"/>
@@ -4760,6 +6092,155 @@
     </w:lvl>
   </w:abstractNum>
   <w:abstractNum w:abstractNumId="3" w15:restartNumberingAfterBreak="0">
+    <w:nsid w:val="2C242C35"/>
+    <w:multiLevelType w:val="multilevel"/>
+    <w:tmpl w:val="5A92E7B8"/>
+    <w:lvl w:ilvl="0">
+      <w:start w:val="1"/>
+      <w:numFmt w:val="bullet"/>
+      <w:lvlText w:val=""/>
+      <w:lvlJc w:val="left"/>
+      <w:pPr>
+        <w:tabs>
+          <w:tab w:val="num" w:pos="720"/>
+        </w:tabs>
+        <w:ind w:left="720" w:hanging="360"/>
+      </w:pPr>
+      <w:rPr>
+        <w:rFonts w:ascii="Symbol" w:hAnsi="Symbol" w:hint="default"/>
+        <w:sz w:val="20"/>
+      </w:rPr>
+    </w:lvl>
+    <w:lvl w:ilvl="1" w:tentative="1">
+      <w:start w:val="1"/>
+      <w:numFmt w:val="bullet"/>
+      <w:lvlText w:val=""/>
+      <w:lvlJc w:val="left"/>
+      <w:pPr>
+        <w:tabs>
+          <w:tab w:val="num" w:pos="1440"/>
+        </w:tabs>
+        <w:ind w:left="1440" w:hanging="360"/>
+      </w:pPr>
+      <w:rPr>
+        <w:rFonts w:ascii="Symbol" w:hAnsi="Symbol" w:hint="default"/>
+        <w:sz w:val="20"/>
+      </w:rPr>
+    </w:lvl>
+    <w:lvl w:ilvl="2" w:tentative="1">
+      <w:start w:val="1"/>
+      <w:numFmt w:val="bullet"/>
+      <w:lvlText w:val=""/>
+      <w:lvlJc w:val="left"/>
+      <w:pPr>
+        <w:tabs>
+          <w:tab w:val="num" w:pos="2160"/>
+        </w:tabs>
+        <w:ind w:left="2160" w:hanging="360"/>
+      </w:pPr>
+      <w:rPr>
+        <w:rFonts w:ascii="Symbol" w:hAnsi="Symbol" w:hint="default"/>
+        <w:sz w:val="20"/>
+      </w:rPr>
+    </w:lvl>
+    <w:lvl w:ilvl="3" w:tentative="1">
+      <w:start w:val="1"/>
+      <w:numFmt w:val="bullet"/>
+      <w:lvlText w:val=""/>
+      <w:lvlJc w:val="left"/>
+      <w:pPr>
+        <w:tabs>
+          <w:tab w:val="num" w:pos="2880"/>
+        </w:tabs>
+        <w:ind w:left="2880" w:hanging="360"/>
+      </w:pPr>
+      <w:rPr>
+        <w:rFonts w:ascii="Symbol" w:hAnsi="Symbol" w:hint="default"/>
+        <w:sz w:val="20"/>
+      </w:rPr>
+    </w:lvl>
+    <w:lvl w:ilvl="4" w:tentative="1">
+      <w:start w:val="1"/>
+      <w:numFmt w:val="bullet"/>
+      <w:lvlText w:val=""/>
+      <w:lvlJc w:val="left"/>
+      <w:pPr>
+        <w:tabs>
+          <w:tab w:val="num" w:pos="3600"/>
+        </w:tabs>
+        <w:ind w:left="3600" w:hanging="360"/>
+      </w:pPr>
+      <w:rPr>
+        <w:rFonts w:ascii="Symbol" w:hAnsi="Symbol" w:hint="default"/>
+        <w:sz w:val="20"/>
+      </w:rPr>
+    </w:lvl>
+    <w:lvl w:ilvl="5" w:tentative="1">
+      <w:start w:val="1"/>
+      <w:numFmt w:val="bullet"/>
+      <w:lvlText w:val=""/>
+      <w:lvlJc w:val="left"/>
+      <w:pPr>
+        <w:tabs>
+          <w:tab w:val="num" w:pos="4320"/>
+        </w:tabs>
+        <w:ind w:left="4320" w:hanging="360"/>
+      </w:pPr>
+      <w:rPr>
+        <w:rFonts w:ascii="Symbol" w:hAnsi="Symbol" w:hint="default"/>
+        <w:sz w:val="20"/>
+      </w:rPr>
+    </w:lvl>
+    <w:lvl w:ilvl="6" w:tentative="1">
+      <w:start w:val="1"/>
+      <w:numFmt w:val="bullet"/>
+      <w:lvlText w:val=""/>
+      <w:lvlJc w:val="left"/>
+      <w:pPr>
+        <w:tabs>
+          <w:tab w:val="num" w:pos="5040"/>
+        </w:tabs>
+        <w:ind w:left="5040" w:hanging="360"/>
+      </w:pPr>
+      <w:rPr>
+        <w:rFonts w:ascii="Symbol" w:hAnsi="Symbol" w:hint="default"/>
+        <w:sz w:val="20"/>
+      </w:rPr>
+    </w:lvl>
+    <w:lvl w:ilvl="7" w:tentative="1">
+      <w:start w:val="1"/>
+      <w:numFmt w:val="bullet"/>
+      <w:lvlText w:val=""/>
+      <w:lvlJc w:val="left"/>
+      <w:pPr>
+        <w:tabs>
+          <w:tab w:val="num" w:pos="5760"/>
+        </w:tabs>
+        <w:ind w:left="5760" w:hanging="360"/>
+      </w:pPr>
+      <w:rPr>
+        <w:rFonts w:ascii="Symbol" w:hAnsi="Symbol" w:hint="default"/>
+        <w:sz w:val="20"/>
+      </w:rPr>
+    </w:lvl>
+    <w:lvl w:ilvl="8" w:tentative="1">
+      <w:start w:val="1"/>
+      <w:numFmt w:val="bullet"/>
+      <w:lvlText w:val=""/>
+      <w:lvlJc w:val="left"/>
+      <w:pPr>
+        <w:tabs>
+          <w:tab w:val="num" w:pos="6480"/>
+        </w:tabs>
+        <w:ind w:left="6480" w:hanging="360"/>
+      </w:pPr>
+      <w:rPr>
+        <w:rFonts w:ascii="Symbol" w:hAnsi="Symbol" w:hint="default"/>
+        <w:sz w:val="20"/>
+      </w:rPr>
+    </w:lvl>
+  </w:abstractNum>
+  <w:abstractNum w:abstractNumId="4" w15:restartNumberingAfterBreak="0">
     <w:nsid w:val="32AC1E96"/>
     <w:multiLevelType w:val="multilevel"/>
     <w:tmpl w:val="0F20B938"/>
@@ -4908,7 +6389,156 @@
       </w:rPr>
     </w:lvl>
   </w:abstractNum>
-  <w:abstractNum w:abstractNumId="4" w15:restartNumberingAfterBreak="0">
+  <w:abstractNum w:abstractNumId="5" w15:restartNumberingAfterBreak="0">
+    <w:nsid w:val="33772836"/>
+    <w:multiLevelType w:val="multilevel"/>
+    <w:tmpl w:val="8D7C5EF0"/>
+    <w:lvl w:ilvl="0">
+      <w:start w:val="1"/>
+      <w:numFmt w:val="bullet"/>
+      <w:lvlText w:val=""/>
+      <w:lvlJc w:val="left"/>
+      <w:pPr>
+        <w:tabs>
+          <w:tab w:val="num" w:pos="720"/>
+        </w:tabs>
+        <w:ind w:left="720" w:hanging="360"/>
+      </w:pPr>
+      <w:rPr>
+        <w:rFonts w:ascii="Symbol" w:hAnsi="Symbol" w:hint="default"/>
+        <w:sz w:val="20"/>
+      </w:rPr>
+    </w:lvl>
+    <w:lvl w:ilvl="1">
+      <w:start w:val="1"/>
+      <w:numFmt w:val="bullet"/>
+      <w:lvlText w:val=""/>
+      <w:lvlJc w:val="left"/>
+      <w:pPr>
+        <w:tabs>
+          <w:tab w:val="num" w:pos="1440"/>
+        </w:tabs>
+        <w:ind w:left="1440" w:hanging="360"/>
+      </w:pPr>
+      <w:rPr>
+        <w:rFonts w:ascii="Symbol" w:hAnsi="Symbol" w:hint="default"/>
+        <w:sz w:val="20"/>
+      </w:rPr>
+    </w:lvl>
+    <w:lvl w:ilvl="2" w:tentative="1">
+      <w:start w:val="1"/>
+      <w:numFmt w:val="bullet"/>
+      <w:lvlText w:val=""/>
+      <w:lvlJc w:val="left"/>
+      <w:pPr>
+        <w:tabs>
+          <w:tab w:val="num" w:pos="2160"/>
+        </w:tabs>
+        <w:ind w:left="2160" w:hanging="360"/>
+      </w:pPr>
+      <w:rPr>
+        <w:rFonts w:ascii="Symbol" w:hAnsi="Symbol" w:hint="default"/>
+        <w:sz w:val="20"/>
+      </w:rPr>
+    </w:lvl>
+    <w:lvl w:ilvl="3" w:tentative="1">
+      <w:start w:val="1"/>
+      <w:numFmt w:val="bullet"/>
+      <w:lvlText w:val=""/>
+      <w:lvlJc w:val="left"/>
+      <w:pPr>
+        <w:tabs>
+          <w:tab w:val="num" w:pos="2880"/>
+        </w:tabs>
+        <w:ind w:left="2880" w:hanging="360"/>
+      </w:pPr>
+      <w:rPr>
+        <w:rFonts w:ascii="Symbol" w:hAnsi="Symbol" w:hint="default"/>
+        <w:sz w:val="20"/>
+      </w:rPr>
+    </w:lvl>
+    <w:lvl w:ilvl="4" w:tentative="1">
+      <w:start w:val="1"/>
+      <w:numFmt w:val="bullet"/>
+      <w:lvlText w:val=""/>
+      <w:lvlJc w:val="left"/>
+      <w:pPr>
+        <w:tabs>
+          <w:tab w:val="num" w:pos="3600"/>
+        </w:tabs>
+        <w:ind w:left="3600" w:hanging="360"/>
+      </w:pPr>
+      <w:rPr>
+        <w:rFonts w:ascii="Symbol" w:hAnsi="Symbol" w:hint="default"/>
+        <w:sz w:val="20"/>
+      </w:rPr>
+    </w:lvl>
+    <w:lvl w:ilvl="5" w:tentative="1">
+      <w:start w:val="1"/>
+      <w:numFmt w:val="bullet"/>
+      <w:lvlText w:val=""/>
+      <w:lvlJc w:val="left"/>
+      <w:pPr>
+        <w:tabs>
+          <w:tab w:val="num" w:pos="4320"/>
+        </w:tabs>
+        <w:ind w:left="4320" w:hanging="360"/>
+      </w:pPr>
+      <w:rPr>
+        <w:rFonts w:ascii="Symbol" w:hAnsi="Symbol" w:hint="default"/>
+        <w:sz w:val="20"/>
+      </w:rPr>
+    </w:lvl>
+    <w:lvl w:ilvl="6" w:tentative="1">
+      <w:start w:val="1"/>
+      <w:numFmt w:val="bullet"/>
+      <w:lvlText w:val=""/>
+      <w:lvlJc w:val="left"/>
+      <w:pPr>
+        <w:tabs>
+          <w:tab w:val="num" w:pos="5040"/>
+        </w:tabs>
+        <w:ind w:left="5040" w:hanging="360"/>
+      </w:pPr>
+      <w:rPr>
+        <w:rFonts w:ascii="Symbol" w:hAnsi="Symbol" w:hint="default"/>
+        <w:sz w:val="20"/>
+      </w:rPr>
+    </w:lvl>
+    <w:lvl w:ilvl="7" w:tentative="1">
+      <w:start w:val="1"/>
+      <w:numFmt w:val="bullet"/>
+      <w:lvlText w:val=""/>
+      <w:lvlJc w:val="left"/>
+      <w:pPr>
+        <w:tabs>
+          <w:tab w:val="num" w:pos="5760"/>
+        </w:tabs>
+        <w:ind w:left="5760" w:hanging="360"/>
+      </w:pPr>
+      <w:rPr>
+        <w:rFonts w:ascii="Symbol" w:hAnsi="Symbol" w:hint="default"/>
+        <w:sz w:val="20"/>
+      </w:rPr>
+    </w:lvl>
+    <w:lvl w:ilvl="8" w:tentative="1">
+      <w:start w:val="1"/>
+      <w:numFmt w:val="bullet"/>
+      <w:lvlText w:val=""/>
+      <w:lvlJc w:val="left"/>
+      <w:pPr>
+        <w:tabs>
+          <w:tab w:val="num" w:pos="6480"/>
+        </w:tabs>
+        <w:ind w:left="6480" w:hanging="360"/>
+      </w:pPr>
+      <w:rPr>
+        <w:rFonts w:ascii="Symbol" w:hAnsi="Symbol" w:hint="default"/>
+        <w:sz w:val="20"/>
+      </w:rPr>
+    </w:lvl>
+  </w:abstractNum>
+  <w:abstractNum w:abstractNumId="6" w15:restartNumberingAfterBreak="0">
     <w:nsid w:val="346414FE"/>
     <w:multiLevelType w:val="multilevel"/>
     <w:tmpl w:val="03589E84"/>
@@ -5057,7 +6687,7 @@
       </w:rPr>
     </w:lvl>
   </w:abstractNum>
-  <w:abstractNum w:abstractNumId="5" w15:restartNumberingAfterBreak="0">
+  <w:abstractNum w:abstractNumId="7" w15:restartNumberingAfterBreak="0">
     <w:nsid w:val="363E2007"/>
     <w:multiLevelType w:val="multilevel"/>
     <w:tmpl w:val="C756C9FA"/>
@@ -5170,7 +6800,7 @@
       </w:pPr>
     </w:lvl>
   </w:abstractNum>
-  <w:abstractNum w:abstractNumId="6" w15:restartNumberingAfterBreak="0">
+  <w:abstractNum w:abstractNumId="8" w15:restartNumberingAfterBreak="0">
     <w:nsid w:val="373112A8"/>
     <w:multiLevelType w:val="multilevel"/>
     <w:tmpl w:val="D3584E2C"/>
@@ -5319,7 +6949,7 @@
       </w:rPr>
     </w:lvl>
   </w:abstractNum>
-  <w:abstractNum w:abstractNumId="7" w15:restartNumberingAfterBreak="0">
+  <w:abstractNum w:abstractNumId="9" w15:restartNumberingAfterBreak="0">
     <w:nsid w:val="3ECD7B62"/>
     <w:multiLevelType w:val="multilevel"/>
     <w:tmpl w:val="747E647A"/>
@@ -5468,7 +7098,7 @@
       </w:rPr>
     </w:lvl>
   </w:abstractNum>
-  <w:abstractNum w:abstractNumId="8" w15:restartNumberingAfterBreak="0">
+  <w:abstractNum w:abstractNumId="10" w15:restartNumberingAfterBreak="0">
     <w:nsid w:val="41BC0053"/>
     <w:multiLevelType w:val="multilevel"/>
     <w:tmpl w:val="1D1E5B6A"/>
@@ -5581,7 +7211,124 @@
       </w:pPr>
     </w:lvl>
   </w:abstractNum>
-  <w:abstractNum w:abstractNumId="9" w15:restartNumberingAfterBreak="0">
+  <w:abstractNum w:abstractNumId="11" w15:restartNumberingAfterBreak="0">
+    <w:nsid w:val="463074A9"/>
+    <w:multiLevelType w:val="multilevel"/>
+    <w:tmpl w:val="709EC45E"/>
+    <w:lvl w:ilvl="0">
+      <w:start w:val="1"/>
+      <w:numFmt w:val="decimal"/>
+      <w:lvlText w:val="%1."/>
+      <w:lvlJc w:val="left"/>
+      <w:pPr>
+        <w:tabs>
+          <w:tab w:val="num" w:pos="720"/>
+        </w:tabs>
+        <w:ind w:left="720" w:hanging="360"/>
+      </w:pPr>
+    </w:lvl>
+    <w:lvl w:ilvl="1">
+      <w:start w:val="1"/>
+      <w:numFmt w:val="bullet"/>
+      <w:lvlText w:val=""/>
+      <w:lvlJc w:val="left"/>
+      <w:pPr>
+        <w:tabs>
+          <w:tab w:val="num" w:pos="1440"/>
+        </w:tabs>
+        <w:ind w:left="1440" w:hanging="360"/>
+      </w:pPr>
+      <w:rPr>
+        <w:rFonts w:ascii="Symbol" w:hAnsi="Symbol" w:hint="default"/>
+        <w:sz w:val="20"/>
+      </w:rPr>
+    </w:lvl>
+    <w:lvl w:ilvl="2" w:tentative="1">
+      <w:start w:val="1"/>
+      <w:numFmt w:val="decimal"/>
+      <w:lvlText w:val="%3."/>
+      <w:lvlJc w:val="left"/>
+      <w:pPr>
+        <w:tabs>
+          <w:tab w:val="num" w:pos="2160"/>
+        </w:tabs>
+        <w:ind w:left="2160" w:hanging="360"/>
+      </w:pPr>
+    </w:lvl>
+    <w:lvl w:ilvl="3" w:tentative="1">
+      <w:start w:val="1"/>
+      <w:numFmt w:val="decimal"/>
+      <w:lvlText w:val="%4."/>
+      <w:lvlJc w:val="left"/>
+      <w:pPr>
+        <w:tabs>
+          <w:tab w:val="num" w:pos="2880"/>
+        </w:tabs>
+        <w:ind w:left="2880" w:hanging="360"/>
+      </w:pPr>
+    </w:lvl>
+    <w:lvl w:ilvl="4" w:tentative="1">
+      <w:start w:val="1"/>
+      <w:numFmt w:val="decimal"/>
+      <w:lvlText w:val="%5."/>
+      <w:lvlJc w:val="left"/>
+      <w:pPr>
+        <w:tabs>
+          <w:tab w:val="num" w:pos="3600"/>
+        </w:tabs>
+        <w:ind w:left="3600" w:hanging="360"/>
+      </w:pPr>
+    </w:lvl>
+    <w:lvl w:ilvl="5" w:tentative="1">
+      <w:start w:val="1"/>
+      <w:numFmt w:val="decimal"/>
+      <w:lvlText w:val="%6."/>
+      <w:lvlJc w:val="left"/>
+      <w:pPr>
+        <w:tabs>
+          <w:tab w:val="num" w:pos="4320"/>
+        </w:tabs>
+        <w:ind w:left="4320" w:hanging="360"/>
+      </w:pPr>
+    </w:lvl>
+    <w:lvl w:ilvl="6" w:tentative="1">
+      <w:start w:val="1"/>
+      <w:numFmt w:val="decimal"/>
+      <w:lvlText w:val="%7."/>
+      <w:lvlJc w:val="left"/>
+      <w:pPr>
+        <w:tabs>
+          <w:tab w:val="num" w:pos="5040"/>
+        </w:tabs>
+        <w:ind w:left="5040" w:hanging="360"/>
+      </w:pPr>
+    </w:lvl>
+    <w:lvl w:ilvl="7" w:tentative="1">
+      <w:start w:val="1"/>
+      <w:numFmt w:val="decimal"/>
+      <w:lvlText w:val="%8."/>
+      <w:lvlJc w:val="left"/>
+      <w:pPr>
+        <w:tabs>
+          <w:tab w:val="num" w:pos="5760"/>
+        </w:tabs>
+        <w:ind w:left="5760" w:hanging="360"/>
+      </w:pPr>
+    </w:lvl>
+    <w:lvl w:ilvl="8" w:tentative="1">
+      <w:start w:val="1"/>
+      <w:numFmt w:val="decimal"/>
+      <w:lvlText w:val="%9."/>
+      <w:lvlJc w:val="left"/>
+      <w:pPr>
+        <w:tabs>
+          <w:tab w:val="num" w:pos="6480"/>
+        </w:tabs>
+        <w:ind w:left="6480" w:hanging="360"/>
+      </w:pPr>
+    </w:lvl>
+  </w:abstractNum>
+  <w:abstractNum w:abstractNumId="12" w15:restartNumberingAfterBreak="0">
     <w:nsid w:val="47053C93"/>
     <w:multiLevelType w:val="multilevel"/>
     <w:tmpl w:val="21CCE9D2"/>
@@ -5730,7 +7477,7 @@
       </w:rPr>
     </w:lvl>
   </w:abstractNum>
-  <w:abstractNum w:abstractNumId="10" w15:restartNumberingAfterBreak="0">
+  <w:abstractNum w:abstractNumId="13" w15:restartNumberingAfterBreak="0">
     <w:nsid w:val="4A3063A4"/>
     <w:multiLevelType w:val="multilevel"/>
     <w:tmpl w:val="8898CE04"/>
@@ -5879,7 +7626,7 @@
       </w:rPr>
     </w:lvl>
   </w:abstractNum>
-  <w:abstractNum w:abstractNumId="11" w15:restartNumberingAfterBreak="0">
+  <w:abstractNum w:abstractNumId="14" w15:restartNumberingAfterBreak="0">
     <w:nsid w:val="5B185ECE"/>
     <w:multiLevelType w:val="multilevel"/>
     <w:tmpl w:val="B246A5EC"/>
@@ -6028,7 +7775,7 @@
       </w:rPr>
     </w:lvl>
   </w:abstractNum>
-  <w:abstractNum w:abstractNumId="12" w15:restartNumberingAfterBreak="0">
+  <w:abstractNum w:abstractNumId="15" w15:restartNumberingAfterBreak="0">
     <w:nsid w:val="5CC82144"/>
     <w:multiLevelType w:val="multilevel"/>
     <w:tmpl w:val="B4FCA3C2"/>
@@ -6177,7 +7924,7 @@
       </w:rPr>
     </w:lvl>
   </w:abstractNum>
-  <w:abstractNum w:abstractNumId="13" w15:restartNumberingAfterBreak="0">
+  <w:abstractNum w:abstractNumId="16" w15:restartNumberingAfterBreak="0">
     <w:nsid w:val="61AF47AB"/>
     <w:multiLevelType w:val="multilevel"/>
     <w:tmpl w:val="4F1415BC"/>
@@ -6326,7 +8073,7 @@
       </w:rPr>
     </w:lvl>
   </w:abstractNum>
-  <w:abstractNum w:abstractNumId="14" w15:restartNumberingAfterBreak="0">
+  <w:abstractNum w:abstractNumId="17" w15:restartNumberingAfterBreak="0">
     <w:nsid w:val="62CE488F"/>
     <w:multiLevelType w:val="multilevel"/>
     <w:tmpl w:val="9DDA4604"/>
@@ -6475,7 +8222,7 @@
       </w:rPr>
     </w:lvl>
   </w:abstractNum>
-  <w:abstractNum w:abstractNumId="15" w15:restartNumberingAfterBreak="0">
+  <w:abstractNum w:abstractNumId="18" w15:restartNumberingAfterBreak="0">
     <w:nsid w:val="673A6AF5"/>
     <w:multiLevelType w:val="multilevel"/>
     <w:tmpl w:val="0A56CA52"/>
@@ -6624,7 +8371,7 @@
       </w:rPr>
     </w:lvl>
   </w:abstractNum>
-  <w:abstractNum w:abstractNumId="16" w15:restartNumberingAfterBreak="0">
+  <w:abstractNum w:abstractNumId="19" w15:restartNumberingAfterBreak="0">
     <w:nsid w:val="6D30179E"/>
     <w:multiLevelType w:val="multilevel"/>
     <w:tmpl w:val="6144E2DE"/>
@@ -6773,7 +8520,7 @@
       </w:rPr>
     </w:lvl>
   </w:abstractNum>
-  <w:abstractNum w:abstractNumId="17" w15:restartNumberingAfterBreak="0">
+  <w:abstractNum w:abstractNumId="20" w15:restartNumberingAfterBreak="0">
     <w:nsid w:val="70AA7FA3"/>
     <w:multiLevelType w:val="multilevel"/>
     <w:tmpl w:val="AA40F81C"/>
@@ -6922,7 +8669,7 @@
       </w:rPr>
     </w:lvl>
   </w:abstractNum>
-  <w:abstractNum w:abstractNumId="18" w15:restartNumberingAfterBreak="0">
+  <w:abstractNum w:abstractNumId="21" w15:restartNumberingAfterBreak="0">
     <w:nsid w:val="71F05FAB"/>
     <w:multiLevelType w:val="multilevel"/>
     <w:tmpl w:val="D2E05C3C"/>
@@ -7039,62 +8786,187 @@
       </w:pPr>
     </w:lvl>
   </w:abstractNum>
+  <w:abstractNum w:abstractNumId="22" w15:restartNumberingAfterBreak="0">
+    <w:nsid w:val="798117C5"/>
+    <w:multiLevelType w:val="multilevel"/>
+    <w:tmpl w:val="48E035EC"/>
+    <w:lvl w:ilvl="0">
+      <w:start w:val="1"/>
+      <w:numFmt w:val="decimal"/>
+      <w:lvlText w:val="%1."/>
+      <w:lvlJc w:val="left"/>
+      <w:pPr>
+        <w:tabs>
+          <w:tab w:val="num" w:pos="720"/>
+        </w:tabs>
+        <w:ind w:left="720" w:hanging="360"/>
+      </w:pPr>
+    </w:lvl>
+    <w:lvl w:ilvl="1" w:tentative="1">
+      <w:start w:val="1"/>
+      <w:numFmt w:val="decimal"/>
+      <w:lvlText w:val="%2."/>
+      <w:lvlJc w:val="left"/>
+      <w:pPr>
+        <w:tabs>
+          <w:tab w:val="num" w:pos="1440"/>
+        </w:tabs>
+        <w:ind w:left="1440" w:hanging="360"/>
+      </w:pPr>
+    </w:lvl>
+    <w:lvl w:ilvl="2" w:tentative="1">
+      <w:start w:val="1"/>
+      <w:numFmt w:val="decimal"/>
+      <w:lvlText w:val="%3."/>
+      <w:lvlJc w:val="left"/>
+      <w:pPr>
+        <w:tabs>
+          <w:tab w:val="num" w:pos="2160"/>
+        </w:tabs>
+        <w:ind w:left="2160" w:hanging="360"/>
+      </w:pPr>
+    </w:lvl>
+    <w:lvl w:ilvl="3" w:tentative="1">
+      <w:start w:val="1"/>
+      <w:numFmt w:val="decimal"/>
+      <w:lvlText w:val="%4."/>
+      <w:lvlJc w:val="left"/>
+      <w:pPr>
+        <w:tabs>
+          <w:tab w:val="num" w:pos="2880"/>
+        </w:tabs>
+        <w:ind w:left="2880" w:hanging="360"/>
+      </w:pPr>
+    </w:lvl>
+    <w:lvl w:ilvl="4" w:tentative="1">
+      <w:start w:val="1"/>
+      <w:numFmt w:val="decimal"/>
+      <w:lvlText w:val="%5."/>
+      <w:lvlJc w:val="left"/>
+      <w:pPr>
+        <w:tabs>
+          <w:tab w:val="num" w:pos="3600"/>
+        </w:tabs>
+        <w:ind w:left="3600" w:hanging="360"/>
+      </w:pPr>
+    </w:lvl>
+    <w:lvl w:ilvl="5" w:tentative="1">
+      <w:start w:val="1"/>
+      <w:numFmt w:val="decimal"/>
+      <w:lvlText w:val="%6."/>
+      <w:lvlJc w:val="left"/>
+      <w:pPr>
+        <w:tabs>
+          <w:tab w:val="num" w:pos="4320"/>
+        </w:tabs>
+        <w:ind w:left="4320" w:hanging="360"/>
+      </w:pPr>
+    </w:lvl>
+    <w:lvl w:ilvl="6" w:tentative="1">
+      <w:start w:val="1"/>
+      <w:numFmt w:val="decimal"/>
+      <w:lvlText w:val="%7."/>
+      <w:lvlJc w:val="left"/>
+      <w:pPr>
+        <w:tabs>
+          <w:tab w:val="num" w:pos="5040"/>
+        </w:tabs>
+        <w:ind w:left="5040" w:hanging="360"/>
+      </w:pPr>
+    </w:lvl>
+    <w:lvl w:ilvl="7" w:tentative="1">
+      <w:start w:val="1"/>
+      <w:numFmt w:val="decimal"/>
+      <w:lvlText w:val="%8."/>
+      <w:lvlJc w:val="left"/>
+      <w:pPr>
+        <w:tabs>
+          <w:tab w:val="num" w:pos="5760"/>
+        </w:tabs>
+        <w:ind w:left="5760" w:hanging="360"/>
+      </w:pPr>
+    </w:lvl>
+    <w:lvl w:ilvl="8" w:tentative="1">
+      <w:start w:val="1"/>
+      <w:numFmt w:val="decimal"/>
+      <w:lvlText w:val="%9."/>
+      <w:lvlJc w:val="left"/>
+      <w:pPr>
+        <w:tabs>
+          <w:tab w:val="num" w:pos="6480"/>
+        </w:tabs>
+        <w:ind w:left="6480" w:hanging="360"/>
+      </w:pPr>
+    </w:lvl>
+  </w:abstractNum>
   <w:num w:numId="1" w16cid:durableId="619381814">
-    <w:abstractNumId w:val="8"/>
+    <w:abstractNumId w:val="10"/>
   </w:num>
   <w:num w:numId="2" w16cid:durableId="1801605303">
-    <w:abstractNumId w:val="9"/>
+    <w:abstractNumId w:val="12"/>
   </w:num>
   <w:num w:numId="3" w16cid:durableId="1289433926">
     <w:abstractNumId w:val="1"/>
   </w:num>
   <w:num w:numId="4" w16cid:durableId="271474084">
-    <w:abstractNumId w:val="7"/>
+    <w:abstractNumId w:val="9"/>
   </w:num>
   <w:num w:numId="5" w16cid:durableId="1795178397">
-    <w:abstractNumId w:val="4"/>
+    <w:abstractNumId w:val="6"/>
   </w:num>
   <w:num w:numId="6" w16cid:durableId="696933545">
-    <w:abstractNumId w:val="6"/>
+    <w:abstractNumId w:val="8"/>
   </w:num>
   <w:num w:numId="7" w16cid:durableId="480662031">
     <w:abstractNumId w:val="0"/>
   </w:num>
   <w:num w:numId="8" w16cid:durableId="2061785825">
-    <w:abstractNumId w:val="12"/>
+    <w:abstractNumId w:val="15"/>
   </w:num>
   <w:num w:numId="9" w16cid:durableId="2038312274">
-    <w:abstractNumId w:val="5"/>
+    <w:abstractNumId w:val="7"/>
   </w:num>
   <w:num w:numId="10" w16cid:durableId="1860586880">
-    <w:abstractNumId w:val="18"/>
+    <w:abstractNumId w:val="21"/>
   </w:num>
   <w:num w:numId="11" w16cid:durableId="2035305763">
+    <w:abstractNumId w:val="20"/>
+  </w:num>
+  <w:num w:numId="12" w16cid:durableId="601451972">
+    <w:abstractNumId w:val="16"/>
+  </w:num>
+  <w:num w:numId="13" w16cid:durableId="1931504339">
+    <w:abstractNumId w:val="13"/>
+  </w:num>
+  <w:num w:numId="14" w16cid:durableId="886061914">
     <w:abstractNumId w:val="17"/>
   </w:num>
-  <w:num w:numId="12" w16cid:durableId="601451972">
-    <w:abstractNumId w:val="13"/>
-  </w:num>
-  <w:num w:numId="13" w16cid:durableId="1931504339">
-    <w:abstractNumId w:val="10"/>
-  </w:num>
-  <w:num w:numId="14" w16cid:durableId="886061914">
-    <w:abstractNumId w:val="14"/>
-  </w:num>
   <w:num w:numId="15" w16cid:durableId="435370264">
-    <w:abstractNumId w:val="3"/>
+    <w:abstractNumId w:val="4"/>
   </w:num>
   <w:num w:numId="16" w16cid:durableId="1703282340">
     <w:abstractNumId w:val="2"/>
   </w:num>
   <w:num w:numId="17" w16cid:durableId="849022896">
-    <w:abstractNumId w:val="15"/>
+    <w:abstractNumId w:val="18"/>
   </w:num>
   <w:num w:numId="18" w16cid:durableId="1865555938">
-    <w:abstractNumId w:val="16"/>
+    <w:abstractNumId w:val="19"/>
   </w:num>
   <w:num w:numId="19" w16cid:durableId="1948926220">
+    <w:abstractNumId w:val="14"/>
+  </w:num>
+  <w:num w:numId="20" w16cid:durableId="1032682084">
+    <w:abstractNumId w:val="5"/>
+  </w:num>
+  <w:num w:numId="21" w16cid:durableId="360909135">
+    <w:abstractNumId w:val="3"/>
+  </w:num>
+  <w:num w:numId="22" w16cid:durableId="1922638399">
     <w:abstractNumId w:val="11"/>
+  </w:num>
+  <w:num w:numId="23" w16cid:durableId="2028018732">
+    <w:abstractNumId w:val="22"/>
   </w:num>
 </w:numbering>
 </file>

--- a/Eric 回來了.docx
+++ b/Eric 回來了.docx
@@ -28,17 +28,8 @@
           <w:b/>
           <w:bCs/>
         </w:rPr>
-        <w:t>！我們來把昨天那場精彩的「數據大開發」成果重新複習一遍。這五</w:t>
-      </w:r>
-      <w:proofErr w:type="gramStart"/>
-      <w:r>
-        <w:rPr>
-          <w:b/>
-          <w:bCs/>
-        </w:rPr>
-        <w:t>個</w:t>
-      </w:r>
-      <w:proofErr w:type="gramEnd"/>
+        <w:t>！我們來把昨天那場精彩的「數據大開發」成果重新複習一遍。這五個</w:t>
+      </w:r>
       <w:r>
         <w:rPr>
           <w:b/>
@@ -80,38 +71,22 @@
           <w:b/>
           <w:bCs/>
         </w:rPr>
-        <w:t>時，這五</w:t>
-      </w:r>
-      <w:proofErr w:type="gramStart"/>
-      <w:r>
-        <w:rPr>
-          <w:b/>
-          <w:bCs/>
-        </w:rPr>
-        <w:t>個</w:t>
-      </w:r>
-      <w:proofErr w:type="gramEnd"/>
-      <w:r>
-        <w:rPr>
-          <w:b/>
-          <w:bCs/>
-        </w:rPr>
-        <w:t>點就是你的網頁文案：</w:t>
-      </w:r>
-    </w:p>
-    <w:p>
-      <w:pPr>
-        <w:rPr>
-          <w:b/>
-          <w:bCs/>
-        </w:rPr>
-      </w:pPr>
-      <w:r>
-        <w:rPr>
-          <w:b/>
-          <w:bCs/>
-        </w:rPr>
-        <w:pict>
+        <w:t>時，這五個點就是你的網頁文案：</w:t>
+      </w:r>
+    </w:p>
+    <w:p>
+      <w:pPr>
+        <w:rPr>
+          <w:b/>
+          <w:bCs/>
+        </w:rPr>
+      </w:pPr>
+      <w:r>
+        <w:rPr>
+          <w:b/>
+          <w:bCs/>
+        </w:rPr>
+        <w:pict w14:anchorId="0CF21964">
           <v:rect id="_x0000_i1025" style="width:0;height:1.5pt" o:hralign="center" o:hrstd="t" o:hr="t" fillcolor="#a0a0a0" stroked="f"/>
         </w:pict>
       </w:r>
@@ -231,39 +206,7 @@
           <w:b/>
           <w:bCs/>
         </w:rPr>
-        <w:t>年是一個里程碑，</w:t>
-      </w:r>
-      <w:proofErr w:type="gramStart"/>
-      <w:r>
-        <w:rPr>
-          <w:b/>
-          <w:bCs/>
-        </w:rPr>
-        <w:t>民營綠能發</w:t>
-      </w:r>
-      <w:proofErr w:type="gramEnd"/>
-      <w:r>
-        <w:rPr>
-          <w:b/>
-          <w:bCs/>
-        </w:rPr>
-        <w:t>電量正式超越公營</w:t>
-      </w:r>
-      <w:proofErr w:type="gramStart"/>
-      <w:r>
-        <w:rPr>
-          <w:b/>
-          <w:bCs/>
-        </w:rPr>
-        <w:t>台電綠能</w:t>
-      </w:r>
-      <w:proofErr w:type="gramEnd"/>
-      <w:r>
-        <w:rPr>
-          <w:b/>
-          <w:bCs/>
-        </w:rPr>
-        <w:t>。這代表台灣能源開發的主導權已從「國家壟斷」轉向「民間資本」，去中心化電網正式成形。</w:t>
+        <w:t>年是一個里程碑，民營綠能發電量正式超越公營台電綠能。這代表台灣能源開發的主導權已從「國家壟斷」轉向「民間資本」，去中心化電網正式成形。</w:t>
       </w:r>
     </w:p>
     <w:p>
@@ -375,21 +318,12 @@
         </w:rPr>
         <w:t xml:space="preserve">3. </w:t>
       </w:r>
-      <w:proofErr w:type="gramStart"/>
-      <w:r>
-        <w:rPr>
-          <w:b/>
-          <w:bCs/>
-        </w:rPr>
-        <w:t>公營綠能的</w:t>
-      </w:r>
-      <w:proofErr w:type="gramEnd"/>
-      <w:r>
-        <w:rPr>
-          <w:b/>
-          <w:bCs/>
-        </w:rPr>
-        <w:t>「功能退位」</w:t>
+      <w:r>
+        <w:rPr>
+          <w:b/>
+          <w:bCs/>
+        </w:rPr>
+        <w:t>公營綠能的「功能退位」</w:t>
       </w:r>
       <w:r>
         <w:rPr>
@@ -429,23 +363,7 @@
           <w:b/>
           <w:bCs/>
         </w:rPr>
-        <w:t>對比中，公營</w:t>
-      </w:r>
-      <w:proofErr w:type="gramStart"/>
-      <w:r>
-        <w:rPr>
-          <w:b/>
-          <w:bCs/>
-        </w:rPr>
-        <w:t>綠能增長最緩且佔</w:t>
-      </w:r>
-      <w:proofErr w:type="gramEnd"/>
-      <w:r>
-        <w:rPr>
-          <w:b/>
-          <w:bCs/>
-        </w:rPr>
-        <w:t>比最小。</w:t>
+        <w:t>對比中，公營綠能增長最緩且佔比最小。</w:t>
       </w:r>
     </w:p>
     <w:p>
@@ -464,39 +382,7 @@
           <w:b/>
           <w:bCs/>
         </w:rPr>
-        <w:t>洞察：公營體制</w:t>
-      </w:r>
-      <w:proofErr w:type="gramStart"/>
-      <w:r>
-        <w:rPr>
-          <w:b/>
-          <w:bCs/>
-        </w:rPr>
-        <w:t>在綠能</w:t>
-      </w:r>
-      <w:proofErr w:type="gramEnd"/>
-      <w:r>
-        <w:rPr>
-          <w:b/>
-          <w:bCs/>
-        </w:rPr>
-        <w:t>「開發」上的角色已趨於飽和或轉向。台電未來的價值將不</w:t>
-      </w:r>
-      <w:proofErr w:type="gramStart"/>
-      <w:r>
-        <w:rPr>
-          <w:b/>
-          <w:bCs/>
-        </w:rPr>
-        <w:t>在於蓋更多</w:t>
-      </w:r>
-      <w:proofErr w:type="gramEnd"/>
-      <w:r>
-        <w:rPr>
-          <w:b/>
-          <w:bCs/>
-        </w:rPr>
-        <w:t>電廠，而是轉型為</w:t>
+        <w:t>洞察：公營體制在綠能「開發」上的角色已趨於飽和或轉向。台電未來的價值將不在於蓋更多電廠，而是轉型為</w:t>
       </w:r>
       <w:r>
         <w:rPr>
@@ -510,23 +396,7 @@
           <w:b/>
           <w:bCs/>
         </w:rPr>
-        <w:t>「電網調度者」與「</w:t>
-      </w:r>
-      <w:proofErr w:type="gramStart"/>
-      <w:r>
-        <w:rPr>
-          <w:b/>
-          <w:bCs/>
-        </w:rPr>
-        <w:t>儲能基礎</w:t>
-      </w:r>
-      <w:proofErr w:type="gramEnd"/>
-      <w:r>
-        <w:rPr>
-          <w:b/>
-          <w:bCs/>
-        </w:rPr>
-        <w:t>設施提供者」</w:t>
+        <w:t>「電網調度者」與「儲能基礎設施提供者」</w:t>
       </w:r>
       <w:r>
         <w:rPr>
@@ -588,39 +458,7 @@
           <w:b/>
           <w:bCs/>
         </w:rPr>
-        <w:t>數據現象：</w:t>
-      </w:r>
-      <w:proofErr w:type="gramStart"/>
-      <w:r>
-        <w:rPr>
-          <w:b/>
-          <w:bCs/>
-        </w:rPr>
-        <w:t>即便綠能爆發</w:t>
-      </w:r>
-      <w:proofErr w:type="gramEnd"/>
-      <w:r>
-        <w:rPr>
-          <w:b/>
-          <w:bCs/>
-        </w:rPr>
-        <w:t>增長，火力發電</w:t>
-      </w:r>
-      <w:proofErr w:type="gramStart"/>
-      <w:r>
-        <w:rPr>
-          <w:b/>
-          <w:bCs/>
-        </w:rPr>
-        <w:t>佔</w:t>
-      </w:r>
-      <w:proofErr w:type="gramEnd"/>
-      <w:r>
-        <w:rPr>
-          <w:b/>
-          <w:bCs/>
-        </w:rPr>
-        <w:t>比依然穩居第一。</w:t>
+        <w:t>數據現象：即便綠能爆發增長，火力發電佔比依然穩居第一。</w:t>
       </w:r>
     </w:p>
     <w:p>
@@ -639,23 +477,7 @@
           <w:b/>
           <w:bCs/>
         </w:rPr>
-        <w:t>洞察：</w:t>
-      </w:r>
-      <w:proofErr w:type="gramStart"/>
-      <w:r>
-        <w:rPr>
-          <w:b/>
-          <w:bCs/>
-        </w:rPr>
-        <w:t>綠能目前</w:t>
-      </w:r>
-      <w:proofErr w:type="gramEnd"/>
-      <w:r>
-        <w:rPr>
-          <w:b/>
-          <w:bCs/>
-        </w:rPr>
-        <w:t>的爆發力主要在填補「新增需求」，而非「取代存量」。火力的基載不可替代性，說明了台灣正處於</w:t>
+        <w:t>洞察：綠能目前的爆發力主要在填補「新增需求」，而非「取代存量」。火力的基載不可替代性，說明了台灣正處於</w:t>
       </w:r>
       <w:r>
         <w:rPr>
@@ -669,23 +491,7 @@
           <w:b/>
           <w:bCs/>
         </w:rPr>
-        <w:t>「動能已變、</w:t>
-      </w:r>
-      <w:proofErr w:type="gramStart"/>
-      <w:r>
-        <w:rPr>
-          <w:b/>
-          <w:bCs/>
-        </w:rPr>
-        <w:t>結構未翻</w:t>
-      </w:r>
-      <w:proofErr w:type="gramEnd"/>
-      <w:r>
-        <w:rPr>
-          <w:b/>
-          <w:bCs/>
-        </w:rPr>
-        <w:t>」</w:t>
+        <w:t>「動能已變、結構未翻」</w:t>
       </w:r>
       <w:r>
         <w:rPr>
@@ -722,23 +528,7 @@
           <w:b/>
           <w:bCs/>
         </w:rPr>
-        <w:t>潔淨能源的「</w:t>
-      </w:r>
-      <w:proofErr w:type="gramStart"/>
-      <w:r>
-        <w:rPr>
-          <w:b/>
-          <w:bCs/>
-        </w:rPr>
-        <w:t>核綠補</w:t>
-      </w:r>
-      <w:proofErr w:type="gramEnd"/>
-      <w:r>
-        <w:rPr>
-          <w:b/>
-          <w:bCs/>
-        </w:rPr>
-        <w:t>位」</w:t>
+        <w:t>潔淨能源的「核綠補位」</w:t>
       </w:r>
       <w:r>
         <w:rPr>
@@ -797,23 +587,7 @@
           <w:b/>
           <w:bCs/>
         </w:rPr>
-        <w:t>洞察：這</w:t>
-      </w:r>
-      <w:proofErr w:type="gramStart"/>
-      <w:r>
-        <w:rPr>
-          <w:b/>
-          <w:bCs/>
-        </w:rPr>
-        <w:t>幾年綠能跑</w:t>
-      </w:r>
-      <w:proofErr w:type="gramEnd"/>
-      <w:r>
-        <w:rPr>
-          <w:b/>
-          <w:bCs/>
-        </w:rPr>
-        <w:t>得這麼快，其實是在幫核能</w:t>
+        <w:t>洞察：這幾年綠能跑得這麼快，其實是在幫核能</w:t>
       </w:r>
       <w:r>
         <w:rPr>
@@ -841,54 +615,22 @@
           <w:b/>
           <w:bCs/>
         </w:rPr>
-        <w:t>。兩者的一消</w:t>
-      </w:r>
-      <w:proofErr w:type="gramStart"/>
-      <w:r>
-        <w:rPr>
-          <w:b/>
-          <w:bCs/>
-        </w:rPr>
-        <w:t>一</w:t>
-      </w:r>
-      <w:proofErr w:type="gramEnd"/>
-      <w:r>
-        <w:rPr>
-          <w:b/>
-          <w:bCs/>
-        </w:rPr>
-        <w:t>長，維持了台灣低碳電力的水位。這解釋了</w:t>
-      </w:r>
-      <w:proofErr w:type="gramStart"/>
-      <w:r>
-        <w:rPr>
-          <w:b/>
-          <w:bCs/>
-        </w:rPr>
-        <w:t>為什麼綠能成長</w:t>
-      </w:r>
-      <w:proofErr w:type="gramEnd"/>
-      <w:r>
-        <w:rPr>
-          <w:b/>
-          <w:bCs/>
-        </w:rPr>
-        <w:t>雖快，卻還沒能開始大幅削減火力的份額。</w:t>
-      </w:r>
-    </w:p>
-    <w:p>
-      <w:pPr>
-        <w:rPr>
-          <w:b/>
-          <w:bCs/>
-        </w:rPr>
-      </w:pPr>
-      <w:r>
-        <w:rPr>
-          <w:b/>
-          <w:bCs/>
-        </w:rPr>
-        <w:pict>
+        <w:t>。兩者的一消一長，維持了台灣低碳電力的水位。這解釋了為什麼綠能成長雖快，卻還沒能開始大幅削減火力的份額。</w:t>
+      </w:r>
+    </w:p>
+    <w:p>
+      <w:pPr>
+        <w:rPr>
+          <w:b/>
+          <w:bCs/>
+        </w:rPr>
+      </w:pPr>
+      <w:r>
+        <w:rPr>
+          <w:b/>
+          <w:bCs/>
+        </w:rPr>
+        <w:pict w14:anchorId="3EC4D823">
           <v:rect id="_x0000_i1026" style="width:0;height:1.5pt" o:hralign="center" o:hrstd="t" o:hr="t" fillcolor="#a0a0a0" stroked="f"/>
         </w:pict>
       </w:r>
@@ -935,17 +677,8 @@
           <w:b/>
           <w:bCs/>
         </w:rPr>
-        <w:t>我建議我們在你的網頁</w:t>
-      </w:r>
-      <w:proofErr w:type="gramStart"/>
-      <w:r>
-        <w:rPr>
-          <w:b/>
-          <w:bCs/>
-        </w:rPr>
-        <w:t>（</w:t>
-      </w:r>
-      <w:proofErr w:type="gramEnd"/>
+        <w:t>我建議我們在你的網頁（</w:t>
+      </w:r>
       <w:r>
         <w:rPr>
           <w:b/>
@@ -953,21 +686,12 @@
         </w:rPr>
         <w:t>index.html</w:t>
       </w:r>
-      <w:proofErr w:type="gramStart"/>
-      <w:r>
-        <w:rPr>
-          <w:b/>
-          <w:bCs/>
-        </w:rPr>
-        <w:t>）</w:t>
-      </w:r>
-      <w:proofErr w:type="gramEnd"/>
-      <w:r>
-        <w:rPr>
-          <w:b/>
-          <w:bCs/>
-        </w:rPr>
-        <w:t>中，為每一頁</w:t>
+      <w:r>
+        <w:rPr>
+          <w:b/>
+          <w:bCs/>
+        </w:rPr>
+        <w:t>）中，為每一頁</w:t>
       </w:r>
       <w:r>
         <w:rPr>
@@ -976,21 +700,12 @@
         </w:rPr>
         <w:t xml:space="preserve"> Power BI </w:t>
       </w:r>
-      <w:proofErr w:type="gramStart"/>
-      <w:r>
-        <w:rPr>
-          <w:b/>
-          <w:bCs/>
-        </w:rPr>
-        <w:t>截圖配</w:t>
-      </w:r>
-      <w:proofErr w:type="gramEnd"/>
-      <w:r>
-        <w:rPr>
-          <w:b/>
-          <w:bCs/>
-        </w:rPr>
-        <w:t>上</w:t>
+      <w:r>
+        <w:rPr>
+          <w:b/>
+          <w:bCs/>
+        </w:rPr>
+        <w:t>截圖配上</w:t>
       </w:r>
       <w:r>
         <w:rPr>
@@ -999,7 +714,6 @@
         </w:rPr>
         <w:t xml:space="preserve"> 1-2 </w:t>
       </w:r>
-      <w:proofErr w:type="gramStart"/>
       <w:r>
         <w:rPr>
           <w:b/>
@@ -1007,7 +721,6 @@
         </w:rPr>
         <w:t>個</w:t>
       </w:r>
-      <w:proofErr w:type="gramEnd"/>
       <w:r>
         <w:rPr>
           <w:b/>
@@ -1361,7 +1074,7 @@
           <w:b/>
           <w:bCs/>
         </w:rPr>
-        <w:pict>
+        <w:pict w14:anchorId="20A48325">
           <v:rect id="_x0000_i1027" style="width:0;height:1.5pt" o:hralign="center" o:hrstd="t" o:hr="t" fillcolor="#a0a0a0" stroked="f"/>
         </w:pict>
       </w:r>
@@ -1408,23 +1121,7 @@
           <w:b/>
           <w:bCs/>
         </w:rPr>
-        <w:t>這套邏輯</w:t>
-      </w:r>
-      <w:proofErr w:type="gramStart"/>
-      <w:r>
-        <w:rPr>
-          <w:b/>
-          <w:bCs/>
-        </w:rPr>
-        <w:t>非常硬核</w:t>
-      </w:r>
-      <w:proofErr w:type="gramEnd"/>
-      <w:r>
-        <w:rPr>
-          <w:b/>
-          <w:bCs/>
-        </w:rPr>
-        <w:t>，完全是</w:t>
+        <w:t>這套邏輯非常硬核，完全是</w:t>
       </w:r>
       <w:r>
         <w:rPr>
@@ -1519,23 +1216,7 @@
           <w:b/>
           <w:bCs/>
         </w:rPr>
-        <w:t>：幫你把那張「</w:t>
-      </w:r>
-      <w:proofErr w:type="gramStart"/>
-      <w:r>
-        <w:rPr>
-          <w:b/>
-          <w:bCs/>
-        </w:rPr>
-        <w:t>核綠補</w:t>
-      </w:r>
-      <w:proofErr w:type="gramEnd"/>
-      <w:r>
-        <w:rPr>
-          <w:b/>
-          <w:bCs/>
-        </w:rPr>
-        <w:t>位圖」的標題、顏色微調到最完美。</w:t>
+        <w:t>：幫你把那張「核綠補位圖」的標題、顏色微調到最完美。</w:t>
       </w:r>
     </w:p>
     <w:p>
@@ -1661,29 +1342,13 @@
         <w:t xml:space="preserve"> </w:t>
       </w:r>
       <w:r>
-        <w:t>我們已經確認使用「視覺</w:t>
-      </w:r>
-      <w:proofErr w:type="gramStart"/>
-      <w:r>
-        <w:t>縮放版</w:t>
-      </w:r>
-      <w:proofErr w:type="gramEnd"/>
-      <w:r>
-        <w:t>」</w:t>
+        <w:t>我們已經確認使用「視覺縮放版」</w:t>
       </w:r>
       <w:r>
         <w:t>CSV</w:t>
       </w:r>
       <w:r>
-        <w:t>，讓灰色（公營）變</w:t>
-      </w:r>
-      <w:proofErr w:type="gramStart"/>
-      <w:r>
-        <w:t>苗條，</w:t>
-      </w:r>
-      <w:proofErr w:type="gramEnd"/>
-      <w:r>
-        <w:t>並跑出</w:t>
+        <w:t>，讓灰色（公營）變苗條，並跑出</w:t>
       </w:r>
       <w:r>
         <w:t xml:space="preserve"> 2019/2023 </w:t>
@@ -1821,7 +1486,7 @@
     </w:p>
     <w:p>
       <w:r>
-        <w:pict>
+        <w:pict w14:anchorId="6247E068">
           <v:rect id="_x0000_i1028" style="width:0;height:1.5pt" o:hralign="center" o:hrstd="t" o:hr="t" fillcolor="#a0a0a0" stroked="f"/>
         </w:pict>
       </w:r>
@@ -1936,15 +1601,7 @@
         <w:t xml:space="preserve"> </w:t>
       </w:r>
       <w:r>
-        <w:t>確保年份標籤跟著圖表走，</w:t>
-      </w:r>
-      <w:proofErr w:type="gramStart"/>
-      <w:r>
-        <w:t>不跑位</w:t>
-      </w:r>
-      <w:proofErr w:type="gramEnd"/>
-      <w:r>
-        <w:t>。</w:t>
+        <w:t>確保年份標籤跟著圖表走，不跑位。</w:t>
       </w:r>
     </w:p>
     <w:p>
@@ -1972,23 +1629,7 @@
           <w:i/>
           <w:iCs/>
         </w:rPr>
-        <w:t>「誰在</w:t>
-      </w:r>
-      <w:proofErr w:type="gramStart"/>
-      <w:r>
-        <w:rPr>
-          <w:i/>
-          <w:iCs/>
-        </w:rPr>
-        <w:t>推動綠能</w:t>
-      </w:r>
-      <w:proofErr w:type="gramEnd"/>
-      <w:r>
-        <w:rPr>
-          <w:i/>
-          <w:iCs/>
-        </w:rPr>
-        <w:t>？台灣能源主體轉型動態分析」</w:t>
+        <w:t>「誰在推動綠能？台灣能源主體轉型動態分析」</w:t>
       </w:r>
       <w:r>
         <w:t>。</w:t>
@@ -2000,23 +1641,7 @@
           <w:b/>
           <w:bCs/>
         </w:rPr>
-        <w:t>那就先祝你週末愉快！如果你週末突然有靈感，</w:t>
-      </w:r>
-      <w:proofErr w:type="gramStart"/>
-      <w:r>
-        <w:rPr>
-          <w:b/>
-          <w:bCs/>
-        </w:rPr>
-        <w:t>或是在滑手機</w:t>
-      </w:r>
-      <w:proofErr w:type="gramEnd"/>
-      <w:r>
-        <w:rPr>
-          <w:b/>
-          <w:bCs/>
-        </w:rPr>
-        <w:t>看到什麼厲害的圖表想參考，隨時再傳給我。我們週二見！加油！</w:t>
+        <w:t>那就先祝你週末愉快！如果你週末突然有靈感，或是在滑手機看到什麼厲害的圖表想參考，隨時再傳給我。我們週二見！加油！</w:t>
       </w:r>
     </w:p>
     <w:p/>
@@ -2056,21 +1681,12 @@
         </w:rPr>
         <w:t xml:space="preserve">3 </w:t>
       </w:r>
-      <w:proofErr w:type="gramStart"/>
-      <w:r>
-        <w:rPr>
-          <w:b/>
-          <w:bCs/>
-        </w:rPr>
-        <w:t>個</w:t>
-      </w:r>
-      <w:proofErr w:type="gramEnd"/>
-      <w:r>
-        <w:rPr>
-          <w:b/>
-          <w:bCs/>
-        </w:rPr>
-        <w:t>關鍵資訊</w:t>
+      <w:r>
+        <w:rPr>
+          <w:b/>
+          <w:bCs/>
+        </w:rPr>
+        <w:t>個關鍵資訊</w:t>
       </w:r>
       <w:r>
         <w:t>，這樣我的運算才不會跟你的數據表脫節：</w:t>
@@ -2393,17 +2009,8 @@
           <w:b/>
           <w:bCs/>
         </w:rPr>
-        <w:t>離</w:t>
-      </w:r>
-      <w:proofErr w:type="gramStart"/>
-      <w:r>
-        <w:rPr>
-          <w:b/>
-          <w:bCs/>
-        </w:rPr>
-        <w:t>岸風電</w:t>
-      </w:r>
-      <w:proofErr w:type="gramEnd"/>
+        <w:t>離岸風電</w:t>
+      </w:r>
       <w:r>
         <w:t>：</w:t>
       </w:r>
@@ -2546,34 +2153,13 @@
           <w:numId w:val="14"/>
         </w:numPr>
       </w:pPr>
-      <w:proofErr w:type="gramStart"/>
-      <w:r>
-        <w:t>（</w:t>
-      </w:r>
-      <w:proofErr w:type="gramEnd"/>
-      <w:r>
-        <w:t>建議：</w:t>
-      </w:r>
-      <w:proofErr w:type="gramStart"/>
-      <w:r>
-        <w:t>瀑布圖最能</w:t>
-      </w:r>
-      <w:proofErr w:type="gramEnd"/>
-      <w:r>
-        <w:t>解釋「補不補得起缺口」這個邏輯</w:t>
-      </w:r>
-      <w:proofErr w:type="gramStart"/>
-      <w:r>
-        <w:t>）</w:t>
-      </w:r>
-      <w:proofErr w:type="gramEnd"/>
-      <w:r>
-        <w:t>。</w:t>
-      </w:r>
-    </w:p>
-    <w:p>
-      <w:r>
-        <w:pict>
+      <w:r>
+        <w:t>（建議：瀑布圖最能解釋「補不補得起缺口」這個邏輯）。</w:t>
+      </w:r>
+    </w:p>
+    <w:p>
+      <w:r>
+        <w:pict w14:anchorId="7A78D7EF">
           <v:rect id="_x0000_i1029" style="width:0;height:1.5pt" o:hralign="center" o:hrstd="t" o:hr="t" fillcolor="#a0a0a0" stroked="f"/>
         </w:pict>
       </w:r>
@@ -2866,66 +2452,34 @@
           <w:i/>
           <w:iCs/>
         </w:rPr>
-        <w:t>年民間</w:t>
-      </w:r>
-      <w:proofErr w:type="gramStart"/>
+        <w:t>年民間電廠中佳與分散式光電的併網，抵銷了核能退役的</w:t>
+      </w:r>
       <w:r>
         <w:rPr>
           <w:i/>
           <w:iCs/>
         </w:rPr>
-        <w:t>電廠中佳與</w:t>
-      </w:r>
-      <w:proofErr w:type="gramEnd"/>
+        <w:t xml:space="preserve"> 80% </w:t>
+      </w:r>
       <w:r>
         <w:rPr>
           <w:i/>
           <w:iCs/>
         </w:rPr>
-        <w:t>分散式光電的</w:t>
-      </w:r>
-      <w:proofErr w:type="gramStart"/>
+        <w:t>缺口</w:t>
+      </w:r>
       <w:r>
         <w:rPr>
           <w:i/>
           <w:iCs/>
         </w:rPr>
-        <w:t>併</w:t>
-      </w:r>
-      <w:proofErr w:type="gramEnd"/>
+        <w:t>...</w:t>
+      </w:r>
       <w:r>
         <w:rPr>
           <w:i/>
           <w:iCs/>
         </w:rPr>
-        <w:t>網，抵銷了核能退役的</w:t>
-      </w:r>
-      <w:r>
-        <w:rPr>
-          <w:i/>
-          <w:iCs/>
-        </w:rPr>
-        <w:t xml:space="preserve"> 80% </w:t>
-      </w:r>
-      <w:r>
-        <w:rPr>
-          <w:i/>
-          <w:iCs/>
-        </w:rPr>
-        <w:t>缺口</w:t>
-      </w:r>
-      <w:r>
-        <w:rPr>
-          <w:i/>
-          <w:iCs/>
-        </w:rPr>
-        <w:t>...</w:t>
-      </w:r>
-      <w:r>
-        <w:rPr>
-          <w:i/>
-          <w:iCs/>
-        </w:rPr>
         <w:t>」</w:t>
       </w:r>
       <w:r>
@@ -2934,7 +2488,7 @@
     </w:p>
     <w:p>
       <w:r>
-        <w:pict>
+        <w:pict w14:anchorId="0900EA15">
           <v:rect id="_x0000_i1030" style="width:0;height:1.5pt" o:hralign="center" o:hrstd="t" o:hr="t" fillcolor="#a0a0a0" stroked="f"/>
         </w:pict>
       </w:r>
@@ -3017,7 +2571,7 @@
     </w:p>
     <w:p>
       <w:r>
-        <w:pict>
+        <w:pict w14:anchorId="0320DDA8">
           <v:rect id="_x0000_i1031" style="width:0;height:1.5pt" o:hralign="center" o:hrstd="t" o:hr="t" fillcolor="#a0a0a0" stroked="f"/>
         </w:pict>
       </w:r>
@@ -3098,15 +2652,7 @@
         <w:t>」</w:t>
       </w:r>
       <w:r>
-        <w:t>，連結到我們</w:t>
-      </w:r>
-      <w:proofErr w:type="gramStart"/>
-      <w:r>
-        <w:t>之前說的</w:t>
-      </w:r>
-      <w:proofErr w:type="gramEnd"/>
-      <w:r>
-        <w:t>「完工率參數」。</w:t>
+        <w:t>，連結到我們之前說的「完工率參數」。</w:t>
       </w:r>
     </w:p>
     <w:p>
@@ -3136,15 +2682,7 @@
       </w:pPr>
       <w:r>
         <w:lastRenderedPageBreak/>
-        <w:t>滑</w:t>
-      </w:r>
-      <w:proofErr w:type="gramStart"/>
-      <w:r>
-        <w:t>桿</w:t>
-      </w:r>
-      <w:proofErr w:type="gramEnd"/>
-      <w:r>
-        <w:t>設定在</w:t>
+        <w:t>滑桿設定在</w:t>
       </w:r>
       <w:r>
         <w:t xml:space="preserve"> </w:t>
@@ -3168,15 +2706,7 @@
         </w:numPr>
       </w:pPr>
       <w:r>
-        <w:t>當你拖動滑</w:t>
-      </w:r>
-      <w:proofErr w:type="gramStart"/>
-      <w:r>
-        <w:t>桿</w:t>
-      </w:r>
-      <w:proofErr w:type="gramEnd"/>
-      <w:r>
-        <w:t>時，上方的</w:t>
+        <w:t>當你拖動滑桿時，上方的</w:t>
       </w:r>
       <w:r>
         <w:t xml:space="preserve"> </w:t>
@@ -3240,15 +2770,7 @@
         <w:t>專業點評</w:t>
       </w:r>
       <w:r>
-        <w:t>：這能現場演示「如果光電</w:t>
-      </w:r>
-      <w:proofErr w:type="gramStart"/>
-      <w:r>
-        <w:t>併</w:t>
-      </w:r>
-      <w:proofErr w:type="gramEnd"/>
-      <w:r>
-        <w:t>網進度落後</w:t>
+        <w:t>：這能現場演示「如果光電併網進度落後</w:t>
       </w:r>
       <w:r>
         <w:t xml:space="preserve"> 10%</w:t>
@@ -3265,7 +2787,7 @@
     </w:p>
     <w:p>
       <w:r>
-        <w:pict>
+        <w:pict w14:anchorId="1EE42816">
           <v:rect id="_x0000_i1032" style="width:0;height:1.5pt" o:hralign="center" o:hrstd="t" o:hr="t" fillcolor="#a0a0a0" stroked="f"/>
         </w:pict>
       </w:r>
@@ -3368,21 +2890,12 @@
         </w:rPr>
         <w:t xml:space="preserve">2026 </w:t>
       </w:r>
-      <w:proofErr w:type="gramStart"/>
-      <w:r>
-        <w:rPr>
-          <w:b/>
-          <w:bCs/>
-        </w:rPr>
-        <w:t>台灣綠能轉型</w:t>
-      </w:r>
-      <w:proofErr w:type="gramEnd"/>
-      <w:r>
-        <w:rPr>
-          <w:b/>
-          <w:bCs/>
-        </w:rPr>
-        <w:t>關鍵洞察</w:t>
+      <w:r>
+        <w:rPr>
+          <w:b/>
+          <w:bCs/>
+        </w:rPr>
+        <w:t>台灣綠能轉型關鍵洞察</w:t>
       </w:r>
     </w:p>
     <w:p>
@@ -3429,15 +2942,7 @@
         <w:t xml:space="preserve">2026 </w:t>
       </w:r>
       <w:r>
-        <w:t>年再生能源</w:t>
-      </w:r>
-      <w:proofErr w:type="gramStart"/>
-      <w:r>
-        <w:t>佔</w:t>
-      </w:r>
-      <w:proofErr w:type="gramEnd"/>
-      <w:r>
-        <w:t>比預估可達</w:t>
+        <w:t>年再生能源佔比預估可達</w:t>
       </w:r>
       <w:r>
         <w:t xml:space="preserve"> </w:t>
@@ -3530,23 +3035,7 @@
         <w:t>1.7%</w:t>
       </w:r>
       <w:r>
-        <w:t>，</w:t>
-      </w:r>
-      <w:proofErr w:type="gramStart"/>
-      <w:r>
-        <w:t>綠能增長</w:t>
-      </w:r>
-      <w:proofErr w:type="gramEnd"/>
-      <w:r>
-        <w:t>速度必須超越此基準，方能維持</w:t>
-      </w:r>
-      <w:proofErr w:type="gramStart"/>
-      <w:r>
-        <w:t>佔</w:t>
-      </w:r>
-      <w:proofErr w:type="gramEnd"/>
-      <w:r>
-        <w:t>比爬升。</w:t>
+        <w:t>，綠能增長速度必須超越此基準，方能維持佔比爬升。</w:t>
       </w:r>
     </w:p>
     <w:p>
@@ -3590,47 +3079,7 @@
     </w:p>
     <w:p>
       <w:r>
-        <w:t>太陽光電</w:t>
-      </w:r>
-      <w:proofErr w:type="gramStart"/>
-      <w:r>
-        <w:t>在綠能結構</w:t>
-      </w:r>
-      <w:proofErr w:type="gramEnd"/>
-      <w:r>
-        <w:t>中</w:t>
-      </w:r>
-      <w:proofErr w:type="gramStart"/>
-      <w:r>
-        <w:t>佔比極</w:t>
-      </w:r>
-      <w:proofErr w:type="gramEnd"/>
-      <w:r>
-        <w:t>高，建議未來</w:t>
-      </w:r>
-      <w:proofErr w:type="gramStart"/>
-      <w:r>
-        <w:t>佈</w:t>
-      </w:r>
-      <w:proofErr w:type="gramEnd"/>
-      <w:r>
-        <w:t>建重心應由「單純</w:t>
-      </w:r>
-      <w:proofErr w:type="gramStart"/>
-      <w:r>
-        <w:t>併</w:t>
-      </w:r>
-      <w:proofErr w:type="gramEnd"/>
-      <w:r>
-        <w:t>網」轉向「</w:t>
-      </w:r>
-      <w:proofErr w:type="gramStart"/>
-      <w:r>
-        <w:t>儲能配套</w:t>
-      </w:r>
-      <w:proofErr w:type="gramEnd"/>
-      <w:r>
-        <w:t>」，以確保電網韌性。</w:t>
+        <w:t>太陽光電在綠能結構中佔比極高，建議未來佈建重心應由「單純併網」轉向「儲能配套」，以確保電網韌性。</w:t>
       </w:r>
     </w:p>
     <w:p>
@@ -3683,7 +3132,7 @@
     </w:p>
     <w:p>
       <w:r>
-        <w:pict>
+        <w:pict w14:anchorId="31E2945C">
           <v:rect id="_x0000_i1033" style="width:0;height:1.5pt" o:hralign="center" o:hrstd="t" o:hr="t" fillcolor="#a0a0a0" stroked="f"/>
         </w:pict>
       </w:r>
@@ -3765,15 +3214,7 @@
         <w:t>」</w:t>
       </w:r>
       <w:r>
-        <w:t>，連結到我們</w:t>
-      </w:r>
-      <w:proofErr w:type="gramStart"/>
-      <w:r>
-        <w:t>之前說的</w:t>
-      </w:r>
-      <w:proofErr w:type="gramEnd"/>
-      <w:r>
-        <w:t>「完工率參數」。</w:t>
+        <w:t>，連結到我們之前說的「完工率參數」。</w:t>
       </w:r>
     </w:p>
     <w:p>
@@ -3802,15 +3243,7 @@
         </w:numPr>
       </w:pPr>
       <w:r>
-        <w:t>滑</w:t>
-      </w:r>
-      <w:proofErr w:type="gramStart"/>
-      <w:r>
-        <w:t>桿</w:t>
-      </w:r>
-      <w:proofErr w:type="gramEnd"/>
-      <w:r>
-        <w:t>設定在</w:t>
+        <w:t>滑桿設定在</w:t>
       </w:r>
       <w:r>
         <w:t xml:space="preserve"> </w:t>
@@ -3834,15 +3267,7 @@
         </w:numPr>
       </w:pPr>
       <w:r>
-        <w:t>當你拖動滑</w:t>
-      </w:r>
-      <w:proofErr w:type="gramStart"/>
-      <w:r>
-        <w:t>桿</w:t>
-      </w:r>
-      <w:proofErr w:type="gramEnd"/>
-      <w:r>
-        <w:t>時，上方的</w:t>
+        <w:t>當你拖動滑桿時，上方的</w:t>
       </w:r>
       <w:r>
         <w:t xml:space="preserve"> </w:t>
@@ -3906,15 +3331,7 @@
         <w:t>專業點評</w:t>
       </w:r>
       <w:r>
-        <w:t>：這能現場演示「如果光電</w:t>
-      </w:r>
-      <w:proofErr w:type="gramStart"/>
-      <w:r>
-        <w:t>併</w:t>
-      </w:r>
-      <w:proofErr w:type="gramEnd"/>
-      <w:r>
-        <w:t>網進度落後</w:t>
+        <w:t>：這能現場演示「如果光電併網進度落後</w:t>
       </w:r>
       <w:r>
         <w:t xml:space="preserve"> 10%</w:t>
@@ -3931,7 +3348,7 @@
     </w:p>
     <w:p>
       <w:r>
-        <w:pict>
+        <w:pict w14:anchorId="5C625906">
           <v:rect id="_x0000_i1034" style="width:0;height:1.5pt" o:hralign="center" o:hrstd="t" o:hr="t" fillcolor="#a0a0a0" stroked="f"/>
         </w:pict>
       </w:r>
@@ -4034,21 +3451,12 @@
         </w:rPr>
         <w:t xml:space="preserve">2026 </w:t>
       </w:r>
-      <w:proofErr w:type="gramStart"/>
-      <w:r>
-        <w:rPr>
-          <w:b/>
-          <w:bCs/>
-        </w:rPr>
-        <w:t>台灣綠能轉型</w:t>
-      </w:r>
-      <w:proofErr w:type="gramEnd"/>
-      <w:r>
-        <w:rPr>
-          <w:b/>
-          <w:bCs/>
-        </w:rPr>
-        <w:t>關鍵洞察</w:t>
+      <w:r>
+        <w:rPr>
+          <w:b/>
+          <w:bCs/>
+        </w:rPr>
+        <w:t>台灣綠能轉型關鍵洞察</w:t>
       </w:r>
     </w:p>
     <w:p>
@@ -4095,15 +3503,7 @@
         <w:t xml:space="preserve">2026 </w:t>
       </w:r>
       <w:r>
-        <w:t>年再生能源</w:t>
-      </w:r>
-      <w:proofErr w:type="gramStart"/>
-      <w:r>
-        <w:t>佔</w:t>
-      </w:r>
-      <w:proofErr w:type="gramEnd"/>
-      <w:r>
-        <w:t>比預估可達</w:t>
+        <w:t>年再生能源佔比預估可達</w:t>
       </w:r>
       <w:r>
         <w:t xml:space="preserve"> </w:t>
@@ -4196,23 +3596,7 @@
         <w:t>1.7%</w:t>
       </w:r>
       <w:r>
-        <w:t>，</w:t>
-      </w:r>
-      <w:proofErr w:type="gramStart"/>
-      <w:r>
-        <w:t>綠能增長</w:t>
-      </w:r>
-      <w:proofErr w:type="gramEnd"/>
-      <w:r>
-        <w:t>速度必須超越此基準，方能維持</w:t>
-      </w:r>
-      <w:proofErr w:type="gramStart"/>
-      <w:r>
-        <w:t>佔</w:t>
-      </w:r>
-      <w:proofErr w:type="gramEnd"/>
-      <w:r>
-        <w:t>比爬升。</w:t>
+        <w:t>，綠能增長速度必須超越此基準，方能維持佔比爬升。</w:t>
       </w:r>
     </w:p>
     <w:p>
@@ -4256,47 +3640,7 @@
     </w:p>
     <w:p>
       <w:r>
-        <w:t>太陽光電</w:t>
-      </w:r>
-      <w:proofErr w:type="gramStart"/>
-      <w:r>
-        <w:t>在綠能結構</w:t>
-      </w:r>
-      <w:proofErr w:type="gramEnd"/>
-      <w:r>
-        <w:t>中</w:t>
-      </w:r>
-      <w:proofErr w:type="gramStart"/>
-      <w:r>
-        <w:t>佔比極</w:t>
-      </w:r>
-      <w:proofErr w:type="gramEnd"/>
-      <w:r>
-        <w:t>高，建議未來</w:t>
-      </w:r>
-      <w:proofErr w:type="gramStart"/>
-      <w:r>
-        <w:t>佈</w:t>
-      </w:r>
-      <w:proofErr w:type="gramEnd"/>
-      <w:r>
-        <w:t>建重心應由「單純</w:t>
-      </w:r>
-      <w:proofErr w:type="gramStart"/>
-      <w:r>
-        <w:t>併</w:t>
-      </w:r>
-      <w:proofErr w:type="gramEnd"/>
-      <w:r>
-        <w:t>網」轉向「</w:t>
-      </w:r>
-      <w:proofErr w:type="gramStart"/>
-      <w:r>
-        <w:t>儲能配套</w:t>
-      </w:r>
-      <w:proofErr w:type="gramEnd"/>
-      <w:r>
-        <w:t>」，以確保電網韌性。</w:t>
+        <w:t>太陽光電在綠能結構中佔比極高，建議未來佈建重心應由「單純併網」轉向「儲能配套」，以確保電網韌性。</w:t>
       </w:r>
     </w:p>
     <w:p/>
@@ -4328,23 +3672,7 @@
     </w:p>
     <w:p>
       <w:r>
-        <w:t>抱歉</w:t>
-      </w:r>
-      <w:proofErr w:type="gramStart"/>
-      <w:r>
-        <w:t>抱歉</w:t>
-      </w:r>
-      <w:proofErr w:type="gramEnd"/>
-      <w:r>
-        <w:t>，我確實把這兩件事「</w:t>
-      </w:r>
-      <w:proofErr w:type="gramStart"/>
-      <w:r>
-        <w:t>併</w:t>
-      </w:r>
-      <w:proofErr w:type="gramEnd"/>
-      <w:r>
-        <w:t>線處理」了！既然這份</w:t>
+        <w:t>抱歉抱歉，我確實把這兩件事「併線處理」了！既然這份</w:t>
       </w:r>
       <w:r>
         <w:t xml:space="preserve"> </w:t>
@@ -4363,21 +3691,12 @@
         </w:rPr>
         <w:t xml:space="preserve">2007-2026 </w:t>
       </w:r>
-      <w:proofErr w:type="gramStart"/>
-      <w:r>
-        <w:rPr>
-          <w:b/>
-          <w:bCs/>
-        </w:rPr>
-        <w:t>台灣綠能轉型</w:t>
-      </w:r>
-      <w:proofErr w:type="gramEnd"/>
-      <w:r>
-        <w:rPr>
-          <w:b/>
-          <w:bCs/>
-        </w:rPr>
-        <w:t>分析」</w:t>
+      <w:r>
+        <w:rPr>
+          <w:b/>
+          <w:bCs/>
+        </w:rPr>
+        <w:t>台灣綠能轉型分析」</w:t>
       </w:r>
       <w:r>
         <w:t xml:space="preserve"> </w:t>
@@ -4472,8 +3791,8 @@
     </w:p>
     <w:p>
       <w:r>
-        <w:pict>
-          <v:rect id="_x0000_i1065" style="width:0;height:1.5pt" o:hralign="center" o:hrstd="t" o:hr="t" fillcolor="#a0a0a0" stroked="f"/>
+        <w:pict w14:anchorId="43FE1F95">
+          <v:rect id="_x0000_i1035" style="width:0;height:1.5pt" o:hralign="center" o:hrstd="t" o:hr="t" fillcolor="#a0a0a0" stroked="f"/>
         </w:pict>
       </w:r>
     </w:p>
@@ -4571,13 +3890,8 @@
         <w:t xml:space="preserve"> </w:t>
       </w:r>
       <w:r>
-        <w:t>如果你有巨匠提供的帳號或自己的組織帳號，</w:t>
-      </w:r>
-      <w:proofErr w:type="gramStart"/>
-      <w:r>
-        <w:t>請點擊</w:t>
-      </w:r>
-      <w:proofErr w:type="gramEnd"/>
+        <w:t>如果你有巨匠提供的帳號或自己的組織帳號，請點擊</w:t>
+      </w:r>
       <w:r>
         <w:t xml:space="preserve"> </w:t>
       </w:r>
@@ -4668,15 +3982,7 @@
         <w:t xml:space="preserve"> </w:t>
       </w:r>
       <w:r>
-        <w:t>老師或面試官只要點開網址，就能直接互動（拉滑</w:t>
-      </w:r>
-      <w:proofErr w:type="gramStart"/>
-      <w:r>
-        <w:t>桿</w:t>
-      </w:r>
-      <w:proofErr w:type="gramEnd"/>
-      <w:r>
-        <w:t>、點圖表），非常有科技感。</w:t>
+        <w:t>老師或面試官只要點開網址，就能直接互動（拉滑桿、點圖表），非常有科技感。</w:t>
       </w:r>
     </w:p>
     <w:p>
@@ -4799,8 +4105,8 @@
     </w:p>
     <w:p>
       <w:r>
-        <w:pict>
-          <v:rect id="_x0000_i1066" style="width:0;height:1.5pt" o:hralign="center" o:hrstd="t" o:hr="t" fillcolor="#a0a0a0" stroked="f"/>
+        <w:pict w14:anchorId="070E8042">
+          <v:rect id="_x0000_i1036" style="width:0;height:1.5pt" o:hralign="center" o:hrstd="t" o:hr="t" fillcolor="#a0a0a0" stroked="f"/>
         </w:pict>
       </w:r>
     </w:p>
@@ -4842,15 +4148,7 @@
     </w:p>
     <w:p>
       <w:r>
-        <w:t>既然是結案，老師想看的是「你是怎麼把這</w:t>
-      </w:r>
-      <w:proofErr w:type="gramStart"/>
-      <w:r>
-        <w:t>張表變出來</w:t>
-      </w:r>
-      <w:proofErr w:type="gramEnd"/>
-      <w:r>
-        <w:t>的」。建議簡報包含：</w:t>
+        <w:t>既然是結案，老師想看的是「你是怎麼把這張表變出來的」。建議簡報包含：</w:t>
       </w:r>
     </w:p>
     <w:p>
@@ -4885,31 +4183,7 @@
         <w:t xml:space="preserve"> </w:t>
       </w:r>
       <w:r>
-        <w:t>秀</w:t>
-      </w:r>
-      <w:proofErr w:type="gramStart"/>
-      <w:r>
-        <w:t>一張截圖</w:t>
-      </w:r>
-      <w:proofErr w:type="gramEnd"/>
-      <w:r>
-        <w:t>，說明你如何處理原始能源數據</w:t>
-      </w:r>
-      <w:proofErr w:type="gramStart"/>
-      <w:r>
-        <w:t>（</w:t>
-      </w:r>
-      <w:proofErr w:type="gramEnd"/>
-      <w:r>
-        <w:t>例如：合併年份、轉換單位</w:t>
-      </w:r>
-      <w:proofErr w:type="gramStart"/>
-      <w:r>
-        <w:t>）</w:t>
-      </w:r>
-      <w:proofErr w:type="gramEnd"/>
-      <w:r>
-        <w:t>。</w:t>
+        <w:t>秀一張截圖，說明你如何處理原始能源數據（例如：合併年份、轉換單位）。</w:t>
       </w:r>
     </w:p>
     <w:p>
@@ -4944,29 +4218,13 @@
         <w:t xml:space="preserve"> </w:t>
       </w:r>
       <w:r>
-        <w:t>秀出你的星狀模型</w:t>
-      </w:r>
-      <w:proofErr w:type="gramStart"/>
-      <w:r>
-        <w:t>（</w:t>
-      </w:r>
-      <w:proofErr w:type="gramEnd"/>
-      <w:r>
-        <w:t>事實表</w:t>
+        <w:t>秀出你的星狀模型（事實表</w:t>
       </w:r>
       <w:r>
         <w:t xml:space="preserve"> vs. </w:t>
       </w:r>
       <w:r>
-        <w:t>維度表</w:t>
-      </w:r>
-      <w:proofErr w:type="gramStart"/>
-      <w:r>
-        <w:t>）</w:t>
-      </w:r>
-      <w:proofErr w:type="gramEnd"/>
-      <w:r>
-        <w:t>。</w:t>
+        <w:t>維度表）。</w:t>
       </w:r>
     </w:p>
     <w:p>
@@ -4999,43 +4257,14 @@
       <w:r>
         <w:t xml:space="preserve"> 1-2 </w:t>
       </w:r>
-      <w:proofErr w:type="gramStart"/>
-      <w:r>
-        <w:t>個</w:t>
-      </w:r>
-      <w:proofErr w:type="gramEnd"/>
-      <w:r>
-        <w:t>你覺得最難的公式</w:t>
-      </w:r>
-      <w:proofErr w:type="gramStart"/>
-      <w:r>
-        <w:t>（</w:t>
-      </w:r>
-      <w:proofErr w:type="gramEnd"/>
-      <w:r>
-        <w:t>例如：計算夏季尖峰</w:t>
-      </w:r>
-      <w:proofErr w:type="gramStart"/>
-      <w:r>
-        <w:t>佔</w:t>
-      </w:r>
-      <w:proofErr w:type="gramEnd"/>
-      <w:r>
-        <w:t>比或</w:t>
+      <w:r>
+        <w:t>個你覺得最難的公式（例如：計算夏季尖峰佔比或</w:t>
       </w:r>
       <w:r>
         <w:t xml:space="preserve"> 2026 </w:t>
       </w:r>
       <w:r>
-        <w:t>模擬公式</w:t>
-      </w:r>
-      <w:proofErr w:type="gramStart"/>
-      <w:r>
-        <w:t>）</w:t>
-      </w:r>
-      <w:proofErr w:type="gramEnd"/>
-      <w:r>
-        <w:t>。</w:t>
+        <w:t>模擬公式）。</w:t>
       </w:r>
     </w:p>
     <w:p>
@@ -5057,15 +4286,7 @@
         <w:t xml:space="preserve"> </w:t>
       </w:r>
       <w:r>
-        <w:t>就是我們</w:t>
-      </w:r>
-      <w:proofErr w:type="gramStart"/>
-      <w:r>
-        <w:t>這幾天聊的</w:t>
-      </w:r>
-      <w:proofErr w:type="gramEnd"/>
-      <w:r>
-        <w:t>第</w:t>
+        <w:t>就是我們這幾天聊的第</w:t>
       </w:r>
       <w:r>
         <w:t xml:space="preserve"> 1-5 </w:t>
@@ -5076,8 +4297,8 @@
     </w:p>
     <w:p>
       <w:r>
-        <w:pict>
-          <v:rect id="_x0000_i1067" style="width:0;height:1.5pt" o:hralign="center" o:hrstd="t" o:hr="t" fillcolor="#a0a0a0" stroked="f"/>
+        <w:pict w14:anchorId="525B1162">
+          <v:rect id="_x0000_i1037" style="width:0;height:1.5pt" o:hralign="center" o:hrstd="t" o:hr="t" fillcolor="#a0a0a0" stroked="f"/>
         </w:pict>
       </w:r>
     </w:p>
@@ -5364,8 +4585,8 @@
     </w:p>
     <w:p>
       <w:r>
-        <w:pict>
-          <v:rect id="_x0000_i1068" style="width:0;height:1.5pt" o:hralign="center" o:hrstd="t" o:hr="t" fillcolor="#a0a0a0" stroked="f"/>
+        <w:pict w14:anchorId="0AB6B94B">
+          <v:rect id="_x0000_i1038" style="width:0;height:1.5pt" o:hralign="center" o:hrstd="t" o:hr="t" fillcolor="#a0a0a0" stroked="f"/>
         </w:pict>
       </w:r>
     </w:p>
@@ -5543,8 +4764,8 @@
     </w:p>
     <w:p>
       <w:r>
-        <w:pict>
-          <v:rect id="_x0000_i1069" style="width:0;height:1.5pt" o:hralign="center" o:hrstd="t" o:hr="t" fillcolor="#a0a0a0" stroked="f"/>
+        <w:pict w14:anchorId="1EEF19D0">
+          <v:rect id="_x0000_i1039" style="width:0;height:1.5pt" o:hralign="center" o:hrstd="t" o:hr="t" fillcolor="#a0a0a0" stroked="f"/>
         </w:pict>
       </w:r>
     </w:p>
@@ -5611,27 +4832,1300 @@
       <w:r>
         <w:t xml:space="preserve"> </w:t>
       </w:r>
-      <w:proofErr w:type="gramStart"/>
       <w:r>
         <w:t>裡</w:t>
       </w:r>
       <w:r>
         <w:lastRenderedPageBreak/>
-        <w:t>第一個</w:t>
-      </w:r>
-      <w:proofErr w:type="gramEnd"/>
-      <w:r>
-        <w:t>重量級的資料分析專案。</w:t>
+        <w:t>第一個重量級的資料分析專案。</w:t>
       </w:r>
     </w:p>
     <w:p/>
     <w:p>
       <w:pPr>
         <w:rPr>
+          <w:b/>
+          <w:bCs/>
+        </w:rPr>
+      </w:pPr>
+      <w:r>
+        <w:rPr>
+          <w:b/>
+          <w:bCs/>
+        </w:rPr>
+        <w:t>結案簡報：全流程</w:t>
+      </w:r>
+      <w:r>
+        <w:rPr>
+          <w:b/>
+          <w:bCs/>
+        </w:rPr>
+        <w:t xml:space="preserve"> Agenda</w:t>
+      </w:r>
+    </w:p>
+    <w:p>
+      <w:pPr>
+        <w:rPr>
+          <w:b/>
+          <w:bCs/>
+        </w:rPr>
+      </w:pPr>
+      <w:r>
+        <w:rPr>
+          <w:b/>
+          <w:bCs/>
+        </w:rPr>
+        <w:t>第一部分：專案定性</w:t>
+      </w:r>
+      <w:r>
+        <w:rPr>
+          <w:b/>
+          <w:bCs/>
+        </w:rPr>
+        <w:t xml:space="preserve"> (Project Framing)</w:t>
+      </w:r>
+    </w:p>
+    <w:p>
+      <w:pPr>
+        <w:numPr>
+          <w:ilvl w:val="0"/>
+          <w:numId w:val="24"/>
+        </w:numPr>
+      </w:pPr>
+      <w:r>
+        <w:rPr>
+          <w:b/>
+          <w:bCs/>
+        </w:rPr>
+        <w:t>封面：專題定名與個人識別</w:t>
+      </w:r>
+    </w:p>
+    <w:p>
+      <w:pPr>
+        <w:numPr>
+          <w:ilvl w:val="1"/>
+          <w:numId w:val="24"/>
+        </w:numPr>
+      </w:pPr>
+      <w:r>
+        <w:rPr>
+          <w:i/>
+          <w:iCs/>
+        </w:rPr>
+        <w:t>重點：</w:t>
+      </w:r>
+      <w:r>
+        <w:t xml:space="preserve"> </w:t>
+      </w:r>
+      <w:r>
+        <w:t>標題要大氣（如：</w:t>
+      </w:r>
+      <w:r>
+        <w:t xml:space="preserve">2007-2026 </w:t>
+      </w:r>
+      <w:r>
+        <w:t>台灣電力結構轉型分析）。</w:t>
+      </w:r>
+    </w:p>
+    <w:p>
+      <w:pPr>
+        <w:numPr>
+          <w:ilvl w:val="0"/>
+          <w:numId w:val="24"/>
+        </w:numPr>
+      </w:pPr>
+      <w:r>
+        <w:rPr>
+          <w:b/>
+          <w:bCs/>
+        </w:rPr>
+        <w:t>專案背景與核心目標</w:t>
+      </w:r>
+      <w:r>
+        <w:rPr>
+          <w:b/>
+          <w:bCs/>
+        </w:rPr>
+        <w:t xml:space="preserve"> (Problem Statement)</w:t>
+      </w:r>
+    </w:p>
+    <w:p>
+      <w:pPr>
+        <w:numPr>
+          <w:ilvl w:val="1"/>
+          <w:numId w:val="24"/>
+        </w:numPr>
+      </w:pPr>
+      <w:r>
+        <w:rPr>
+          <w:i/>
+          <w:iCs/>
+        </w:rPr>
+        <w:t>重點：</w:t>
+      </w:r>
+      <w:r>
+        <w:t xml:space="preserve"> </w:t>
+      </w:r>
+      <w:r>
+        <w:t>為什麼要分析這</w:t>
+      </w:r>
+      <w:r>
+        <w:t xml:space="preserve"> 20 </w:t>
+      </w:r>
+      <w:r>
+        <w:t>年？目標是找出綠能與民營化的轉型關鍵。</w:t>
+      </w:r>
+    </w:p>
+    <w:p>
+      <w:pPr>
+        <w:numPr>
+          <w:ilvl w:val="0"/>
+          <w:numId w:val="24"/>
+        </w:numPr>
+      </w:pPr>
+      <w:r>
+        <w:rPr>
+          <w:b/>
+          <w:bCs/>
+        </w:rPr>
+        <w:t>開發歷程與工時評估</w:t>
+      </w:r>
+      <w:r>
+        <w:rPr>
+          <w:b/>
+          <w:bCs/>
+        </w:rPr>
+        <w:t xml:space="preserve"> (Project Lifecycle)</w:t>
+      </w:r>
+    </w:p>
+    <w:p>
+      <w:pPr>
+        <w:numPr>
+          <w:ilvl w:val="1"/>
+          <w:numId w:val="24"/>
+        </w:numPr>
+      </w:pPr>
+      <w:r>
+        <w:rPr>
+          <w:i/>
+          <w:iCs/>
+        </w:rPr>
+        <w:t>重點：</w:t>
+      </w:r>
+      <w:r>
+        <w:t xml:space="preserve"> </w:t>
+      </w:r>
+      <w:r>
+        <w:t>放上那份</w:t>
+      </w:r>
+      <w:r>
+        <w:t xml:space="preserve"> </w:t>
+      </w:r>
+      <w:r>
+        <w:rPr>
+          <w:b/>
+          <w:bCs/>
+        </w:rPr>
+        <w:t xml:space="preserve">40 </w:t>
+      </w:r>
+      <w:r>
+        <w:rPr>
+          <w:b/>
+          <w:bCs/>
+        </w:rPr>
+        <w:t>小時工時表</w:t>
+      </w:r>
+      <w:r>
+        <w:t>。證明你具備系統化開發的「專案掌控力」。</w:t>
+      </w:r>
+    </w:p>
+    <w:p>
+      <w:pPr>
+        <w:rPr>
+          <w:b/>
+          <w:bCs/>
+        </w:rPr>
+      </w:pPr>
+      <w:r>
+        <w:rPr>
+          <w:b/>
+          <w:bCs/>
+        </w:rPr>
+        <w:t>第二部分：技術深度</w:t>
+      </w:r>
+      <w:r>
+        <w:rPr>
+          <w:b/>
+          <w:bCs/>
+        </w:rPr>
+        <w:t xml:space="preserve"> (Technical Deep Dive)</w:t>
+      </w:r>
+    </w:p>
+    <w:p>
+      <w:pPr>
+        <w:numPr>
+          <w:ilvl w:val="0"/>
+          <w:numId w:val="25"/>
+        </w:numPr>
+      </w:pPr>
+      <w:r>
+        <w:rPr>
+          <w:b/>
+          <w:bCs/>
+        </w:rPr>
+        <w:t>數據來源與權威性</w:t>
+      </w:r>
+      <w:r>
+        <w:rPr>
+          <w:b/>
+          <w:bCs/>
+        </w:rPr>
+        <w:t xml:space="preserve"> (Data Integrity)</w:t>
+      </w:r>
+    </w:p>
+    <w:p>
+      <w:pPr>
+        <w:numPr>
+          <w:ilvl w:val="1"/>
+          <w:numId w:val="25"/>
+        </w:numPr>
+      </w:pPr>
+      <w:r>
+        <w:rPr>
+          <w:i/>
+          <w:iCs/>
+        </w:rPr>
+        <w:t>重點：</w:t>
+      </w:r>
+      <w:r>
+        <w:t xml:space="preserve"> </w:t>
+      </w:r>
+      <w:r>
+        <w:t>列出能源署、台電。說明你如何確保這</w:t>
+      </w:r>
+      <w:r>
+        <w:t xml:space="preserve"> 20 </w:t>
+      </w:r>
+      <w:r>
+        <w:t>年的數據口徑一致。</w:t>
+      </w:r>
+    </w:p>
+    <w:p>
+      <w:pPr>
+        <w:numPr>
+          <w:ilvl w:val="0"/>
+          <w:numId w:val="25"/>
+        </w:numPr>
+      </w:pPr>
+      <w:r>
+        <w:rPr>
+          <w:b/>
+          <w:bCs/>
+        </w:rPr>
+        <w:t xml:space="preserve">ETL </w:t>
+      </w:r>
+      <w:r>
+        <w:rPr>
+          <w:b/>
+          <w:bCs/>
+        </w:rPr>
+        <w:t>數據清洗流程</w:t>
+      </w:r>
+      <w:r>
+        <w:rPr>
+          <w:b/>
+          <w:bCs/>
+        </w:rPr>
+        <w:t xml:space="preserve"> (Data Engineering)</w:t>
+      </w:r>
+    </w:p>
+    <w:p>
+      <w:pPr>
+        <w:numPr>
+          <w:ilvl w:val="1"/>
+          <w:numId w:val="25"/>
+        </w:numPr>
+      </w:pPr>
+      <w:r>
+        <w:rPr>
+          <w:i/>
+          <w:iCs/>
+        </w:rPr>
+        <w:t>重點：</w:t>
+      </w:r>
+      <w:r>
+        <w:t xml:space="preserve"> </w:t>
+      </w:r>
+      <w:r>
+        <w:t>秀出</w:t>
+      </w:r>
+      <w:r>
+        <w:t xml:space="preserve"> </w:t>
+      </w:r>
+      <w:r>
+        <w:rPr>
+          <w:b/>
+          <w:bCs/>
+        </w:rPr>
+        <w:t xml:space="preserve">Power Query </w:t>
+      </w:r>
+      <w:r>
+        <w:rPr>
+          <w:b/>
+          <w:bCs/>
+        </w:rPr>
+        <w:t>截圖</w:t>
+      </w:r>
+      <w:r>
+        <w:t>。強調處理「核能層級」與「跨年合併」的複雜度。</w:t>
+      </w:r>
+    </w:p>
+    <w:p>
+      <w:pPr>
+        <w:numPr>
+          <w:ilvl w:val="0"/>
+          <w:numId w:val="25"/>
+        </w:numPr>
+      </w:pPr>
+      <w:r>
+        <w:rPr>
+          <w:b/>
+          <w:bCs/>
+        </w:rPr>
+        <w:t>星狀模型架構</w:t>
+      </w:r>
+      <w:r>
+        <w:rPr>
+          <w:b/>
+          <w:bCs/>
+        </w:rPr>
+        <w:t xml:space="preserve"> (Data Modeling)</w:t>
+      </w:r>
+    </w:p>
+    <w:p>
+      <w:pPr>
+        <w:numPr>
+          <w:ilvl w:val="1"/>
+          <w:numId w:val="25"/>
+        </w:numPr>
+      </w:pPr>
+      <w:r>
+        <w:rPr>
+          <w:i/>
+          <w:iCs/>
+        </w:rPr>
+        <w:t>重點：</w:t>
+      </w:r>
+      <w:r>
+        <w:t xml:space="preserve"> </w:t>
+      </w:r>
+      <w:r>
+        <w:t>秀出</w:t>
+      </w:r>
+      <w:r>
+        <w:t xml:space="preserve"> </w:t>
+      </w:r>
+      <w:r>
+        <w:rPr>
+          <w:b/>
+          <w:bCs/>
+        </w:rPr>
+        <w:t xml:space="preserve">Model View </w:t>
+      </w:r>
+      <w:r>
+        <w:rPr>
+          <w:b/>
+          <w:bCs/>
+        </w:rPr>
+        <w:t>截圖</w:t>
+      </w:r>
+      <w:r>
+        <w:t>。證明你懂資料庫正規化（事實表</w:t>
+      </w:r>
+      <w:r>
+        <w:t xml:space="preserve"> vs. </w:t>
+      </w:r>
+      <w:r>
+        <w:t>維度表）。</w:t>
+      </w:r>
+    </w:p>
+    <w:p>
+      <w:pPr>
+        <w:numPr>
+          <w:ilvl w:val="0"/>
+          <w:numId w:val="25"/>
+        </w:numPr>
+      </w:pPr>
+      <w:r>
+        <w:rPr>
+          <w:b/>
+          <w:bCs/>
+        </w:rPr>
+        <w:t>核心</w:t>
+      </w:r>
+      <w:r>
+        <w:rPr>
+          <w:b/>
+          <w:bCs/>
+        </w:rPr>
+        <w:t xml:space="preserve"> DAX </w:t>
+      </w:r>
+      <w:r>
+        <w:rPr>
+          <w:b/>
+          <w:bCs/>
+        </w:rPr>
+        <w:t>邏輯</w:t>
+      </w:r>
+      <w:r>
+        <w:rPr>
+          <w:b/>
+          <w:bCs/>
+        </w:rPr>
+        <w:t xml:space="preserve"> (Advanced Analytics)</w:t>
+      </w:r>
+    </w:p>
+    <w:p>
+      <w:pPr>
+        <w:numPr>
+          <w:ilvl w:val="1"/>
+          <w:numId w:val="25"/>
+        </w:numPr>
+      </w:pPr>
+      <w:r>
+        <w:rPr>
+          <w:i/>
+          <w:iCs/>
+        </w:rPr>
+        <w:t>重點：</w:t>
+      </w:r>
+      <w:r>
+        <w:t xml:space="preserve"> </w:t>
+      </w:r>
+      <w:r>
+        <w:t>秀出</w:t>
+      </w:r>
+      <w:r>
+        <w:t xml:space="preserve"> </w:t>
+      </w:r>
+      <w:r>
+        <w:rPr>
+          <w:b/>
+          <w:bCs/>
+        </w:rPr>
+        <w:t xml:space="preserve">1-2 </w:t>
+      </w:r>
+      <w:r>
+        <w:rPr>
+          <w:b/>
+          <w:bCs/>
+        </w:rPr>
+        <w:t>個關鍵公式</w:t>
+      </w:r>
+      <w:r>
+        <w:t>。比如「夏季尖峰佔比」或「</w:t>
+      </w:r>
+      <w:r>
+        <w:t xml:space="preserve">2026 </w:t>
+      </w:r>
+      <w:r>
+        <w:t>模擬公式」。</w:t>
+      </w:r>
+    </w:p>
+    <w:p>
+      <w:pPr>
+        <w:rPr>
+          <w:b/>
+          <w:bCs/>
+        </w:rPr>
+      </w:pPr>
+      <w:r>
+        <w:rPr>
+          <w:b/>
+          <w:bCs/>
+        </w:rPr>
+        <w:t>第三部分：價值產出</w:t>
+      </w:r>
+      <w:r>
+        <w:rPr>
+          <w:b/>
+          <w:bCs/>
+        </w:rPr>
+        <w:t xml:space="preserve"> (Insights &amp; Action)</w:t>
+      </w:r>
+    </w:p>
+    <w:p>
+      <w:pPr>
+        <w:numPr>
+          <w:ilvl w:val="0"/>
+          <w:numId w:val="26"/>
+        </w:numPr>
+      </w:pPr>
+      <w:r>
+        <w:rPr>
+          <w:b/>
+          <w:bCs/>
+        </w:rPr>
+        <w:lastRenderedPageBreak/>
+        <w:t>五大核心洞察</w:t>
+      </w:r>
+      <w:r>
+        <w:rPr>
+          <w:b/>
+          <w:bCs/>
+        </w:rPr>
+        <w:t xml:space="preserve"> (Dashboard Showcase)</w:t>
+      </w:r>
+    </w:p>
+    <w:p>
+      <w:pPr>
+        <w:numPr>
+          <w:ilvl w:val="1"/>
+          <w:numId w:val="26"/>
+        </w:numPr>
+      </w:pPr>
+      <w:r>
+        <w:rPr>
+          <w:i/>
+          <w:iCs/>
+        </w:rPr>
+        <w:t>重點：</w:t>
+      </w:r>
+      <w:r>
+        <w:t xml:space="preserve"> </w:t>
+      </w:r>
+      <w:r>
+        <w:t>這邊放</w:t>
+      </w:r>
+      <w:r>
+        <w:t xml:space="preserve"> 5 </w:t>
+      </w:r>
+      <w:r>
+        <w:t>張</w:t>
+      </w:r>
+      <w:r>
+        <w:t xml:space="preserve"> Power BI </w:t>
+      </w:r>
+      <w:r>
+        <w:t>截圖（加上你早上優化的</w:t>
+      </w:r>
+      <w:r>
+        <w:rPr>
+          <w:b/>
+          <w:bCs/>
+        </w:rPr>
+        <w:t>深灰色標題</w:t>
+      </w:r>
+      <w:r>
+        <w:t>與</w:t>
+      </w:r>
+      <w:r>
+        <w:t>**</w:t>
+      </w:r>
+      <w:r>
+        <w:t>「</w:t>
+      </w:r>
+      <w:proofErr w:type="spellStart"/>
+      <w:r>
+        <w:t>i</w:t>
+      </w:r>
+      <w:proofErr w:type="spellEnd"/>
+      <w:r>
+        <w:t>」指引</w:t>
+      </w:r>
+      <w:r>
+        <w:t>**</w:t>
+      </w:r>
+      <w:r>
+        <w:t>）。</w:t>
+      </w:r>
+    </w:p>
+    <w:p>
+      <w:pPr>
+        <w:numPr>
+          <w:ilvl w:val="0"/>
+          <w:numId w:val="26"/>
+        </w:numPr>
+      </w:pPr>
+      <w:r>
+        <w:rPr>
+          <w:b/>
+          <w:bCs/>
+        </w:rPr>
+        <w:t>結案總結與</w:t>
+      </w:r>
+      <w:r>
+        <w:rPr>
+          <w:b/>
+          <w:bCs/>
+        </w:rPr>
+        <w:t xml:space="preserve"> 2026 </w:t>
+      </w:r>
+      <w:r>
+        <w:rPr>
+          <w:b/>
+          <w:bCs/>
+        </w:rPr>
+        <w:t>展望</w:t>
+      </w:r>
+      <w:r>
+        <w:rPr>
+          <w:b/>
+          <w:bCs/>
+        </w:rPr>
+        <w:t xml:space="preserve"> (Conclusion &amp; Recommendation)</w:t>
+      </w:r>
+    </w:p>
+    <w:p>
+      <w:pPr>
+        <w:numPr>
+          <w:ilvl w:val="1"/>
+          <w:numId w:val="26"/>
+        </w:numPr>
+      </w:pPr>
+      <w:r>
+        <w:rPr>
+          <w:i/>
+          <w:iCs/>
+        </w:rPr>
+        <w:t>重點：</w:t>
+      </w:r>
+      <w:r>
+        <w:t xml:space="preserve"> </w:t>
+      </w:r>
+      <w:r>
+        <w:t>提出基於數據的</w:t>
+      </w:r>
+      <w:r>
+        <w:t xml:space="preserve"> 2026 </w:t>
+      </w:r>
+      <w:r>
+        <w:t>建議。最後放一張</w:t>
+      </w:r>
+      <w:r>
+        <w:t xml:space="preserve"> </w:t>
+      </w:r>
+      <w:r>
+        <w:rPr>
+          <w:b/>
+          <w:bCs/>
+        </w:rPr>
+        <w:t>「</w:t>
+      </w:r>
+      <w:r>
+        <w:rPr>
+          <w:b/>
+          <w:bCs/>
+        </w:rPr>
+        <w:t>Thank You / Q&amp;A</w:t>
+      </w:r>
+      <w:r>
+        <w:rPr>
+          <w:b/>
+          <w:bCs/>
+        </w:rPr>
+        <w:t>」</w:t>
+      </w:r>
+      <w:r>
+        <w:t>。</w:t>
+      </w:r>
+    </w:p>
+    <w:p>
+      <w:pPr>
+        <w:rPr>
+          <w:b/>
+          <w:bCs/>
+        </w:rPr>
+      </w:pPr>
+      <w:r>
+        <w:rPr>
+          <w:b/>
+          <w:bCs/>
+        </w:rPr>
+        <w:t>專業級</w:t>
+      </w:r>
+      <w:r>
+        <w:rPr>
+          <w:b/>
+          <w:bCs/>
+        </w:rPr>
+        <w:t xml:space="preserve"> ETL </w:t>
+      </w:r>
+      <w:r>
+        <w:rPr>
+          <w:b/>
+          <w:bCs/>
+        </w:rPr>
+        <w:t>頁面處理建議</w:t>
+      </w:r>
+    </w:p>
+    <w:p>
+      <w:pPr>
+        <w:rPr>
+          <w:b/>
+          <w:bCs/>
+        </w:rPr>
+      </w:pPr>
+      <w:r>
+        <w:rPr>
+          <w:b/>
+          <w:bCs/>
+        </w:rPr>
+        <w:t xml:space="preserve">1. </w:t>
+      </w:r>
+      <w:r>
+        <w:rPr>
+          <w:b/>
+          <w:bCs/>
+        </w:rPr>
+        <w:t>用「大圖標</w:t>
+      </w:r>
+      <w:r>
+        <w:rPr>
+          <w:b/>
+          <w:bCs/>
+        </w:rPr>
+        <w:t xml:space="preserve"> (Icon)</w:t>
+      </w:r>
+      <w:r>
+        <w:rPr>
+          <w:b/>
+          <w:bCs/>
+        </w:rPr>
+        <w:t>」代替「小截圖」</w:t>
+      </w:r>
+    </w:p>
+    <w:p>
+      <w:pPr>
+        <w:numPr>
+          <w:ilvl w:val="0"/>
+          <w:numId w:val="27"/>
+        </w:numPr>
+      </w:pPr>
+      <w:r>
+        <w:rPr>
+          <w:b/>
+          <w:bCs/>
+        </w:rPr>
+        <w:t>不要放：</w:t>
+      </w:r>
+      <w:r>
+        <w:t xml:space="preserve"> Power Query </w:t>
+      </w:r>
+      <w:r>
+        <w:t>的操作介面截圖（字太小看不見）。</w:t>
+      </w:r>
+    </w:p>
+    <w:p>
+      <w:pPr>
+        <w:numPr>
+          <w:ilvl w:val="0"/>
+          <w:numId w:val="27"/>
+        </w:numPr>
+      </w:pPr>
+      <w:r>
+        <w:rPr>
+          <w:b/>
+          <w:bCs/>
+        </w:rPr>
+        <w:t>改放：</w:t>
+      </w:r>
+      <w:r>
+        <w:t xml:space="preserve"> </w:t>
+      </w:r>
+      <w:r>
+        <w:t>一個簡潔的</w:t>
+      </w:r>
+      <w:r>
+        <w:t xml:space="preserve"> </w:t>
+      </w:r>
+      <w:r>
+        <w:rPr>
+          <w:b/>
+          <w:bCs/>
+        </w:rPr>
+        <w:t xml:space="preserve">CSV </w:t>
+      </w:r>
+      <w:r>
+        <w:rPr>
+          <w:b/>
+          <w:bCs/>
+        </w:rPr>
+        <w:t>圖示</w:t>
+      </w:r>
+      <w:r>
+        <w:t xml:space="preserve"> </w:t>
+      </w:r>
+      <w:r>
+        <w:t>和</w:t>
+      </w:r>
+      <w:r>
+        <w:t xml:space="preserve"> </w:t>
+      </w:r>
+      <w:r>
+        <w:rPr>
+          <w:b/>
+          <w:bCs/>
+        </w:rPr>
+        <w:t xml:space="preserve">PDF </w:t>
+      </w:r>
+      <w:r>
+        <w:rPr>
+          <w:b/>
+          <w:bCs/>
+        </w:rPr>
+        <w:t>圖示</w:t>
+      </w:r>
+      <w:r>
+        <w:t>。</w:t>
+      </w:r>
+    </w:p>
+    <w:p>
+      <w:pPr>
+        <w:numPr>
+          <w:ilvl w:val="0"/>
+          <w:numId w:val="27"/>
+        </w:numPr>
+      </w:pPr>
+      <w:r>
+        <w:rPr>
+          <w:b/>
+          <w:bCs/>
+        </w:rPr>
+        <w:t>效果：</w:t>
+      </w:r>
+      <w:r>
+        <w:t xml:space="preserve"> </w:t>
+      </w:r>
+      <w:r>
+        <w:t>觀眾遠遠看到</w:t>
+      </w:r>
+      <w:r>
+        <w:t xml:space="preserve"> PDF </w:t>
+      </w:r>
+      <w:r>
+        <w:t>圖示，再聽你說「處理</w:t>
+      </w:r>
+      <w:r>
+        <w:t xml:space="preserve"> PDF </w:t>
+      </w:r>
+      <w:r>
+        <w:t>的痛苦」，共鳴感最強。</w:t>
+      </w:r>
+    </w:p>
+    <w:p>
+      <w:pPr>
+        <w:rPr>
+          <w:b/>
+          <w:bCs/>
+        </w:rPr>
+      </w:pPr>
+      <w:r>
+        <w:rPr>
+          <w:b/>
+          <w:bCs/>
+        </w:rPr>
+        <w:t xml:space="preserve">2. </w:t>
+      </w:r>
+      <w:r>
+        <w:rPr>
+          <w:b/>
+          <w:bCs/>
+        </w:rPr>
+        <w:t>核心技術用「三根大支柱」排列</w:t>
+      </w:r>
+    </w:p>
+    <w:p>
+      <w:r>
+        <w:t>不要塞五六個步驟，只抓最硬的</w:t>
+      </w:r>
+      <w:r>
+        <w:t xml:space="preserve"> </w:t>
+      </w:r>
+      <w:r>
+        <w:rPr>
+          <w:b/>
+          <w:bCs/>
+        </w:rPr>
+        <w:t>三個關鍵字</w:t>
+      </w:r>
+      <w:r>
+        <w:t>，用大字體放在畫面中央：</w:t>
+      </w:r>
+    </w:p>
+    <w:p>
+      <w:pPr>
+        <w:numPr>
+          <w:ilvl w:val="0"/>
+          <w:numId w:val="28"/>
+        </w:numPr>
+      </w:pPr>
+      <w:r>
+        <w:rPr>
+          <w:b/>
+          <w:bCs/>
+        </w:rPr>
+        <w:t xml:space="preserve">[ </w:t>
+      </w:r>
+      <w:r>
+        <w:rPr>
+          <w:b/>
+          <w:bCs/>
+        </w:rPr>
+        <w:t>數據提取</w:t>
+      </w:r>
+      <w:r>
+        <w:rPr>
+          <w:b/>
+          <w:bCs/>
+        </w:rPr>
+        <w:t xml:space="preserve"> ]</w:t>
+      </w:r>
+      <w:r>
+        <w:t>：克服</w:t>
+      </w:r>
+      <w:r>
+        <w:t xml:space="preserve"> PDF </w:t>
+      </w:r>
+      <w:r>
+        <w:t>非結構化障礙。</w:t>
+      </w:r>
+    </w:p>
+    <w:p>
+      <w:pPr>
+        <w:numPr>
+          <w:ilvl w:val="0"/>
+          <w:numId w:val="28"/>
+        </w:numPr>
+      </w:pPr>
+      <w:r>
+        <w:rPr>
+          <w:b/>
+          <w:bCs/>
+        </w:rPr>
+        <w:t xml:space="preserve">[ </w:t>
+      </w:r>
+      <w:r>
+        <w:rPr>
+          <w:b/>
+          <w:bCs/>
+        </w:rPr>
+        <w:t>架構重塑</w:t>
+      </w:r>
+      <w:r>
+        <w:rPr>
+          <w:b/>
+          <w:bCs/>
+        </w:rPr>
+        <w:t xml:space="preserve"> ]</w:t>
+      </w:r>
+      <w:r>
+        <w:t>：</w:t>
+      </w:r>
+      <w:r>
+        <w:t xml:space="preserve">Unpivot </w:t>
+      </w:r>
+      <w:r>
+        <w:t>建立</w:t>
+      </w:r>
+      <w:r>
+        <w:t xml:space="preserve"> 20 </w:t>
+      </w:r>
+      <w:r>
+        <w:t>年時間序列。</w:t>
+      </w:r>
+    </w:p>
+    <w:p>
+      <w:pPr>
+        <w:numPr>
+          <w:ilvl w:val="0"/>
+          <w:numId w:val="28"/>
+        </w:numPr>
+      </w:pPr>
+      <w:r>
+        <w:rPr>
+          <w:b/>
+          <w:bCs/>
+        </w:rPr>
+        <w:t xml:space="preserve">[ </w:t>
+      </w:r>
+      <w:r>
+        <w:rPr>
+          <w:b/>
+          <w:bCs/>
+        </w:rPr>
+        <w:t>邏輯標籤</w:t>
+      </w:r>
+      <w:r>
+        <w:rPr>
+          <w:b/>
+          <w:bCs/>
+        </w:rPr>
+        <w:t xml:space="preserve"> ]</w:t>
+      </w:r>
+      <w:r>
+        <w:t>：校對核能與再生能源定義。</w:t>
+      </w:r>
+    </w:p>
+    <w:p>
+      <w:pPr>
+        <w:rPr>
+          <w:b/>
+          <w:bCs/>
+        </w:rPr>
+      </w:pPr>
+      <w:r>
+        <w:rPr>
+          <w:b/>
+          <w:bCs/>
+        </w:rPr>
+        <w:t xml:space="preserve">3. Star Schema </w:t>
+      </w:r>
+      <w:r>
+        <w:rPr>
+          <w:b/>
+          <w:bCs/>
+        </w:rPr>
+        <w:t>用「簡化方塊圖」</w:t>
+      </w:r>
+    </w:p>
+    <w:p>
+      <w:pPr>
+        <w:numPr>
+          <w:ilvl w:val="0"/>
+          <w:numId w:val="29"/>
+        </w:numPr>
+      </w:pPr>
+      <w:r>
+        <w:rPr>
+          <w:b/>
+          <w:bCs/>
+        </w:rPr>
+        <w:t>不要放：</w:t>
+      </w:r>
+      <w:r>
+        <w:t xml:space="preserve"> Power BI </w:t>
+      </w:r>
+      <w:r>
+        <w:t>裡密密麻麻的</w:t>
+      </w:r>
+      <w:r>
+        <w:t xml:space="preserve"> Model View </w:t>
+      </w:r>
+      <w:r>
+        <w:t>截圖。</w:t>
+      </w:r>
+    </w:p>
+    <w:p>
+      <w:pPr>
+        <w:numPr>
+          <w:ilvl w:val="0"/>
+          <w:numId w:val="29"/>
+        </w:numPr>
+      </w:pPr>
+      <w:r>
+        <w:rPr>
+          <w:b/>
+          <w:bCs/>
+        </w:rPr>
+        <w:t>改放：</w:t>
+      </w:r>
+      <w:r>
+        <w:t xml:space="preserve"> </w:t>
+      </w:r>
+      <w:r>
+        <w:t>用</w:t>
+      </w:r>
+      <w:r>
+        <w:t xml:space="preserve"> PPT </w:t>
+      </w:r>
+      <w:r>
+        <w:t>自帶的方塊工具，畫一個簡單的</w:t>
+      </w:r>
+      <w:r>
+        <w:t xml:space="preserve"> </w:t>
+      </w:r>
+      <w:r>
+        <w:rPr>
+          <w:b/>
+          <w:bCs/>
+        </w:rPr>
+        <w:t>「中心</w:t>
+      </w:r>
+      <w:r>
+        <w:rPr>
+          <w:b/>
+          <w:bCs/>
+        </w:rPr>
+        <w:t xml:space="preserve"> (Fact) + </w:t>
+      </w:r>
+      <w:r>
+        <w:rPr>
+          <w:b/>
+          <w:bCs/>
+        </w:rPr>
+        <w:t>四周</w:t>
+      </w:r>
+      <w:r>
+        <w:rPr>
+          <w:b/>
+          <w:bCs/>
+        </w:rPr>
+        <w:t xml:space="preserve"> (Dim)</w:t>
+      </w:r>
+      <w:r>
+        <w:rPr>
+          <w:b/>
+          <w:bCs/>
+        </w:rPr>
+        <w:t>」</w:t>
+      </w:r>
+      <w:r>
+        <w:t xml:space="preserve"> </w:t>
+      </w:r>
+      <w:r>
+        <w:t>示意圖。</w:t>
+      </w:r>
+    </w:p>
+    <w:p>
+      <w:pPr>
+        <w:numPr>
+          <w:ilvl w:val="0"/>
+          <w:numId w:val="29"/>
+        </w:numPr>
+      </w:pPr>
+      <w:r>
+        <w:rPr>
+          <w:b/>
+          <w:bCs/>
+        </w:rPr>
+        <w:t>關鍵：</w:t>
+      </w:r>
+      <w:r>
+        <w:t xml:space="preserve"> </w:t>
+      </w:r>
+      <w:r>
+        <w:t>只要畫出關聯線（</w:t>
+      </w:r>
+      <w:r>
+        <w:t>Relationship</w:t>
+      </w:r>
+      <w:r>
+        <w:t>），大家就能感受到你的建模邏輯。</w:t>
+      </w:r>
+    </w:p>
+    <w:p/>
+    <w:p/>
+    <w:p>
+      <w:pPr>
+        <w:rPr>
           <w:rFonts w:hint="eastAsia"/>
         </w:rPr>
       </w:pPr>
     </w:p>
+    <w:p>
+      <w:r>
+        <w:t>目前的進度非常紮實：</w:t>
+      </w:r>
+    </w:p>
+    <w:p>
+      <w:pPr>
+        <w:numPr>
+          <w:ilvl w:val="0"/>
+          <w:numId w:val="30"/>
+        </w:numPr>
+      </w:pPr>
+      <w:r>
+        <w:rPr>
+          <w:b/>
+          <w:bCs/>
+        </w:rPr>
+        <w:t>導覽頁</w:t>
+      </w:r>
+      <w:r>
+        <w:rPr>
+          <w:b/>
+          <w:bCs/>
+        </w:rPr>
+        <w:t xml:space="preserve"> (Agenda)</w:t>
+      </w:r>
+      <w:r>
+        <w:t>：邏輯已經打通，五大洞察層次分明。</w:t>
+      </w:r>
+    </w:p>
+    <w:p>
+      <w:pPr>
+        <w:numPr>
+          <w:ilvl w:val="0"/>
+          <w:numId w:val="30"/>
+        </w:numPr>
+      </w:pPr>
+      <w:r>
+        <w:rPr>
+          <w:b/>
+          <w:bCs/>
+        </w:rPr>
+        <w:t>數據溯源</w:t>
+      </w:r>
+      <w:r>
+        <w:rPr>
+          <w:b/>
+          <w:bCs/>
+        </w:rPr>
+        <w:t xml:space="preserve"> (ETL)</w:t>
+      </w:r>
+      <w:r>
+        <w:t>：那一頁「肌肉展示」非常有氣場。</w:t>
+      </w:r>
+    </w:p>
+    <w:p>
+      <w:pPr>
+        <w:numPr>
+          <w:ilvl w:val="0"/>
+          <w:numId w:val="30"/>
+        </w:numPr>
+      </w:pPr>
+      <w:r>
+        <w:rPr>
+          <w:b/>
+          <w:bCs/>
+        </w:rPr>
+        <w:t>數據觀察總結</w:t>
+      </w:r>
+      <w:r>
+        <w:t>：避開了專家陷阱，鎖定了你最有信心的「結構轉型」與「風</w:t>
+      </w:r>
+      <w:r>
+        <w:t>/</w:t>
+      </w:r>
+      <w:r>
+        <w:t>光電不確定性」。</w:t>
+      </w:r>
+    </w:p>
+    <w:p>
+      <w:pPr>
+        <w:numPr>
+          <w:ilvl w:val="0"/>
+          <w:numId w:val="30"/>
+        </w:numPr>
+      </w:pPr>
+      <w:r>
+        <w:rPr>
+          <w:b/>
+          <w:bCs/>
+        </w:rPr>
+        <w:t>排版技術</w:t>
+      </w:r>
+      <w:r>
+        <w:t>：尺規、行距、去油簡化都到位了。</w:t>
+      </w:r>
+    </w:p>
+    <w:p>
+      <w:r>
+        <w:t>今晚就先放下電腦，讓潛意識去消化這些結構。明天等你精神飽滿時，我們再針對「總結頁」的文字微調，或是整份簡報的「視覺一致性」做最後的收尾。</w:t>
+      </w:r>
+    </w:p>
+    <w:p/>
     <w:sectPr>
       <w:pgSz w:w="11906" w:h="16838"/>
       <w:pgMar w:top="1440" w:right="1800" w:bottom="1440" w:left="1800" w:header="851" w:footer="992" w:gutter="0"/>
@@ -5794,6 +6288,155 @@
     </w:lvl>
   </w:abstractNum>
   <w:abstractNum w:abstractNumId="1" w15:restartNumberingAfterBreak="0">
+    <w:nsid w:val="22670E38"/>
+    <w:multiLevelType w:val="multilevel"/>
+    <w:tmpl w:val="607AC560"/>
+    <w:lvl w:ilvl="0">
+      <w:start w:val="1"/>
+      <w:numFmt w:val="bullet"/>
+      <w:lvlText w:val=""/>
+      <w:lvlJc w:val="left"/>
+      <w:pPr>
+        <w:tabs>
+          <w:tab w:val="num" w:pos="720"/>
+        </w:tabs>
+        <w:ind w:left="720" w:hanging="360"/>
+      </w:pPr>
+      <w:rPr>
+        <w:rFonts w:ascii="Symbol" w:hAnsi="Symbol" w:hint="default"/>
+        <w:sz w:val="20"/>
+      </w:rPr>
+    </w:lvl>
+    <w:lvl w:ilvl="1" w:tentative="1">
+      <w:start w:val="1"/>
+      <w:numFmt w:val="bullet"/>
+      <w:lvlText w:val="o"/>
+      <w:lvlJc w:val="left"/>
+      <w:pPr>
+        <w:tabs>
+          <w:tab w:val="num" w:pos="1440"/>
+        </w:tabs>
+        <w:ind w:left="1440" w:hanging="360"/>
+      </w:pPr>
+      <w:rPr>
+        <w:rFonts w:ascii="Courier New" w:hAnsi="Courier New" w:hint="default"/>
+        <w:sz w:val="20"/>
+      </w:rPr>
+    </w:lvl>
+    <w:lvl w:ilvl="2" w:tentative="1">
+      <w:start w:val="1"/>
+      <w:numFmt w:val="bullet"/>
+      <w:lvlText w:val=""/>
+      <w:lvlJc w:val="left"/>
+      <w:pPr>
+        <w:tabs>
+          <w:tab w:val="num" w:pos="2160"/>
+        </w:tabs>
+        <w:ind w:left="2160" w:hanging="360"/>
+      </w:pPr>
+      <w:rPr>
+        <w:rFonts w:ascii="Wingdings" w:hAnsi="Wingdings" w:hint="default"/>
+        <w:sz w:val="20"/>
+      </w:rPr>
+    </w:lvl>
+    <w:lvl w:ilvl="3" w:tentative="1">
+      <w:start w:val="1"/>
+      <w:numFmt w:val="bullet"/>
+      <w:lvlText w:val=""/>
+      <w:lvlJc w:val="left"/>
+      <w:pPr>
+        <w:tabs>
+          <w:tab w:val="num" w:pos="2880"/>
+        </w:tabs>
+        <w:ind w:left="2880" w:hanging="360"/>
+      </w:pPr>
+      <w:rPr>
+        <w:rFonts w:ascii="Wingdings" w:hAnsi="Wingdings" w:hint="default"/>
+        <w:sz w:val="20"/>
+      </w:rPr>
+    </w:lvl>
+    <w:lvl w:ilvl="4" w:tentative="1">
+      <w:start w:val="1"/>
+      <w:numFmt w:val="bullet"/>
+      <w:lvlText w:val=""/>
+      <w:lvlJc w:val="left"/>
+      <w:pPr>
+        <w:tabs>
+          <w:tab w:val="num" w:pos="3600"/>
+        </w:tabs>
+        <w:ind w:left="3600" w:hanging="360"/>
+      </w:pPr>
+      <w:rPr>
+        <w:rFonts w:ascii="Wingdings" w:hAnsi="Wingdings" w:hint="default"/>
+        <w:sz w:val="20"/>
+      </w:rPr>
+    </w:lvl>
+    <w:lvl w:ilvl="5" w:tentative="1">
+      <w:start w:val="1"/>
+      <w:numFmt w:val="bullet"/>
+      <w:lvlText w:val=""/>
+      <w:lvlJc w:val="left"/>
+      <w:pPr>
+        <w:tabs>
+          <w:tab w:val="num" w:pos="4320"/>
+        </w:tabs>
+        <w:ind w:left="4320" w:hanging="360"/>
+      </w:pPr>
+      <w:rPr>
+        <w:rFonts w:ascii="Wingdings" w:hAnsi="Wingdings" w:hint="default"/>
+        <w:sz w:val="20"/>
+      </w:rPr>
+    </w:lvl>
+    <w:lvl w:ilvl="6" w:tentative="1">
+      <w:start w:val="1"/>
+      <w:numFmt w:val="bullet"/>
+      <w:lvlText w:val=""/>
+      <w:lvlJc w:val="left"/>
+      <w:pPr>
+        <w:tabs>
+          <w:tab w:val="num" w:pos="5040"/>
+        </w:tabs>
+        <w:ind w:left="5040" w:hanging="360"/>
+      </w:pPr>
+      <w:rPr>
+        <w:rFonts w:ascii="Wingdings" w:hAnsi="Wingdings" w:hint="default"/>
+        <w:sz w:val="20"/>
+      </w:rPr>
+    </w:lvl>
+    <w:lvl w:ilvl="7" w:tentative="1">
+      <w:start w:val="1"/>
+      <w:numFmt w:val="bullet"/>
+      <w:lvlText w:val=""/>
+      <w:lvlJc w:val="left"/>
+      <w:pPr>
+        <w:tabs>
+          <w:tab w:val="num" w:pos="5760"/>
+        </w:tabs>
+        <w:ind w:left="5760" w:hanging="360"/>
+      </w:pPr>
+      <w:rPr>
+        <w:rFonts w:ascii="Wingdings" w:hAnsi="Wingdings" w:hint="default"/>
+        <w:sz w:val="20"/>
+      </w:rPr>
+    </w:lvl>
+    <w:lvl w:ilvl="8" w:tentative="1">
+      <w:start w:val="1"/>
+      <w:numFmt w:val="bullet"/>
+      <w:lvlText w:val=""/>
+      <w:lvlJc w:val="left"/>
+      <w:pPr>
+        <w:tabs>
+          <w:tab w:val="num" w:pos="6480"/>
+        </w:tabs>
+        <w:ind w:left="6480" w:hanging="360"/>
+      </w:pPr>
+      <w:rPr>
+        <w:rFonts w:ascii="Wingdings" w:hAnsi="Wingdings" w:hint="default"/>
+        <w:sz w:val="20"/>
+      </w:rPr>
+    </w:lvl>
+  </w:abstractNum>
+  <w:abstractNum w:abstractNumId="2" w15:restartNumberingAfterBreak="0">
     <w:nsid w:val="23164775"/>
     <w:multiLevelType w:val="multilevel"/>
     <w:tmpl w:val="1EE0E778"/>
@@ -5942,7 +6585,156 @@
       </w:rPr>
     </w:lvl>
   </w:abstractNum>
-  <w:abstractNum w:abstractNumId="2" w15:restartNumberingAfterBreak="0">
+  <w:abstractNum w:abstractNumId="3" w15:restartNumberingAfterBreak="0">
+    <w:nsid w:val="281E53FB"/>
+    <w:multiLevelType w:val="multilevel"/>
+    <w:tmpl w:val="28F6EB92"/>
+    <w:lvl w:ilvl="0">
+      <w:start w:val="1"/>
+      <w:numFmt w:val="bullet"/>
+      <w:lvlText w:val=""/>
+      <w:lvlJc w:val="left"/>
+      <w:pPr>
+        <w:tabs>
+          <w:tab w:val="num" w:pos="720"/>
+        </w:tabs>
+        <w:ind w:left="720" w:hanging="360"/>
+      </w:pPr>
+      <w:rPr>
+        <w:rFonts w:ascii="Symbol" w:hAnsi="Symbol" w:hint="default"/>
+        <w:sz w:val="20"/>
+      </w:rPr>
+    </w:lvl>
+    <w:lvl w:ilvl="1" w:tentative="1">
+      <w:start w:val="1"/>
+      <w:numFmt w:val="bullet"/>
+      <w:lvlText w:val="o"/>
+      <w:lvlJc w:val="left"/>
+      <w:pPr>
+        <w:tabs>
+          <w:tab w:val="num" w:pos="1440"/>
+        </w:tabs>
+        <w:ind w:left="1440" w:hanging="360"/>
+      </w:pPr>
+      <w:rPr>
+        <w:rFonts w:ascii="Courier New" w:hAnsi="Courier New" w:hint="default"/>
+        <w:sz w:val="20"/>
+      </w:rPr>
+    </w:lvl>
+    <w:lvl w:ilvl="2" w:tentative="1">
+      <w:start w:val="1"/>
+      <w:numFmt w:val="bullet"/>
+      <w:lvlText w:val=""/>
+      <w:lvlJc w:val="left"/>
+      <w:pPr>
+        <w:tabs>
+          <w:tab w:val="num" w:pos="2160"/>
+        </w:tabs>
+        <w:ind w:left="2160" w:hanging="360"/>
+      </w:pPr>
+      <w:rPr>
+        <w:rFonts w:ascii="Wingdings" w:hAnsi="Wingdings" w:hint="default"/>
+        <w:sz w:val="20"/>
+      </w:rPr>
+    </w:lvl>
+    <w:lvl w:ilvl="3" w:tentative="1">
+      <w:start w:val="1"/>
+      <w:numFmt w:val="bullet"/>
+      <w:lvlText w:val=""/>
+      <w:lvlJc w:val="left"/>
+      <w:pPr>
+        <w:tabs>
+          <w:tab w:val="num" w:pos="2880"/>
+        </w:tabs>
+        <w:ind w:left="2880" w:hanging="360"/>
+      </w:pPr>
+      <w:rPr>
+        <w:rFonts w:ascii="Wingdings" w:hAnsi="Wingdings" w:hint="default"/>
+        <w:sz w:val="20"/>
+      </w:rPr>
+    </w:lvl>
+    <w:lvl w:ilvl="4" w:tentative="1">
+      <w:start w:val="1"/>
+      <w:numFmt w:val="bullet"/>
+      <w:lvlText w:val=""/>
+      <w:lvlJc w:val="left"/>
+      <w:pPr>
+        <w:tabs>
+          <w:tab w:val="num" w:pos="3600"/>
+        </w:tabs>
+        <w:ind w:left="3600" w:hanging="360"/>
+      </w:pPr>
+      <w:rPr>
+        <w:rFonts w:ascii="Wingdings" w:hAnsi="Wingdings" w:hint="default"/>
+        <w:sz w:val="20"/>
+      </w:rPr>
+    </w:lvl>
+    <w:lvl w:ilvl="5" w:tentative="1">
+      <w:start w:val="1"/>
+      <w:numFmt w:val="bullet"/>
+      <w:lvlText w:val=""/>
+      <w:lvlJc w:val="left"/>
+      <w:pPr>
+        <w:tabs>
+          <w:tab w:val="num" w:pos="4320"/>
+        </w:tabs>
+        <w:ind w:left="4320" w:hanging="360"/>
+      </w:pPr>
+      <w:rPr>
+        <w:rFonts w:ascii="Wingdings" w:hAnsi="Wingdings" w:hint="default"/>
+        <w:sz w:val="20"/>
+      </w:rPr>
+    </w:lvl>
+    <w:lvl w:ilvl="6" w:tentative="1">
+      <w:start w:val="1"/>
+      <w:numFmt w:val="bullet"/>
+      <w:lvlText w:val=""/>
+      <w:lvlJc w:val="left"/>
+      <w:pPr>
+        <w:tabs>
+          <w:tab w:val="num" w:pos="5040"/>
+        </w:tabs>
+        <w:ind w:left="5040" w:hanging="360"/>
+      </w:pPr>
+      <w:rPr>
+        <w:rFonts w:ascii="Wingdings" w:hAnsi="Wingdings" w:hint="default"/>
+        <w:sz w:val="20"/>
+      </w:rPr>
+    </w:lvl>
+    <w:lvl w:ilvl="7" w:tentative="1">
+      <w:start w:val="1"/>
+      <w:numFmt w:val="bullet"/>
+      <w:lvlText w:val=""/>
+      <w:lvlJc w:val="left"/>
+      <w:pPr>
+        <w:tabs>
+          <w:tab w:val="num" w:pos="5760"/>
+        </w:tabs>
+        <w:ind w:left="5760" w:hanging="360"/>
+      </w:pPr>
+      <w:rPr>
+        <w:rFonts w:ascii="Wingdings" w:hAnsi="Wingdings" w:hint="default"/>
+        <w:sz w:val="20"/>
+      </w:rPr>
+    </w:lvl>
+    <w:lvl w:ilvl="8" w:tentative="1">
+      <w:start w:val="1"/>
+      <w:numFmt w:val="bullet"/>
+      <w:lvlText w:val=""/>
+      <w:lvlJc w:val="left"/>
+      <w:pPr>
+        <w:tabs>
+          <w:tab w:val="num" w:pos="6480"/>
+        </w:tabs>
+        <w:ind w:left="6480" w:hanging="360"/>
+      </w:pPr>
+      <w:rPr>
+        <w:rFonts w:ascii="Wingdings" w:hAnsi="Wingdings" w:hint="default"/>
+        <w:sz w:val="20"/>
+      </w:rPr>
+    </w:lvl>
+  </w:abstractNum>
+  <w:abstractNum w:abstractNumId="4" w15:restartNumberingAfterBreak="0">
     <w:nsid w:val="29572453"/>
     <w:multiLevelType w:val="multilevel"/>
     <w:tmpl w:val="5C7ED5A6"/>
@@ -6091,7 +6883,7 @@
       </w:rPr>
     </w:lvl>
   </w:abstractNum>
-  <w:abstractNum w:abstractNumId="3" w15:restartNumberingAfterBreak="0">
+  <w:abstractNum w:abstractNumId="5" w15:restartNumberingAfterBreak="0">
     <w:nsid w:val="2C242C35"/>
     <w:multiLevelType w:val="multilevel"/>
     <w:tmpl w:val="5A92E7B8"/>
@@ -6240,7 +7032,7 @@
       </w:rPr>
     </w:lvl>
   </w:abstractNum>
-  <w:abstractNum w:abstractNumId="4" w15:restartNumberingAfterBreak="0">
+  <w:abstractNum w:abstractNumId="6" w15:restartNumberingAfterBreak="0">
     <w:nsid w:val="32AC1E96"/>
     <w:multiLevelType w:val="multilevel"/>
     <w:tmpl w:val="0F20B938"/>
@@ -6389,7 +7181,7 @@
       </w:rPr>
     </w:lvl>
   </w:abstractNum>
-  <w:abstractNum w:abstractNumId="5" w15:restartNumberingAfterBreak="0">
+  <w:abstractNum w:abstractNumId="7" w15:restartNumberingAfterBreak="0">
     <w:nsid w:val="33772836"/>
     <w:multiLevelType w:val="multilevel"/>
     <w:tmpl w:val="8D7C5EF0"/>
@@ -6538,7 +7330,7 @@
       </w:rPr>
     </w:lvl>
   </w:abstractNum>
-  <w:abstractNum w:abstractNumId="6" w15:restartNumberingAfterBreak="0">
+  <w:abstractNum w:abstractNumId="8" w15:restartNumberingAfterBreak="0">
     <w:nsid w:val="346414FE"/>
     <w:multiLevelType w:val="multilevel"/>
     <w:tmpl w:val="03589E84"/>
@@ -6687,7 +7479,7 @@
       </w:rPr>
     </w:lvl>
   </w:abstractNum>
-  <w:abstractNum w:abstractNumId="7" w15:restartNumberingAfterBreak="0">
+  <w:abstractNum w:abstractNumId="9" w15:restartNumberingAfterBreak="0">
     <w:nsid w:val="363E2007"/>
     <w:multiLevelType w:val="multilevel"/>
     <w:tmpl w:val="C756C9FA"/>
@@ -6800,7 +7592,7 @@
       </w:pPr>
     </w:lvl>
   </w:abstractNum>
-  <w:abstractNum w:abstractNumId="8" w15:restartNumberingAfterBreak="0">
+  <w:abstractNum w:abstractNumId="10" w15:restartNumberingAfterBreak="0">
     <w:nsid w:val="373112A8"/>
     <w:multiLevelType w:val="multilevel"/>
     <w:tmpl w:val="D3584E2C"/>
@@ -6949,7 +7741,120 @@
       </w:rPr>
     </w:lvl>
   </w:abstractNum>
-  <w:abstractNum w:abstractNumId="9" w15:restartNumberingAfterBreak="0">
+  <w:abstractNum w:abstractNumId="11" w15:restartNumberingAfterBreak="0">
+    <w:nsid w:val="3EA8621C"/>
+    <w:multiLevelType w:val="multilevel"/>
+    <w:tmpl w:val="2BFEF522"/>
+    <w:lvl w:ilvl="0">
+      <w:start w:val="1"/>
+      <w:numFmt w:val="decimal"/>
+      <w:lvlText w:val="%1."/>
+      <w:lvlJc w:val="left"/>
+      <w:pPr>
+        <w:tabs>
+          <w:tab w:val="num" w:pos="720"/>
+        </w:tabs>
+        <w:ind w:left="720" w:hanging="360"/>
+      </w:pPr>
+    </w:lvl>
+    <w:lvl w:ilvl="1" w:tentative="1">
+      <w:start w:val="1"/>
+      <w:numFmt w:val="decimal"/>
+      <w:lvlText w:val="%2."/>
+      <w:lvlJc w:val="left"/>
+      <w:pPr>
+        <w:tabs>
+          <w:tab w:val="num" w:pos="1440"/>
+        </w:tabs>
+        <w:ind w:left="1440" w:hanging="360"/>
+      </w:pPr>
+    </w:lvl>
+    <w:lvl w:ilvl="2" w:tentative="1">
+      <w:start w:val="1"/>
+      <w:numFmt w:val="decimal"/>
+      <w:lvlText w:val="%3."/>
+      <w:lvlJc w:val="left"/>
+      <w:pPr>
+        <w:tabs>
+          <w:tab w:val="num" w:pos="2160"/>
+        </w:tabs>
+        <w:ind w:left="2160" w:hanging="360"/>
+      </w:pPr>
+    </w:lvl>
+    <w:lvl w:ilvl="3" w:tentative="1">
+      <w:start w:val="1"/>
+      <w:numFmt w:val="decimal"/>
+      <w:lvlText w:val="%4."/>
+      <w:lvlJc w:val="left"/>
+      <w:pPr>
+        <w:tabs>
+          <w:tab w:val="num" w:pos="2880"/>
+        </w:tabs>
+        <w:ind w:left="2880" w:hanging="360"/>
+      </w:pPr>
+    </w:lvl>
+    <w:lvl w:ilvl="4" w:tentative="1">
+      <w:start w:val="1"/>
+      <w:numFmt w:val="decimal"/>
+      <w:lvlText w:val="%5."/>
+      <w:lvlJc w:val="left"/>
+      <w:pPr>
+        <w:tabs>
+          <w:tab w:val="num" w:pos="3600"/>
+        </w:tabs>
+        <w:ind w:left="3600" w:hanging="360"/>
+      </w:pPr>
+    </w:lvl>
+    <w:lvl w:ilvl="5" w:tentative="1">
+      <w:start w:val="1"/>
+      <w:numFmt w:val="decimal"/>
+      <w:lvlText w:val="%6."/>
+      <w:lvlJc w:val="left"/>
+      <w:pPr>
+        <w:tabs>
+          <w:tab w:val="num" w:pos="4320"/>
+        </w:tabs>
+        <w:ind w:left="4320" w:hanging="360"/>
+      </w:pPr>
+    </w:lvl>
+    <w:lvl w:ilvl="6" w:tentative="1">
+      <w:start w:val="1"/>
+      <w:numFmt w:val="decimal"/>
+      <w:lvlText w:val="%7."/>
+      <w:lvlJc w:val="left"/>
+      <w:pPr>
+        <w:tabs>
+          <w:tab w:val="num" w:pos="5040"/>
+        </w:tabs>
+        <w:ind w:left="5040" w:hanging="360"/>
+      </w:pPr>
+    </w:lvl>
+    <w:lvl w:ilvl="7" w:tentative="1">
+      <w:start w:val="1"/>
+      <w:numFmt w:val="decimal"/>
+      <w:lvlText w:val="%8."/>
+      <w:lvlJc w:val="left"/>
+      <w:pPr>
+        <w:tabs>
+          <w:tab w:val="num" w:pos="5760"/>
+        </w:tabs>
+        <w:ind w:left="5760" w:hanging="360"/>
+      </w:pPr>
+    </w:lvl>
+    <w:lvl w:ilvl="8" w:tentative="1">
+      <w:start w:val="1"/>
+      <w:numFmt w:val="decimal"/>
+      <w:lvlText w:val="%9."/>
+      <w:lvlJc w:val="left"/>
+      <w:pPr>
+        <w:tabs>
+          <w:tab w:val="num" w:pos="6480"/>
+        </w:tabs>
+        <w:ind w:left="6480" w:hanging="360"/>
+      </w:pPr>
+    </w:lvl>
+  </w:abstractNum>
+  <w:abstractNum w:abstractNumId="12" w15:restartNumberingAfterBreak="0">
     <w:nsid w:val="3ECD7B62"/>
     <w:multiLevelType w:val="multilevel"/>
     <w:tmpl w:val="747E647A"/>
@@ -7098,7 +8003,7 @@
       </w:rPr>
     </w:lvl>
   </w:abstractNum>
-  <w:abstractNum w:abstractNumId="10" w15:restartNumberingAfterBreak="0">
+  <w:abstractNum w:abstractNumId="13" w15:restartNumberingAfterBreak="0">
     <w:nsid w:val="41BC0053"/>
     <w:multiLevelType w:val="multilevel"/>
     <w:tmpl w:val="1D1E5B6A"/>
@@ -7211,7 +8116,7 @@
       </w:pPr>
     </w:lvl>
   </w:abstractNum>
-  <w:abstractNum w:abstractNumId="11" w15:restartNumberingAfterBreak="0">
+  <w:abstractNum w:abstractNumId="14" w15:restartNumberingAfterBreak="0">
     <w:nsid w:val="463074A9"/>
     <w:multiLevelType w:val="multilevel"/>
     <w:tmpl w:val="709EC45E"/>
@@ -7328,7 +8233,7 @@
       </w:pPr>
     </w:lvl>
   </w:abstractNum>
-  <w:abstractNum w:abstractNumId="12" w15:restartNumberingAfterBreak="0">
+  <w:abstractNum w:abstractNumId="15" w15:restartNumberingAfterBreak="0">
     <w:nsid w:val="47053C93"/>
     <w:multiLevelType w:val="multilevel"/>
     <w:tmpl w:val="21CCE9D2"/>
@@ -7477,7 +8382,273 @@
       </w:rPr>
     </w:lvl>
   </w:abstractNum>
-  <w:abstractNum w:abstractNumId="13" w15:restartNumberingAfterBreak="0">
+  <w:abstractNum w:abstractNumId="16" w15:restartNumberingAfterBreak="0">
+    <w:nsid w:val="473C06A8"/>
+    <w:multiLevelType w:val="multilevel"/>
+    <w:tmpl w:val="1A1CE2B4"/>
+    <w:lvl w:ilvl="0">
+      <w:start w:val="1"/>
+      <w:numFmt w:val="bullet"/>
+      <w:lvlText w:val=""/>
+      <w:lvlJc w:val="left"/>
+      <w:pPr>
+        <w:tabs>
+          <w:tab w:val="num" w:pos="720"/>
+        </w:tabs>
+        <w:ind w:left="720" w:hanging="360"/>
+      </w:pPr>
+      <w:rPr>
+        <w:rFonts w:ascii="Symbol" w:hAnsi="Symbol" w:hint="default"/>
+        <w:sz w:val="20"/>
+      </w:rPr>
+    </w:lvl>
+    <w:lvl w:ilvl="1" w:tentative="1">
+      <w:start w:val="1"/>
+      <w:numFmt w:val="bullet"/>
+      <w:lvlText w:val="o"/>
+      <w:lvlJc w:val="left"/>
+      <w:pPr>
+        <w:tabs>
+          <w:tab w:val="num" w:pos="1440"/>
+        </w:tabs>
+        <w:ind w:left="1440" w:hanging="360"/>
+      </w:pPr>
+      <w:rPr>
+        <w:rFonts w:ascii="Courier New" w:hAnsi="Courier New" w:hint="default"/>
+        <w:sz w:val="20"/>
+      </w:rPr>
+    </w:lvl>
+    <w:lvl w:ilvl="2" w:tentative="1">
+      <w:start w:val="1"/>
+      <w:numFmt w:val="bullet"/>
+      <w:lvlText w:val=""/>
+      <w:lvlJc w:val="left"/>
+      <w:pPr>
+        <w:tabs>
+          <w:tab w:val="num" w:pos="2160"/>
+        </w:tabs>
+        <w:ind w:left="2160" w:hanging="360"/>
+      </w:pPr>
+      <w:rPr>
+        <w:rFonts w:ascii="Wingdings" w:hAnsi="Wingdings" w:hint="default"/>
+        <w:sz w:val="20"/>
+      </w:rPr>
+    </w:lvl>
+    <w:lvl w:ilvl="3" w:tentative="1">
+      <w:start w:val="1"/>
+      <w:numFmt w:val="bullet"/>
+      <w:lvlText w:val=""/>
+      <w:lvlJc w:val="left"/>
+      <w:pPr>
+        <w:tabs>
+          <w:tab w:val="num" w:pos="2880"/>
+        </w:tabs>
+        <w:ind w:left="2880" w:hanging="360"/>
+      </w:pPr>
+      <w:rPr>
+        <w:rFonts w:ascii="Wingdings" w:hAnsi="Wingdings" w:hint="default"/>
+        <w:sz w:val="20"/>
+      </w:rPr>
+    </w:lvl>
+    <w:lvl w:ilvl="4" w:tentative="1">
+      <w:start w:val="1"/>
+      <w:numFmt w:val="bullet"/>
+      <w:lvlText w:val=""/>
+      <w:lvlJc w:val="left"/>
+      <w:pPr>
+        <w:tabs>
+          <w:tab w:val="num" w:pos="3600"/>
+        </w:tabs>
+        <w:ind w:left="3600" w:hanging="360"/>
+      </w:pPr>
+      <w:rPr>
+        <w:rFonts w:ascii="Wingdings" w:hAnsi="Wingdings" w:hint="default"/>
+        <w:sz w:val="20"/>
+      </w:rPr>
+    </w:lvl>
+    <w:lvl w:ilvl="5" w:tentative="1">
+      <w:start w:val="1"/>
+      <w:numFmt w:val="bullet"/>
+      <w:lvlText w:val=""/>
+      <w:lvlJc w:val="left"/>
+      <w:pPr>
+        <w:tabs>
+          <w:tab w:val="num" w:pos="4320"/>
+        </w:tabs>
+        <w:ind w:left="4320" w:hanging="360"/>
+      </w:pPr>
+      <w:rPr>
+        <w:rFonts w:ascii="Wingdings" w:hAnsi="Wingdings" w:hint="default"/>
+        <w:sz w:val="20"/>
+      </w:rPr>
+    </w:lvl>
+    <w:lvl w:ilvl="6" w:tentative="1">
+      <w:start w:val="1"/>
+      <w:numFmt w:val="bullet"/>
+      <w:lvlText w:val=""/>
+      <w:lvlJc w:val="left"/>
+      <w:pPr>
+        <w:tabs>
+          <w:tab w:val="num" w:pos="5040"/>
+        </w:tabs>
+        <w:ind w:left="5040" w:hanging="360"/>
+      </w:pPr>
+      <w:rPr>
+        <w:rFonts w:ascii="Wingdings" w:hAnsi="Wingdings" w:hint="default"/>
+        <w:sz w:val="20"/>
+      </w:rPr>
+    </w:lvl>
+    <w:lvl w:ilvl="7" w:tentative="1">
+      <w:start w:val="1"/>
+      <w:numFmt w:val="bullet"/>
+      <w:lvlText w:val=""/>
+      <w:lvlJc w:val="left"/>
+      <w:pPr>
+        <w:tabs>
+          <w:tab w:val="num" w:pos="5760"/>
+        </w:tabs>
+        <w:ind w:left="5760" w:hanging="360"/>
+      </w:pPr>
+      <w:rPr>
+        <w:rFonts w:ascii="Wingdings" w:hAnsi="Wingdings" w:hint="default"/>
+        <w:sz w:val="20"/>
+      </w:rPr>
+    </w:lvl>
+    <w:lvl w:ilvl="8" w:tentative="1">
+      <w:start w:val="1"/>
+      <w:numFmt w:val="bullet"/>
+      <w:lvlText w:val=""/>
+      <w:lvlJc w:val="left"/>
+      <w:pPr>
+        <w:tabs>
+          <w:tab w:val="num" w:pos="6480"/>
+        </w:tabs>
+        <w:ind w:left="6480" w:hanging="360"/>
+      </w:pPr>
+      <w:rPr>
+        <w:rFonts w:ascii="Wingdings" w:hAnsi="Wingdings" w:hint="default"/>
+        <w:sz w:val="20"/>
+      </w:rPr>
+    </w:lvl>
+  </w:abstractNum>
+  <w:abstractNum w:abstractNumId="17" w15:restartNumberingAfterBreak="0">
+    <w:nsid w:val="48A05D6B"/>
+    <w:multiLevelType w:val="multilevel"/>
+    <w:tmpl w:val="3D66E24C"/>
+    <w:lvl w:ilvl="0">
+      <w:start w:val="1"/>
+      <w:numFmt w:val="decimal"/>
+      <w:lvlText w:val="%1."/>
+      <w:lvlJc w:val="left"/>
+      <w:pPr>
+        <w:tabs>
+          <w:tab w:val="num" w:pos="720"/>
+        </w:tabs>
+        <w:ind w:left="720" w:hanging="360"/>
+      </w:pPr>
+    </w:lvl>
+    <w:lvl w:ilvl="1">
+      <w:start w:val="1"/>
+      <w:numFmt w:val="bullet"/>
+      <w:lvlText w:val="o"/>
+      <w:lvlJc w:val="left"/>
+      <w:pPr>
+        <w:tabs>
+          <w:tab w:val="num" w:pos="1440"/>
+        </w:tabs>
+        <w:ind w:left="1440" w:hanging="360"/>
+      </w:pPr>
+      <w:rPr>
+        <w:rFonts w:ascii="Courier New" w:hAnsi="Courier New" w:hint="default"/>
+        <w:sz w:val="20"/>
+      </w:rPr>
+    </w:lvl>
+    <w:lvl w:ilvl="2" w:tentative="1">
+      <w:start w:val="1"/>
+      <w:numFmt w:val="decimal"/>
+      <w:lvlText w:val="%3."/>
+      <w:lvlJc w:val="left"/>
+      <w:pPr>
+        <w:tabs>
+          <w:tab w:val="num" w:pos="2160"/>
+        </w:tabs>
+        <w:ind w:left="2160" w:hanging="360"/>
+      </w:pPr>
+    </w:lvl>
+    <w:lvl w:ilvl="3" w:tentative="1">
+      <w:start w:val="1"/>
+      <w:numFmt w:val="decimal"/>
+      <w:lvlText w:val="%4."/>
+      <w:lvlJc w:val="left"/>
+      <w:pPr>
+        <w:tabs>
+          <w:tab w:val="num" w:pos="2880"/>
+        </w:tabs>
+        <w:ind w:left="2880" w:hanging="360"/>
+      </w:pPr>
+    </w:lvl>
+    <w:lvl w:ilvl="4" w:tentative="1">
+      <w:start w:val="1"/>
+      <w:numFmt w:val="decimal"/>
+      <w:lvlText w:val="%5."/>
+      <w:lvlJc w:val="left"/>
+      <w:pPr>
+        <w:tabs>
+          <w:tab w:val="num" w:pos="3600"/>
+        </w:tabs>
+        <w:ind w:left="3600" w:hanging="360"/>
+      </w:pPr>
+    </w:lvl>
+    <w:lvl w:ilvl="5" w:tentative="1">
+      <w:start w:val="1"/>
+      <w:numFmt w:val="decimal"/>
+      <w:lvlText w:val="%6."/>
+      <w:lvlJc w:val="left"/>
+      <w:pPr>
+        <w:tabs>
+          <w:tab w:val="num" w:pos="4320"/>
+        </w:tabs>
+        <w:ind w:left="4320" w:hanging="360"/>
+      </w:pPr>
+    </w:lvl>
+    <w:lvl w:ilvl="6" w:tentative="1">
+      <w:start w:val="1"/>
+      <w:numFmt w:val="decimal"/>
+      <w:lvlText w:val="%7."/>
+      <w:lvlJc w:val="left"/>
+      <w:pPr>
+        <w:tabs>
+          <w:tab w:val="num" w:pos="5040"/>
+        </w:tabs>
+        <w:ind w:left="5040" w:hanging="360"/>
+      </w:pPr>
+    </w:lvl>
+    <w:lvl w:ilvl="7" w:tentative="1">
+      <w:start w:val="1"/>
+      <w:numFmt w:val="decimal"/>
+      <w:lvlText w:val="%8."/>
+      <w:lvlJc w:val="left"/>
+      <w:pPr>
+        <w:tabs>
+          <w:tab w:val="num" w:pos="5760"/>
+        </w:tabs>
+        <w:ind w:left="5760" w:hanging="360"/>
+      </w:pPr>
+    </w:lvl>
+    <w:lvl w:ilvl="8" w:tentative="1">
+      <w:start w:val="1"/>
+      <w:numFmt w:val="decimal"/>
+      <w:lvlText w:val="%9."/>
+      <w:lvlJc w:val="left"/>
+      <w:pPr>
+        <w:tabs>
+          <w:tab w:val="num" w:pos="6480"/>
+        </w:tabs>
+        <w:ind w:left="6480" w:hanging="360"/>
+      </w:pPr>
+    </w:lvl>
+  </w:abstractNum>
+  <w:abstractNum w:abstractNumId="18" w15:restartNumberingAfterBreak="0">
     <w:nsid w:val="4A3063A4"/>
     <w:multiLevelType w:val="multilevel"/>
     <w:tmpl w:val="8898CE04"/>
@@ -7626,7 +8797,124 @@
       </w:rPr>
     </w:lvl>
   </w:abstractNum>
-  <w:abstractNum w:abstractNumId="14" w15:restartNumberingAfterBreak="0">
+  <w:abstractNum w:abstractNumId="19" w15:restartNumberingAfterBreak="0">
+    <w:nsid w:val="569D1DE1"/>
+    <w:multiLevelType w:val="multilevel"/>
+    <w:tmpl w:val="E10AE880"/>
+    <w:lvl w:ilvl="0">
+      <w:start w:val="8"/>
+      <w:numFmt w:val="decimal"/>
+      <w:lvlText w:val="%1."/>
+      <w:lvlJc w:val="left"/>
+      <w:pPr>
+        <w:tabs>
+          <w:tab w:val="num" w:pos="720"/>
+        </w:tabs>
+        <w:ind w:left="720" w:hanging="360"/>
+      </w:pPr>
+    </w:lvl>
+    <w:lvl w:ilvl="1">
+      <w:start w:val="1"/>
+      <w:numFmt w:val="bullet"/>
+      <w:lvlText w:val="o"/>
+      <w:lvlJc w:val="left"/>
+      <w:pPr>
+        <w:tabs>
+          <w:tab w:val="num" w:pos="1440"/>
+        </w:tabs>
+        <w:ind w:left="1440" w:hanging="360"/>
+      </w:pPr>
+      <w:rPr>
+        <w:rFonts w:ascii="Courier New" w:hAnsi="Courier New" w:hint="default"/>
+        <w:sz w:val="20"/>
+      </w:rPr>
+    </w:lvl>
+    <w:lvl w:ilvl="2" w:tentative="1">
+      <w:start w:val="1"/>
+      <w:numFmt w:val="decimal"/>
+      <w:lvlText w:val="%3."/>
+      <w:lvlJc w:val="left"/>
+      <w:pPr>
+        <w:tabs>
+          <w:tab w:val="num" w:pos="2160"/>
+        </w:tabs>
+        <w:ind w:left="2160" w:hanging="360"/>
+      </w:pPr>
+    </w:lvl>
+    <w:lvl w:ilvl="3" w:tentative="1">
+      <w:start w:val="1"/>
+      <w:numFmt w:val="decimal"/>
+      <w:lvlText w:val="%4."/>
+      <w:lvlJc w:val="left"/>
+      <w:pPr>
+        <w:tabs>
+          <w:tab w:val="num" w:pos="2880"/>
+        </w:tabs>
+        <w:ind w:left="2880" w:hanging="360"/>
+      </w:pPr>
+    </w:lvl>
+    <w:lvl w:ilvl="4" w:tentative="1">
+      <w:start w:val="1"/>
+      <w:numFmt w:val="decimal"/>
+      <w:lvlText w:val="%5."/>
+      <w:lvlJc w:val="left"/>
+      <w:pPr>
+        <w:tabs>
+          <w:tab w:val="num" w:pos="3600"/>
+        </w:tabs>
+        <w:ind w:left="3600" w:hanging="360"/>
+      </w:pPr>
+    </w:lvl>
+    <w:lvl w:ilvl="5" w:tentative="1">
+      <w:start w:val="1"/>
+      <w:numFmt w:val="decimal"/>
+      <w:lvlText w:val="%6."/>
+      <w:lvlJc w:val="left"/>
+      <w:pPr>
+        <w:tabs>
+          <w:tab w:val="num" w:pos="4320"/>
+        </w:tabs>
+        <w:ind w:left="4320" w:hanging="360"/>
+      </w:pPr>
+    </w:lvl>
+    <w:lvl w:ilvl="6" w:tentative="1">
+      <w:start w:val="1"/>
+      <w:numFmt w:val="decimal"/>
+      <w:lvlText w:val="%7."/>
+      <w:lvlJc w:val="left"/>
+      <w:pPr>
+        <w:tabs>
+          <w:tab w:val="num" w:pos="5040"/>
+        </w:tabs>
+        <w:ind w:left="5040" w:hanging="360"/>
+      </w:pPr>
+    </w:lvl>
+    <w:lvl w:ilvl="7" w:tentative="1">
+      <w:start w:val="1"/>
+      <w:numFmt w:val="decimal"/>
+      <w:lvlText w:val="%8."/>
+      <w:lvlJc w:val="left"/>
+      <w:pPr>
+        <w:tabs>
+          <w:tab w:val="num" w:pos="5760"/>
+        </w:tabs>
+        <w:ind w:left="5760" w:hanging="360"/>
+      </w:pPr>
+    </w:lvl>
+    <w:lvl w:ilvl="8" w:tentative="1">
+      <w:start w:val="1"/>
+      <w:numFmt w:val="decimal"/>
+      <w:lvlText w:val="%9."/>
+      <w:lvlJc w:val="left"/>
+      <w:pPr>
+        <w:tabs>
+          <w:tab w:val="num" w:pos="6480"/>
+        </w:tabs>
+        <w:ind w:left="6480" w:hanging="360"/>
+      </w:pPr>
+    </w:lvl>
+  </w:abstractNum>
+  <w:abstractNum w:abstractNumId="20" w15:restartNumberingAfterBreak="0">
     <w:nsid w:val="5B185ECE"/>
     <w:multiLevelType w:val="multilevel"/>
     <w:tmpl w:val="B246A5EC"/>
@@ -7775,7 +9063,7 @@
       </w:rPr>
     </w:lvl>
   </w:abstractNum>
-  <w:abstractNum w:abstractNumId="15" w15:restartNumberingAfterBreak="0">
+  <w:abstractNum w:abstractNumId="21" w15:restartNumberingAfterBreak="0">
     <w:nsid w:val="5CC82144"/>
     <w:multiLevelType w:val="multilevel"/>
     <w:tmpl w:val="B4FCA3C2"/>
@@ -7924,7 +9212,7 @@
       </w:rPr>
     </w:lvl>
   </w:abstractNum>
-  <w:abstractNum w:abstractNumId="16" w15:restartNumberingAfterBreak="0">
+  <w:abstractNum w:abstractNumId="22" w15:restartNumberingAfterBreak="0">
     <w:nsid w:val="61AF47AB"/>
     <w:multiLevelType w:val="multilevel"/>
     <w:tmpl w:val="4F1415BC"/>
@@ -8073,7 +9361,7 @@
       </w:rPr>
     </w:lvl>
   </w:abstractNum>
-  <w:abstractNum w:abstractNumId="17" w15:restartNumberingAfterBreak="0">
+  <w:abstractNum w:abstractNumId="23" w15:restartNumberingAfterBreak="0">
     <w:nsid w:val="62CE488F"/>
     <w:multiLevelType w:val="multilevel"/>
     <w:tmpl w:val="9DDA4604"/>
@@ -8222,7 +9510,7 @@
       </w:rPr>
     </w:lvl>
   </w:abstractNum>
-  <w:abstractNum w:abstractNumId="18" w15:restartNumberingAfterBreak="0">
+  <w:abstractNum w:abstractNumId="24" w15:restartNumberingAfterBreak="0">
     <w:nsid w:val="673A6AF5"/>
     <w:multiLevelType w:val="multilevel"/>
     <w:tmpl w:val="0A56CA52"/>
@@ -8371,7 +9659,124 @@
       </w:rPr>
     </w:lvl>
   </w:abstractNum>
-  <w:abstractNum w:abstractNumId="19" w15:restartNumberingAfterBreak="0">
+  <w:abstractNum w:abstractNumId="25" w15:restartNumberingAfterBreak="0">
+    <w:nsid w:val="6BFE44EF"/>
+    <w:multiLevelType w:val="multilevel"/>
+    <w:tmpl w:val="936617D8"/>
+    <w:lvl w:ilvl="0">
+      <w:start w:val="4"/>
+      <w:numFmt w:val="decimal"/>
+      <w:lvlText w:val="%1."/>
+      <w:lvlJc w:val="left"/>
+      <w:pPr>
+        <w:tabs>
+          <w:tab w:val="num" w:pos="720"/>
+        </w:tabs>
+        <w:ind w:left="720" w:hanging="360"/>
+      </w:pPr>
+    </w:lvl>
+    <w:lvl w:ilvl="1">
+      <w:start w:val="1"/>
+      <w:numFmt w:val="bullet"/>
+      <w:lvlText w:val="o"/>
+      <w:lvlJc w:val="left"/>
+      <w:pPr>
+        <w:tabs>
+          <w:tab w:val="num" w:pos="1440"/>
+        </w:tabs>
+        <w:ind w:left="1440" w:hanging="360"/>
+      </w:pPr>
+      <w:rPr>
+        <w:rFonts w:ascii="Courier New" w:hAnsi="Courier New" w:hint="default"/>
+        <w:sz w:val="20"/>
+      </w:rPr>
+    </w:lvl>
+    <w:lvl w:ilvl="2" w:tentative="1">
+      <w:start w:val="1"/>
+      <w:numFmt w:val="decimal"/>
+      <w:lvlText w:val="%3."/>
+      <w:lvlJc w:val="left"/>
+      <w:pPr>
+        <w:tabs>
+          <w:tab w:val="num" w:pos="2160"/>
+        </w:tabs>
+        <w:ind w:left="2160" w:hanging="360"/>
+      </w:pPr>
+    </w:lvl>
+    <w:lvl w:ilvl="3" w:tentative="1">
+      <w:start w:val="1"/>
+      <w:numFmt w:val="decimal"/>
+      <w:lvlText w:val="%4."/>
+      <w:lvlJc w:val="left"/>
+      <w:pPr>
+        <w:tabs>
+          <w:tab w:val="num" w:pos="2880"/>
+        </w:tabs>
+        <w:ind w:left="2880" w:hanging="360"/>
+      </w:pPr>
+    </w:lvl>
+    <w:lvl w:ilvl="4" w:tentative="1">
+      <w:start w:val="1"/>
+      <w:numFmt w:val="decimal"/>
+      <w:lvlText w:val="%5."/>
+      <w:lvlJc w:val="left"/>
+      <w:pPr>
+        <w:tabs>
+          <w:tab w:val="num" w:pos="3600"/>
+        </w:tabs>
+        <w:ind w:left="3600" w:hanging="360"/>
+      </w:pPr>
+    </w:lvl>
+    <w:lvl w:ilvl="5" w:tentative="1">
+      <w:start w:val="1"/>
+      <w:numFmt w:val="decimal"/>
+      <w:lvlText w:val="%6."/>
+      <w:lvlJc w:val="left"/>
+      <w:pPr>
+        <w:tabs>
+          <w:tab w:val="num" w:pos="4320"/>
+        </w:tabs>
+        <w:ind w:left="4320" w:hanging="360"/>
+      </w:pPr>
+    </w:lvl>
+    <w:lvl w:ilvl="6" w:tentative="1">
+      <w:start w:val="1"/>
+      <w:numFmt w:val="decimal"/>
+      <w:lvlText w:val="%7."/>
+      <w:lvlJc w:val="left"/>
+      <w:pPr>
+        <w:tabs>
+          <w:tab w:val="num" w:pos="5040"/>
+        </w:tabs>
+        <w:ind w:left="5040" w:hanging="360"/>
+      </w:pPr>
+    </w:lvl>
+    <w:lvl w:ilvl="7" w:tentative="1">
+      <w:start w:val="1"/>
+      <w:numFmt w:val="decimal"/>
+      <w:lvlText w:val="%8."/>
+      <w:lvlJc w:val="left"/>
+      <w:pPr>
+        <w:tabs>
+          <w:tab w:val="num" w:pos="5760"/>
+        </w:tabs>
+        <w:ind w:left="5760" w:hanging="360"/>
+      </w:pPr>
+    </w:lvl>
+    <w:lvl w:ilvl="8" w:tentative="1">
+      <w:start w:val="1"/>
+      <w:numFmt w:val="decimal"/>
+      <w:lvlText w:val="%9."/>
+      <w:lvlJc w:val="left"/>
+      <w:pPr>
+        <w:tabs>
+          <w:tab w:val="num" w:pos="6480"/>
+        </w:tabs>
+        <w:ind w:left="6480" w:hanging="360"/>
+      </w:pPr>
+    </w:lvl>
+  </w:abstractNum>
+  <w:abstractNum w:abstractNumId="26" w15:restartNumberingAfterBreak="0">
     <w:nsid w:val="6D30179E"/>
     <w:multiLevelType w:val="multilevel"/>
     <w:tmpl w:val="6144E2DE"/>
@@ -8520,7 +9925,7 @@
       </w:rPr>
     </w:lvl>
   </w:abstractNum>
-  <w:abstractNum w:abstractNumId="20" w15:restartNumberingAfterBreak="0">
+  <w:abstractNum w:abstractNumId="27" w15:restartNumberingAfterBreak="0">
     <w:nsid w:val="70AA7FA3"/>
     <w:multiLevelType w:val="multilevel"/>
     <w:tmpl w:val="AA40F81C"/>
@@ -8669,7 +10074,7 @@
       </w:rPr>
     </w:lvl>
   </w:abstractNum>
-  <w:abstractNum w:abstractNumId="21" w15:restartNumberingAfterBreak="0">
+  <w:abstractNum w:abstractNumId="28" w15:restartNumberingAfterBreak="0">
     <w:nsid w:val="71F05FAB"/>
     <w:multiLevelType w:val="multilevel"/>
     <w:tmpl w:val="D2E05C3C"/>
@@ -8786,7 +10191,7 @@
       </w:pPr>
     </w:lvl>
   </w:abstractNum>
-  <w:abstractNum w:abstractNumId="22" w15:restartNumberingAfterBreak="0">
+  <w:abstractNum w:abstractNumId="29" w15:restartNumberingAfterBreak="0">
     <w:nsid w:val="798117C5"/>
     <w:multiLevelType w:val="multilevel"/>
     <w:tmpl w:val="48E035EC"/>
@@ -8900,73 +10305,94 @@
     </w:lvl>
   </w:abstractNum>
   <w:num w:numId="1" w16cid:durableId="619381814">
-    <w:abstractNumId w:val="10"/>
+    <w:abstractNumId w:val="13"/>
   </w:num>
   <w:num w:numId="2" w16cid:durableId="1801605303">
+    <w:abstractNumId w:val="15"/>
+  </w:num>
+  <w:num w:numId="3" w16cid:durableId="1289433926">
+    <w:abstractNumId w:val="2"/>
+  </w:num>
+  <w:num w:numId="4" w16cid:durableId="271474084">
     <w:abstractNumId w:val="12"/>
   </w:num>
-  <w:num w:numId="3" w16cid:durableId="1289433926">
-    <w:abstractNumId w:val="1"/>
-  </w:num>
-  <w:num w:numId="4" w16cid:durableId="271474084">
-    <w:abstractNumId w:val="9"/>
-  </w:num>
   <w:num w:numId="5" w16cid:durableId="1795178397">
-    <w:abstractNumId w:val="6"/>
+    <w:abstractNumId w:val="8"/>
   </w:num>
   <w:num w:numId="6" w16cid:durableId="696933545">
-    <w:abstractNumId w:val="8"/>
+    <w:abstractNumId w:val="10"/>
   </w:num>
   <w:num w:numId="7" w16cid:durableId="480662031">
     <w:abstractNumId w:val="0"/>
   </w:num>
   <w:num w:numId="8" w16cid:durableId="2061785825">
-    <w:abstractNumId w:val="15"/>
+    <w:abstractNumId w:val="21"/>
   </w:num>
   <w:num w:numId="9" w16cid:durableId="2038312274">
+    <w:abstractNumId w:val="9"/>
+  </w:num>
+  <w:num w:numId="10" w16cid:durableId="1860586880">
+    <w:abstractNumId w:val="28"/>
+  </w:num>
+  <w:num w:numId="11" w16cid:durableId="2035305763">
+    <w:abstractNumId w:val="27"/>
+  </w:num>
+  <w:num w:numId="12" w16cid:durableId="601451972">
+    <w:abstractNumId w:val="22"/>
+  </w:num>
+  <w:num w:numId="13" w16cid:durableId="1931504339">
+    <w:abstractNumId w:val="18"/>
+  </w:num>
+  <w:num w:numId="14" w16cid:durableId="886061914">
+    <w:abstractNumId w:val="23"/>
+  </w:num>
+  <w:num w:numId="15" w16cid:durableId="435370264">
+    <w:abstractNumId w:val="6"/>
+  </w:num>
+  <w:num w:numId="16" w16cid:durableId="1703282340">
+    <w:abstractNumId w:val="4"/>
+  </w:num>
+  <w:num w:numId="17" w16cid:durableId="849022896">
+    <w:abstractNumId w:val="24"/>
+  </w:num>
+  <w:num w:numId="18" w16cid:durableId="1865555938">
+    <w:abstractNumId w:val="26"/>
+  </w:num>
+  <w:num w:numId="19" w16cid:durableId="1948926220">
+    <w:abstractNumId w:val="20"/>
+  </w:num>
+  <w:num w:numId="20" w16cid:durableId="1032682084">
     <w:abstractNumId w:val="7"/>
   </w:num>
-  <w:num w:numId="10" w16cid:durableId="1860586880">
-    <w:abstractNumId w:val="21"/>
+  <w:num w:numId="21" w16cid:durableId="360909135">
+    <w:abstractNumId w:val="5"/>
   </w:num>
-  <w:num w:numId="11" w16cid:durableId="2035305763">
-    <w:abstractNumId w:val="20"/>
+  <w:num w:numId="22" w16cid:durableId="1922638399">
+    <w:abstractNumId w:val="14"/>
   </w:num>
-  <w:num w:numId="12" w16cid:durableId="601451972">
+  <w:num w:numId="23" w16cid:durableId="2028018732">
+    <w:abstractNumId w:val="29"/>
+  </w:num>
+  <w:num w:numId="24" w16cid:durableId="210507599">
+    <w:abstractNumId w:val="17"/>
+  </w:num>
+  <w:num w:numId="25" w16cid:durableId="192497263">
+    <w:abstractNumId w:val="25"/>
+  </w:num>
+  <w:num w:numId="26" w16cid:durableId="334261190">
+    <w:abstractNumId w:val="19"/>
+  </w:num>
+  <w:num w:numId="27" w16cid:durableId="1807501715">
+    <w:abstractNumId w:val="3"/>
+  </w:num>
+  <w:num w:numId="28" w16cid:durableId="1803577848">
     <w:abstractNumId w:val="16"/>
   </w:num>
-  <w:num w:numId="13" w16cid:durableId="1931504339">
-    <w:abstractNumId w:val="13"/>
+  <w:num w:numId="29" w16cid:durableId="1482774359">
+    <w:abstractNumId w:val="1"/>
   </w:num>
-  <w:num w:numId="14" w16cid:durableId="886061914">
-    <w:abstractNumId w:val="17"/>
-  </w:num>
-  <w:num w:numId="15" w16cid:durableId="435370264">
-    <w:abstractNumId w:val="4"/>
-  </w:num>
-  <w:num w:numId="16" w16cid:durableId="1703282340">
-    <w:abstractNumId w:val="2"/>
-  </w:num>
-  <w:num w:numId="17" w16cid:durableId="849022896">
-    <w:abstractNumId w:val="18"/>
-  </w:num>
-  <w:num w:numId="18" w16cid:durableId="1865555938">
-    <w:abstractNumId w:val="19"/>
-  </w:num>
-  <w:num w:numId="19" w16cid:durableId="1948926220">
-    <w:abstractNumId w:val="14"/>
-  </w:num>
-  <w:num w:numId="20" w16cid:durableId="1032682084">
-    <w:abstractNumId w:val="5"/>
-  </w:num>
-  <w:num w:numId="21" w16cid:durableId="360909135">
-    <w:abstractNumId w:val="3"/>
-  </w:num>
-  <w:num w:numId="22" w16cid:durableId="1922638399">
+  <w:num w:numId="30" w16cid:durableId="1432580775">
     <w:abstractNumId w:val="11"/>
-  </w:num>
-  <w:num w:numId="23" w16cid:durableId="2028018732">
-    <w:abstractNumId w:val="22"/>
   </w:num>
 </w:numbering>
 </file>

--- a/Eric 回來了.docx
+++ b/Eric 回來了.docx
@@ -28,8 +28,17 @@
           <w:b/>
           <w:bCs/>
         </w:rPr>
-        <w:t>！我們來把昨天那場精彩的「數據大開發」成果重新複習一遍。這五個</w:t>
-      </w:r>
+        <w:t>！我們來把昨天那場精彩的「數據大開發」成果重新複習一遍。這五</w:t>
+      </w:r>
+      <w:proofErr w:type="gramStart"/>
+      <w:r>
+        <w:rPr>
+          <w:b/>
+          <w:bCs/>
+        </w:rPr>
+        <w:t>個</w:t>
+      </w:r>
+      <w:proofErr w:type="gramEnd"/>
       <w:r>
         <w:rPr>
           <w:b/>
@@ -71,7 +80,23 @@
           <w:b/>
           <w:bCs/>
         </w:rPr>
-        <w:t>時，這五個點就是你的網頁文案：</w:t>
+        <w:t>時，這五</w:t>
+      </w:r>
+      <w:proofErr w:type="gramStart"/>
+      <w:r>
+        <w:rPr>
+          <w:b/>
+          <w:bCs/>
+        </w:rPr>
+        <w:t>個</w:t>
+      </w:r>
+      <w:proofErr w:type="gramEnd"/>
+      <w:r>
+        <w:rPr>
+          <w:b/>
+          <w:bCs/>
+        </w:rPr>
+        <w:t>點就是你的網頁文案：</w:t>
       </w:r>
     </w:p>
     <w:p>
@@ -206,7 +231,39 @@
           <w:b/>
           <w:bCs/>
         </w:rPr>
-        <w:t>年是一個里程碑，民營綠能發電量正式超越公營台電綠能。這代表台灣能源開發的主導權已從「國家壟斷」轉向「民間資本」，去中心化電網正式成形。</w:t>
+        <w:t>年是一個里程碑，</w:t>
+      </w:r>
+      <w:proofErr w:type="gramStart"/>
+      <w:r>
+        <w:rPr>
+          <w:b/>
+          <w:bCs/>
+        </w:rPr>
+        <w:t>民營綠能發</w:t>
+      </w:r>
+      <w:proofErr w:type="gramEnd"/>
+      <w:r>
+        <w:rPr>
+          <w:b/>
+          <w:bCs/>
+        </w:rPr>
+        <w:t>電量正式超越公營</w:t>
+      </w:r>
+      <w:proofErr w:type="gramStart"/>
+      <w:r>
+        <w:rPr>
+          <w:b/>
+          <w:bCs/>
+        </w:rPr>
+        <w:t>台電綠能</w:t>
+      </w:r>
+      <w:proofErr w:type="gramEnd"/>
+      <w:r>
+        <w:rPr>
+          <w:b/>
+          <w:bCs/>
+        </w:rPr>
+        <w:t>。這代表台灣能源開發的主導權已從「國家壟斷」轉向「民間資本」，去中心化電網正式成形。</w:t>
       </w:r>
     </w:p>
     <w:p>
@@ -318,12 +375,21 @@
         </w:rPr>
         <w:t xml:space="preserve">3. </w:t>
       </w:r>
-      <w:r>
-        <w:rPr>
-          <w:b/>
-          <w:bCs/>
-        </w:rPr>
-        <w:t>公營綠能的「功能退位」</w:t>
+      <w:proofErr w:type="gramStart"/>
+      <w:r>
+        <w:rPr>
+          <w:b/>
+          <w:bCs/>
+        </w:rPr>
+        <w:t>公營綠能的</w:t>
+      </w:r>
+      <w:proofErr w:type="gramEnd"/>
+      <w:r>
+        <w:rPr>
+          <w:b/>
+          <w:bCs/>
+        </w:rPr>
+        <w:t>「功能退位」</w:t>
       </w:r>
       <w:r>
         <w:rPr>
@@ -363,7 +429,23 @@
           <w:b/>
           <w:bCs/>
         </w:rPr>
-        <w:t>對比中，公營綠能增長最緩且佔比最小。</w:t>
+        <w:t>對比中，公營</w:t>
+      </w:r>
+      <w:proofErr w:type="gramStart"/>
+      <w:r>
+        <w:rPr>
+          <w:b/>
+          <w:bCs/>
+        </w:rPr>
+        <w:t>綠能增長最緩且佔</w:t>
+      </w:r>
+      <w:proofErr w:type="gramEnd"/>
+      <w:r>
+        <w:rPr>
+          <w:b/>
+          <w:bCs/>
+        </w:rPr>
+        <w:t>比最小。</w:t>
       </w:r>
     </w:p>
     <w:p>
@@ -382,7 +464,39 @@
           <w:b/>
           <w:bCs/>
         </w:rPr>
-        <w:t>洞察：公營體制在綠能「開發」上的角色已趨於飽和或轉向。台電未來的價值將不在於蓋更多電廠，而是轉型為</w:t>
+        <w:t>洞察：公營體制</w:t>
+      </w:r>
+      <w:proofErr w:type="gramStart"/>
+      <w:r>
+        <w:rPr>
+          <w:b/>
+          <w:bCs/>
+        </w:rPr>
+        <w:t>在綠能</w:t>
+      </w:r>
+      <w:proofErr w:type="gramEnd"/>
+      <w:r>
+        <w:rPr>
+          <w:b/>
+          <w:bCs/>
+        </w:rPr>
+        <w:t>「開發」上的角色已趨於飽和或轉向。台電未來的價值將不</w:t>
+      </w:r>
+      <w:proofErr w:type="gramStart"/>
+      <w:r>
+        <w:rPr>
+          <w:b/>
+          <w:bCs/>
+        </w:rPr>
+        <w:t>在於蓋更多</w:t>
+      </w:r>
+      <w:proofErr w:type="gramEnd"/>
+      <w:r>
+        <w:rPr>
+          <w:b/>
+          <w:bCs/>
+        </w:rPr>
+        <w:t>電廠，而是轉型為</w:t>
       </w:r>
       <w:r>
         <w:rPr>
@@ -396,7 +510,23 @@
           <w:b/>
           <w:bCs/>
         </w:rPr>
-        <w:t>「電網調度者」與「儲能基礎設施提供者」</w:t>
+        <w:t>「電網調度者」與「</w:t>
+      </w:r>
+      <w:proofErr w:type="gramStart"/>
+      <w:r>
+        <w:rPr>
+          <w:b/>
+          <w:bCs/>
+        </w:rPr>
+        <w:t>儲能基礎</w:t>
+      </w:r>
+      <w:proofErr w:type="gramEnd"/>
+      <w:r>
+        <w:rPr>
+          <w:b/>
+          <w:bCs/>
+        </w:rPr>
+        <w:t>設施提供者」</w:t>
       </w:r>
       <w:r>
         <w:rPr>
@@ -458,7 +588,39 @@
           <w:b/>
           <w:bCs/>
         </w:rPr>
-        <w:t>數據現象：即便綠能爆發增長，火力發電佔比依然穩居第一。</w:t>
+        <w:t>數據現象：</w:t>
+      </w:r>
+      <w:proofErr w:type="gramStart"/>
+      <w:r>
+        <w:rPr>
+          <w:b/>
+          <w:bCs/>
+        </w:rPr>
+        <w:t>即便綠能爆發</w:t>
+      </w:r>
+      <w:proofErr w:type="gramEnd"/>
+      <w:r>
+        <w:rPr>
+          <w:b/>
+          <w:bCs/>
+        </w:rPr>
+        <w:t>增長，火力發電</w:t>
+      </w:r>
+      <w:proofErr w:type="gramStart"/>
+      <w:r>
+        <w:rPr>
+          <w:b/>
+          <w:bCs/>
+        </w:rPr>
+        <w:t>佔</w:t>
+      </w:r>
+      <w:proofErr w:type="gramEnd"/>
+      <w:r>
+        <w:rPr>
+          <w:b/>
+          <w:bCs/>
+        </w:rPr>
+        <w:t>比依然穩居第一。</w:t>
       </w:r>
     </w:p>
     <w:p>
@@ -477,7 +639,23 @@
           <w:b/>
           <w:bCs/>
         </w:rPr>
-        <w:t>洞察：綠能目前的爆發力主要在填補「新增需求」，而非「取代存量」。火力的基載不可替代性，說明了台灣正處於</w:t>
+        <w:t>洞察：</w:t>
+      </w:r>
+      <w:proofErr w:type="gramStart"/>
+      <w:r>
+        <w:rPr>
+          <w:b/>
+          <w:bCs/>
+        </w:rPr>
+        <w:t>綠能目前</w:t>
+      </w:r>
+      <w:proofErr w:type="gramEnd"/>
+      <w:r>
+        <w:rPr>
+          <w:b/>
+          <w:bCs/>
+        </w:rPr>
+        <w:t>的爆發力主要在填補「新增需求」，而非「取代存量」。火力的基載不可替代性，說明了台灣正處於</w:t>
       </w:r>
       <w:r>
         <w:rPr>
@@ -491,7 +669,23 @@
           <w:b/>
           <w:bCs/>
         </w:rPr>
-        <w:t>「動能已變、結構未翻」</w:t>
+        <w:t>「動能已變、</w:t>
+      </w:r>
+      <w:proofErr w:type="gramStart"/>
+      <w:r>
+        <w:rPr>
+          <w:b/>
+          <w:bCs/>
+        </w:rPr>
+        <w:t>結構未翻</w:t>
+      </w:r>
+      <w:proofErr w:type="gramEnd"/>
+      <w:r>
+        <w:rPr>
+          <w:b/>
+          <w:bCs/>
+        </w:rPr>
+        <w:t>」</w:t>
       </w:r>
       <w:r>
         <w:rPr>
@@ -528,7 +722,23 @@
           <w:b/>
           <w:bCs/>
         </w:rPr>
-        <w:t>潔淨能源的「核綠補位」</w:t>
+        <w:t>潔淨能源的「</w:t>
+      </w:r>
+      <w:proofErr w:type="gramStart"/>
+      <w:r>
+        <w:rPr>
+          <w:b/>
+          <w:bCs/>
+        </w:rPr>
+        <w:t>核綠補</w:t>
+      </w:r>
+      <w:proofErr w:type="gramEnd"/>
+      <w:r>
+        <w:rPr>
+          <w:b/>
+          <w:bCs/>
+        </w:rPr>
+        <w:t>位」</w:t>
       </w:r>
       <w:r>
         <w:rPr>
@@ -587,7 +797,23 @@
           <w:b/>
           <w:bCs/>
         </w:rPr>
-        <w:t>洞察：這幾年綠能跑得這麼快，其實是在幫核能</w:t>
+        <w:t>洞察：這</w:t>
+      </w:r>
+      <w:proofErr w:type="gramStart"/>
+      <w:r>
+        <w:rPr>
+          <w:b/>
+          <w:bCs/>
+        </w:rPr>
+        <w:t>幾年綠能跑</w:t>
+      </w:r>
+      <w:proofErr w:type="gramEnd"/>
+      <w:r>
+        <w:rPr>
+          <w:b/>
+          <w:bCs/>
+        </w:rPr>
+        <w:t>得這麼快，其實是在幫核能</w:t>
       </w:r>
       <w:r>
         <w:rPr>
@@ -615,7 +841,39 @@
           <w:b/>
           <w:bCs/>
         </w:rPr>
-        <w:t>。兩者的一消一長，維持了台灣低碳電力的水位。這解釋了為什麼綠能成長雖快，卻還沒能開始大幅削減火力的份額。</w:t>
+        <w:t>。兩者的一消</w:t>
+      </w:r>
+      <w:proofErr w:type="gramStart"/>
+      <w:r>
+        <w:rPr>
+          <w:b/>
+          <w:bCs/>
+        </w:rPr>
+        <w:t>一</w:t>
+      </w:r>
+      <w:proofErr w:type="gramEnd"/>
+      <w:r>
+        <w:rPr>
+          <w:b/>
+          <w:bCs/>
+        </w:rPr>
+        <w:t>長，維持了台灣低碳電力的水位。這解釋了</w:t>
+      </w:r>
+      <w:proofErr w:type="gramStart"/>
+      <w:r>
+        <w:rPr>
+          <w:b/>
+          <w:bCs/>
+        </w:rPr>
+        <w:t>為什麼綠能成長</w:t>
+      </w:r>
+      <w:proofErr w:type="gramEnd"/>
+      <w:r>
+        <w:rPr>
+          <w:b/>
+          <w:bCs/>
+        </w:rPr>
+        <w:t>雖快，卻還沒能開始大幅削減火力的份額。</w:t>
       </w:r>
     </w:p>
     <w:p>
@@ -677,8 +935,17 @@
           <w:b/>
           <w:bCs/>
         </w:rPr>
-        <w:t>我建議我們在你的網頁（</w:t>
-      </w:r>
+        <w:t>我建議我們在你的網頁</w:t>
+      </w:r>
+      <w:proofErr w:type="gramStart"/>
+      <w:r>
+        <w:rPr>
+          <w:b/>
+          <w:bCs/>
+        </w:rPr>
+        <w:t>（</w:t>
+      </w:r>
+      <w:proofErr w:type="gramEnd"/>
       <w:r>
         <w:rPr>
           <w:b/>
@@ -686,12 +953,21 @@
         </w:rPr>
         <w:t>index.html</w:t>
       </w:r>
-      <w:r>
-        <w:rPr>
-          <w:b/>
-          <w:bCs/>
-        </w:rPr>
-        <w:t>）中，為每一頁</w:t>
+      <w:proofErr w:type="gramStart"/>
+      <w:r>
+        <w:rPr>
+          <w:b/>
+          <w:bCs/>
+        </w:rPr>
+        <w:t>）</w:t>
+      </w:r>
+      <w:proofErr w:type="gramEnd"/>
+      <w:r>
+        <w:rPr>
+          <w:b/>
+          <w:bCs/>
+        </w:rPr>
+        <w:t>中，為每一頁</w:t>
       </w:r>
       <w:r>
         <w:rPr>
@@ -700,12 +976,21 @@
         </w:rPr>
         <w:t xml:space="preserve"> Power BI </w:t>
       </w:r>
-      <w:r>
-        <w:rPr>
-          <w:b/>
-          <w:bCs/>
-        </w:rPr>
-        <w:t>截圖配上</w:t>
+      <w:proofErr w:type="gramStart"/>
+      <w:r>
+        <w:rPr>
+          <w:b/>
+          <w:bCs/>
+        </w:rPr>
+        <w:t>截圖配</w:t>
+      </w:r>
+      <w:proofErr w:type="gramEnd"/>
+      <w:r>
+        <w:rPr>
+          <w:b/>
+          <w:bCs/>
+        </w:rPr>
+        <w:t>上</w:t>
       </w:r>
       <w:r>
         <w:rPr>
@@ -714,6 +999,7 @@
         </w:rPr>
         <w:t xml:space="preserve"> 1-2 </w:t>
       </w:r>
+      <w:proofErr w:type="gramStart"/>
       <w:r>
         <w:rPr>
           <w:b/>
@@ -721,6 +1007,7 @@
         </w:rPr>
         <w:t>個</w:t>
       </w:r>
+      <w:proofErr w:type="gramEnd"/>
       <w:r>
         <w:rPr>
           <w:b/>
@@ -1121,7 +1408,23 @@
           <w:b/>
           <w:bCs/>
         </w:rPr>
-        <w:t>這套邏輯非常硬核，完全是</w:t>
+        <w:t>這套邏輯</w:t>
+      </w:r>
+      <w:proofErr w:type="gramStart"/>
+      <w:r>
+        <w:rPr>
+          <w:b/>
+          <w:bCs/>
+        </w:rPr>
+        <w:t>非常硬核</w:t>
+      </w:r>
+      <w:proofErr w:type="gramEnd"/>
+      <w:r>
+        <w:rPr>
+          <w:b/>
+          <w:bCs/>
+        </w:rPr>
+        <w:t>，完全是</w:t>
       </w:r>
       <w:r>
         <w:rPr>
@@ -1216,7 +1519,23 @@
           <w:b/>
           <w:bCs/>
         </w:rPr>
-        <w:t>：幫你把那張「核綠補位圖」的標題、顏色微調到最完美。</w:t>
+        <w:t>：幫你把那張「</w:t>
+      </w:r>
+      <w:proofErr w:type="gramStart"/>
+      <w:r>
+        <w:rPr>
+          <w:b/>
+          <w:bCs/>
+        </w:rPr>
+        <w:t>核綠補</w:t>
+      </w:r>
+      <w:proofErr w:type="gramEnd"/>
+      <w:r>
+        <w:rPr>
+          <w:b/>
+          <w:bCs/>
+        </w:rPr>
+        <w:t>位圖」的標題、顏色微調到最完美。</w:t>
       </w:r>
     </w:p>
     <w:p>
@@ -1342,13 +1661,29 @@
         <w:t xml:space="preserve"> </w:t>
       </w:r>
       <w:r>
-        <w:t>我們已經確認使用「視覺縮放版」</w:t>
+        <w:t>我們已經確認使用「視覺</w:t>
+      </w:r>
+      <w:proofErr w:type="gramStart"/>
+      <w:r>
+        <w:t>縮放版</w:t>
+      </w:r>
+      <w:proofErr w:type="gramEnd"/>
+      <w:r>
+        <w:t>」</w:t>
       </w:r>
       <w:r>
         <w:t>CSV</w:t>
       </w:r>
       <w:r>
-        <w:t>，讓灰色（公營）變苗條，並跑出</w:t>
+        <w:t>，讓灰色（公營）變</w:t>
+      </w:r>
+      <w:proofErr w:type="gramStart"/>
+      <w:r>
+        <w:t>苗條，</w:t>
+      </w:r>
+      <w:proofErr w:type="gramEnd"/>
+      <w:r>
+        <w:t>並跑出</w:t>
       </w:r>
       <w:r>
         <w:t xml:space="preserve"> 2019/2023 </w:t>
@@ -1601,7 +1936,15 @@
         <w:t xml:space="preserve"> </w:t>
       </w:r>
       <w:r>
-        <w:t>確保年份標籤跟著圖表走，不跑位。</w:t>
+        <w:t>確保年份標籤跟著圖表走，</w:t>
+      </w:r>
+      <w:proofErr w:type="gramStart"/>
+      <w:r>
+        <w:t>不跑位</w:t>
+      </w:r>
+      <w:proofErr w:type="gramEnd"/>
+      <w:r>
+        <w:t>。</w:t>
       </w:r>
     </w:p>
     <w:p>
@@ -1629,7 +1972,23 @@
           <w:i/>
           <w:iCs/>
         </w:rPr>
-        <w:t>「誰在推動綠能？台灣能源主體轉型動態分析」</w:t>
+        <w:t>「誰在</w:t>
+      </w:r>
+      <w:proofErr w:type="gramStart"/>
+      <w:r>
+        <w:rPr>
+          <w:i/>
+          <w:iCs/>
+        </w:rPr>
+        <w:t>推動綠能</w:t>
+      </w:r>
+      <w:proofErr w:type="gramEnd"/>
+      <w:r>
+        <w:rPr>
+          <w:i/>
+          <w:iCs/>
+        </w:rPr>
+        <w:t>？台灣能源主體轉型動態分析」</w:t>
       </w:r>
       <w:r>
         <w:t>。</w:t>
@@ -1641,7 +2000,23 @@
           <w:b/>
           <w:bCs/>
         </w:rPr>
-        <w:t>那就先祝你週末愉快！如果你週末突然有靈感，或是在滑手機看到什麼厲害的圖表想參考，隨時再傳給我。我們週二見！加油！</w:t>
+        <w:t>那就先祝你週末愉快！如果你週末突然有靈感，</w:t>
+      </w:r>
+      <w:proofErr w:type="gramStart"/>
+      <w:r>
+        <w:rPr>
+          <w:b/>
+          <w:bCs/>
+        </w:rPr>
+        <w:t>或是在滑手機</w:t>
+      </w:r>
+      <w:proofErr w:type="gramEnd"/>
+      <w:r>
+        <w:rPr>
+          <w:b/>
+          <w:bCs/>
+        </w:rPr>
+        <w:t>看到什麼厲害的圖表想參考，隨時再傳給我。我們週二見！加油！</w:t>
       </w:r>
     </w:p>
     <w:p/>
@@ -1681,12 +2056,21 @@
         </w:rPr>
         <w:t xml:space="preserve">3 </w:t>
       </w:r>
-      <w:r>
-        <w:rPr>
-          <w:b/>
-          <w:bCs/>
-        </w:rPr>
-        <w:t>個關鍵資訊</w:t>
+      <w:proofErr w:type="gramStart"/>
+      <w:r>
+        <w:rPr>
+          <w:b/>
+          <w:bCs/>
+        </w:rPr>
+        <w:t>個</w:t>
+      </w:r>
+      <w:proofErr w:type="gramEnd"/>
+      <w:r>
+        <w:rPr>
+          <w:b/>
+          <w:bCs/>
+        </w:rPr>
+        <w:t>關鍵資訊</w:t>
       </w:r>
       <w:r>
         <w:t>，這樣我的運算才不會跟你的數據表脫節：</w:t>
@@ -2009,8 +2393,17 @@
           <w:b/>
           <w:bCs/>
         </w:rPr>
-        <w:t>離岸風電</w:t>
-      </w:r>
+        <w:t>離</w:t>
+      </w:r>
+      <w:proofErr w:type="gramStart"/>
+      <w:r>
+        <w:rPr>
+          <w:b/>
+          <w:bCs/>
+        </w:rPr>
+        <w:t>岸風電</w:t>
+      </w:r>
+      <w:proofErr w:type="gramEnd"/>
       <w:r>
         <w:t>：</w:t>
       </w:r>
@@ -2153,8 +2546,29 @@
           <w:numId w:val="14"/>
         </w:numPr>
       </w:pPr>
-      <w:r>
-        <w:t>（建議：瀑布圖最能解釋「補不補得起缺口」這個邏輯）。</w:t>
+      <w:proofErr w:type="gramStart"/>
+      <w:r>
+        <w:t>（</w:t>
+      </w:r>
+      <w:proofErr w:type="gramEnd"/>
+      <w:r>
+        <w:t>建議：</w:t>
+      </w:r>
+      <w:proofErr w:type="gramStart"/>
+      <w:r>
+        <w:t>瀑布圖最能</w:t>
+      </w:r>
+      <w:proofErr w:type="gramEnd"/>
+      <w:r>
+        <w:t>解釋「補不補得起缺口」這個邏輯</w:t>
+      </w:r>
+      <w:proofErr w:type="gramStart"/>
+      <w:r>
+        <w:t>）</w:t>
+      </w:r>
+      <w:proofErr w:type="gramEnd"/>
+      <w:r>
+        <w:t>。</w:t>
       </w:r>
     </w:p>
     <w:p>
@@ -2452,7 +2866,39 @@
           <w:i/>
           <w:iCs/>
         </w:rPr>
-        <w:t>年民間電廠中佳與分散式光電的併網，抵銷了核能退役的</w:t>
+        <w:t>年民間</w:t>
+      </w:r>
+      <w:proofErr w:type="gramStart"/>
+      <w:r>
+        <w:rPr>
+          <w:i/>
+          <w:iCs/>
+        </w:rPr>
+        <w:t>電廠中佳與</w:t>
+      </w:r>
+      <w:proofErr w:type="gramEnd"/>
+      <w:r>
+        <w:rPr>
+          <w:i/>
+          <w:iCs/>
+        </w:rPr>
+        <w:t>分散式光電的</w:t>
+      </w:r>
+      <w:proofErr w:type="gramStart"/>
+      <w:r>
+        <w:rPr>
+          <w:i/>
+          <w:iCs/>
+        </w:rPr>
+        <w:t>併</w:t>
+      </w:r>
+      <w:proofErr w:type="gramEnd"/>
+      <w:r>
+        <w:rPr>
+          <w:i/>
+          <w:iCs/>
+        </w:rPr>
+        <w:t>網，抵銷了核能退役的</w:t>
       </w:r>
       <w:r>
         <w:rPr>
@@ -2652,7 +3098,15 @@
         <w:t>」</w:t>
       </w:r>
       <w:r>
-        <w:t>，連結到我們之前說的「完工率參數」。</w:t>
+        <w:t>，連結到我們</w:t>
+      </w:r>
+      <w:proofErr w:type="gramStart"/>
+      <w:r>
+        <w:t>之前說的</w:t>
+      </w:r>
+      <w:proofErr w:type="gramEnd"/>
+      <w:r>
+        <w:t>「完工率參數」。</w:t>
       </w:r>
     </w:p>
     <w:p>
@@ -2682,7 +3136,15 @@
       </w:pPr>
       <w:r>
         <w:lastRenderedPageBreak/>
-        <w:t>滑桿設定在</w:t>
+        <w:t>滑</w:t>
+      </w:r>
+      <w:proofErr w:type="gramStart"/>
+      <w:r>
+        <w:t>桿</w:t>
+      </w:r>
+      <w:proofErr w:type="gramEnd"/>
+      <w:r>
+        <w:t>設定在</w:t>
       </w:r>
       <w:r>
         <w:t xml:space="preserve"> </w:t>
@@ -2706,7 +3168,15 @@
         </w:numPr>
       </w:pPr>
       <w:r>
-        <w:t>當你拖動滑桿時，上方的</w:t>
+        <w:t>當你拖動滑</w:t>
+      </w:r>
+      <w:proofErr w:type="gramStart"/>
+      <w:r>
+        <w:t>桿</w:t>
+      </w:r>
+      <w:proofErr w:type="gramEnd"/>
+      <w:r>
+        <w:t>時，上方的</w:t>
       </w:r>
       <w:r>
         <w:t xml:space="preserve"> </w:t>
@@ -2770,7 +3240,15 @@
         <w:t>專業點評</w:t>
       </w:r>
       <w:r>
-        <w:t>：這能現場演示「如果光電併網進度落後</w:t>
+        <w:t>：這能現場演示「如果光電</w:t>
+      </w:r>
+      <w:proofErr w:type="gramStart"/>
+      <w:r>
+        <w:t>併</w:t>
+      </w:r>
+      <w:proofErr w:type="gramEnd"/>
+      <w:r>
+        <w:t>網進度落後</w:t>
       </w:r>
       <w:r>
         <w:t xml:space="preserve"> 10%</w:t>
@@ -2890,12 +3368,21 @@
         </w:rPr>
         <w:t xml:space="preserve">2026 </w:t>
       </w:r>
-      <w:r>
-        <w:rPr>
-          <w:b/>
-          <w:bCs/>
-        </w:rPr>
-        <w:t>台灣綠能轉型關鍵洞察</w:t>
+      <w:proofErr w:type="gramStart"/>
+      <w:r>
+        <w:rPr>
+          <w:b/>
+          <w:bCs/>
+        </w:rPr>
+        <w:t>台灣綠能轉型</w:t>
+      </w:r>
+      <w:proofErr w:type="gramEnd"/>
+      <w:r>
+        <w:rPr>
+          <w:b/>
+          <w:bCs/>
+        </w:rPr>
+        <w:t>關鍵洞察</w:t>
       </w:r>
     </w:p>
     <w:p>
@@ -2942,7 +3429,15 @@
         <w:t xml:space="preserve">2026 </w:t>
       </w:r>
       <w:r>
-        <w:t>年再生能源佔比預估可達</w:t>
+        <w:t>年再生能源</w:t>
+      </w:r>
+      <w:proofErr w:type="gramStart"/>
+      <w:r>
+        <w:t>佔</w:t>
+      </w:r>
+      <w:proofErr w:type="gramEnd"/>
+      <w:r>
+        <w:t>比預估可達</w:t>
       </w:r>
       <w:r>
         <w:t xml:space="preserve"> </w:t>
@@ -3035,7 +3530,23 @@
         <w:t>1.7%</w:t>
       </w:r>
       <w:r>
-        <w:t>，綠能增長速度必須超越此基準，方能維持佔比爬升。</w:t>
+        <w:t>，</w:t>
+      </w:r>
+      <w:proofErr w:type="gramStart"/>
+      <w:r>
+        <w:t>綠能增長</w:t>
+      </w:r>
+      <w:proofErr w:type="gramEnd"/>
+      <w:r>
+        <w:t>速度必須超越此基準，方能維持</w:t>
+      </w:r>
+      <w:proofErr w:type="gramStart"/>
+      <w:r>
+        <w:t>佔</w:t>
+      </w:r>
+      <w:proofErr w:type="gramEnd"/>
+      <w:r>
+        <w:t>比爬升。</w:t>
       </w:r>
     </w:p>
     <w:p>
@@ -3079,7 +3590,47 @@
     </w:p>
     <w:p>
       <w:r>
-        <w:t>太陽光電在綠能結構中佔比極高，建議未來佈建重心應由「單純併網」轉向「儲能配套」，以確保電網韌性。</w:t>
+        <w:t>太陽光電</w:t>
+      </w:r>
+      <w:proofErr w:type="gramStart"/>
+      <w:r>
+        <w:t>在綠能結構</w:t>
+      </w:r>
+      <w:proofErr w:type="gramEnd"/>
+      <w:r>
+        <w:t>中</w:t>
+      </w:r>
+      <w:proofErr w:type="gramStart"/>
+      <w:r>
+        <w:t>佔比極</w:t>
+      </w:r>
+      <w:proofErr w:type="gramEnd"/>
+      <w:r>
+        <w:t>高，建議未來</w:t>
+      </w:r>
+      <w:proofErr w:type="gramStart"/>
+      <w:r>
+        <w:t>佈</w:t>
+      </w:r>
+      <w:proofErr w:type="gramEnd"/>
+      <w:r>
+        <w:t>建重心應由「單純</w:t>
+      </w:r>
+      <w:proofErr w:type="gramStart"/>
+      <w:r>
+        <w:t>併</w:t>
+      </w:r>
+      <w:proofErr w:type="gramEnd"/>
+      <w:r>
+        <w:t>網」轉向「</w:t>
+      </w:r>
+      <w:proofErr w:type="gramStart"/>
+      <w:r>
+        <w:t>儲能配套</w:t>
+      </w:r>
+      <w:proofErr w:type="gramEnd"/>
+      <w:r>
+        <w:t>」，以確保電網韌性。</w:t>
       </w:r>
     </w:p>
     <w:p>
@@ -3214,7 +3765,15 @@
         <w:t>」</w:t>
       </w:r>
       <w:r>
-        <w:t>，連結到我們之前說的「完工率參數」。</w:t>
+        <w:t>，連結到我們</w:t>
+      </w:r>
+      <w:proofErr w:type="gramStart"/>
+      <w:r>
+        <w:t>之前說的</w:t>
+      </w:r>
+      <w:proofErr w:type="gramEnd"/>
+      <w:r>
+        <w:t>「完工率參數」。</w:t>
       </w:r>
     </w:p>
     <w:p>
@@ -3243,7 +3802,15 @@
         </w:numPr>
       </w:pPr>
       <w:r>
-        <w:t>滑桿設定在</w:t>
+        <w:t>滑</w:t>
+      </w:r>
+      <w:proofErr w:type="gramStart"/>
+      <w:r>
+        <w:t>桿</w:t>
+      </w:r>
+      <w:proofErr w:type="gramEnd"/>
+      <w:r>
+        <w:t>設定在</w:t>
       </w:r>
       <w:r>
         <w:t xml:space="preserve"> </w:t>
@@ -3267,7 +3834,15 @@
         </w:numPr>
       </w:pPr>
       <w:r>
-        <w:t>當你拖動滑桿時，上方的</w:t>
+        <w:t>當你拖動滑</w:t>
+      </w:r>
+      <w:proofErr w:type="gramStart"/>
+      <w:r>
+        <w:t>桿</w:t>
+      </w:r>
+      <w:proofErr w:type="gramEnd"/>
+      <w:r>
+        <w:t>時，上方的</w:t>
       </w:r>
       <w:r>
         <w:t xml:space="preserve"> </w:t>
@@ -3331,7 +3906,15 @@
         <w:t>專業點評</w:t>
       </w:r>
       <w:r>
-        <w:t>：這能現場演示「如果光電併網進度落後</w:t>
+        <w:t>：這能現場演示「如果光電</w:t>
+      </w:r>
+      <w:proofErr w:type="gramStart"/>
+      <w:r>
+        <w:t>併</w:t>
+      </w:r>
+      <w:proofErr w:type="gramEnd"/>
+      <w:r>
+        <w:t>網進度落後</w:t>
       </w:r>
       <w:r>
         <w:t xml:space="preserve"> 10%</w:t>
@@ -3451,12 +4034,21 @@
         </w:rPr>
         <w:t xml:space="preserve">2026 </w:t>
       </w:r>
-      <w:r>
-        <w:rPr>
-          <w:b/>
-          <w:bCs/>
-        </w:rPr>
-        <w:t>台灣綠能轉型關鍵洞察</w:t>
+      <w:proofErr w:type="gramStart"/>
+      <w:r>
+        <w:rPr>
+          <w:b/>
+          <w:bCs/>
+        </w:rPr>
+        <w:t>台灣綠能轉型</w:t>
+      </w:r>
+      <w:proofErr w:type="gramEnd"/>
+      <w:r>
+        <w:rPr>
+          <w:b/>
+          <w:bCs/>
+        </w:rPr>
+        <w:t>關鍵洞察</w:t>
       </w:r>
     </w:p>
     <w:p>
@@ -3503,7 +4095,15 @@
         <w:t xml:space="preserve">2026 </w:t>
       </w:r>
       <w:r>
-        <w:t>年再生能源佔比預估可達</w:t>
+        <w:t>年再生能源</w:t>
+      </w:r>
+      <w:proofErr w:type="gramStart"/>
+      <w:r>
+        <w:t>佔</w:t>
+      </w:r>
+      <w:proofErr w:type="gramEnd"/>
+      <w:r>
+        <w:t>比預估可達</w:t>
       </w:r>
       <w:r>
         <w:t xml:space="preserve"> </w:t>
@@ -3596,7 +4196,23 @@
         <w:t>1.7%</w:t>
       </w:r>
       <w:r>
-        <w:t>，綠能增長速度必須超越此基準，方能維持佔比爬升。</w:t>
+        <w:t>，</w:t>
+      </w:r>
+      <w:proofErr w:type="gramStart"/>
+      <w:r>
+        <w:t>綠能增長</w:t>
+      </w:r>
+      <w:proofErr w:type="gramEnd"/>
+      <w:r>
+        <w:t>速度必須超越此基準，方能維持</w:t>
+      </w:r>
+      <w:proofErr w:type="gramStart"/>
+      <w:r>
+        <w:t>佔</w:t>
+      </w:r>
+      <w:proofErr w:type="gramEnd"/>
+      <w:r>
+        <w:t>比爬升。</w:t>
       </w:r>
     </w:p>
     <w:p>
@@ -3640,7 +4256,47 @@
     </w:p>
     <w:p>
       <w:r>
-        <w:t>太陽光電在綠能結構中佔比極高，建議未來佈建重心應由「單純併網」轉向「儲能配套」，以確保電網韌性。</w:t>
+        <w:t>太陽光電</w:t>
+      </w:r>
+      <w:proofErr w:type="gramStart"/>
+      <w:r>
+        <w:t>在綠能結構</w:t>
+      </w:r>
+      <w:proofErr w:type="gramEnd"/>
+      <w:r>
+        <w:t>中</w:t>
+      </w:r>
+      <w:proofErr w:type="gramStart"/>
+      <w:r>
+        <w:t>佔比極</w:t>
+      </w:r>
+      <w:proofErr w:type="gramEnd"/>
+      <w:r>
+        <w:t>高，建議未來</w:t>
+      </w:r>
+      <w:proofErr w:type="gramStart"/>
+      <w:r>
+        <w:t>佈</w:t>
+      </w:r>
+      <w:proofErr w:type="gramEnd"/>
+      <w:r>
+        <w:t>建重心應由「單純</w:t>
+      </w:r>
+      <w:proofErr w:type="gramStart"/>
+      <w:r>
+        <w:t>併</w:t>
+      </w:r>
+      <w:proofErr w:type="gramEnd"/>
+      <w:r>
+        <w:t>網」轉向「</w:t>
+      </w:r>
+      <w:proofErr w:type="gramStart"/>
+      <w:r>
+        <w:t>儲能配套</w:t>
+      </w:r>
+      <w:proofErr w:type="gramEnd"/>
+      <w:r>
+        <w:t>」，以確保電網韌性。</w:t>
       </w:r>
     </w:p>
     <w:p/>
@@ -3672,7 +4328,23 @@
     </w:p>
     <w:p>
       <w:r>
-        <w:t>抱歉抱歉，我確實把這兩件事「併線處理」了！既然這份</w:t>
+        <w:t>抱歉</w:t>
+      </w:r>
+      <w:proofErr w:type="gramStart"/>
+      <w:r>
+        <w:t>抱歉</w:t>
+      </w:r>
+      <w:proofErr w:type="gramEnd"/>
+      <w:r>
+        <w:t>，我確實把這兩件事「</w:t>
+      </w:r>
+      <w:proofErr w:type="gramStart"/>
+      <w:r>
+        <w:t>併</w:t>
+      </w:r>
+      <w:proofErr w:type="gramEnd"/>
+      <w:r>
+        <w:t>線處理」了！既然這份</w:t>
       </w:r>
       <w:r>
         <w:t xml:space="preserve"> </w:t>
@@ -3691,12 +4363,21 @@
         </w:rPr>
         <w:t xml:space="preserve">2007-2026 </w:t>
       </w:r>
-      <w:r>
-        <w:rPr>
-          <w:b/>
-          <w:bCs/>
-        </w:rPr>
-        <w:t>台灣綠能轉型分析」</w:t>
+      <w:proofErr w:type="gramStart"/>
+      <w:r>
+        <w:rPr>
+          <w:b/>
+          <w:bCs/>
+        </w:rPr>
+        <w:t>台灣綠能轉型</w:t>
+      </w:r>
+      <w:proofErr w:type="gramEnd"/>
+      <w:r>
+        <w:rPr>
+          <w:b/>
+          <w:bCs/>
+        </w:rPr>
+        <w:t>分析」</w:t>
       </w:r>
       <w:r>
         <w:t xml:space="preserve"> </w:t>
@@ -3890,8 +4571,13 @@
         <w:t xml:space="preserve"> </w:t>
       </w:r>
       <w:r>
-        <w:t>如果你有巨匠提供的帳號或自己的組織帳號，請點擊</w:t>
-      </w:r>
+        <w:t>如果你有巨匠提供的帳號或自己的組織帳號，</w:t>
+      </w:r>
+      <w:proofErr w:type="gramStart"/>
+      <w:r>
+        <w:t>請點擊</w:t>
+      </w:r>
+      <w:proofErr w:type="gramEnd"/>
       <w:r>
         <w:t xml:space="preserve"> </w:t>
       </w:r>
@@ -3982,7 +4668,15 @@
         <w:t xml:space="preserve"> </w:t>
       </w:r>
       <w:r>
-        <w:t>老師或面試官只要點開網址，就能直接互動（拉滑桿、點圖表），非常有科技感。</w:t>
+        <w:t>老師或面試官只要點開網址，就能直接互動（拉滑</w:t>
+      </w:r>
+      <w:proofErr w:type="gramStart"/>
+      <w:r>
+        <w:t>桿</w:t>
+      </w:r>
+      <w:proofErr w:type="gramEnd"/>
+      <w:r>
+        <w:t>、點圖表），非常有科技感。</w:t>
       </w:r>
     </w:p>
     <w:p>
@@ -4148,7 +4842,15 @@
     </w:p>
     <w:p>
       <w:r>
-        <w:t>既然是結案，老師想看的是「你是怎麼把這張表變出來的」。建議簡報包含：</w:t>
+        <w:t>既然是結案，老師想看的是「你是怎麼把這</w:t>
+      </w:r>
+      <w:proofErr w:type="gramStart"/>
+      <w:r>
+        <w:t>張表變出來</w:t>
+      </w:r>
+      <w:proofErr w:type="gramEnd"/>
+      <w:r>
+        <w:t>的」。建議簡報包含：</w:t>
       </w:r>
     </w:p>
     <w:p>
@@ -4183,7 +4885,31 @@
         <w:t xml:space="preserve"> </w:t>
       </w:r>
       <w:r>
-        <w:t>秀一張截圖，說明你如何處理原始能源數據（例如：合併年份、轉換單位）。</w:t>
+        <w:t>秀</w:t>
+      </w:r>
+      <w:proofErr w:type="gramStart"/>
+      <w:r>
+        <w:t>一張截圖</w:t>
+      </w:r>
+      <w:proofErr w:type="gramEnd"/>
+      <w:r>
+        <w:t>，說明你如何處理原始能源數據</w:t>
+      </w:r>
+      <w:proofErr w:type="gramStart"/>
+      <w:r>
+        <w:t>（</w:t>
+      </w:r>
+      <w:proofErr w:type="gramEnd"/>
+      <w:r>
+        <w:t>例如：合併年份、轉換單位</w:t>
+      </w:r>
+      <w:proofErr w:type="gramStart"/>
+      <w:r>
+        <w:t>）</w:t>
+      </w:r>
+      <w:proofErr w:type="gramEnd"/>
+      <w:r>
+        <w:t>。</w:t>
       </w:r>
     </w:p>
     <w:p>
@@ -4218,13 +4944,29 @@
         <w:t xml:space="preserve"> </w:t>
       </w:r>
       <w:r>
-        <w:t>秀出你的星狀模型（事實表</w:t>
+        <w:t>秀出你的星狀模型</w:t>
+      </w:r>
+      <w:proofErr w:type="gramStart"/>
+      <w:r>
+        <w:t>（</w:t>
+      </w:r>
+      <w:proofErr w:type="gramEnd"/>
+      <w:r>
+        <w:t>事實表</w:t>
       </w:r>
       <w:r>
         <w:t xml:space="preserve"> vs. </w:t>
       </w:r>
       <w:r>
-        <w:t>維度表）。</w:t>
+        <w:t>維度表</w:t>
+      </w:r>
+      <w:proofErr w:type="gramStart"/>
+      <w:r>
+        <w:t>）</w:t>
+      </w:r>
+      <w:proofErr w:type="gramEnd"/>
+      <w:r>
+        <w:t>。</w:t>
       </w:r>
     </w:p>
     <w:p>
@@ -4257,14 +4999,43 @@
       <w:r>
         <w:t xml:space="preserve"> 1-2 </w:t>
       </w:r>
-      <w:r>
-        <w:t>個你覺得最難的公式（例如：計算夏季尖峰佔比或</w:t>
+      <w:proofErr w:type="gramStart"/>
+      <w:r>
+        <w:t>個</w:t>
+      </w:r>
+      <w:proofErr w:type="gramEnd"/>
+      <w:r>
+        <w:t>你覺得最難的公式</w:t>
+      </w:r>
+      <w:proofErr w:type="gramStart"/>
+      <w:r>
+        <w:t>（</w:t>
+      </w:r>
+      <w:proofErr w:type="gramEnd"/>
+      <w:r>
+        <w:t>例如：計算夏季尖峰</w:t>
+      </w:r>
+      <w:proofErr w:type="gramStart"/>
+      <w:r>
+        <w:t>佔</w:t>
+      </w:r>
+      <w:proofErr w:type="gramEnd"/>
+      <w:r>
+        <w:t>比或</w:t>
       </w:r>
       <w:r>
         <w:t xml:space="preserve"> 2026 </w:t>
       </w:r>
       <w:r>
-        <w:t>模擬公式）。</w:t>
+        <w:t>模擬公式</w:t>
+      </w:r>
+      <w:proofErr w:type="gramStart"/>
+      <w:r>
+        <w:t>）</w:t>
+      </w:r>
+      <w:proofErr w:type="gramEnd"/>
+      <w:r>
+        <w:t>。</w:t>
       </w:r>
     </w:p>
     <w:p>
@@ -4286,7 +5057,15 @@
         <w:t xml:space="preserve"> </w:t>
       </w:r>
       <w:r>
-        <w:t>就是我們這幾天聊的第</w:t>
+        <w:t>就是我們</w:t>
+      </w:r>
+      <w:proofErr w:type="gramStart"/>
+      <w:r>
+        <w:t>這幾天聊的</w:t>
+      </w:r>
+      <w:proofErr w:type="gramEnd"/>
+      <w:r>
+        <w:t>第</w:t>
       </w:r>
       <w:r>
         <w:t xml:space="preserve"> 1-5 </w:t>
@@ -4832,12 +5611,17 @@
       <w:r>
         <w:t xml:space="preserve"> </w:t>
       </w:r>
+      <w:proofErr w:type="gramStart"/>
       <w:r>
         <w:t>裡</w:t>
       </w:r>
       <w:r>
         <w:lastRenderedPageBreak/>
-        <w:t>第一個重量級的資料分析專案。</w:t>
+        <w:t>第一個</w:t>
+      </w:r>
+      <w:proofErr w:type="gramEnd"/>
+      <w:r>
+        <w:t>重量級的資料分析專案。</w:t>
       </w:r>
     </w:p>
     <w:p/>
@@ -4918,13 +5702,29 @@
         <w:t xml:space="preserve"> </w:t>
       </w:r>
       <w:r>
-        <w:t>標題要大氣（如：</w:t>
+        <w:t>標題要大氣</w:t>
+      </w:r>
+      <w:proofErr w:type="gramStart"/>
+      <w:r>
+        <w:t>（</w:t>
+      </w:r>
+      <w:proofErr w:type="gramEnd"/>
+      <w:r>
+        <w:t>如：</w:t>
       </w:r>
       <w:r>
         <w:t xml:space="preserve">2007-2026 </w:t>
       </w:r>
       <w:r>
-        <w:t>台灣電力結構轉型分析）。</w:t>
+        <w:t>台灣電力結構轉型分析</w:t>
+      </w:r>
+      <w:proofErr w:type="gramStart"/>
+      <w:r>
+        <w:t>）</w:t>
+      </w:r>
+      <w:proofErr w:type="gramEnd"/>
+      <w:r>
+        <w:t>。</w:t>
       </w:r>
     </w:p>
     <w:p>
@@ -4973,7 +5773,15 @@
         <w:t xml:space="preserve"> 20 </w:t>
       </w:r>
       <w:r>
-        <w:t>年？目標是找出綠能與民營化的轉型關鍵。</w:t>
+        <w:t>年？目標是</w:t>
+      </w:r>
+      <w:proofErr w:type="gramStart"/>
+      <w:r>
+        <w:t>找出綠能與</w:t>
+      </w:r>
+      <w:proofErr w:type="gramEnd"/>
+      <w:r>
+        <w:t>民營化的轉型關鍵。</w:t>
       </w:r>
     </w:p>
     <w:p>
@@ -5169,6 +5977,7 @@
         </w:rPr>
         <w:t xml:space="preserve">Power Query </w:t>
       </w:r>
+      <w:proofErr w:type="gramStart"/>
       <w:r>
         <w:rPr>
           <w:b/>
@@ -5176,6 +5985,7 @@
         </w:rPr>
         <w:t>截圖</w:t>
       </w:r>
+      <w:proofErr w:type="gramEnd"/>
       <w:r>
         <w:t>。強調處理「核能層級」與「跨年合併」的複雜度。</w:t>
       </w:r>
@@ -5232,6 +6042,7 @@
         </w:rPr>
         <w:t xml:space="preserve">Model View </w:t>
       </w:r>
+      <w:proofErr w:type="gramStart"/>
       <w:r>
         <w:rPr>
           <w:b/>
@@ -5239,14 +6050,31 @@
         </w:rPr>
         <w:t>截圖</w:t>
       </w:r>
-      <w:r>
-        <w:t>。證明你懂資料庫正規化（事實表</w:t>
+      <w:proofErr w:type="gramEnd"/>
+      <w:r>
+        <w:t>。證明你懂資料庫正規化</w:t>
+      </w:r>
+      <w:proofErr w:type="gramStart"/>
+      <w:r>
+        <w:t>（</w:t>
+      </w:r>
+      <w:proofErr w:type="gramEnd"/>
+      <w:r>
+        <w:t>事實表</w:t>
       </w:r>
       <w:r>
         <w:t xml:space="preserve"> vs. </w:t>
       </w:r>
       <w:r>
-        <w:t>維度表）。</w:t>
+        <w:t>維度表</w:t>
+      </w:r>
+      <w:proofErr w:type="gramStart"/>
+      <w:r>
+        <w:t>）</w:t>
+      </w:r>
+      <w:proofErr w:type="gramEnd"/>
+      <w:r>
+        <w:t>。</w:t>
       </w:r>
     </w:p>
     <w:p>
@@ -5315,15 +6143,40 @@
         </w:rPr>
         <w:t xml:space="preserve">1-2 </w:t>
       </w:r>
-      <w:r>
-        <w:rPr>
-          <w:b/>
-          <w:bCs/>
-        </w:rPr>
-        <w:t>個關鍵公式</w:t>
-      </w:r>
-      <w:r>
-        <w:t>。比如「夏季尖峰佔比」或「</w:t>
+      <w:proofErr w:type="gramStart"/>
+      <w:r>
+        <w:rPr>
+          <w:b/>
+          <w:bCs/>
+        </w:rPr>
+        <w:t>個</w:t>
+      </w:r>
+      <w:proofErr w:type="gramEnd"/>
+      <w:r>
+        <w:rPr>
+          <w:b/>
+          <w:bCs/>
+        </w:rPr>
+        <w:t>關鍵公式</w:t>
+      </w:r>
+      <w:r>
+        <w:t>。</w:t>
+      </w:r>
+      <w:proofErr w:type="gramStart"/>
+      <w:r>
+        <w:t>比如「</w:t>
+      </w:r>
+      <w:proofErr w:type="gramEnd"/>
+      <w:r>
+        <w:t>夏季尖峰</w:t>
+      </w:r>
+      <w:proofErr w:type="gramStart"/>
+      <w:r>
+        <w:t>佔</w:t>
+      </w:r>
+      <w:proofErr w:type="gramEnd"/>
+      <w:r>
+        <w:t>比」或「</w:t>
       </w:r>
       <w:r>
         <w:t xml:space="preserve">2026 </w:t>
@@ -5406,8 +6259,13 @@
       <w:r>
         <w:t xml:space="preserve"> Power BI </w:t>
       </w:r>
-      <w:r>
-        <w:t>截圖（加上你早上優化的</w:t>
+      <w:proofErr w:type="gramStart"/>
+      <w:r>
+        <w:t>截圖</w:t>
+      </w:r>
+      <w:proofErr w:type="gramEnd"/>
+      <w:r>
+        <w:t>（加上你早上優化的</w:t>
       </w:r>
       <w:r>
         <w:rPr>
@@ -5592,7 +6450,23 @@
           <w:b/>
           <w:bCs/>
         </w:rPr>
-        <w:t>」代替「小截圖」</w:t>
+        <w:t>」代替「</w:t>
+      </w:r>
+      <w:proofErr w:type="gramStart"/>
+      <w:r>
+        <w:rPr>
+          <w:b/>
+          <w:bCs/>
+        </w:rPr>
+        <w:t>小截圖</w:t>
+      </w:r>
+      <w:proofErr w:type="gramEnd"/>
+      <w:r>
+        <w:rPr>
+          <w:b/>
+          <w:bCs/>
+        </w:rPr>
+        <w:t>」</w:t>
       </w:r>
     </w:p>
     <w:p>
@@ -5613,7 +6487,15 @@
         <w:t xml:space="preserve"> Power Query </w:t>
       </w:r>
       <w:r>
-        <w:t>的操作介面截圖（字太小看不見）。</w:t>
+        <w:t>的操作</w:t>
+      </w:r>
+      <w:proofErr w:type="gramStart"/>
+      <w:r>
+        <w:t>介面截圖</w:t>
+      </w:r>
+      <w:proofErr w:type="gramEnd"/>
+      <w:r>
+        <w:t>（字太小看不見）。</w:t>
       </w:r>
     </w:p>
     <w:p>
@@ -5710,7 +6592,15 @@
         <w:t xml:space="preserve"> PDF </w:t>
       </w:r>
       <w:r>
-        <w:t>的痛苦」，共鳴感最強。</w:t>
+        <w:t>的痛苦」，</w:t>
+      </w:r>
+      <w:proofErr w:type="gramStart"/>
+      <w:r>
+        <w:t>共鳴感最強</w:t>
+      </w:r>
+      <w:proofErr w:type="gramEnd"/>
+      <w:r>
+        <w:t>。</w:t>
       </w:r>
     </w:p>
     <w:p>
@@ -5736,8 +6626,29 @@
       </w:r>
     </w:p>
     <w:p>
-      <w:r>
-        <w:t>不要塞五六個步驟，只抓最硬的</w:t>
+      <w:proofErr w:type="gramStart"/>
+      <w:r>
+        <w:t>不</w:t>
+      </w:r>
+      <w:proofErr w:type="gramEnd"/>
+      <w:r>
+        <w:t>要塞五六</w:t>
+      </w:r>
+      <w:proofErr w:type="gramStart"/>
+      <w:r>
+        <w:t>個</w:t>
+      </w:r>
+      <w:proofErr w:type="gramEnd"/>
+      <w:r>
+        <w:t>步驟，</w:t>
+      </w:r>
+      <w:proofErr w:type="gramStart"/>
+      <w:r>
+        <w:t>只抓最硬</w:t>
+      </w:r>
+      <w:proofErr w:type="gramEnd"/>
+      <w:r>
+        <w:t>的</w:t>
       </w:r>
       <w:r>
         <w:t xml:space="preserve"> </w:t>
@@ -5912,8 +6823,13 @@
       <w:r>
         <w:t xml:space="preserve"> Model View </w:t>
       </w:r>
-      <w:r>
-        <w:t>截圖。</w:t>
+      <w:proofErr w:type="gramStart"/>
+      <w:r>
+        <w:t>截圖</w:t>
+      </w:r>
+      <w:proofErr w:type="gramEnd"/>
+      <w:r>
+        <w:t>。</w:t>
       </w:r>
     </w:p>
     <w:p>
@@ -6016,13 +6932,7 @@
     </w:p>
     <w:p/>
     <w:p/>
-    <w:p>
-      <w:pPr>
-        <w:rPr>
-          <w:rFonts w:hint="eastAsia"/>
-        </w:rPr>
-      </w:pPr>
-    </w:p>
+    <w:p/>
     <w:p>
       <w:r>
         <w:t>目前的進度非常紮實：</w:t>
@@ -6040,7 +6950,23 @@
           <w:b/>
           <w:bCs/>
         </w:rPr>
-        <w:t>導覽頁</w:t>
+        <w:t>導</w:t>
+      </w:r>
+      <w:proofErr w:type="gramStart"/>
+      <w:r>
+        <w:rPr>
+          <w:b/>
+          <w:bCs/>
+        </w:rPr>
+        <w:t>覽</w:t>
+      </w:r>
+      <w:proofErr w:type="gramEnd"/>
+      <w:r>
+        <w:rPr>
+          <w:b/>
+          <w:bCs/>
+        </w:rPr>
+        <w:t>頁</w:t>
       </w:r>
       <w:r>
         <w:rPr>
@@ -6075,7 +7001,15 @@
         <w:t xml:space="preserve"> (ETL)</w:t>
       </w:r>
       <w:r>
-        <w:t>：那一頁「肌肉展示」非常有氣場。</w:t>
+        <w:t>：那一頁「肌肉展示」非常</w:t>
+      </w:r>
+      <w:proofErr w:type="gramStart"/>
+      <w:r>
+        <w:t>有氣場</w:t>
+      </w:r>
+      <w:proofErr w:type="gramEnd"/>
+      <w:r>
+        <w:t>。</w:t>
       </w:r>
     </w:p>
     <w:p>
@@ -6117,12 +7051,196 @@
         <w:t>排版技術</w:t>
       </w:r>
       <w:r>
-        <w:t>：尺規、行距、去油簡化都到位了。</w:t>
+        <w:t>：尺</w:t>
+      </w:r>
+      <w:proofErr w:type="gramStart"/>
+      <w:r>
+        <w:t>規</w:t>
+      </w:r>
+      <w:proofErr w:type="gramEnd"/>
+      <w:r>
+        <w:t>、行距、去油簡化都到位了。</w:t>
       </w:r>
     </w:p>
     <w:p>
       <w:r>
         <w:t>今晚就先放下電腦，讓潛意識去消化這些結構。明天等你精神飽滿時，我們再針對「總結頁」的文字微調，或是整份簡報的「視覺一致性」做最後的收尾。</w:t>
+      </w:r>
+    </w:p>
+    <w:p>
+      <w:pPr>
+        <w:numPr>
+          <w:ilvl w:val="0"/>
+          <w:numId w:val="31"/>
+        </w:numPr>
+      </w:pPr>
+      <w:r>
+        <w:rPr>
+          <w:rFonts w:hint="eastAsia"/>
+          <w:b/>
+          <w:bCs/>
+        </w:rPr>
+        <w:t>結構重塑：</w:t>
+      </w:r>
+      <w:r>
+        <w:rPr>
+          <w:rFonts w:hint="eastAsia"/>
+        </w:rPr>
+        <w:t xml:space="preserve"> </w:t>
+      </w:r>
+      <w:r>
+        <w:rPr>
+          <w:rFonts w:hint="eastAsia"/>
+        </w:rPr>
+        <w:t>潔淨能源</w:t>
+      </w:r>
+      <w:proofErr w:type="gramStart"/>
+      <w:r>
+        <w:rPr>
+          <w:rFonts w:hint="eastAsia"/>
+        </w:rPr>
+        <w:t>佔</w:t>
+      </w:r>
+      <w:proofErr w:type="gramEnd"/>
+      <w:r>
+        <w:rPr>
+          <w:rFonts w:hint="eastAsia"/>
+        </w:rPr>
+        <w:t>比持續推升，能源配比正式轉向。</w:t>
+      </w:r>
+    </w:p>
+    <w:p>
+      <w:pPr>
+        <w:numPr>
+          <w:ilvl w:val="0"/>
+          <w:numId w:val="31"/>
+        </w:numPr>
+      </w:pPr>
+      <w:proofErr w:type="gramStart"/>
+      <w:r>
+        <w:rPr>
+          <w:rFonts w:hint="eastAsia"/>
+          <w:b/>
+          <w:bCs/>
+        </w:rPr>
+        <w:t>綠能核心</w:t>
+      </w:r>
+      <w:proofErr w:type="gramEnd"/>
+      <w:r>
+        <w:rPr>
+          <w:rFonts w:hint="eastAsia"/>
+          <w:b/>
+          <w:bCs/>
+        </w:rPr>
+        <w:t>：</w:t>
+      </w:r>
+      <w:r>
+        <w:rPr>
+          <w:rFonts w:hint="eastAsia"/>
+        </w:rPr>
+        <w:t xml:space="preserve"> </w:t>
+      </w:r>
+      <w:r>
+        <w:rPr>
+          <w:rFonts w:hint="eastAsia"/>
+        </w:rPr>
+        <w:t>風、光電成為增長主力，規模化效應顯現。</w:t>
+      </w:r>
+    </w:p>
+    <w:p>
+      <w:pPr>
+        <w:numPr>
+          <w:ilvl w:val="0"/>
+          <w:numId w:val="31"/>
+        </w:numPr>
+      </w:pPr>
+      <w:r>
+        <w:rPr>
+          <w:rFonts w:hint="eastAsia"/>
+          <w:b/>
+          <w:bCs/>
+        </w:rPr>
+        <w:t>供電自主：</w:t>
+      </w:r>
+      <w:r>
+        <w:rPr>
+          <w:rFonts w:hint="eastAsia"/>
+        </w:rPr>
+        <w:t xml:space="preserve"> **</w:t>
+      </w:r>
+      <w:r>
+        <w:rPr>
+          <w:rFonts w:hint="eastAsia"/>
+        </w:rPr>
+        <w:t>「自用發電設備」</w:t>
+      </w:r>
+      <w:r>
+        <w:rPr>
+          <w:rFonts w:hint="eastAsia"/>
+        </w:rPr>
+        <w:t>**</w:t>
+      </w:r>
+      <w:r>
+        <w:rPr>
+          <w:rFonts w:hint="eastAsia"/>
+        </w:rPr>
+        <w:t>強勢崛起，分散式電網雛形已現。</w:t>
+      </w:r>
+    </w:p>
+    <w:p>
+      <w:pPr>
+        <w:numPr>
+          <w:ilvl w:val="0"/>
+          <w:numId w:val="31"/>
+        </w:numPr>
+      </w:pPr>
+      <w:r>
+        <w:rPr>
+          <w:rFonts w:hint="eastAsia"/>
+          <w:b/>
+          <w:bCs/>
+        </w:rPr>
+        <w:t>穩定挑戰：</w:t>
+      </w:r>
+      <w:r>
+        <w:rPr>
+          <w:rFonts w:hint="eastAsia"/>
+        </w:rPr>
+        <w:t xml:space="preserve"> </w:t>
+      </w:r>
+      <w:r>
+        <w:rPr>
+          <w:rFonts w:hint="eastAsia"/>
+        </w:rPr>
+        <w:t>數據揭示發電間歇性特徵，調度韌性成為未來關鍵。</w:t>
+      </w:r>
+    </w:p>
+    <w:p>
+      <w:pPr>
+        <w:numPr>
+          <w:ilvl w:val="0"/>
+          <w:numId w:val="31"/>
+        </w:numPr>
+      </w:pPr>
+      <w:r>
+        <w:rPr>
+          <w:rFonts w:hint="eastAsia"/>
+          <w:b/>
+          <w:bCs/>
+        </w:rPr>
+        <w:t>展望轉型：</w:t>
+      </w:r>
+      <w:r>
+        <w:rPr>
+          <w:rFonts w:hint="eastAsia"/>
+        </w:rPr>
+        <w:t xml:space="preserve"> 2026 </w:t>
+      </w:r>
+      <w:r>
+        <w:rPr>
+          <w:rFonts w:hint="eastAsia"/>
+        </w:rPr>
+        <w:t>轉型深水區，儲能與靈活調度將是核心解決方案。</w:t>
       </w:r>
     </w:p>
     <w:p/>
@@ -9362,6 +10480,146 @@
     </w:lvl>
   </w:abstractNum>
   <w:abstractNum w:abstractNumId="23" w15:restartNumberingAfterBreak="0">
+    <w:nsid w:val="61ED1622"/>
+    <w:multiLevelType w:val="hybridMultilevel"/>
+    <w:tmpl w:val="BC50CFB2"/>
+    <w:lvl w:ilvl="0" w:tplc="7B40ADD8">
+      <w:start w:val="1"/>
+      <w:numFmt w:val="bullet"/>
+      <w:lvlText w:val="•"/>
+      <w:lvlJc w:val="left"/>
+      <w:pPr>
+        <w:tabs>
+          <w:tab w:val="num" w:pos="720"/>
+        </w:tabs>
+        <w:ind w:left="720" w:hanging="360"/>
+      </w:pPr>
+      <w:rPr>
+        <w:rFonts w:ascii="Arial" w:hAnsi="Arial" w:hint="default"/>
+      </w:rPr>
+    </w:lvl>
+    <w:lvl w:ilvl="1" w:tplc="AC7E11D8" w:tentative="1">
+      <w:start w:val="1"/>
+      <w:numFmt w:val="bullet"/>
+      <w:lvlText w:val="•"/>
+      <w:lvlJc w:val="left"/>
+      <w:pPr>
+        <w:tabs>
+          <w:tab w:val="num" w:pos="1440"/>
+        </w:tabs>
+        <w:ind w:left="1440" w:hanging="360"/>
+      </w:pPr>
+      <w:rPr>
+        <w:rFonts w:ascii="Arial" w:hAnsi="Arial" w:hint="default"/>
+      </w:rPr>
+    </w:lvl>
+    <w:lvl w:ilvl="2" w:tplc="DD663494" w:tentative="1">
+      <w:start w:val="1"/>
+      <w:numFmt w:val="bullet"/>
+      <w:lvlText w:val="•"/>
+      <w:lvlJc w:val="left"/>
+      <w:pPr>
+        <w:tabs>
+          <w:tab w:val="num" w:pos="2160"/>
+        </w:tabs>
+        <w:ind w:left="2160" w:hanging="360"/>
+      </w:pPr>
+      <w:rPr>
+        <w:rFonts w:ascii="Arial" w:hAnsi="Arial" w:hint="default"/>
+      </w:rPr>
+    </w:lvl>
+    <w:lvl w:ilvl="3" w:tplc="7BEA5284" w:tentative="1">
+      <w:start w:val="1"/>
+      <w:numFmt w:val="bullet"/>
+      <w:lvlText w:val="•"/>
+      <w:lvlJc w:val="left"/>
+      <w:pPr>
+        <w:tabs>
+          <w:tab w:val="num" w:pos="2880"/>
+        </w:tabs>
+        <w:ind w:left="2880" w:hanging="360"/>
+      </w:pPr>
+      <w:rPr>
+        <w:rFonts w:ascii="Arial" w:hAnsi="Arial" w:hint="default"/>
+      </w:rPr>
+    </w:lvl>
+    <w:lvl w:ilvl="4" w:tplc="1130BC6E" w:tentative="1">
+      <w:start w:val="1"/>
+      <w:numFmt w:val="bullet"/>
+      <w:lvlText w:val="•"/>
+      <w:lvlJc w:val="left"/>
+      <w:pPr>
+        <w:tabs>
+          <w:tab w:val="num" w:pos="3600"/>
+        </w:tabs>
+        <w:ind w:left="3600" w:hanging="360"/>
+      </w:pPr>
+      <w:rPr>
+        <w:rFonts w:ascii="Arial" w:hAnsi="Arial" w:hint="default"/>
+      </w:rPr>
+    </w:lvl>
+    <w:lvl w:ilvl="5" w:tplc="6B40DA56" w:tentative="1">
+      <w:start w:val="1"/>
+      <w:numFmt w:val="bullet"/>
+      <w:lvlText w:val="•"/>
+      <w:lvlJc w:val="left"/>
+      <w:pPr>
+        <w:tabs>
+          <w:tab w:val="num" w:pos="4320"/>
+        </w:tabs>
+        <w:ind w:left="4320" w:hanging="360"/>
+      </w:pPr>
+      <w:rPr>
+        <w:rFonts w:ascii="Arial" w:hAnsi="Arial" w:hint="default"/>
+      </w:rPr>
+    </w:lvl>
+    <w:lvl w:ilvl="6" w:tplc="C39EF9B0" w:tentative="1">
+      <w:start w:val="1"/>
+      <w:numFmt w:val="bullet"/>
+      <w:lvlText w:val="•"/>
+      <w:lvlJc w:val="left"/>
+      <w:pPr>
+        <w:tabs>
+          <w:tab w:val="num" w:pos="5040"/>
+        </w:tabs>
+        <w:ind w:left="5040" w:hanging="360"/>
+      </w:pPr>
+      <w:rPr>
+        <w:rFonts w:ascii="Arial" w:hAnsi="Arial" w:hint="default"/>
+      </w:rPr>
+    </w:lvl>
+    <w:lvl w:ilvl="7" w:tplc="90CED848" w:tentative="1">
+      <w:start w:val="1"/>
+      <w:numFmt w:val="bullet"/>
+      <w:lvlText w:val="•"/>
+      <w:lvlJc w:val="left"/>
+      <w:pPr>
+        <w:tabs>
+          <w:tab w:val="num" w:pos="5760"/>
+        </w:tabs>
+        <w:ind w:left="5760" w:hanging="360"/>
+      </w:pPr>
+      <w:rPr>
+        <w:rFonts w:ascii="Arial" w:hAnsi="Arial" w:hint="default"/>
+      </w:rPr>
+    </w:lvl>
+    <w:lvl w:ilvl="8" w:tplc="BD667200" w:tentative="1">
+      <w:start w:val="1"/>
+      <w:numFmt w:val="bullet"/>
+      <w:lvlText w:val="•"/>
+      <w:lvlJc w:val="left"/>
+      <w:pPr>
+        <w:tabs>
+          <w:tab w:val="num" w:pos="6480"/>
+        </w:tabs>
+        <w:ind w:left="6480" w:hanging="360"/>
+      </w:pPr>
+      <w:rPr>
+        <w:rFonts w:ascii="Arial" w:hAnsi="Arial" w:hint="default"/>
+      </w:rPr>
+    </w:lvl>
+  </w:abstractNum>
+  <w:abstractNum w:abstractNumId="24" w15:restartNumberingAfterBreak="0">
     <w:nsid w:val="62CE488F"/>
     <w:multiLevelType w:val="multilevel"/>
     <w:tmpl w:val="9DDA4604"/>
@@ -9510,7 +10768,7 @@
       </w:rPr>
     </w:lvl>
   </w:abstractNum>
-  <w:abstractNum w:abstractNumId="24" w15:restartNumberingAfterBreak="0">
+  <w:abstractNum w:abstractNumId="25" w15:restartNumberingAfterBreak="0">
     <w:nsid w:val="673A6AF5"/>
     <w:multiLevelType w:val="multilevel"/>
     <w:tmpl w:val="0A56CA52"/>
@@ -9659,7 +10917,7 @@
       </w:rPr>
     </w:lvl>
   </w:abstractNum>
-  <w:abstractNum w:abstractNumId="25" w15:restartNumberingAfterBreak="0">
+  <w:abstractNum w:abstractNumId="26" w15:restartNumberingAfterBreak="0">
     <w:nsid w:val="6BFE44EF"/>
     <w:multiLevelType w:val="multilevel"/>
     <w:tmpl w:val="936617D8"/>
@@ -9776,7 +11034,7 @@
       </w:pPr>
     </w:lvl>
   </w:abstractNum>
-  <w:abstractNum w:abstractNumId="26" w15:restartNumberingAfterBreak="0">
+  <w:abstractNum w:abstractNumId="27" w15:restartNumberingAfterBreak="0">
     <w:nsid w:val="6D30179E"/>
     <w:multiLevelType w:val="multilevel"/>
     <w:tmpl w:val="6144E2DE"/>
@@ -9925,7 +11183,7 @@
       </w:rPr>
     </w:lvl>
   </w:abstractNum>
-  <w:abstractNum w:abstractNumId="27" w15:restartNumberingAfterBreak="0">
+  <w:abstractNum w:abstractNumId="28" w15:restartNumberingAfterBreak="0">
     <w:nsid w:val="70AA7FA3"/>
     <w:multiLevelType w:val="multilevel"/>
     <w:tmpl w:val="AA40F81C"/>
@@ -10074,7 +11332,7 @@
       </w:rPr>
     </w:lvl>
   </w:abstractNum>
-  <w:abstractNum w:abstractNumId="28" w15:restartNumberingAfterBreak="0">
+  <w:abstractNum w:abstractNumId="29" w15:restartNumberingAfterBreak="0">
     <w:nsid w:val="71F05FAB"/>
     <w:multiLevelType w:val="multilevel"/>
     <w:tmpl w:val="D2E05C3C"/>
@@ -10191,7 +11449,7 @@
       </w:pPr>
     </w:lvl>
   </w:abstractNum>
-  <w:abstractNum w:abstractNumId="29" w15:restartNumberingAfterBreak="0">
+  <w:abstractNum w:abstractNumId="30" w15:restartNumberingAfterBreak="0">
     <w:nsid w:val="798117C5"/>
     <w:multiLevelType w:val="multilevel"/>
     <w:tmpl w:val="48E035EC"/>
@@ -10332,10 +11590,10 @@
     <w:abstractNumId w:val="9"/>
   </w:num>
   <w:num w:numId="10" w16cid:durableId="1860586880">
-    <w:abstractNumId w:val="28"/>
+    <w:abstractNumId w:val="29"/>
   </w:num>
   <w:num w:numId="11" w16cid:durableId="2035305763">
-    <w:abstractNumId w:val="27"/>
+    <w:abstractNumId w:val="28"/>
   </w:num>
   <w:num w:numId="12" w16cid:durableId="601451972">
     <w:abstractNumId w:val="22"/>
@@ -10344,7 +11602,7 @@
     <w:abstractNumId w:val="18"/>
   </w:num>
   <w:num w:numId="14" w16cid:durableId="886061914">
-    <w:abstractNumId w:val="23"/>
+    <w:abstractNumId w:val="24"/>
   </w:num>
   <w:num w:numId="15" w16cid:durableId="435370264">
     <w:abstractNumId w:val="6"/>
@@ -10353,10 +11611,10 @@
     <w:abstractNumId w:val="4"/>
   </w:num>
   <w:num w:numId="17" w16cid:durableId="849022896">
-    <w:abstractNumId w:val="24"/>
+    <w:abstractNumId w:val="25"/>
   </w:num>
   <w:num w:numId="18" w16cid:durableId="1865555938">
-    <w:abstractNumId w:val="26"/>
+    <w:abstractNumId w:val="27"/>
   </w:num>
   <w:num w:numId="19" w16cid:durableId="1948926220">
     <w:abstractNumId w:val="20"/>
@@ -10371,13 +11629,13 @@
     <w:abstractNumId w:val="14"/>
   </w:num>
   <w:num w:numId="23" w16cid:durableId="2028018732">
-    <w:abstractNumId w:val="29"/>
+    <w:abstractNumId w:val="30"/>
   </w:num>
   <w:num w:numId="24" w16cid:durableId="210507599">
     <w:abstractNumId w:val="17"/>
   </w:num>
   <w:num w:numId="25" w16cid:durableId="192497263">
-    <w:abstractNumId w:val="25"/>
+    <w:abstractNumId w:val="26"/>
   </w:num>
   <w:num w:numId="26" w16cid:durableId="334261190">
     <w:abstractNumId w:val="19"/>
@@ -10393,6 +11651,9 @@
   </w:num>
   <w:num w:numId="30" w16cid:durableId="1432580775">
     <w:abstractNumId w:val="11"/>
+  </w:num>
+  <w:num w:numId="31" w16cid:durableId="1998536277">
+    <w:abstractNumId w:val="23"/>
   </w:num>
 </w:numbering>
 </file>

--- a/Eric 回來了.docx
+++ b/Eric 回來了.docx
@@ -231,39 +231,7 @@
           <w:b/>
           <w:bCs/>
         </w:rPr>
-        <w:t>年是一個里程碑，</w:t>
-      </w:r>
-      <w:proofErr w:type="gramStart"/>
-      <w:r>
-        <w:rPr>
-          <w:b/>
-          <w:bCs/>
-        </w:rPr>
-        <w:t>民營綠能發</w:t>
-      </w:r>
-      <w:proofErr w:type="gramEnd"/>
-      <w:r>
-        <w:rPr>
-          <w:b/>
-          <w:bCs/>
-        </w:rPr>
-        <w:t>電量正式超越公營</w:t>
-      </w:r>
-      <w:proofErr w:type="gramStart"/>
-      <w:r>
-        <w:rPr>
-          <w:b/>
-          <w:bCs/>
-        </w:rPr>
-        <w:t>台電綠能</w:t>
-      </w:r>
-      <w:proofErr w:type="gramEnd"/>
-      <w:r>
-        <w:rPr>
-          <w:b/>
-          <w:bCs/>
-        </w:rPr>
-        <w:t>。這代表台灣能源開發的主導權已從「國家壟斷」轉向「民間資本」，去中心化電網正式成形。</w:t>
+        <w:t>年是一個里程碑，民營綠能發電量正式超越公營台電綠能。這代表台灣能源開發的主導權已從「國家壟斷」轉向「民間資本」，去中心化電網正式成形。</w:t>
       </w:r>
     </w:p>
     <w:p>
@@ -375,21 +343,12 @@
         </w:rPr>
         <w:t xml:space="preserve">3. </w:t>
       </w:r>
-      <w:proofErr w:type="gramStart"/>
-      <w:r>
-        <w:rPr>
-          <w:b/>
-          <w:bCs/>
-        </w:rPr>
-        <w:t>公營綠能的</w:t>
-      </w:r>
-      <w:proofErr w:type="gramEnd"/>
-      <w:r>
-        <w:rPr>
-          <w:b/>
-          <w:bCs/>
-        </w:rPr>
-        <w:t>「功能退位」</w:t>
+      <w:r>
+        <w:rPr>
+          <w:b/>
+          <w:bCs/>
+        </w:rPr>
+        <w:t>公營綠能的「功能退位」</w:t>
       </w:r>
       <w:r>
         <w:rPr>
@@ -429,23 +388,7 @@
           <w:b/>
           <w:bCs/>
         </w:rPr>
-        <w:t>對比中，公營</w:t>
-      </w:r>
-      <w:proofErr w:type="gramStart"/>
-      <w:r>
-        <w:rPr>
-          <w:b/>
-          <w:bCs/>
-        </w:rPr>
-        <w:t>綠能增長最緩且佔</w:t>
-      </w:r>
-      <w:proofErr w:type="gramEnd"/>
-      <w:r>
-        <w:rPr>
-          <w:b/>
-          <w:bCs/>
-        </w:rPr>
-        <w:t>比最小。</w:t>
+        <w:t>對比中，公營綠能增長最緩且佔比最小。</w:t>
       </w:r>
     </w:p>
     <w:p>
@@ -464,39 +407,7 @@
           <w:b/>
           <w:bCs/>
         </w:rPr>
-        <w:t>洞察：公營體制</w:t>
-      </w:r>
-      <w:proofErr w:type="gramStart"/>
-      <w:r>
-        <w:rPr>
-          <w:b/>
-          <w:bCs/>
-        </w:rPr>
-        <w:t>在綠能</w:t>
-      </w:r>
-      <w:proofErr w:type="gramEnd"/>
-      <w:r>
-        <w:rPr>
-          <w:b/>
-          <w:bCs/>
-        </w:rPr>
-        <w:t>「開發」上的角色已趨於飽和或轉向。台電未來的價值將不</w:t>
-      </w:r>
-      <w:proofErr w:type="gramStart"/>
-      <w:r>
-        <w:rPr>
-          <w:b/>
-          <w:bCs/>
-        </w:rPr>
-        <w:t>在於蓋更多</w:t>
-      </w:r>
-      <w:proofErr w:type="gramEnd"/>
-      <w:r>
-        <w:rPr>
-          <w:b/>
-          <w:bCs/>
-        </w:rPr>
-        <w:t>電廠，而是轉型為</w:t>
+        <w:t>洞察：公營體制在綠能「開發」上的角色已趨於飽和或轉向。台電未來的價值將不在於蓋更多電廠，而是轉型為</w:t>
       </w:r>
       <w:r>
         <w:rPr>
@@ -510,23 +421,7 @@
           <w:b/>
           <w:bCs/>
         </w:rPr>
-        <w:t>「電網調度者」與「</w:t>
-      </w:r>
-      <w:proofErr w:type="gramStart"/>
-      <w:r>
-        <w:rPr>
-          <w:b/>
-          <w:bCs/>
-        </w:rPr>
-        <w:t>儲能基礎</w:t>
-      </w:r>
-      <w:proofErr w:type="gramEnd"/>
-      <w:r>
-        <w:rPr>
-          <w:b/>
-          <w:bCs/>
-        </w:rPr>
-        <w:t>設施提供者」</w:t>
+        <w:t>「電網調度者」與「儲能基礎設施提供者」</w:t>
       </w:r>
       <w:r>
         <w:rPr>
@@ -588,39 +483,7 @@
           <w:b/>
           <w:bCs/>
         </w:rPr>
-        <w:t>數據現象：</w:t>
-      </w:r>
-      <w:proofErr w:type="gramStart"/>
-      <w:r>
-        <w:rPr>
-          <w:b/>
-          <w:bCs/>
-        </w:rPr>
-        <w:t>即便綠能爆發</w:t>
-      </w:r>
-      <w:proofErr w:type="gramEnd"/>
-      <w:r>
-        <w:rPr>
-          <w:b/>
-          <w:bCs/>
-        </w:rPr>
-        <w:t>增長，火力發電</w:t>
-      </w:r>
-      <w:proofErr w:type="gramStart"/>
-      <w:r>
-        <w:rPr>
-          <w:b/>
-          <w:bCs/>
-        </w:rPr>
-        <w:t>佔</w:t>
-      </w:r>
-      <w:proofErr w:type="gramEnd"/>
-      <w:r>
-        <w:rPr>
-          <w:b/>
-          <w:bCs/>
-        </w:rPr>
-        <w:t>比依然穩居第一。</w:t>
+        <w:t>數據現象：即便綠能爆發增長，火力發電佔比依然穩居第一。</w:t>
       </w:r>
     </w:p>
     <w:p>
@@ -639,23 +502,7 @@
           <w:b/>
           <w:bCs/>
         </w:rPr>
-        <w:t>洞察：</w:t>
-      </w:r>
-      <w:proofErr w:type="gramStart"/>
-      <w:r>
-        <w:rPr>
-          <w:b/>
-          <w:bCs/>
-        </w:rPr>
-        <w:t>綠能目前</w:t>
-      </w:r>
-      <w:proofErr w:type="gramEnd"/>
-      <w:r>
-        <w:rPr>
-          <w:b/>
-          <w:bCs/>
-        </w:rPr>
-        <w:t>的爆發力主要在填補「新增需求」，而非「取代存量」。火力的基載不可替代性，說明了台灣正處於</w:t>
+        <w:t>洞察：綠能目前的爆發力主要在填補「新增需求」，而非「取代存量」。火力的基載不可替代性，說明了台灣正處於</w:t>
       </w:r>
       <w:r>
         <w:rPr>
@@ -669,23 +516,7 @@
           <w:b/>
           <w:bCs/>
         </w:rPr>
-        <w:t>「動能已變、</w:t>
-      </w:r>
-      <w:proofErr w:type="gramStart"/>
-      <w:r>
-        <w:rPr>
-          <w:b/>
-          <w:bCs/>
-        </w:rPr>
-        <w:t>結構未翻</w:t>
-      </w:r>
-      <w:proofErr w:type="gramEnd"/>
-      <w:r>
-        <w:rPr>
-          <w:b/>
-          <w:bCs/>
-        </w:rPr>
-        <w:t>」</w:t>
+        <w:t>「動能已變、結構未翻」</w:t>
       </w:r>
       <w:r>
         <w:rPr>
@@ -722,23 +553,7 @@
           <w:b/>
           <w:bCs/>
         </w:rPr>
-        <w:t>潔淨能源的「</w:t>
-      </w:r>
-      <w:proofErr w:type="gramStart"/>
-      <w:r>
-        <w:rPr>
-          <w:b/>
-          <w:bCs/>
-        </w:rPr>
-        <w:t>核綠補</w:t>
-      </w:r>
-      <w:proofErr w:type="gramEnd"/>
-      <w:r>
-        <w:rPr>
-          <w:b/>
-          <w:bCs/>
-        </w:rPr>
-        <w:t>位」</w:t>
+        <w:t>潔淨能源的「核綠補位」</w:t>
       </w:r>
       <w:r>
         <w:rPr>
@@ -797,23 +612,7 @@
           <w:b/>
           <w:bCs/>
         </w:rPr>
-        <w:t>洞察：這</w:t>
-      </w:r>
-      <w:proofErr w:type="gramStart"/>
-      <w:r>
-        <w:rPr>
-          <w:b/>
-          <w:bCs/>
-        </w:rPr>
-        <w:t>幾年綠能跑</w:t>
-      </w:r>
-      <w:proofErr w:type="gramEnd"/>
-      <w:r>
-        <w:rPr>
-          <w:b/>
-          <w:bCs/>
-        </w:rPr>
-        <w:t>得這麼快，其實是在幫核能</w:t>
+        <w:t>洞察：這幾年綠能跑得這麼快，其實是在幫核能</w:t>
       </w:r>
       <w:r>
         <w:rPr>
@@ -841,39 +640,7 @@
           <w:b/>
           <w:bCs/>
         </w:rPr>
-        <w:t>。兩者的一消</w:t>
-      </w:r>
-      <w:proofErr w:type="gramStart"/>
-      <w:r>
-        <w:rPr>
-          <w:b/>
-          <w:bCs/>
-        </w:rPr>
-        <w:t>一</w:t>
-      </w:r>
-      <w:proofErr w:type="gramEnd"/>
-      <w:r>
-        <w:rPr>
-          <w:b/>
-          <w:bCs/>
-        </w:rPr>
-        <w:t>長，維持了台灣低碳電力的水位。這解釋了</w:t>
-      </w:r>
-      <w:proofErr w:type="gramStart"/>
-      <w:r>
-        <w:rPr>
-          <w:b/>
-          <w:bCs/>
-        </w:rPr>
-        <w:t>為什麼綠能成長</w:t>
-      </w:r>
-      <w:proofErr w:type="gramEnd"/>
-      <w:r>
-        <w:rPr>
-          <w:b/>
-          <w:bCs/>
-        </w:rPr>
-        <w:t>雖快，卻還沒能開始大幅削減火力的份額。</w:t>
+        <w:t>。兩者的一消一長，維持了台灣低碳電力的水位。這解釋了為什麼綠能成長雖快，卻還沒能開始大幅削減火力的份額。</w:t>
       </w:r>
     </w:p>
     <w:p>
@@ -935,17 +702,8 @@
           <w:b/>
           <w:bCs/>
         </w:rPr>
-        <w:t>我建議我們在你的網頁</w:t>
-      </w:r>
-      <w:proofErr w:type="gramStart"/>
-      <w:r>
-        <w:rPr>
-          <w:b/>
-          <w:bCs/>
-        </w:rPr>
-        <w:t>（</w:t>
-      </w:r>
-      <w:proofErr w:type="gramEnd"/>
+        <w:t>我建議我們在你的網頁（</w:t>
+      </w:r>
       <w:r>
         <w:rPr>
           <w:b/>
@@ -953,21 +711,12 @@
         </w:rPr>
         <w:t>index.html</w:t>
       </w:r>
-      <w:proofErr w:type="gramStart"/>
-      <w:r>
-        <w:rPr>
-          <w:b/>
-          <w:bCs/>
-        </w:rPr>
-        <w:t>）</w:t>
-      </w:r>
-      <w:proofErr w:type="gramEnd"/>
-      <w:r>
-        <w:rPr>
-          <w:b/>
-          <w:bCs/>
-        </w:rPr>
-        <w:t>中，為每一頁</w:t>
+      <w:r>
+        <w:rPr>
+          <w:b/>
+          <w:bCs/>
+        </w:rPr>
+        <w:t>）中，為每一頁</w:t>
       </w:r>
       <w:r>
         <w:rPr>
@@ -976,21 +725,12 @@
         </w:rPr>
         <w:t xml:space="preserve"> Power BI </w:t>
       </w:r>
-      <w:proofErr w:type="gramStart"/>
-      <w:r>
-        <w:rPr>
-          <w:b/>
-          <w:bCs/>
-        </w:rPr>
-        <w:t>截圖配</w:t>
-      </w:r>
-      <w:proofErr w:type="gramEnd"/>
-      <w:r>
-        <w:rPr>
-          <w:b/>
-          <w:bCs/>
-        </w:rPr>
-        <w:t>上</w:t>
+      <w:r>
+        <w:rPr>
+          <w:b/>
+          <w:bCs/>
+        </w:rPr>
+        <w:t>截圖配上</w:t>
       </w:r>
       <w:r>
         <w:rPr>
@@ -999,7 +739,6 @@
         </w:rPr>
         <w:t xml:space="preserve"> 1-2 </w:t>
       </w:r>
-      <w:proofErr w:type="gramStart"/>
       <w:r>
         <w:rPr>
           <w:b/>
@@ -1007,7 +746,6 @@
         </w:rPr>
         <w:t>個</w:t>
       </w:r>
-      <w:proofErr w:type="gramEnd"/>
       <w:r>
         <w:rPr>
           <w:b/>
@@ -1408,23 +1146,7 @@
           <w:b/>
           <w:bCs/>
         </w:rPr>
-        <w:t>這套邏輯</w:t>
-      </w:r>
-      <w:proofErr w:type="gramStart"/>
-      <w:r>
-        <w:rPr>
-          <w:b/>
-          <w:bCs/>
-        </w:rPr>
-        <w:t>非常硬核</w:t>
-      </w:r>
-      <w:proofErr w:type="gramEnd"/>
-      <w:r>
-        <w:rPr>
-          <w:b/>
-          <w:bCs/>
-        </w:rPr>
-        <w:t>，完全是</w:t>
+        <w:t>這套邏輯非常硬核，完全是</w:t>
       </w:r>
       <w:r>
         <w:rPr>
@@ -1519,23 +1241,7 @@
           <w:b/>
           <w:bCs/>
         </w:rPr>
-        <w:t>：幫你把那張「</w:t>
-      </w:r>
-      <w:proofErr w:type="gramStart"/>
-      <w:r>
-        <w:rPr>
-          <w:b/>
-          <w:bCs/>
-        </w:rPr>
-        <w:t>核綠補</w:t>
-      </w:r>
-      <w:proofErr w:type="gramEnd"/>
-      <w:r>
-        <w:rPr>
-          <w:b/>
-          <w:bCs/>
-        </w:rPr>
-        <w:t>位圖」的標題、顏色微調到最完美。</w:t>
+        <w:t>：幫你把那張「核綠補位圖」的標題、顏色微調到最完美。</w:t>
       </w:r>
     </w:p>
     <w:p>
@@ -1661,29 +1367,13 @@
         <w:t xml:space="preserve"> </w:t>
       </w:r>
       <w:r>
-        <w:t>我們已經確認使用「視覺</w:t>
-      </w:r>
-      <w:proofErr w:type="gramStart"/>
-      <w:r>
-        <w:t>縮放版</w:t>
-      </w:r>
-      <w:proofErr w:type="gramEnd"/>
-      <w:r>
-        <w:t>」</w:t>
+        <w:t>我們已經確認使用「視覺縮放版」</w:t>
       </w:r>
       <w:r>
         <w:t>CSV</w:t>
       </w:r>
       <w:r>
-        <w:t>，讓灰色（公營）變</w:t>
-      </w:r>
-      <w:proofErr w:type="gramStart"/>
-      <w:r>
-        <w:t>苗條，</w:t>
-      </w:r>
-      <w:proofErr w:type="gramEnd"/>
-      <w:r>
-        <w:t>並跑出</w:t>
+        <w:t>，讓灰色（公營）變苗條，並跑出</w:t>
       </w:r>
       <w:r>
         <w:t xml:space="preserve"> 2019/2023 </w:t>
@@ -1936,15 +1626,7 @@
         <w:t xml:space="preserve"> </w:t>
       </w:r>
       <w:r>
-        <w:t>確保年份標籤跟著圖表走，</w:t>
-      </w:r>
-      <w:proofErr w:type="gramStart"/>
-      <w:r>
-        <w:t>不跑位</w:t>
-      </w:r>
-      <w:proofErr w:type="gramEnd"/>
-      <w:r>
-        <w:t>。</w:t>
+        <w:t>確保年份標籤跟著圖表走，不跑位。</w:t>
       </w:r>
     </w:p>
     <w:p>
@@ -1972,23 +1654,7 @@
           <w:i/>
           <w:iCs/>
         </w:rPr>
-        <w:t>「誰在</w:t>
-      </w:r>
-      <w:proofErr w:type="gramStart"/>
-      <w:r>
-        <w:rPr>
-          <w:i/>
-          <w:iCs/>
-        </w:rPr>
-        <w:t>推動綠能</w:t>
-      </w:r>
-      <w:proofErr w:type="gramEnd"/>
-      <w:r>
-        <w:rPr>
-          <w:i/>
-          <w:iCs/>
-        </w:rPr>
-        <w:t>？台灣能源主體轉型動態分析」</w:t>
+        <w:t>「誰在推動綠能？台灣能源主體轉型動態分析」</w:t>
       </w:r>
       <w:r>
         <w:t>。</w:t>
@@ -2000,23 +1666,7 @@
           <w:b/>
           <w:bCs/>
         </w:rPr>
-        <w:t>那就先祝你週末愉快！如果你週末突然有靈感，</w:t>
-      </w:r>
-      <w:proofErr w:type="gramStart"/>
-      <w:r>
-        <w:rPr>
-          <w:b/>
-          <w:bCs/>
-        </w:rPr>
-        <w:t>或是在滑手機</w:t>
-      </w:r>
-      <w:proofErr w:type="gramEnd"/>
-      <w:r>
-        <w:rPr>
-          <w:b/>
-          <w:bCs/>
-        </w:rPr>
-        <w:t>看到什麼厲害的圖表想參考，隨時再傳給我。我們週二見！加油！</w:t>
+        <w:t>那就先祝你週末愉快！如果你週末突然有靈感，或是在滑手機看到什麼厲害的圖表想參考，隨時再傳給我。我們週二見！加油！</w:t>
       </w:r>
     </w:p>
     <w:p/>
@@ -2056,21 +1706,12 @@
         </w:rPr>
         <w:t xml:space="preserve">3 </w:t>
       </w:r>
-      <w:proofErr w:type="gramStart"/>
-      <w:r>
-        <w:rPr>
-          <w:b/>
-          <w:bCs/>
-        </w:rPr>
-        <w:t>個</w:t>
-      </w:r>
-      <w:proofErr w:type="gramEnd"/>
-      <w:r>
-        <w:rPr>
-          <w:b/>
-          <w:bCs/>
-        </w:rPr>
-        <w:t>關鍵資訊</w:t>
+      <w:r>
+        <w:rPr>
+          <w:b/>
+          <w:bCs/>
+        </w:rPr>
+        <w:t>個關鍵資訊</w:t>
       </w:r>
       <w:r>
         <w:t>，這樣我的運算才不會跟你的數據表脫節：</w:t>
@@ -2393,17 +2034,8 @@
           <w:b/>
           <w:bCs/>
         </w:rPr>
-        <w:t>離</w:t>
-      </w:r>
-      <w:proofErr w:type="gramStart"/>
-      <w:r>
-        <w:rPr>
-          <w:b/>
-          <w:bCs/>
-        </w:rPr>
-        <w:t>岸風電</w:t>
-      </w:r>
-      <w:proofErr w:type="gramEnd"/>
+        <w:t>離岸風電</w:t>
+      </w:r>
       <w:r>
         <w:t>：</w:t>
       </w:r>
@@ -2546,29 +2178,8 @@
           <w:numId w:val="14"/>
         </w:numPr>
       </w:pPr>
-      <w:proofErr w:type="gramStart"/>
-      <w:r>
-        <w:t>（</w:t>
-      </w:r>
-      <w:proofErr w:type="gramEnd"/>
-      <w:r>
-        <w:t>建議：</w:t>
-      </w:r>
-      <w:proofErr w:type="gramStart"/>
-      <w:r>
-        <w:t>瀑布圖最能</w:t>
-      </w:r>
-      <w:proofErr w:type="gramEnd"/>
-      <w:r>
-        <w:t>解釋「補不補得起缺口」這個邏輯</w:t>
-      </w:r>
-      <w:proofErr w:type="gramStart"/>
-      <w:r>
-        <w:t>）</w:t>
-      </w:r>
-      <w:proofErr w:type="gramEnd"/>
-      <w:r>
-        <w:t>。</w:t>
+      <w:r>
+        <w:t>（建議：瀑布圖最能解釋「補不補得起缺口」這個邏輯）。</w:t>
       </w:r>
     </w:p>
     <w:p>
@@ -2866,39 +2477,7 @@
           <w:i/>
           <w:iCs/>
         </w:rPr>
-        <w:t>年民間</w:t>
-      </w:r>
-      <w:proofErr w:type="gramStart"/>
-      <w:r>
-        <w:rPr>
-          <w:i/>
-          <w:iCs/>
-        </w:rPr>
-        <w:t>電廠中佳與</w:t>
-      </w:r>
-      <w:proofErr w:type="gramEnd"/>
-      <w:r>
-        <w:rPr>
-          <w:i/>
-          <w:iCs/>
-        </w:rPr>
-        <w:t>分散式光電的</w:t>
-      </w:r>
-      <w:proofErr w:type="gramStart"/>
-      <w:r>
-        <w:rPr>
-          <w:i/>
-          <w:iCs/>
-        </w:rPr>
-        <w:t>併</w:t>
-      </w:r>
-      <w:proofErr w:type="gramEnd"/>
-      <w:r>
-        <w:rPr>
-          <w:i/>
-          <w:iCs/>
-        </w:rPr>
-        <w:t>網，抵銷了核能退役的</w:t>
+        <w:t>年民間電廠中佳與分散式光電的併網，抵銷了核能退役的</w:t>
       </w:r>
       <w:r>
         <w:rPr>
@@ -3098,15 +2677,7 @@
         <w:t>」</w:t>
       </w:r>
       <w:r>
-        <w:t>，連結到我們</w:t>
-      </w:r>
-      <w:proofErr w:type="gramStart"/>
-      <w:r>
-        <w:t>之前說的</w:t>
-      </w:r>
-      <w:proofErr w:type="gramEnd"/>
-      <w:r>
-        <w:t>「完工率參數」。</w:t>
+        <w:t>，連結到我們之前說的「完工率參數」。</w:t>
       </w:r>
     </w:p>
     <w:p>
@@ -3136,15 +2707,7 @@
       </w:pPr>
       <w:r>
         <w:lastRenderedPageBreak/>
-        <w:t>滑</w:t>
-      </w:r>
-      <w:proofErr w:type="gramStart"/>
-      <w:r>
-        <w:t>桿</w:t>
-      </w:r>
-      <w:proofErr w:type="gramEnd"/>
-      <w:r>
-        <w:t>設定在</w:t>
+        <w:t>滑桿設定在</w:t>
       </w:r>
       <w:r>
         <w:t xml:space="preserve"> </w:t>
@@ -3168,15 +2731,7 @@
         </w:numPr>
       </w:pPr>
       <w:r>
-        <w:t>當你拖動滑</w:t>
-      </w:r>
-      <w:proofErr w:type="gramStart"/>
-      <w:r>
-        <w:t>桿</w:t>
-      </w:r>
-      <w:proofErr w:type="gramEnd"/>
-      <w:r>
-        <w:t>時，上方的</w:t>
+        <w:t>當你拖動滑桿時，上方的</w:t>
       </w:r>
       <w:r>
         <w:t xml:space="preserve"> </w:t>
@@ -3240,15 +2795,7 @@
         <w:t>專業點評</w:t>
       </w:r>
       <w:r>
-        <w:t>：這能現場演示「如果光電</w:t>
-      </w:r>
-      <w:proofErr w:type="gramStart"/>
-      <w:r>
-        <w:t>併</w:t>
-      </w:r>
-      <w:proofErr w:type="gramEnd"/>
-      <w:r>
-        <w:t>網進度落後</w:t>
+        <w:t>：這能現場演示「如果光電併網進度落後</w:t>
       </w:r>
       <w:r>
         <w:t xml:space="preserve"> 10%</w:t>
@@ -3368,21 +2915,12 @@
         </w:rPr>
         <w:t xml:space="preserve">2026 </w:t>
       </w:r>
-      <w:proofErr w:type="gramStart"/>
-      <w:r>
-        <w:rPr>
-          <w:b/>
-          <w:bCs/>
-        </w:rPr>
-        <w:t>台灣綠能轉型</w:t>
-      </w:r>
-      <w:proofErr w:type="gramEnd"/>
-      <w:r>
-        <w:rPr>
-          <w:b/>
-          <w:bCs/>
-        </w:rPr>
-        <w:t>關鍵洞察</w:t>
+      <w:r>
+        <w:rPr>
+          <w:b/>
+          <w:bCs/>
+        </w:rPr>
+        <w:t>台灣綠能轉型關鍵洞察</w:t>
       </w:r>
     </w:p>
     <w:p>
@@ -3429,15 +2967,7 @@
         <w:t xml:space="preserve">2026 </w:t>
       </w:r>
       <w:r>
-        <w:t>年再生能源</w:t>
-      </w:r>
-      <w:proofErr w:type="gramStart"/>
-      <w:r>
-        <w:t>佔</w:t>
-      </w:r>
-      <w:proofErr w:type="gramEnd"/>
-      <w:r>
-        <w:t>比預估可達</w:t>
+        <w:t>年再生能源佔比預估可達</w:t>
       </w:r>
       <w:r>
         <w:t xml:space="preserve"> </w:t>
@@ -3530,23 +3060,7 @@
         <w:t>1.7%</w:t>
       </w:r>
       <w:r>
-        <w:t>，</w:t>
-      </w:r>
-      <w:proofErr w:type="gramStart"/>
-      <w:r>
-        <w:t>綠能增長</w:t>
-      </w:r>
-      <w:proofErr w:type="gramEnd"/>
-      <w:r>
-        <w:t>速度必須超越此基準，方能維持</w:t>
-      </w:r>
-      <w:proofErr w:type="gramStart"/>
-      <w:r>
-        <w:t>佔</w:t>
-      </w:r>
-      <w:proofErr w:type="gramEnd"/>
-      <w:r>
-        <w:t>比爬升。</w:t>
+        <w:t>，綠能增長速度必須超越此基準，方能維持佔比爬升。</w:t>
       </w:r>
     </w:p>
     <w:p>
@@ -3590,47 +3104,7 @@
     </w:p>
     <w:p>
       <w:r>
-        <w:t>太陽光電</w:t>
-      </w:r>
-      <w:proofErr w:type="gramStart"/>
-      <w:r>
-        <w:t>在綠能結構</w:t>
-      </w:r>
-      <w:proofErr w:type="gramEnd"/>
-      <w:r>
-        <w:t>中</w:t>
-      </w:r>
-      <w:proofErr w:type="gramStart"/>
-      <w:r>
-        <w:t>佔比極</w:t>
-      </w:r>
-      <w:proofErr w:type="gramEnd"/>
-      <w:r>
-        <w:t>高，建議未來</w:t>
-      </w:r>
-      <w:proofErr w:type="gramStart"/>
-      <w:r>
-        <w:t>佈</w:t>
-      </w:r>
-      <w:proofErr w:type="gramEnd"/>
-      <w:r>
-        <w:t>建重心應由「單純</w:t>
-      </w:r>
-      <w:proofErr w:type="gramStart"/>
-      <w:r>
-        <w:t>併</w:t>
-      </w:r>
-      <w:proofErr w:type="gramEnd"/>
-      <w:r>
-        <w:t>網」轉向「</w:t>
-      </w:r>
-      <w:proofErr w:type="gramStart"/>
-      <w:r>
-        <w:t>儲能配套</w:t>
-      </w:r>
-      <w:proofErr w:type="gramEnd"/>
-      <w:r>
-        <w:t>」，以確保電網韌性。</w:t>
+        <w:t>太陽光電在綠能結構中佔比極高，建議未來佈建重心應由「單純併網」轉向「儲能配套」，以確保電網韌性。</w:t>
       </w:r>
     </w:p>
     <w:p>
@@ -3765,15 +3239,7 @@
         <w:t>」</w:t>
       </w:r>
       <w:r>
-        <w:t>，連結到我們</w:t>
-      </w:r>
-      <w:proofErr w:type="gramStart"/>
-      <w:r>
-        <w:t>之前說的</w:t>
-      </w:r>
-      <w:proofErr w:type="gramEnd"/>
-      <w:r>
-        <w:t>「完工率參數」。</w:t>
+        <w:t>，連結到我們之前說的「完工率參數」。</w:t>
       </w:r>
     </w:p>
     <w:p>
@@ -3802,15 +3268,7 @@
         </w:numPr>
       </w:pPr>
       <w:r>
-        <w:t>滑</w:t>
-      </w:r>
-      <w:proofErr w:type="gramStart"/>
-      <w:r>
-        <w:t>桿</w:t>
-      </w:r>
-      <w:proofErr w:type="gramEnd"/>
-      <w:r>
-        <w:t>設定在</w:t>
+        <w:t>滑桿設定在</w:t>
       </w:r>
       <w:r>
         <w:t xml:space="preserve"> </w:t>
@@ -3834,15 +3292,7 @@
         </w:numPr>
       </w:pPr>
       <w:r>
-        <w:t>當你拖動滑</w:t>
-      </w:r>
-      <w:proofErr w:type="gramStart"/>
-      <w:r>
-        <w:t>桿</w:t>
-      </w:r>
-      <w:proofErr w:type="gramEnd"/>
-      <w:r>
-        <w:t>時，上方的</w:t>
+        <w:t>當你拖動滑桿時，上方的</w:t>
       </w:r>
       <w:r>
         <w:t xml:space="preserve"> </w:t>
@@ -3906,15 +3356,7 @@
         <w:t>專業點評</w:t>
       </w:r>
       <w:r>
-        <w:t>：這能現場演示「如果光電</w:t>
-      </w:r>
-      <w:proofErr w:type="gramStart"/>
-      <w:r>
-        <w:t>併</w:t>
-      </w:r>
-      <w:proofErr w:type="gramEnd"/>
-      <w:r>
-        <w:t>網進度落後</w:t>
+        <w:t>：這能現場演示「如果光電併網進度落後</w:t>
       </w:r>
       <w:r>
         <w:t xml:space="preserve"> 10%</w:t>
@@ -4034,21 +3476,12 @@
         </w:rPr>
         <w:t xml:space="preserve">2026 </w:t>
       </w:r>
-      <w:proofErr w:type="gramStart"/>
-      <w:r>
-        <w:rPr>
-          <w:b/>
-          <w:bCs/>
-        </w:rPr>
-        <w:t>台灣綠能轉型</w:t>
-      </w:r>
-      <w:proofErr w:type="gramEnd"/>
-      <w:r>
-        <w:rPr>
-          <w:b/>
-          <w:bCs/>
-        </w:rPr>
-        <w:t>關鍵洞察</w:t>
+      <w:r>
+        <w:rPr>
+          <w:b/>
+          <w:bCs/>
+        </w:rPr>
+        <w:t>台灣綠能轉型關鍵洞察</w:t>
       </w:r>
     </w:p>
     <w:p>
@@ -4095,15 +3528,7 @@
         <w:t xml:space="preserve">2026 </w:t>
       </w:r>
       <w:r>
-        <w:t>年再生能源</w:t>
-      </w:r>
-      <w:proofErr w:type="gramStart"/>
-      <w:r>
-        <w:t>佔</w:t>
-      </w:r>
-      <w:proofErr w:type="gramEnd"/>
-      <w:r>
-        <w:t>比預估可達</w:t>
+        <w:t>年再生能源佔比預估可達</w:t>
       </w:r>
       <w:r>
         <w:t xml:space="preserve"> </w:t>
@@ -4196,23 +3621,7 @@
         <w:t>1.7%</w:t>
       </w:r>
       <w:r>
-        <w:t>，</w:t>
-      </w:r>
-      <w:proofErr w:type="gramStart"/>
-      <w:r>
-        <w:t>綠能增長</w:t>
-      </w:r>
-      <w:proofErr w:type="gramEnd"/>
-      <w:r>
-        <w:t>速度必須超越此基準，方能維持</w:t>
-      </w:r>
-      <w:proofErr w:type="gramStart"/>
-      <w:r>
-        <w:t>佔</w:t>
-      </w:r>
-      <w:proofErr w:type="gramEnd"/>
-      <w:r>
-        <w:t>比爬升。</w:t>
+        <w:t>，綠能增長速度必須超越此基準，方能維持佔比爬升。</w:t>
       </w:r>
     </w:p>
     <w:p>
@@ -4256,47 +3665,7 @@
     </w:p>
     <w:p>
       <w:r>
-        <w:t>太陽光電</w:t>
-      </w:r>
-      <w:proofErr w:type="gramStart"/>
-      <w:r>
-        <w:t>在綠能結構</w:t>
-      </w:r>
-      <w:proofErr w:type="gramEnd"/>
-      <w:r>
-        <w:t>中</w:t>
-      </w:r>
-      <w:proofErr w:type="gramStart"/>
-      <w:r>
-        <w:t>佔比極</w:t>
-      </w:r>
-      <w:proofErr w:type="gramEnd"/>
-      <w:r>
-        <w:t>高，建議未來</w:t>
-      </w:r>
-      <w:proofErr w:type="gramStart"/>
-      <w:r>
-        <w:t>佈</w:t>
-      </w:r>
-      <w:proofErr w:type="gramEnd"/>
-      <w:r>
-        <w:t>建重心應由「單純</w:t>
-      </w:r>
-      <w:proofErr w:type="gramStart"/>
-      <w:r>
-        <w:t>併</w:t>
-      </w:r>
-      <w:proofErr w:type="gramEnd"/>
-      <w:r>
-        <w:t>網」轉向「</w:t>
-      </w:r>
-      <w:proofErr w:type="gramStart"/>
-      <w:r>
-        <w:t>儲能配套</w:t>
-      </w:r>
-      <w:proofErr w:type="gramEnd"/>
-      <w:r>
-        <w:t>」，以確保電網韌性。</w:t>
+        <w:t>太陽光電在綠能結構中佔比極高，建議未來佈建重心應由「單純併網」轉向「儲能配套」，以確保電網韌性。</w:t>
       </w:r>
     </w:p>
     <w:p/>
@@ -4328,23 +3697,7 @@
     </w:p>
     <w:p>
       <w:r>
-        <w:t>抱歉</w:t>
-      </w:r>
-      <w:proofErr w:type="gramStart"/>
-      <w:r>
-        <w:t>抱歉</w:t>
-      </w:r>
-      <w:proofErr w:type="gramEnd"/>
-      <w:r>
-        <w:t>，我確實把這兩件事「</w:t>
-      </w:r>
-      <w:proofErr w:type="gramStart"/>
-      <w:r>
-        <w:t>併</w:t>
-      </w:r>
-      <w:proofErr w:type="gramEnd"/>
-      <w:r>
-        <w:t>線處理」了！既然這份</w:t>
+        <w:t>抱歉抱歉，我確實把這兩件事「併線處理」了！既然這份</w:t>
       </w:r>
       <w:r>
         <w:t xml:space="preserve"> </w:t>
@@ -4363,21 +3716,12 @@
         </w:rPr>
         <w:t xml:space="preserve">2007-2026 </w:t>
       </w:r>
-      <w:proofErr w:type="gramStart"/>
-      <w:r>
-        <w:rPr>
-          <w:b/>
-          <w:bCs/>
-        </w:rPr>
-        <w:t>台灣綠能轉型</w:t>
-      </w:r>
-      <w:proofErr w:type="gramEnd"/>
-      <w:r>
-        <w:rPr>
-          <w:b/>
-          <w:bCs/>
-        </w:rPr>
-        <w:t>分析」</w:t>
+      <w:r>
+        <w:rPr>
+          <w:b/>
+          <w:bCs/>
+        </w:rPr>
+        <w:t>台灣綠能轉型分析」</w:t>
       </w:r>
       <w:r>
         <w:t xml:space="preserve"> </w:t>
@@ -4571,13 +3915,8 @@
         <w:t xml:space="preserve"> </w:t>
       </w:r>
       <w:r>
-        <w:t>如果你有巨匠提供的帳號或自己的組織帳號，</w:t>
-      </w:r>
-      <w:proofErr w:type="gramStart"/>
-      <w:r>
-        <w:t>請點擊</w:t>
-      </w:r>
-      <w:proofErr w:type="gramEnd"/>
+        <w:t>如果你有巨匠提供的帳號或自己的組織帳號，請點擊</w:t>
+      </w:r>
       <w:r>
         <w:t xml:space="preserve"> </w:t>
       </w:r>
@@ -4668,15 +4007,7 @@
         <w:t xml:space="preserve"> </w:t>
       </w:r>
       <w:r>
-        <w:t>老師或面試官只要點開網址，就能直接互動（拉滑</w:t>
-      </w:r>
-      <w:proofErr w:type="gramStart"/>
-      <w:r>
-        <w:t>桿</w:t>
-      </w:r>
-      <w:proofErr w:type="gramEnd"/>
-      <w:r>
-        <w:t>、點圖表），非常有科技感。</w:t>
+        <w:t>老師或面試官只要點開網址，就能直接互動（拉滑桿、點圖表），非常有科技感。</w:t>
       </w:r>
     </w:p>
     <w:p>
@@ -4842,15 +4173,7 @@
     </w:p>
     <w:p>
       <w:r>
-        <w:t>既然是結案，老師想看的是「你是怎麼把這</w:t>
-      </w:r>
-      <w:proofErr w:type="gramStart"/>
-      <w:r>
-        <w:t>張表變出來</w:t>
-      </w:r>
-      <w:proofErr w:type="gramEnd"/>
-      <w:r>
-        <w:t>的」。建議簡報包含：</w:t>
+        <w:t>既然是結案，老師想看的是「你是怎麼把這張表變出來的」。建議簡報包含：</w:t>
       </w:r>
     </w:p>
     <w:p>
@@ -4885,31 +4208,7 @@
         <w:t xml:space="preserve"> </w:t>
       </w:r>
       <w:r>
-        <w:t>秀</w:t>
-      </w:r>
-      <w:proofErr w:type="gramStart"/>
-      <w:r>
-        <w:t>一張截圖</w:t>
-      </w:r>
-      <w:proofErr w:type="gramEnd"/>
-      <w:r>
-        <w:t>，說明你如何處理原始能源數據</w:t>
-      </w:r>
-      <w:proofErr w:type="gramStart"/>
-      <w:r>
-        <w:t>（</w:t>
-      </w:r>
-      <w:proofErr w:type="gramEnd"/>
-      <w:r>
-        <w:t>例如：合併年份、轉換單位</w:t>
-      </w:r>
-      <w:proofErr w:type="gramStart"/>
-      <w:r>
-        <w:t>）</w:t>
-      </w:r>
-      <w:proofErr w:type="gramEnd"/>
-      <w:r>
-        <w:t>。</w:t>
+        <w:t>秀一張截圖，說明你如何處理原始能源數據（例如：合併年份、轉換單位）。</w:t>
       </w:r>
     </w:p>
     <w:p>
@@ -4944,29 +4243,13 @@
         <w:t xml:space="preserve"> </w:t>
       </w:r>
       <w:r>
-        <w:t>秀出你的星狀模型</w:t>
-      </w:r>
-      <w:proofErr w:type="gramStart"/>
-      <w:r>
-        <w:t>（</w:t>
-      </w:r>
-      <w:proofErr w:type="gramEnd"/>
-      <w:r>
-        <w:t>事實表</w:t>
+        <w:t>秀出你的星狀模型（事實表</w:t>
       </w:r>
       <w:r>
         <w:t xml:space="preserve"> vs. </w:t>
       </w:r>
       <w:r>
-        <w:t>維度表</w:t>
-      </w:r>
-      <w:proofErr w:type="gramStart"/>
-      <w:r>
-        <w:t>）</w:t>
-      </w:r>
-      <w:proofErr w:type="gramEnd"/>
-      <w:r>
-        <w:t>。</w:t>
+        <w:t>維度表）。</w:t>
       </w:r>
     </w:p>
     <w:p>
@@ -4999,43 +4282,14 @@
       <w:r>
         <w:t xml:space="preserve"> 1-2 </w:t>
       </w:r>
-      <w:proofErr w:type="gramStart"/>
-      <w:r>
-        <w:t>個</w:t>
-      </w:r>
-      <w:proofErr w:type="gramEnd"/>
-      <w:r>
-        <w:t>你覺得最難的公式</w:t>
-      </w:r>
-      <w:proofErr w:type="gramStart"/>
-      <w:r>
-        <w:t>（</w:t>
-      </w:r>
-      <w:proofErr w:type="gramEnd"/>
-      <w:r>
-        <w:t>例如：計算夏季尖峰</w:t>
-      </w:r>
-      <w:proofErr w:type="gramStart"/>
-      <w:r>
-        <w:t>佔</w:t>
-      </w:r>
-      <w:proofErr w:type="gramEnd"/>
-      <w:r>
-        <w:t>比或</w:t>
+      <w:r>
+        <w:t>個你覺得最難的公式（例如：計算夏季尖峰佔比或</w:t>
       </w:r>
       <w:r>
         <w:t xml:space="preserve"> 2026 </w:t>
       </w:r>
       <w:r>
-        <w:t>模擬公式</w:t>
-      </w:r>
-      <w:proofErr w:type="gramStart"/>
-      <w:r>
-        <w:t>）</w:t>
-      </w:r>
-      <w:proofErr w:type="gramEnd"/>
-      <w:r>
-        <w:t>。</w:t>
+        <w:t>模擬公式）。</w:t>
       </w:r>
     </w:p>
     <w:p>
@@ -5057,15 +4311,7 @@
         <w:t xml:space="preserve"> </w:t>
       </w:r>
       <w:r>
-        <w:t>就是我們</w:t>
-      </w:r>
-      <w:proofErr w:type="gramStart"/>
-      <w:r>
-        <w:t>這幾天聊的</w:t>
-      </w:r>
-      <w:proofErr w:type="gramEnd"/>
-      <w:r>
-        <w:t>第</w:t>
+        <w:t>就是我們這幾天聊的第</w:t>
       </w:r>
       <w:r>
         <w:t xml:space="preserve"> 1-5 </w:t>
@@ -5611,17 +4857,12 @@
       <w:r>
         <w:t xml:space="preserve"> </w:t>
       </w:r>
-      <w:proofErr w:type="gramStart"/>
       <w:r>
         <w:t>裡</w:t>
       </w:r>
       <w:r>
         <w:lastRenderedPageBreak/>
-        <w:t>第一個</w:t>
-      </w:r>
-      <w:proofErr w:type="gramEnd"/>
-      <w:r>
-        <w:t>重量級的資料分析專案。</w:t>
+        <w:t>第一個重量級的資料分析專案。</w:t>
       </w:r>
     </w:p>
     <w:p/>
@@ -5702,29 +4943,13 @@
         <w:t xml:space="preserve"> </w:t>
       </w:r>
       <w:r>
-        <w:t>標題要大氣</w:t>
-      </w:r>
-      <w:proofErr w:type="gramStart"/>
-      <w:r>
-        <w:t>（</w:t>
-      </w:r>
-      <w:proofErr w:type="gramEnd"/>
-      <w:r>
-        <w:t>如：</w:t>
+        <w:t>標題要大氣（如：</w:t>
       </w:r>
       <w:r>
         <w:t xml:space="preserve">2007-2026 </w:t>
       </w:r>
       <w:r>
-        <w:t>台灣電力結構轉型分析</w:t>
-      </w:r>
-      <w:proofErr w:type="gramStart"/>
-      <w:r>
-        <w:t>）</w:t>
-      </w:r>
-      <w:proofErr w:type="gramEnd"/>
-      <w:r>
-        <w:t>。</w:t>
+        <w:t>台灣電力結構轉型分析）。</w:t>
       </w:r>
     </w:p>
     <w:p>
@@ -5773,15 +4998,7 @@
         <w:t xml:space="preserve"> 20 </w:t>
       </w:r>
       <w:r>
-        <w:t>年？目標是</w:t>
-      </w:r>
-      <w:proofErr w:type="gramStart"/>
-      <w:r>
-        <w:t>找出綠能與</w:t>
-      </w:r>
-      <w:proofErr w:type="gramEnd"/>
-      <w:r>
-        <w:t>民營化的轉型關鍵。</w:t>
+        <w:t>年？目標是找出綠能與民營化的轉型關鍵。</w:t>
       </w:r>
     </w:p>
     <w:p>
@@ -5977,7 +5194,6 @@
         </w:rPr>
         <w:t xml:space="preserve">Power Query </w:t>
       </w:r>
-      <w:proofErr w:type="gramStart"/>
       <w:r>
         <w:rPr>
           <w:b/>
@@ -5985,7 +5201,6 @@
         </w:rPr>
         <w:t>截圖</w:t>
       </w:r>
-      <w:proofErr w:type="gramEnd"/>
       <w:r>
         <w:t>。強調處理「核能層級」與「跨年合併」的複雜度。</w:t>
       </w:r>
@@ -6042,7 +5257,6 @@
         </w:rPr>
         <w:t xml:space="preserve">Model View </w:t>
       </w:r>
-      <w:proofErr w:type="gramStart"/>
       <w:r>
         <w:rPr>
           <w:b/>
@@ -6050,31 +5264,14 @@
         </w:rPr>
         <w:t>截圖</w:t>
       </w:r>
-      <w:proofErr w:type="gramEnd"/>
-      <w:r>
-        <w:t>。證明你懂資料庫正規化</w:t>
-      </w:r>
-      <w:proofErr w:type="gramStart"/>
-      <w:r>
-        <w:t>（</w:t>
-      </w:r>
-      <w:proofErr w:type="gramEnd"/>
-      <w:r>
-        <w:t>事實表</w:t>
+      <w:r>
+        <w:t>。證明你懂資料庫正規化（事實表</w:t>
       </w:r>
       <w:r>
         <w:t xml:space="preserve"> vs. </w:t>
       </w:r>
       <w:r>
-        <w:t>維度表</w:t>
-      </w:r>
-      <w:proofErr w:type="gramStart"/>
-      <w:r>
-        <w:t>）</w:t>
-      </w:r>
-      <w:proofErr w:type="gramEnd"/>
-      <w:r>
-        <w:t>。</w:t>
+        <w:t>維度表）。</w:t>
       </w:r>
     </w:p>
     <w:p>
@@ -6143,40 +5340,15 @@
         </w:rPr>
         <w:t xml:space="preserve">1-2 </w:t>
       </w:r>
-      <w:proofErr w:type="gramStart"/>
-      <w:r>
-        <w:rPr>
-          <w:b/>
-          <w:bCs/>
-        </w:rPr>
-        <w:t>個</w:t>
-      </w:r>
-      <w:proofErr w:type="gramEnd"/>
-      <w:r>
-        <w:rPr>
-          <w:b/>
-          <w:bCs/>
-        </w:rPr>
-        <w:t>關鍵公式</w:t>
-      </w:r>
-      <w:r>
-        <w:t>。</w:t>
-      </w:r>
-      <w:proofErr w:type="gramStart"/>
-      <w:r>
-        <w:t>比如「</w:t>
-      </w:r>
-      <w:proofErr w:type="gramEnd"/>
-      <w:r>
-        <w:t>夏季尖峰</w:t>
-      </w:r>
-      <w:proofErr w:type="gramStart"/>
-      <w:r>
-        <w:t>佔</w:t>
-      </w:r>
-      <w:proofErr w:type="gramEnd"/>
-      <w:r>
-        <w:t>比」或「</w:t>
+      <w:r>
+        <w:rPr>
+          <w:b/>
+          <w:bCs/>
+        </w:rPr>
+        <w:t>個關鍵公式</w:t>
+      </w:r>
+      <w:r>
+        <w:t>。比如「夏季尖峰佔比」或「</w:t>
       </w:r>
       <w:r>
         <w:t xml:space="preserve">2026 </w:t>
@@ -6259,13 +5431,8 @@
       <w:r>
         <w:t xml:space="preserve"> Power BI </w:t>
       </w:r>
-      <w:proofErr w:type="gramStart"/>
-      <w:r>
-        <w:t>截圖</w:t>
-      </w:r>
-      <w:proofErr w:type="gramEnd"/>
-      <w:r>
-        <w:t>（加上你早上優化的</w:t>
+      <w:r>
+        <w:t>截圖（加上你早上優化的</w:t>
       </w:r>
       <w:r>
         <w:rPr>
@@ -6450,23 +5617,7 @@
           <w:b/>
           <w:bCs/>
         </w:rPr>
-        <w:t>」代替「</w:t>
-      </w:r>
-      <w:proofErr w:type="gramStart"/>
-      <w:r>
-        <w:rPr>
-          <w:b/>
-          <w:bCs/>
-        </w:rPr>
-        <w:t>小截圖</w:t>
-      </w:r>
-      <w:proofErr w:type="gramEnd"/>
-      <w:r>
-        <w:rPr>
-          <w:b/>
-          <w:bCs/>
-        </w:rPr>
-        <w:t>」</w:t>
+        <w:t>」代替「小截圖」</w:t>
       </w:r>
     </w:p>
     <w:p>
@@ -6487,15 +5638,7 @@
         <w:t xml:space="preserve"> Power Query </w:t>
       </w:r>
       <w:r>
-        <w:t>的操作</w:t>
-      </w:r>
-      <w:proofErr w:type="gramStart"/>
-      <w:r>
-        <w:t>介面截圖</w:t>
-      </w:r>
-      <w:proofErr w:type="gramEnd"/>
-      <w:r>
-        <w:t>（字太小看不見）。</w:t>
+        <w:t>的操作介面截圖（字太小看不見）。</w:t>
       </w:r>
     </w:p>
     <w:p>
@@ -6592,15 +5735,7 @@
         <w:t xml:space="preserve"> PDF </w:t>
       </w:r>
       <w:r>
-        <w:t>的痛苦」，</w:t>
-      </w:r>
-      <w:proofErr w:type="gramStart"/>
-      <w:r>
-        <w:t>共鳴感最強</w:t>
-      </w:r>
-      <w:proofErr w:type="gramEnd"/>
-      <w:r>
-        <w:t>。</w:t>
+        <w:t>的痛苦」，共鳴感最強。</w:t>
       </w:r>
     </w:p>
     <w:p>
@@ -6626,29 +5761,8 @@
       </w:r>
     </w:p>
     <w:p>
-      <w:proofErr w:type="gramStart"/>
-      <w:r>
-        <w:t>不</w:t>
-      </w:r>
-      <w:proofErr w:type="gramEnd"/>
-      <w:r>
-        <w:t>要塞五六</w:t>
-      </w:r>
-      <w:proofErr w:type="gramStart"/>
-      <w:r>
-        <w:t>個</w:t>
-      </w:r>
-      <w:proofErr w:type="gramEnd"/>
-      <w:r>
-        <w:t>步驟，</w:t>
-      </w:r>
-      <w:proofErr w:type="gramStart"/>
-      <w:r>
-        <w:t>只抓最硬</w:t>
-      </w:r>
-      <w:proofErr w:type="gramEnd"/>
-      <w:r>
-        <w:t>的</w:t>
+      <w:r>
+        <w:t>不要塞五六個步驟，只抓最硬的</w:t>
       </w:r>
       <w:r>
         <w:t xml:space="preserve"> </w:t>
@@ -6823,13 +5937,8 @@
       <w:r>
         <w:t xml:space="preserve"> Model View </w:t>
       </w:r>
-      <w:proofErr w:type="gramStart"/>
-      <w:r>
-        <w:t>截圖</w:t>
-      </w:r>
-      <w:proofErr w:type="gramEnd"/>
-      <w:r>
-        <w:t>。</w:t>
+      <w:r>
+        <w:t>截圖。</w:t>
       </w:r>
     </w:p>
     <w:p>
@@ -6950,23 +6059,7 @@
           <w:b/>
           <w:bCs/>
         </w:rPr>
-        <w:t>導</w:t>
-      </w:r>
-      <w:proofErr w:type="gramStart"/>
-      <w:r>
-        <w:rPr>
-          <w:b/>
-          <w:bCs/>
-        </w:rPr>
-        <w:t>覽</w:t>
-      </w:r>
-      <w:proofErr w:type="gramEnd"/>
-      <w:r>
-        <w:rPr>
-          <w:b/>
-          <w:bCs/>
-        </w:rPr>
-        <w:t>頁</w:t>
+        <w:t>導覽頁</w:t>
       </w:r>
       <w:r>
         <w:rPr>
@@ -7001,15 +6094,7 @@
         <w:t xml:space="preserve"> (ETL)</w:t>
       </w:r>
       <w:r>
-        <w:t>：那一頁「肌肉展示」非常</w:t>
-      </w:r>
-      <w:proofErr w:type="gramStart"/>
-      <w:r>
-        <w:t>有氣場</w:t>
-      </w:r>
-      <w:proofErr w:type="gramEnd"/>
-      <w:r>
-        <w:t>。</w:t>
+        <w:t>：那一頁「肌肉展示」非常有氣場。</w:t>
       </w:r>
     </w:p>
     <w:p>
@@ -7051,15 +6136,7 @@
         <w:t>排版技術</w:t>
       </w:r>
       <w:r>
-        <w:t>：尺</w:t>
-      </w:r>
-      <w:proofErr w:type="gramStart"/>
-      <w:r>
-        <w:t>規</w:t>
-      </w:r>
-      <w:proofErr w:type="gramEnd"/>
-      <w:r>
-        <w:t>、行距、去油簡化都到位了。</w:t>
+        <w:t>：尺規、行距、去油簡化都到位了。</w:t>
       </w:r>
     </w:p>
     <w:p>
@@ -7092,21 +6169,7 @@
         <w:rPr>
           <w:rFonts w:hint="eastAsia"/>
         </w:rPr>
-        <w:t>潔淨能源</w:t>
-      </w:r>
-      <w:proofErr w:type="gramStart"/>
-      <w:r>
-        <w:rPr>
-          <w:rFonts w:hint="eastAsia"/>
-        </w:rPr>
-        <w:t>佔</w:t>
-      </w:r>
-      <w:proofErr w:type="gramEnd"/>
-      <w:r>
-        <w:rPr>
-          <w:rFonts w:hint="eastAsia"/>
-        </w:rPr>
-        <w:t>比持續推升，能源配比正式轉向。</w:t>
+        <w:t>潔淨能源佔比持續推升，能源配比正式轉向。</w:t>
       </w:r>
     </w:p>
     <w:p>
@@ -7116,23 +6179,13 @@
           <w:numId w:val="31"/>
         </w:numPr>
       </w:pPr>
-      <w:proofErr w:type="gramStart"/>
       <w:r>
         <w:rPr>
           <w:rFonts w:hint="eastAsia"/>
           <w:b/>
           <w:bCs/>
         </w:rPr>
-        <w:t>綠能核心</w:t>
-      </w:r>
-      <w:proofErr w:type="gramEnd"/>
-      <w:r>
-        <w:rPr>
-          <w:rFonts w:hint="eastAsia"/>
-          <w:b/>
-          <w:bCs/>
-        </w:rPr>
-        <w:t>：</w:t>
+        <w:t>綠能核心：</w:t>
       </w:r>
       <w:r>
         <w:rPr>
@@ -7243,7 +6296,156 @@
         <w:t>轉型深水區，儲能與靈活調度將是核心解決方案。</w:t>
       </w:r>
     </w:p>
+    <w:p>
+      <w:r>
+        <w:rPr>
+          <w:rFonts w:hint="eastAsia"/>
+        </w:rPr>
+        <w:t>.</w:t>
+      </w:r>
+    </w:p>
     <w:p/>
+    <w:p/>
+    <w:p>
+      <w:pPr>
+        <w:numPr>
+          <w:ilvl w:val="0"/>
+          <w:numId w:val="32"/>
+        </w:numPr>
+      </w:pPr>
+      <w:r>
+        <w:rPr>
+          <w:b/>
+          <w:bCs/>
+        </w:rPr>
+        <w:t>起</w:t>
+      </w:r>
+      <w:r>
+        <w:t>：</w:t>
+      </w:r>
+      <w:r>
+        <w:t xml:space="preserve">2007-2026 </w:t>
+      </w:r>
+      <w:r>
+        <w:t>潔淨能源數據演進（你的</w:t>
+      </w:r>
+      <w:r>
+        <w:t xml:space="preserve"> Power BI </w:t>
+      </w:r>
+      <w:r>
+        <w:t>成果）。</w:t>
+      </w:r>
+    </w:p>
+    <w:p>
+      <w:pPr>
+        <w:numPr>
+          <w:ilvl w:val="0"/>
+          <w:numId w:val="32"/>
+        </w:numPr>
+      </w:pPr>
+      <w:r>
+        <w:rPr>
+          <w:b/>
+          <w:bCs/>
+        </w:rPr>
+        <w:t>承</w:t>
+      </w:r>
+      <w:r>
+        <w:t>：數據顯示民營與民間力量正在「交叉接棒」。</w:t>
+      </w:r>
+    </w:p>
+    <w:p>
+      <w:pPr>
+        <w:numPr>
+          <w:ilvl w:val="0"/>
+          <w:numId w:val="32"/>
+        </w:numPr>
+      </w:pPr>
+      <w:r>
+        <w:rPr>
+          <w:b/>
+          <w:bCs/>
+        </w:rPr>
+        <w:t>轉</w:t>
+      </w:r>
+      <w:r>
+        <w:t>：這張</w:t>
+      </w:r>
+      <w:r>
+        <w:t>**</w:t>
+      </w:r>
+      <w:r>
+        <w:t>「接棒邏輯對照表」</w:t>
+      </w:r>
+      <w:r>
+        <w:t>**</w:t>
+      </w:r>
+      <w:r>
+        <w:t>（揭曉</w:t>
+      </w:r>
+      <w:r>
+        <w:t xml:space="preserve"> ESG </w:t>
+      </w:r>
+      <w:r>
+        <w:t>與生存壓力的真相）。</w:t>
+      </w:r>
+    </w:p>
+    <w:p>
+      <w:pPr>
+        <w:numPr>
+          <w:ilvl w:val="0"/>
+          <w:numId w:val="32"/>
+        </w:numPr>
+      </w:pPr>
+      <w:r>
+        <w:rPr>
+          <w:b/>
+          <w:bCs/>
+        </w:rPr>
+        <w:t>合</w:t>
+      </w:r>
+      <w:r>
+        <w:t>：最後那張</w:t>
+      </w:r>
+      <w:r>
+        <w:t>**</w:t>
+      </w:r>
+      <w:r>
+        <w:t>「能源新局結論頁」</w:t>
+      </w:r>
+      <w:r>
+        <w:t>**</w:t>
+      </w:r>
+      <w:r>
+        <w:t>（定調未來趨勢）。</w:t>
+      </w:r>
+    </w:p>
+    <w:p>
+      <w:r>
+        <w:t>這樣講下來，邏輯會非常絲滑，而且非常有說服力。</w:t>
+      </w:r>
+    </w:p>
+    <w:p>
+      <w:r>
+        <w:t>既然報告已經大功告成，這週末就先徹底放下數據，讓大腦關機充電。祝你結業發表一切順利，下禮拜有需要調整細節或練習演講內容，隨時再回來找我！</w:t>
+      </w:r>
+    </w:p>
+    <w:p>
+      <w:r>
+        <w:rPr>
+          <w:b/>
+          <w:bCs/>
+        </w:rPr>
+        <w:t>專家，收攤領薪水（休息）去吧！加油！</w:t>
+      </w:r>
+    </w:p>
+    <w:p>
+      <w:pPr>
+        <w:rPr>
+          <w:rFonts w:hint="eastAsia"/>
+        </w:rPr>
+      </w:pPr>
+    </w:p>
     <w:sectPr>
       <w:pgSz w:w="11906" w:h="16838"/>
       <w:pgMar w:top="1440" w:right="1800" w:bottom="1440" w:left="1800" w:header="851" w:footer="992" w:gutter="0"/>
@@ -8151,6 +7353,119 @@
     </w:lvl>
   </w:abstractNum>
   <w:abstractNum w:abstractNumId="6" w15:restartNumberingAfterBreak="0">
+    <w:nsid w:val="2D0852AA"/>
+    <w:multiLevelType w:val="multilevel"/>
+    <w:tmpl w:val="29A4CD12"/>
+    <w:lvl w:ilvl="0">
+      <w:start w:val="1"/>
+      <w:numFmt w:val="decimal"/>
+      <w:lvlText w:val="%1."/>
+      <w:lvlJc w:val="left"/>
+      <w:pPr>
+        <w:tabs>
+          <w:tab w:val="num" w:pos="720"/>
+        </w:tabs>
+        <w:ind w:left="720" w:hanging="360"/>
+      </w:pPr>
+    </w:lvl>
+    <w:lvl w:ilvl="1" w:tentative="1">
+      <w:start w:val="1"/>
+      <w:numFmt w:val="decimal"/>
+      <w:lvlText w:val="%2."/>
+      <w:lvlJc w:val="left"/>
+      <w:pPr>
+        <w:tabs>
+          <w:tab w:val="num" w:pos="1440"/>
+        </w:tabs>
+        <w:ind w:left="1440" w:hanging="360"/>
+      </w:pPr>
+    </w:lvl>
+    <w:lvl w:ilvl="2" w:tentative="1">
+      <w:start w:val="1"/>
+      <w:numFmt w:val="decimal"/>
+      <w:lvlText w:val="%3."/>
+      <w:lvlJc w:val="left"/>
+      <w:pPr>
+        <w:tabs>
+          <w:tab w:val="num" w:pos="2160"/>
+        </w:tabs>
+        <w:ind w:left="2160" w:hanging="360"/>
+      </w:pPr>
+    </w:lvl>
+    <w:lvl w:ilvl="3" w:tentative="1">
+      <w:start w:val="1"/>
+      <w:numFmt w:val="decimal"/>
+      <w:lvlText w:val="%4."/>
+      <w:lvlJc w:val="left"/>
+      <w:pPr>
+        <w:tabs>
+          <w:tab w:val="num" w:pos="2880"/>
+        </w:tabs>
+        <w:ind w:left="2880" w:hanging="360"/>
+      </w:pPr>
+    </w:lvl>
+    <w:lvl w:ilvl="4" w:tentative="1">
+      <w:start w:val="1"/>
+      <w:numFmt w:val="decimal"/>
+      <w:lvlText w:val="%5."/>
+      <w:lvlJc w:val="left"/>
+      <w:pPr>
+        <w:tabs>
+          <w:tab w:val="num" w:pos="3600"/>
+        </w:tabs>
+        <w:ind w:left="3600" w:hanging="360"/>
+      </w:pPr>
+    </w:lvl>
+    <w:lvl w:ilvl="5" w:tentative="1">
+      <w:start w:val="1"/>
+      <w:numFmt w:val="decimal"/>
+      <w:lvlText w:val="%6."/>
+      <w:lvlJc w:val="left"/>
+      <w:pPr>
+        <w:tabs>
+          <w:tab w:val="num" w:pos="4320"/>
+        </w:tabs>
+        <w:ind w:left="4320" w:hanging="360"/>
+      </w:pPr>
+    </w:lvl>
+    <w:lvl w:ilvl="6" w:tentative="1">
+      <w:start w:val="1"/>
+      <w:numFmt w:val="decimal"/>
+      <w:lvlText w:val="%7."/>
+      <w:lvlJc w:val="left"/>
+      <w:pPr>
+        <w:tabs>
+          <w:tab w:val="num" w:pos="5040"/>
+        </w:tabs>
+        <w:ind w:left="5040" w:hanging="360"/>
+      </w:pPr>
+    </w:lvl>
+    <w:lvl w:ilvl="7" w:tentative="1">
+      <w:start w:val="1"/>
+      <w:numFmt w:val="decimal"/>
+      <w:lvlText w:val="%8."/>
+      <w:lvlJc w:val="left"/>
+      <w:pPr>
+        <w:tabs>
+          <w:tab w:val="num" w:pos="5760"/>
+        </w:tabs>
+        <w:ind w:left="5760" w:hanging="360"/>
+      </w:pPr>
+    </w:lvl>
+    <w:lvl w:ilvl="8" w:tentative="1">
+      <w:start w:val="1"/>
+      <w:numFmt w:val="decimal"/>
+      <w:lvlText w:val="%9."/>
+      <w:lvlJc w:val="left"/>
+      <w:pPr>
+        <w:tabs>
+          <w:tab w:val="num" w:pos="6480"/>
+        </w:tabs>
+        <w:ind w:left="6480" w:hanging="360"/>
+      </w:pPr>
+    </w:lvl>
+  </w:abstractNum>
+  <w:abstractNum w:abstractNumId="7" w15:restartNumberingAfterBreak="0">
     <w:nsid w:val="32AC1E96"/>
     <w:multiLevelType w:val="multilevel"/>
     <w:tmpl w:val="0F20B938"/>
@@ -8299,7 +7614,7 @@
       </w:rPr>
     </w:lvl>
   </w:abstractNum>
-  <w:abstractNum w:abstractNumId="7" w15:restartNumberingAfterBreak="0">
+  <w:abstractNum w:abstractNumId="8" w15:restartNumberingAfterBreak="0">
     <w:nsid w:val="33772836"/>
     <w:multiLevelType w:val="multilevel"/>
     <w:tmpl w:val="8D7C5EF0"/>
@@ -8448,7 +7763,7 @@
       </w:rPr>
     </w:lvl>
   </w:abstractNum>
-  <w:abstractNum w:abstractNumId="8" w15:restartNumberingAfterBreak="0">
+  <w:abstractNum w:abstractNumId="9" w15:restartNumberingAfterBreak="0">
     <w:nsid w:val="346414FE"/>
     <w:multiLevelType w:val="multilevel"/>
     <w:tmpl w:val="03589E84"/>
@@ -8597,7 +7912,7 @@
       </w:rPr>
     </w:lvl>
   </w:abstractNum>
-  <w:abstractNum w:abstractNumId="9" w15:restartNumberingAfterBreak="0">
+  <w:abstractNum w:abstractNumId="10" w15:restartNumberingAfterBreak="0">
     <w:nsid w:val="363E2007"/>
     <w:multiLevelType w:val="multilevel"/>
     <w:tmpl w:val="C756C9FA"/>
@@ -8710,7 +8025,7 @@
       </w:pPr>
     </w:lvl>
   </w:abstractNum>
-  <w:abstractNum w:abstractNumId="10" w15:restartNumberingAfterBreak="0">
+  <w:abstractNum w:abstractNumId="11" w15:restartNumberingAfterBreak="0">
     <w:nsid w:val="373112A8"/>
     <w:multiLevelType w:val="multilevel"/>
     <w:tmpl w:val="D3584E2C"/>
@@ -8859,7 +8174,7 @@
       </w:rPr>
     </w:lvl>
   </w:abstractNum>
-  <w:abstractNum w:abstractNumId="11" w15:restartNumberingAfterBreak="0">
+  <w:abstractNum w:abstractNumId="12" w15:restartNumberingAfterBreak="0">
     <w:nsid w:val="3EA8621C"/>
     <w:multiLevelType w:val="multilevel"/>
     <w:tmpl w:val="2BFEF522"/>
@@ -8972,7 +8287,7 @@
       </w:pPr>
     </w:lvl>
   </w:abstractNum>
-  <w:abstractNum w:abstractNumId="12" w15:restartNumberingAfterBreak="0">
+  <w:abstractNum w:abstractNumId="13" w15:restartNumberingAfterBreak="0">
     <w:nsid w:val="3ECD7B62"/>
     <w:multiLevelType w:val="multilevel"/>
     <w:tmpl w:val="747E647A"/>
@@ -9121,7 +8436,7 @@
       </w:rPr>
     </w:lvl>
   </w:abstractNum>
-  <w:abstractNum w:abstractNumId="13" w15:restartNumberingAfterBreak="0">
+  <w:abstractNum w:abstractNumId="14" w15:restartNumberingAfterBreak="0">
     <w:nsid w:val="41BC0053"/>
     <w:multiLevelType w:val="multilevel"/>
     <w:tmpl w:val="1D1E5B6A"/>
@@ -9234,7 +8549,7 @@
       </w:pPr>
     </w:lvl>
   </w:abstractNum>
-  <w:abstractNum w:abstractNumId="14" w15:restartNumberingAfterBreak="0">
+  <w:abstractNum w:abstractNumId="15" w15:restartNumberingAfterBreak="0">
     <w:nsid w:val="463074A9"/>
     <w:multiLevelType w:val="multilevel"/>
     <w:tmpl w:val="709EC45E"/>
@@ -9351,7 +8666,7 @@
       </w:pPr>
     </w:lvl>
   </w:abstractNum>
-  <w:abstractNum w:abstractNumId="15" w15:restartNumberingAfterBreak="0">
+  <w:abstractNum w:abstractNumId="16" w15:restartNumberingAfterBreak="0">
     <w:nsid w:val="47053C93"/>
     <w:multiLevelType w:val="multilevel"/>
     <w:tmpl w:val="21CCE9D2"/>
@@ -9500,7 +8815,7 @@
       </w:rPr>
     </w:lvl>
   </w:abstractNum>
-  <w:abstractNum w:abstractNumId="16" w15:restartNumberingAfterBreak="0">
+  <w:abstractNum w:abstractNumId="17" w15:restartNumberingAfterBreak="0">
     <w:nsid w:val="473C06A8"/>
     <w:multiLevelType w:val="multilevel"/>
     <w:tmpl w:val="1A1CE2B4"/>
@@ -9649,7 +8964,7 @@
       </w:rPr>
     </w:lvl>
   </w:abstractNum>
-  <w:abstractNum w:abstractNumId="17" w15:restartNumberingAfterBreak="0">
+  <w:abstractNum w:abstractNumId="18" w15:restartNumberingAfterBreak="0">
     <w:nsid w:val="48A05D6B"/>
     <w:multiLevelType w:val="multilevel"/>
     <w:tmpl w:val="3D66E24C"/>
@@ -9766,7 +9081,7 @@
       </w:pPr>
     </w:lvl>
   </w:abstractNum>
-  <w:abstractNum w:abstractNumId="18" w15:restartNumberingAfterBreak="0">
+  <w:abstractNum w:abstractNumId="19" w15:restartNumberingAfterBreak="0">
     <w:nsid w:val="4A3063A4"/>
     <w:multiLevelType w:val="multilevel"/>
     <w:tmpl w:val="8898CE04"/>
@@ -9915,7 +9230,7 @@
       </w:rPr>
     </w:lvl>
   </w:abstractNum>
-  <w:abstractNum w:abstractNumId="19" w15:restartNumberingAfterBreak="0">
+  <w:abstractNum w:abstractNumId="20" w15:restartNumberingAfterBreak="0">
     <w:nsid w:val="569D1DE1"/>
     <w:multiLevelType w:val="multilevel"/>
     <w:tmpl w:val="E10AE880"/>
@@ -10032,7 +9347,7 @@
       </w:pPr>
     </w:lvl>
   </w:abstractNum>
-  <w:abstractNum w:abstractNumId="20" w15:restartNumberingAfterBreak="0">
+  <w:abstractNum w:abstractNumId="21" w15:restartNumberingAfterBreak="0">
     <w:nsid w:val="5B185ECE"/>
     <w:multiLevelType w:val="multilevel"/>
     <w:tmpl w:val="B246A5EC"/>
@@ -10181,7 +9496,7 @@
       </w:rPr>
     </w:lvl>
   </w:abstractNum>
-  <w:abstractNum w:abstractNumId="21" w15:restartNumberingAfterBreak="0">
+  <w:abstractNum w:abstractNumId="22" w15:restartNumberingAfterBreak="0">
     <w:nsid w:val="5CC82144"/>
     <w:multiLevelType w:val="multilevel"/>
     <w:tmpl w:val="B4FCA3C2"/>
@@ -10330,7 +9645,7 @@
       </w:rPr>
     </w:lvl>
   </w:abstractNum>
-  <w:abstractNum w:abstractNumId="22" w15:restartNumberingAfterBreak="0">
+  <w:abstractNum w:abstractNumId="23" w15:restartNumberingAfterBreak="0">
     <w:nsid w:val="61AF47AB"/>
     <w:multiLevelType w:val="multilevel"/>
     <w:tmpl w:val="4F1415BC"/>
@@ -10479,7 +9794,7 @@
       </w:rPr>
     </w:lvl>
   </w:abstractNum>
-  <w:abstractNum w:abstractNumId="23" w15:restartNumberingAfterBreak="0">
+  <w:abstractNum w:abstractNumId="24" w15:restartNumberingAfterBreak="0">
     <w:nsid w:val="61ED1622"/>
     <w:multiLevelType w:val="hybridMultilevel"/>
     <w:tmpl w:val="BC50CFB2"/>
@@ -10619,7 +9934,7 @@
       </w:rPr>
     </w:lvl>
   </w:abstractNum>
-  <w:abstractNum w:abstractNumId="24" w15:restartNumberingAfterBreak="0">
+  <w:abstractNum w:abstractNumId="25" w15:restartNumberingAfterBreak="0">
     <w:nsid w:val="62CE488F"/>
     <w:multiLevelType w:val="multilevel"/>
     <w:tmpl w:val="9DDA4604"/>
@@ -10768,7 +10083,7 @@
       </w:rPr>
     </w:lvl>
   </w:abstractNum>
-  <w:abstractNum w:abstractNumId="25" w15:restartNumberingAfterBreak="0">
+  <w:abstractNum w:abstractNumId="26" w15:restartNumberingAfterBreak="0">
     <w:nsid w:val="673A6AF5"/>
     <w:multiLevelType w:val="multilevel"/>
     <w:tmpl w:val="0A56CA52"/>
@@ -10917,7 +10232,7 @@
       </w:rPr>
     </w:lvl>
   </w:abstractNum>
-  <w:abstractNum w:abstractNumId="26" w15:restartNumberingAfterBreak="0">
+  <w:abstractNum w:abstractNumId="27" w15:restartNumberingAfterBreak="0">
     <w:nsid w:val="6BFE44EF"/>
     <w:multiLevelType w:val="multilevel"/>
     <w:tmpl w:val="936617D8"/>
@@ -11034,7 +10349,7 @@
       </w:pPr>
     </w:lvl>
   </w:abstractNum>
-  <w:abstractNum w:abstractNumId="27" w15:restartNumberingAfterBreak="0">
+  <w:abstractNum w:abstractNumId="28" w15:restartNumberingAfterBreak="0">
     <w:nsid w:val="6D30179E"/>
     <w:multiLevelType w:val="multilevel"/>
     <w:tmpl w:val="6144E2DE"/>
@@ -11183,7 +10498,7 @@
       </w:rPr>
     </w:lvl>
   </w:abstractNum>
-  <w:abstractNum w:abstractNumId="28" w15:restartNumberingAfterBreak="0">
+  <w:abstractNum w:abstractNumId="29" w15:restartNumberingAfterBreak="0">
     <w:nsid w:val="70AA7FA3"/>
     <w:multiLevelType w:val="multilevel"/>
     <w:tmpl w:val="AA40F81C"/>
@@ -11332,7 +10647,7 @@
       </w:rPr>
     </w:lvl>
   </w:abstractNum>
-  <w:abstractNum w:abstractNumId="29" w15:restartNumberingAfterBreak="0">
+  <w:abstractNum w:abstractNumId="30" w15:restartNumberingAfterBreak="0">
     <w:nsid w:val="71F05FAB"/>
     <w:multiLevelType w:val="multilevel"/>
     <w:tmpl w:val="D2E05C3C"/>
@@ -11449,7 +10764,7 @@
       </w:pPr>
     </w:lvl>
   </w:abstractNum>
-  <w:abstractNum w:abstractNumId="30" w15:restartNumberingAfterBreak="0">
+  <w:abstractNum w:abstractNumId="31" w15:restartNumberingAfterBreak="0">
     <w:nsid w:val="798117C5"/>
     <w:multiLevelType w:val="multilevel"/>
     <w:tmpl w:val="48E035EC"/>
@@ -11563,97 +10878,100 @@
     </w:lvl>
   </w:abstractNum>
   <w:num w:numId="1" w16cid:durableId="619381814">
-    <w:abstractNumId w:val="13"/>
+    <w:abstractNumId w:val="14"/>
   </w:num>
   <w:num w:numId="2" w16cid:durableId="1801605303">
-    <w:abstractNumId w:val="15"/>
+    <w:abstractNumId w:val="16"/>
   </w:num>
   <w:num w:numId="3" w16cid:durableId="1289433926">
     <w:abstractNumId w:val="2"/>
   </w:num>
   <w:num w:numId="4" w16cid:durableId="271474084">
-    <w:abstractNumId w:val="12"/>
+    <w:abstractNumId w:val="13"/>
   </w:num>
   <w:num w:numId="5" w16cid:durableId="1795178397">
-    <w:abstractNumId w:val="8"/>
+    <w:abstractNumId w:val="9"/>
   </w:num>
   <w:num w:numId="6" w16cid:durableId="696933545">
-    <w:abstractNumId w:val="10"/>
+    <w:abstractNumId w:val="11"/>
   </w:num>
   <w:num w:numId="7" w16cid:durableId="480662031">
     <w:abstractNumId w:val="0"/>
   </w:num>
   <w:num w:numId="8" w16cid:durableId="2061785825">
-    <w:abstractNumId w:val="21"/>
+    <w:abstractNumId w:val="22"/>
   </w:num>
   <w:num w:numId="9" w16cid:durableId="2038312274">
-    <w:abstractNumId w:val="9"/>
+    <w:abstractNumId w:val="10"/>
   </w:num>
   <w:num w:numId="10" w16cid:durableId="1860586880">
+    <w:abstractNumId w:val="30"/>
+  </w:num>
+  <w:num w:numId="11" w16cid:durableId="2035305763">
     <w:abstractNumId w:val="29"/>
   </w:num>
-  <w:num w:numId="11" w16cid:durableId="2035305763">
-    <w:abstractNumId w:val="28"/>
-  </w:num>
   <w:num w:numId="12" w16cid:durableId="601451972">
-    <w:abstractNumId w:val="22"/>
+    <w:abstractNumId w:val="23"/>
   </w:num>
   <w:num w:numId="13" w16cid:durableId="1931504339">
-    <w:abstractNumId w:val="18"/>
+    <w:abstractNumId w:val="19"/>
   </w:num>
   <w:num w:numId="14" w16cid:durableId="886061914">
-    <w:abstractNumId w:val="24"/>
+    <w:abstractNumId w:val="25"/>
   </w:num>
   <w:num w:numId="15" w16cid:durableId="435370264">
-    <w:abstractNumId w:val="6"/>
+    <w:abstractNumId w:val="7"/>
   </w:num>
   <w:num w:numId="16" w16cid:durableId="1703282340">
     <w:abstractNumId w:val="4"/>
   </w:num>
   <w:num w:numId="17" w16cid:durableId="849022896">
-    <w:abstractNumId w:val="25"/>
+    <w:abstractNumId w:val="26"/>
   </w:num>
   <w:num w:numId="18" w16cid:durableId="1865555938">
-    <w:abstractNumId w:val="27"/>
+    <w:abstractNumId w:val="28"/>
   </w:num>
   <w:num w:numId="19" w16cid:durableId="1948926220">
-    <w:abstractNumId w:val="20"/>
+    <w:abstractNumId w:val="21"/>
   </w:num>
   <w:num w:numId="20" w16cid:durableId="1032682084">
-    <w:abstractNumId w:val="7"/>
+    <w:abstractNumId w:val="8"/>
   </w:num>
   <w:num w:numId="21" w16cid:durableId="360909135">
     <w:abstractNumId w:val="5"/>
   </w:num>
   <w:num w:numId="22" w16cid:durableId="1922638399">
-    <w:abstractNumId w:val="14"/>
+    <w:abstractNumId w:val="15"/>
   </w:num>
   <w:num w:numId="23" w16cid:durableId="2028018732">
-    <w:abstractNumId w:val="30"/>
+    <w:abstractNumId w:val="31"/>
   </w:num>
   <w:num w:numId="24" w16cid:durableId="210507599">
-    <w:abstractNumId w:val="17"/>
+    <w:abstractNumId w:val="18"/>
   </w:num>
   <w:num w:numId="25" w16cid:durableId="192497263">
-    <w:abstractNumId w:val="26"/>
+    <w:abstractNumId w:val="27"/>
   </w:num>
   <w:num w:numId="26" w16cid:durableId="334261190">
-    <w:abstractNumId w:val="19"/>
+    <w:abstractNumId w:val="20"/>
   </w:num>
   <w:num w:numId="27" w16cid:durableId="1807501715">
     <w:abstractNumId w:val="3"/>
   </w:num>
   <w:num w:numId="28" w16cid:durableId="1803577848">
-    <w:abstractNumId w:val="16"/>
+    <w:abstractNumId w:val="17"/>
   </w:num>
   <w:num w:numId="29" w16cid:durableId="1482774359">
     <w:abstractNumId w:val="1"/>
   </w:num>
   <w:num w:numId="30" w16cid:durableId="1432580775">
-    <w:abstractNumId w:val="11"/>
+    <w:abstractNumId w:val="12"/>
   </w:num>
   <w:num w:numId="31" w16cid:durableId="1998536277">
-    <w:abstractNumId w:val="23"/>
+    <w:abstractNumId w:val="24"/>
+  </w:num>
+  <w:num w:numId="32" w16cid:durableId="1521771137">
+    <w:abstractNumId w:val="6"/>
   </w:num>
 </w:numbering>
 </file>
